--- a/thesis/_output/JHerrera_XAI_Tesis_Doctorado.docx
+++ b/thesis/_output/JHerrera_XAI_Tesis_Doctorado.docx
@@ -765,182 +765,585 @@
       </w:r>
     </w:p>
     <w:bookmarkEnd w:id="28"/>
-    <w:bookmarkStart w:id="44" w:name="marco-teórico"/>
+    <w:bookmarkStart w:id="43" w:name="marco-metodológico"/>
     <w:p>
       <w:pPr>
         <w:pStyle w:val="Ttulo1"/>
       </w:pPr>
       <w:r>
-        <w:t xml:space="preserve">2. Marco teórico</w:t>
-      </w:r>
-    </w:p>
-    <w:bookmarkStart w:id="29" w:name="X7133ed101bf9a9b0f87ccc84aa7c501df9ebcd7"/>
+        <w:t xml:space="preserve">2. Marco Metodológico</w:t>
+      </w:r>
+    </w:p>
+    <w:bookmarkStart w:id="29" w:name="problema-de-investigación"/>
     <w:p>
       <w:pPr>
         <w:pStyle w:val="Ttulo2"/>
       </w:pPr>
       <w:r>
-        <w:t xml:space="preserve">2.1 Estado del arte en XAI e interpretabilidad agnóstica</w:t>
+        <w:t xml:space="preserve">2.1 Problema de investigación</w:t>
       </w:r>
     </w:p>
     <w:bookmarkEnd w:id="29"/>
-    <w:bookmarkStart w:id="30" w:name="problema-de-investigación"/>
+    <w:bookmarkStart w:id="30" w:name="justificación-científica-y-práctica"/>
     <w:p>
       <w:pPr>
         <w:pStyle w:val="Ttulo2"/>
       </w:pPr>
       <w:r>
-        <w:t xml:space="preserve">2.2 Problema de investigación</w:t>
+        <w:t xml:space="preserve">2.2 Justificación científica y práctica</w:t>
       </w:r>
     </w:p>
     <w:bookmarkEnd w:id="30"/>
-    <w:bookmarkStart w:id="31" w:name="justificación-científica-y-práctica"/>
+    <w:bookmarkStart w:id="34" w:name="objetivos-e-hipótesis"/>
     <w:p>
       <w:pPr>
         <w:pStyle w:val="Ttulo2"/>
       </w:pPr>
       <w:r>
-        <w:t xml:space="preserve">2.3 Justificación científica y práctica</w:t>
+        <w:t xml:space="preserve">2.3 Objetivos e hipótesis</w:t>
+      </w:r>
+    </w:p>
+    <w:bookmarkStart w:id="31" w:name="objetivo-general"/>
+    <w:p>
+      <w:pPr>
+        <w:pStyle w:val="Ttulo3"/>
+      </w:pPr>
+      <w:r>
+        <w:t xml:space="preserve">2.3.1 Objetivo general</w:t>
       </w:r>
     </w:p>
     <w:bookmarkEnd w:id="31"/>
-    <w:bookmarkStart w:id="35" w:name="objetivos-e-hipótesis"/>
+    <w:bookmarkStart w:id="32" w:name="objetivos-específicos"/>
+    <w:p>
+      <w:pPr>
+        <w:pStyle w:val="Ttulo3"/>
+      </w:pPr>
+      <w:r>
+        <w:t xml:space="preserve">2.3.2 Objetivos específicos</w:t>
+      </w:r>
+    </w:p>
+    <w:bookmarkEnd w:id="32"/>
+    <w:bookmarkStart w:id="33" w:name="hipótesis-o-proposiciones-de-trabajo"/>
+    <w:p>
+      <w:pPr>
+        <w:pStyle w:val="Ttulo3"/>
+      </w:pPr>
+      <w:r>
+        <w:t xml:space="preserve">2.3.3 Hipótesis o proposiciones de trabajo</w:t>
+      </w:r>
+    </w:p>
+    <w:bookmarkEnd w:id="33"/>
+    <w:bookmarkEnd w:id="34"/>
+    <w:bookmarkStart w:id="42" w:name="metodología-general-de-la-investigación"/>
     <w:p>
       <w:pPr>
         <w:pStyle w:val="Ttulo2"/>
       </w:pPr>
       <w:r>
-        <w:t xml:space="preserve">2.4 Objetivos e hipótesis</w:t>
-      </w:r>
-    </w:p>
-    <w:bookmarkStart w:id="32" w:name="objetivo-general"/>
+        <w:t xml:space="preserve">2.4 Metodología general de la investigación</w:t>
+      </w:r>
+    </w:p>
+    <w:bookmarkStart w:id="35" w:name="enfoque"/>
     <w:p>
       <w:pPr>
         <w:pStyle w:val="Ttulo3"/>
       </w:pPr>
       <w:r>
-        <w:t xml:space="preserve">2.4.1 Objetivo general</w:t>
-      </w:r>
-    </w:p>
-    <w:bookmarkEnd w:id="32"/>
-    <w:bookmarkStart w:id="33" w:name="objetivos-específicos"/>
+        <w:t xml:space="preserve">2.4.1 Enfoque</w:t>
+      </w:r>
+    </w:p>
+    <w:bookmarkEnd w:id="35"/>
+    <w:bookmarkStart w:id="36" w:name="tipo-de-investigación"/>
     <w:p>
       <w:pPr>
         <w:pStyle w:val="Ttulo3"/>
       </w:pPr>
       <w:r>
-        <w:t xml:space="preserve">2.4.2 Objetivos específicos</w:t>
-      </w:r>
-    </w:p>
-    <w:bookmarkEnd w:id="33"/>
-    <w:bookmarkStart w:id="34" w:name="hipótesis-o-proposiciones-de-trabajo"/>
+        <w:t xml:space="preserve">2.4.2 Tipo de investigación</w:t>
+      </w:r>
+    </w:p>
+    <w:bookmarkEnd w:id="36"/>
+    <w:bookmarkStart w:id="37" w:name="universo-y-contexto-experimental"/>
     <w:p>
       <w:pPr>
         <w:pStyle w:val="Ttulo3"/>
       </w:pPr>
       <w:r>
-        <w:t xml:space="preserve">2.4.3 Hipótesis o proposiciones de trabajo</w:t>
-      </w:r>
-    </w:p>
-    <w:bookmarkEnd w:id="34"/>
-    <w:bookmarkEnd w:id="35"/>
-    <w:bookmarkStart w:id="43" w:name="metodología-general-de-la-investigación"/>
-    <w:p>
-      <w:pPr>
-        <w:pStyle w:val="Ttulo2"/>
-      </w:pPr>
-      <w:r>
-        <w:t xml:space="preserve">2.5 Metodología general de la investigación</w:t>
-      </w:r>
-    </w:p>
-    <w:bookmarkStart w:id="36" w:name="enfoque"/>
+        <w:t xml:space="preserve">2.4.3 Universo y contexto experimental</w:t>
+      </w:r>
+    </w:p>
+    <w:bookmarkEnd w:id="37"/>
+    <w:bookmarkStart w:id="38" w:name="Xdcd1be9d99c262f87a75615ad9164d40f630ac9"/>
     <w:p>
       <w:pPr>
         <w:pStyle w:val="Ttulo3"/>
       </w:pPr>
       <w:r>
-        <w:t xml:space="preserve">2.5.1 Enfoque</w:t>
-      </w:r>
-    </w:p>
-    <w:bookmarkEnd w:id="36"/>
-    <w:bookmarkStart w:id="37" w:name="tipo-de-investigación"/>
+        <w:t xml:space="preserve">2.4.4 Muestra de datasets, modelos y métodos XAI</w:t>
+      </w:r>
+    </w:p>
+    <w:bookmarkEnd w:id="38"/>
+    <w:bookmarkStart w:id="39" w:name="criterios-de-inclusión-y-exclusión"/>
     <w:p>
       <w:pPr>
         <w:pStyle w:val="Ttulo3"/>
       </w:pPr>
       <w:r>
-        <w:t xml:space="preserve">2.5.2 Tipo de investigación</w:t>
-      </w:r>
-    </w:p>
-    <w:bookmarkEnd w:id="37"/>
-    <w:bookmarkStart w:id="38" w:name="universo-y-contexto-experimental"/>
+        <w:t xml:space="preserve">2.4.5 Criterios de inclusión y exclusión</w:t>
+      </w:r>
+    </w:p>
+    <w:bookmarkEnd w:id="39"/>
+    <w:bookmarkStart w:id="40" w:name="variables-dimensiones-y-métricas"/>
     <w:p>
       <w:pPr>
         <w:pStyle w:val="Ttulo3"/>
       </w:pPr>
       <w:r>
-        <w:t xml:space="preserve">2.5.3 Universo y contexto experimental</w:t>
-      </w:r>
-    </w:p>
-    <w:bookmarkEnd w:id="38"/>
-    <w:bookmarkStart w:id="39" w:name="Xdcd1be9d99c262f87a75615ad9164d40f630ac9"/>
+        <w:t xml:space="preserve">2.4.6 Variables, dimensiones y métricas</w:t>
+      </w:r>
+    </w:p>
+    <w:bookmarkEnd w:id="40"/>
+    <w:bookmarkStart w:id="41" w:name="estrategia-procedimental"/>
     <w:p>
       <w:pPr>
         <w:pStyle w:val="Ttulo3"/>
       </w:pPr>
       <w:r>
-        <w:t xml:space="preserve">2.5.4 Muestra de datasets, modelos y métodos XAI</w:t>
-      </w:r>
-    </w:p>
-    <w:bookmarkEnd w:id="39"/>
-    <w:bookmarkStart w:id="40" w:name="criterios-de-inclusión-y-exclusión"/>
-    <w:p>
-      <w:pPr>
-        <w:pStyle w:val="Ttulo3"/>
-      </w:pPr>
-      <w:r>
-        <w:t xml:space="preserve">2.5.5 Criterios de inclusión y exclusión</w:t>
-      </w:r>
-    </w:p>
-    <w:bookmarkEnd w:id="40"/>
-    <w:bookmarkStart w:id="41" w:name="variables-dimensiones-y-métricas"/>
-    <w:p>
-      <w:pPr>
-        <w:pStyle w:val="Ttulo3"/>
-      </w:pPr>
-      <w:r>
-        <w:t xml:space="preserve">2.5.6 Variables, dimensiones y métricas</w:t>
+        <w:t xml:space="preserve">2.4.7 Estrategia procedimental</w:t>
       </w:r>
     </w:p>
     <w:bookmarkEnd w:id="41"/>
-    <w:bookmarkStart w:id="42" w:name="estrategia-procedimental"/>
-    <w:p>
-      <w:pPr>
-        <w:pStyle w:val="Ttulo3"/>
-      </w:pPr>
-      <w:r>
-        <w:t xml:space="preserve">2.5.7 Estrategia procedimental</w:t>
-      </w:r>
-    </w:p>
     <w:bookmarkEnd w:id="42"/>
     <w:bookmarkEnd w:id="43"/>
+    <w:bookmarkStart w:id="54" w:name="X5df853d312351836bad75f10c25fdcfe7ebc358"/>
+    <w:p>
+      <w:pPr>
+        <w:pStyle w:val="Ttulo1"/>
+      </w:pPr>
+      <w:r>
+        <w:t xml:space="preserve">3. Marco teórico específico / fundamentos conceptuales</w:t>
+      </w:r>
+    </w:p>
+    <w:bookmarkStart w:id="44" w:name="X7133ed101bf9a9b0f87ccc84aa7c501df9ebcd7"/>
+    <w:p>
+      <w:pPr>
+        <w:pStyle w:val="Ttulo2"/>
+      </w:pPr>
+      <w:r>
+        <w:t xml:space="preserve">3.1 Estado del arte en XAI e interpretabilidad agnóstica</w:t>
+      </w:r>
+    </w:p>
+    <w:p>
+      <w:pPr>
+        <w:pStyle w:val="FirstParagraph"/>
+      </w:pPr>
+      <w:r>
+        <w:t xml:space="preserve">El campo de la Inteligencia Artificial Explicable (XAI) ha experimentado una</w:t>
+      </w:r>
+      <w:r>
+        <w:t xml:space="preserve"> </w:t>
+      </w:r>
+      <w:r>
+        <w:t xml:space="preserve">expansión sin precedentes en la última década, consolidándose como un pilar</w:t>
+      </w:r>
+      <w:r>
+        <w:t xml:space="preserve"> </w:t>
+      </w:r>
+      <w:r>
+        <w:t xml:space="preserve">crítico para la adopción de modelos de caja negra en sectores de alta</w:t>
+      </w:r>
+      <w:r>
+        <w:t xml:space="preserve"> </w:t>
+      </w:r>
+      <w:r>
+        <w:t xml:space="preserve">responsabilidad. Las revisiones sistemáticas más recientes</w:t>
+      </w:r>
+      <w:r>
+        <w:t xml:space="preserve"> </w:t>
+      </w:r>
+      <w:r>
+        <w:t xml:space="preserve">(Abdul Kadir et al. 2023; Canha et al. 2025)</w:t>
+      </w:r>
+      <w:r>
+        <w:t xml:space="preserve"> </w:t>
+      </w:r>
+      <w:r>
+        <w:t xml:space="preserve">coinciden en que, si bien la literatura ha producido un crecimiento</w:t>
+      </w:r>
+      <w:r>
+        <w:t xml:space="preserve"> </w:t>
+      </w:r>
+      <w:r>
+        <w:t xml:space="preserve">asintótico en el número de algoritmos propuestos —destacando métodos líderes</w:t>
+      </w:r>
+      <w:r>
+        <w:t xml:space="preserve"> </w:t>
+      </w:r>
+      <w:r>
+        <w:t xml:space="preserve">como LIME</w:t>
+      </w:r>
+      <w:r>
+        <w:t xml:space="preserve"> </w:t>
+      </w:r>
+      <w:r>
+        <w:t xml:space="preserve">(Ribeiro 2016)</w:t>
+      </w:r>
+      <w:r>
+        <w:t xml:space="preserve">, SHAP</w:t>
+      </w:r>
+      <w:r>
+        <w:t xml:space="preserve"> </w:t>
+      </w:r>
+      <w:r>
+        <w:t xml:space="preserve">(Lundberg 2017)</w:t>
+      </w:r>
+      <w:r>
+        <w:t xml:space="preserve"> </w:t>
+      </w:r>
+      <w:r>
+        <w:t xml:space="preserve">y Anchors</w:t>
+      </w:r>
+      <w:r>
+        <w:t xml:space="preserve"> </w:t>
+      </w:r>
+      <w:r>
+        <w:t xml:space="preserve">(Ribeiro 2018)</w:t>
+      </w:r>
+      <w:r>
+        <w:t xml:space="preserve">—, el</w:t>
+      </w:r>
+      <w:r>
+        <w:t xml:space="preserve"> </w:t>
+      </w:r>
+      <w:r>
+        <w:t xml:space="preserve">desarrollo de protocolos de evaluación estandarizados no ha seguido el mismo</w:t>
+      </w:r>
+      <w:r>
+        <w:t xml:space="preserve"> </w:t>
+      </w:r>
+      <w:r>
+        <w:t xml:space="preserve">ritmo. De hecho, un análisis basado en la metodología PRISMA realizado por</w:t>
+      </w:r>
+      <w:r>
+        <w:t xml:space="preserve"> </w:t>
+      </w:r>
+      <w:r>
+        <w:t xml:space="preserve">Abdul Kadir et al. (2023)</w:t>
+      </w:r>
+      <w:r>
+        <w:t xml:space="preserve"> </w:t>
+      </w:r>
+      <w:r>
+        <w:t xml:space="preserve">revela que, a pesar de la madurez percibida del área, solo una</w:t>
+      </w:r>
+      <w:r>
+        <w:t xml:space="preserve"> </w:t>
+      </w:r>
+      <w:r>
+        <w:t xml:space="preserve">fracción marginal de la producción científica (estimada en un 14%) incorpora</w:t>
+      </w:r>
+      <w:r>
+        <w:t xml:space="preserve"> </w:t>
+      </w:r>
+      <w:r>
+        <w:t xml:space="preserve">marcos de evaluación cuantitativa rigurosos, limitándose mayoritariamente a</w:t>
+      </w:r>
+      <w:r>
+        <w:t xml:space="preserve"> </w:t>
+      </w:r>
+      <w:r>
+        <w:t xml:space="preserve">validaciones cualitativas o anecdóticas.</w:t>
+      </w:r>
+    </w:p>
+    <w:p>
+      <w:pPr>
+        <w:pStyle w:val="Textoindependiente"/>
+      </w:pPr>
+      <w:r>
+        <w:t xml:space="preserve">Esta fragmentación ha dado lugar a lo que</w:t>
+      </w:r>
+      <w:r>
+        <w:t xml:space="preserve"> </w:t>
+      </w:r>
+      <w:r>
+        <w:t xml:space="preserve">Pawlicki et al. (2024)</w:t>
+      </w:r>
+      <w:r>
+        <w:t xml:space="preserve"> </w:t>
+      </w:r>
+      <w:r>
+        <w:t xml:space="preserve">define como una</w:t>
+      </w:r>
+      <w:r>
+        <w:t xml:space="preserve"> </w:t>
+      </w:r>
+      <w:r>
+        <w:t xml:space="preserve">proliferación de métricas inconexas, donde la duplicidad de criterios y la falta</w:t>
+      </w:r>
+      <w:r>
+        <w:t xml:space="preserve"> </w:t>
+      </w:r>
+      <w:r>
+        <w:t xml:space="preserve">de consenso sobre las propiedades fundamentales de una explicación (como la</w:t>
+      </w:r>
+      <w:r>
+        <w:t xml:space="preserve"> </w:t>
+      </w:r>
+      <w:r>
+        <w:t xml:space="preserve">fidelidad, la estabilidad y la robustez) dificultan la comparación objetiva</w:t>
+      </w:r>
+      <w:r>
+        <w:t xml:space="preserve"> </w:t>
+      </w:r>
+      <w:r>
+        <w:t xml:space="preserve">entre aproximaciones. Investigaciones contemporáneas</w:t>
+      </w:r>
+      <w:r>
+        <w:t xml:space="preserve"> </w:t>
+      </w:r>
+      <w:r>
+        <w:t xml:space="preserve">(Bhattacharya and Verbert 2024; Nizam and Zafar 2023)</w:t>
+      </w:r>
+      <w:r>
+        <w:t xml:space="preserve"> </w:t>
+      </w:r>
+      <w:r>
+        <w:t xml:space="preserve">argumentan que la falta de un estándar unificado impide valorar la</w:t>
+      </w:r>
+      <w:r>
+        <w:t xml:space="preserve"> </w:t>
+      </w:r>
+      <w:r>
+        <w:t xml:space="preserve">explicabilidad de manera multidimensional, ignorando a menudo el hecho de que</w:t>
+      </w:r>
+      <w:r>
+        <w:t xml:space="preserve"> </w:t>
+      </w:r>
+      <w:r>
+        <w:t xml:space="preserve">los sistemas de IA modernos no solo requieren precisión técnica, sino también</w:t>
+      </w:r>
+      <w:r>
+        <w:t xml:space="preserve"> </w:t>
+      </w:r>
+      <w:r>
+        <w:t xml:space="preserve">validez semántica para sus destinatarios humanos. En respuesta a este vacío, han</w:t>
+      </w:r>
+      <w:r>
+        <w:t xml:space="preserve"> </w:t>
+      </w:r>
+      <w:r>
+        <w:t xml:space="preserve">surgido ecosistemas de benchmarking integrales como Quantus</w:t>
+      </w:r>
+      <w:r>
+        <w:t xml:space="preserve"> </w:t>
+      </w:r>
+      <w:r>
+        <w:t xml:space="preserve">(Hedström et al. 2023)</w:t>
+      </w:r>
+      <w:r>
+        <w:t xml:space="preserve"> </w:t>
+      </w:r>
+      <w:r>
+        <w:t xml:space="preserve">y</w:t>
+      </w:r>
+      <w:r>
+        <w:t xml:space="preserve"> </w:t>
+      </w:r>
+      <w:r>
+        <w:t xml:space="preserve">OpenXAI</w:t>
+      </w:r>
+      <w:r>
+        <w:t xml:space="preserve"> </w:t>
+      </w:r>
+      <w:r>
+        <w:t xml:space="preserve">(Agarwal et al. 2022)</w:t>
+      </w:r>
+      <w:r>
+        <w:t xml:space="preserve">, los cuales intentan sistematizar el proceso de</w:t>
+      </w:r>
+      <w:r>
+        <w:t xml:space="preserve"> </w:t>
+      </w:r>
+      <w:r>
+        <w:t xml:space="preserve">quantificación mediante toolkits automatizados que agrupan métricas por afinidad</w:t>
+      </w:r>
+      <w:r>
+        <w:t xml:space="preserve"> </w:t>
+      </w:r>
+      <w:r>
+        <w:t xml:space="preserve">lógica. Sin embargo, como señala</w:t>
+      </w:r>
+      <w:r>
+        <w:t xml:space="preserve"> </w:t>
+      </w:r>
+      <w:r>
+        <w:t xml:space="preserve">Zheng et al. (2025)</w:t>
+      </w:r>
+      <w:r>
+        <w:t xml:space="preserve">, incluso estos marcos enfrentan retos</w:t>
+      </w:r>
+      <w:r>
+        <w:t xml:space="preserve"> </w:t>
+      </w:r>
+      <w:r>
+        <w:t xml:space="preserve">técnicos significativos, como la inestabilidad de las métricas ante datos fuera</w:t>
+      </w:r>
+      <w:r>
+        <w:t xml:space="preserve"> </w:t>
+      </w:r>
+      <w:r>
+        <w:t xml:space="preserve">de la distribución (OOD), lo que subraya la necesidad de seguir evolucionando</w:t>
+      </w:r>
+      <w:r>
+        <w:t xml:space="preserve"> </w:t>
+      </w:r>
+      <w:r>
+        <w:t xml:space="preserve">hacia marcos de evaluación multinivel y más robustos, tal como se propone en el</w:t>
+      </w:r>
+      <w:r>
+        <w:t xml:space="preserve"> </w:t>
+      </w:r>
+      <w:r>
+        <w:t xml:space="preserve">presente estudio.</w:t>
+      </w:r>
+    </w:p>
     <w:bookmarkEnd w:id="44"/>
-    <w:bookmarkStart w:id="62" w:name="X5df853d312351836bad75f10c25fdcfe7ebc358"/>
-    <w:p>
-      <w:pPr>
-        <w:pStyle w:val="Ttulo1"/>
-      </w:pPr>
-      <w:r>
-        <w:t xml:space="preserve">3. Marco teórico específico / fundamentos conceptuales</w:t>
-      </w:r>
-    </w:p>
     <w:bookmarkStart w:id="45" w:name="fundamentos-de-ia-de-caja-negra"/>
     <w:p>
       <w:pPr>
         <w:pStyle w:val="Ttulo2"/>
       </w:pPr>
       <w:r>
-        <w:t xml:space="preserve">3.1 Fundamentos de IA de caja negra</w:t>
+        <w:t xml:space="preserve">3.2 Fundamentos de IA de caja negra</w:t>
+      </w:r>
+    </w:p>
+    <w:p>
+      <w:pPr>
+        <w:pStyle w:val="FirstParagraph"/>
+      </w:pPr>
+      <w:r>
+        <w:t xml:space="preserve">Para comprender el estado actual de la XAI, es imperativo analizar la naturaleza</w:t>
+      </w:r>
+      <w:r>
+        <w:t xml:space="preserve"> </w:t>
+      </w:r>
+      <w:r>
+        <w:t xml:space="preserve">técnica de la</w:t>
+      </w:r>
+      <w:r>
+        <w:t xml:space="preserve"> </w:t>
+      </w:r>
+      <w:r>
+        <w:t xml:space="preserve">“caja negra”</w:t>
+      </w:r>
+      <w:r>
+        <w:t xml:space="preserve"> </w:t>
+      </w:r>
+      <w:r>
+        <w:t xml:space="preserve">(</w:t>
+      </w:r>
+      <w:r>
+        <w:rPr>
+          <w:i/>
+          <w:iCs/>
+        </w:rPr>
+        <w:t xml:space="preserve">black-box models</w:t>
+      </w:r>
+      <w:r>
+        <w:t xml:space="preserve">). La evolución de la IA ha pasado</w:t>
+      </w:r>
+      <w:r>
+        <w:t xml:space="preserve"> </w:t>
+      </w:r>
+      <w:r>
+        <w:t xml:space="preserve">de modelos estadísticos transparentes —como la regresión lineal o árboles de</w:t>
+      </w:r>
+      <w:r>
+        <w:t xml:space="preserve"> </w:t>
+      </w:r>
+      <w:r>
+        <w:t xml:space="preserve">decisión simples— a sistemas cuya lógica interna es inescrutable debido a su</w:t>
+      </w:r>
+      <w:r>
+        <w:t xml:space="preserve"> </w:t>
+      </w:r>
+      <w:r>
+        <w:t xml:space="preserve">altísima dimensionalidad y no linealidad. Los modelos de ensamble (Random Forest,</w:t>
+      </w:r>
+      <w:r>
+        <w:t xml:space="preserve"> </w:t>
+      </w:r>
+      <w:r>
+        <w:t xml:space="preserve">XGBoost) y las Redes Neuronales Profundas (DNN) logran niveles de precisión</w:t>
+      </w:r>
+      <w:r>
+        <w:t xml:space="preserve"> </w:t>
+      </w:r>
+      <w:r>
+        <w:t xml:space="preserve">sobresalientes sacrificando la interpretabilidad directa. Esta opacidad no es un</w:t>
+      </w:r>
+      <w:r>
+        <w:t xml:space="preserve"> </w:t>
+      </w:r>
+      <w:r>
+        <w:t xml:space="preserve">fallo de diseño, sino una consecuencia de la complejidad requerida para capturar</w:t>
+      </w:r>
+      <w:r>
+        <w:t xml:space="preserve"> </w:t>
+      </w:r>
+      <w:r>
+        <w:t xml:space="preserve">patrones en datos no estructurados. Como señalan</w:t>
+      </w:r>
+      <w:r>
+        <w:t xml:space="preserve"> </w:t>
+      </w:r>
+      <w:r>
+        <w:t xml:space="preserve">Canha et al. (2025)</w:t>
+      </w:r>
+      <w:r>
+        <w:t xml:space="preserve"> </w:t>
+      </w:r>
+      <w:r>
+        <w:t xml:space="preserve">y</w:t>
+      </w:r>
+      <w:r>
+        <w:t xml:space="preserve"> </w:t>
+      </w:r>
+      <w:r>
+        <w:t xml:space="preserve">Pawlicki et al. (2024)</w:t>
+      </w:r>
+      <w:r>
+        <w:t xml:space="preserve">, esto</w:t>
+      </w:r>
+      <w:r>
+        <w:t xml:space="preserve"> </w:t>
+      </w:r>
+      <w:r>
+        <w:t xml:space="preserve">genera un</w:t>
+      </w:r>
+      <w:r>
+        <w:t xml:space="preserve"> </w:t>
+      </w:r>
+      <w:r>
+        <w:t xml:space="preserve">“dilema de confianza”</w:t>
+      </w:r>
+      <w:r>
+        <w:t xml:space="preserve"> </w:t>
+      </w:r>
+      <w:r>
+        <w:t xml:space="preserve">donde el usuario debe aceptar una decisión sin</w:t>
+      </w:r>
+      <w:r>
+        <w:t xml:space="preserve"> </w:t>
+      </w:r>
+      <w:r>
+        <w:t xml:space="preserve">acceso a su proceso deductivo, marcando el punto de partida para las técnicas de</w:t>
+      </w:r>
+      <w:r>
+        <w:t xml:space="preserve"> </w:t>
+      </w:r>
+      <w:r>
+        <w:t xml:space="preserve">explicabilidad agnóstica.</w:t>
       </w:r>
     </w:p>
     <w:bookmarkEnd w:id="45"/>
@@ -950,402 +1353,1555 @@
         <w:pStyle w:val="Ttulo2"/>
       </w:pPr>
       <w:r>
-        <w:t xml:space="preserve">3.2 Interpretabilidad y explicabilidad</w:t>
+        <w:t xml:space="preserve">3.3 Interpretabilidad y explicabilidad</w:t>
+      </w:r>
+    </w:p>
+    <w:p>
+      <w:pPr>
+        <w:pStyle w:val="FirstParagraph"/>
+      </w:pPr>
+      <w:r>
+        <w:t xml:space="preserve">A pesar de que los términos</w:t>
+      </w:r>
+      <w:r>
+        <w:t xml:space="preserve"> </w:t>
+      </w:r>
+      <w:r>
+        <w:t xml:space="preserve">“interpretabilidad”</w:t>
+      </w:r>
+      <w:r>
+        <w:t xml:space="preserve"> </w:t>
+      </w:r>
+      <w:r>
+        <w:t xml:space="preserve">y</w:t>
+      </w:r>
+      <w:r>
+        <w:t xml:space="preserve"> </w:t>
+      </w:r>
+      <w:r>
+        <w:t xml:space="preserve">“explicabilidad”</w:t>
+      </w:r>
+      <w:r>
+        <w:t xml:space="preserve"> </w:t>
+      </w:r>
+      <w:r>
+        <w:t xml:space="preserve">se utilizan a</w:t>
+      </w:r>
+      <w:r>
+        <w:t xml:space="preserve"> </w:t>
+      </w:r>
+      <w:r>
+        <w:t xml:space="preserve">menudo como sinónimos en la literatura técnica, revisiones sistemáticas de gran</w:t>
+      </w:r>
+      <w:r>
+        <w:t xml:space="preserve"> </w:t>
+      </w:r>
+      <w:r>
+        <w:t xml:space="preserve">escala destacadas por</w:t>
+      </w:r>
+      <w:r>
+        <w:t xml:space="preserve"> </w:t>
+      </w:r>
+      <w:r>
+        <w:t xml:space="preserve">Abdul Kadir et al. (2023)</w:t>
+      </w:r>
+      <w:r>
+        <w:t xml:space="preserve"> </w:t>
+      </w:r>
+      <w:r>
+        <w:t xml:space="preserve">destacan una falta de consenso</w:t>
+      </w:r>
+      <w:r>
+        <w:t xml:space="preserve"> </w:t>
+      </w:r>
+      <w:r>
+        <w:t xml:space="preserve">terminológico que fragmenta el campo. Para los propósitos de este marco</w:t>
+      </w:r>
+      <w:r>
+        <w:t xml:space="preserve"> </w:t>
+      </w:r>
+      <w:r>
+        <w:t xml:space="preserve">multinivel, es fundamental establecer una distinción operativa basada en el</w:t>
+      </w:r>
+      <w:r>
+        <w:t xml:space="preserve"> </w:t>
+      </w:r>
+      <w:r>
+        <w:t xml:space="preserve">destinatario final de la información: el ser humano. Mientras que la</w:t>
+      </w:r>
+      <w:r>
+        <w:t xml:space="preserve"> </w:t>
+      </w:r>
+      <w:r>
+        <w:t xml:space="preserve">interpretabilidad se asocia frecuentemente con la transparencia intrínseca de los</w:t>
+      </w:r>
+      <w:r>
+        <w:t xml:space="preserve"> </w:t>
+      </w:r>
+      <w:r>
+        <w:t xml:space="preserve">mecanismos internos de un modelo, la explicabilidad emerge como un concepto que</w:t>
+      </w:r>
+      <w:r>
+        <w:t xml:space="preserve"> </w:t>
+      </w:r>
+      <w:r>
+        <w:t xml:space="preserve">busca traducir esa complejidad en un lenguaje comprensible para el usuario</w:t>
+      </w:r>
+      <w:r>
+        <w:t xml:space="preserve"> </w:t>
+      </w:r>
+      <w:r>
+        <w:t xml:space="preserve">(Canha et al. 2025)</w:t>
+      </w:r>
+      <w:r>
+        <w:t xml:space="preserve">.</w:t>
+      </w:r>
+    </w:p>
+    <w:p>
+      <w:pPr>
+        <w:pStyle w:val="Textoindependiente"/>
+      </w:pPr>
+      <w:r>
+        <w:t xml:space="preserve">Siguiendo la propuesta de</w:t>
+      </w:r>
+      <w:r>
+        <w:t xml:space="preserve"> </w:t>
+      </w:r>
+      <w:r>
+        <w:t xml:space="preserve">(</w:t>
+      </w:r>
+      <w:r>
+        <w:rPr>
+          <w:b/>
+          <w:bCs/>
+        </w:rPr>
+        <w:t xml:space="preserve">linardatos2021?</w:t>
+      </w:r>
+      <w:r>
+        <w:t xml:space="preserve">)</w:t>
+      </w:r>
+      <w:r>
+        <w:t xml:space="preserve">, se define la interpretabilidad como la</w:t>
+      </w:r>
+      <w:r>
+        <w:t xml:space="preserve"> </w:t>
+      </w:r>
+      <w:r>
+        <w:t xml:space="preserve">capacidad de discernir la mecánica interna de un sistema sin necesidad de conocer</w:t>
+      </w:r>
+      <w:r>
+        <w:t xml:space="preserve"> </w:t>
+      </w:r>
+      <w:r>
+        <w:t xml:space="preserve">el</w:t>
+      </w:r>
+      <w:r>
+        <w:t xml:space="preserve"> </w:t>
+      </w:r>
+      <w:r>
+        <w:t xml:space="preserve">“porqué”</w:t>
+      </w:r>
+      <w:r>
+        <w:t xml:space="preserve"> </w:t>
+      </w:r>
+      <w:r>
+        <w:t xml:space="preserve">profundo de cada decisión, conectando primordialmente con la</w:t>
+      </w:r>
+      <w:r>
+        <w:t xml:space="preserve"> </w:t>
+      </w:r>
+      <w:r>
+        <w:t xml:space="preserve">intuición técnica. Por el contrario, la explicabilidad añade una</w:t>
+      </w:r>
+      <w:r>
+        <w:t xml:space="preserve"> </w:t>
+      </w:r>
+      <w:r>
+        <w:t xml:space="preserve">“capa de</w:t>
+      </w:r>
+      <w:r>
+        <w:t xml:space="preserve"> </w:t>
+      </w:r>
+      <w:r>
+        <w:t xml:space="preserve">razonamiento”</w:t>
+      </w:r>
+      <w:r>
+        <w:t xml:space="preserve"> </w:t>
+      </w:r>
+      <w:r>
+        <w:t xml:space="preserve">(</w:t>
+      </w:r>
+      <w:r>
+        <w:rPr>
+          <w:i/>
+          <w:iCs/>
+        </w:rPr>
+        <w:t xml:space="preserve">reasoning layer</w:t>
+      </w:r>
+      <w:r>
+        <w:t xml:space="preserve">) sobre los mecanismos técnicos para clarificar</w:t>
+      </w:r>
+      <w:r>
+        <w:t xml:space="preserve"> </w:t>
+      </w:r>
+      <w:r>
+        <w:t xml:space="preserve">el proceso lógico que condujo a una salida específica</w:t>
+      </w:r>
+      <w:r>
+        <w:t xml:space="preserve"> </w:t>
+      </w:r>
+      <w:r>
+        <w:t xml:space="preserve">(Canha et al. 2025)</w:t>
+      </w:r>
+      <w:r>
+        <w:t xml:space="preserve">. Esta</w:t>
+      </w:r>
+      <w:r>
+        <w:t xml:space="preserve"> </w:t>
+      </w:r>
+      <w:r>
+        <w:t xml:space="preserve">distinción es especialmente relevante para esta tesis, ya que justifica la</w:t>
+      </w:r>
+      <w:r>
+        <w:t xml:space="preserve"> </w:t>
+      </w:r>
+      <w:r>
+        <w:t xml:space="preserve">necesidad de no solo evaluar la</w:t>
+      </w:r>
+      <w:r>
+        <w:t xml:space="preserve"> </w:t>
+      </w:r>
+      <w:r>
+        <w:t xml:space="preserve">“fidelidad”</w:t>
+      </w:r>
+      <w:r>
+        <w:t xml:space="preserve"> </w:t>
+      </w:r>
+      <w:r>
+        <w:t xml:space="preserve">al modelo (parámetro técnico), sino</w:t>
+      </w:r>
+      <w:r>
+        <w:t xml:space="preserve"> </w:t>
+      </w:r>
+      <w:r>
+        <w:t xml:space="preserve">también la</w:t>
+      </w:r>
+      <w:r>
+        <w:t xml:space="preserve"> </w:t>
+      </w:r>
+      <w:r>
+        <w:t xml:space="preserve">“coherencia semántica”</w:t>
+      </w:r>
+      <w:r>
+        <w:t xml:space="preserve"> </w:t>
+      </w:r>
+      <w:r>
+        <w:t xml:space="preserve">(capa de razonamiento humano) sustentada por</w:t>
+      </w:r>
+      <w:r>
+        <w:t xml:space="preserve"> </w:t>
+      </w:r>
+      <w:r>
+        <w:t xml:space="preserve">criterios multidimensionales</w:t>
+      </w:r>
+      <w:r>
+        <w:t xml:space="preserve"> </w:t>
+      </w:r>
+      <w:r>
+        <w:t xml:space="preserve">(Bhattacharya and Verbert 2024)</w:t>
+      </w:r>
+      <w:r>
+        <w:t xml:space="preserve">.</w:t>
       </w:r>
     </w:p>
     <w:bookmarkEnd w:id="46"/>
-    <w:bookmarkStart w:id="51" w:name="métodos-agnósticos-de-explicación"/>
+    <w:bookmarkStart w:id="53" w:name="criterios-de-evaluación-de-explicaciones"/>
     <w:p>
       <w:pPr>
         <w:pStyle w:val="Ttulo2"/>
       </w:pPr>
       <w:r>
-        <w:t xml:space="preserve">3.3 Métodos agnósticos de explicación</w:t>
-      </w:r>
-    </w:p>
-    <w:bookmarkStart w:id="47" w:name="lime"/>
+        <w:t xml:space="preserve">3.4 Criterios de evaluación de explicaciones</w:t>
+      </w:r>
+    </w:p>
+    <w:p>
+      <w:pPr>
+        <w:pStyle w:val="FirstParagraph"/>
+      </w:pPr>
+      <w:r>
+        <w:t xml:space="preserve">La evaluación de la calidad de una explicación es un proceso multidimensional que</w:t>
+      </w:r>
+      <w:r>
+        <w:t xml:space="preserve"> </w:t>
+      </w:r>
+      <w:r>
+        <w:t xml:space="preserve">requiere la cuantificación de diversas propiedades funcionales. A continuación,</w:t>
+      </w:r>
+      <w:r>
+        <w:t xml:space="preserve"> </w:t>
+      </w:r>
+      <w:r>
+        <w:t xml:space="preserve">se detallan los criterios técnicos fundamentales adoptados en este estudio,</w:t>
+      </w:r>
+      <w:r>
+        <w:t xml:space="preserve"> </w:t>
+      </w:r>
+      <w:r>
+        <w:t xml:space="preserve">sustentados en la jerarquía funcional propuesta por</w:t>
+      </w:r>
+      <w:r>
+        <w:t xml:space="preserve"> </w:t>
+      </w:r>
+      <w:r>
+        <w:t xml:space="preserve">Canha et al. (2025)</w:t>
+      </w:r>
+      <w:r>
+        <w:t xml:space="preserve"> </w:t>
+      </w:r>
+      <w:r>
+        <w:t xml:space="preserve">y los marcos de</w:t>
+      </w:r>
+      <w:r>
+        <w:t xml:space="preserve"> </w:t>
+      </w:r>
+      <w:r>
+        <w:t xml:space="preserve">benchmarking de</w:t>
+      </w:r>
+      <w:r>
+        <w:t xml:space="preserve"> </w:t>
+      </w:r>
+      <w:r>
+        <w:t xml:space="preserve">Agarwal et al. (2022)</w:t>
+      </w:r>
+      <w:r>
+        <w:t xml:space="preserve">.</w:t>
+      </w:r>
+    </w:p>
+    <w:bookmarkStart w:id="47" w:name="fidelidad"/>
     <w:p>
       <w:pPr>
         <w:pStyle w:val="Ttulo3"/>
       </w:pPr>
       <w:r>
-        <w:t xml:space="preserve">3.3.1 LIME</w:t>
+        <w:t xml:space="preserve">3.4.1 Fidelidad</w:t>
+      </w:r>
+    </w:p>
+    <w:p>
+      <w:pPr>
+        <w:pStyle w:val="FirstParagraph"/>
+      </w:pPr>
+      <w:r>
+        <w:t xml:space="preserve">La fidelidad (</w:t>
+      </w:r>
+      <w:r>
+        <w:t xml:space="preserve">) mide el grado en que un método de explicación</w:t>
+      </w:r>
+      <w:r>
+        <w:t xml:space="preserve"> </w:t>
+      </w:r>
+      <w:r>
+        <w:t xml:space="preserve">logra representar el verdadero proceso deductivo del modelo de caja negra.</w:t>
+      </w:r>
+      <w:r>
+        <w:t xml:space="preserve"> </w:t>
+      </w:r>
+      <w:r>
+        <w:t xml:space="preserve">Siguiendo la definición de</w:t>
+      </w:r>
+      <w:r>
+        <w:t xml:space="preserve"> </w:t>
+      </w:r>
+      <w:r>
+        <w:t xml:space="preserve">Canha et al. (2025)</w:t>
+      </w:r>
+      <w:r>
+        <w:t xml:space="preserve">, esta se operacionaliza a menudo como el</w:t>
+      </w:r>
+      <w:r>
+        <w:t xml:space="preserve"> </w:t>
+      </w:r>
+      <w:r>
+        <w:t xml:space="preserve">“acuerdo del sustituto”</w:t>
+      </w:r>
+      <w:r>
+        <w:t xml:space="preserve"> </w:t>
+      </w:r>
+      <w:r>
+        <w:t xml:space="preserve">(</w:t>
+      </w:r>
+      <w:r>
+        <w:t xml:space="preserve">), formulado como:</w:t>
+      </w:r>
+    </w:p>
+    <w:p>
+      <w:pPr>
+        <w:pStyle w:val="Textoindependiente"/>
+      </w:pPr>
+      <m:oMathPara>
+        <m:oMathParaPr>
+          <m:jc m:val="center"/>
+        </m:oMathParaPr>
+        <m:oMath>
+          <m:sSub>
+            <m:e>
+              <m:r>
+                <m:t>m</m:t>
+              </m:r>
+            </m:e>
+            <m:sub>
+              <m:r>
+                <m:t>f</m:t>
+              </m:r>
+              <m:r>
+                <m:t>i</m:t>
+              </m:r>
+              <m:r>
+                <m:t>d</m:t>
+              </m:r>
+            </m:sub>
+          </m:sSub>
+          <m:r>
+            <m:rPr>
+              <m:sty m:val="p"/>
+            </m:rPr>
+            <m:t>=</m:t>
+          </m:r>
+          <m:r>
+            <m:t>1</m:t>
+          </m:r>
+          <m:r>
+            <m:rPr>
+              <m:sty m:val="p"/>
+            </m:rPr>
+            <m:t>−</m:t>
+          </m:r>
+          <m:f>
+            <m:fPr>
+              <m:type m:val="bar"/>
+            </m:fPr>
+            <m:num>
+              <m:nary>
+                <m:naryPr>
+                  <m:chr m:val="∑"/>
+                  <m:limLoc m:val="undOvr"/>
+                  <m:subHide m:val="off"/>
+                  <m:supHide m:val="off"/>
+                </m:naryPr>
+                <m:sub>
+                  <m:r>
+                    <m:t>i</m:t>
+                  </m:r>
+                  <m:r>
+                    <m:rPr>
+                      <m:sty m:val="p"/>
+                    </m:rPr>
+                    <m:t>=</m:t>
+                  </m:r>
+                  <m:r>
+                    <m:t>1</m:t>
+                  </m:r>
+                </m:sub>
+                <m:sup>
+                  <m:r>
+                    <m:t>N</m:t>
+                  </m:r>
+                </m:sup>
+                <m:e>
+                  <m:r>
+                    <m:rPr>
+                      <m:sty m:val="p"/>
+                    </m:rPr>
+                    <m:t>|</m:t>
+                  </m:r>
+                </m:e>
+              </m:nary>
+              <m:r>
+                <m:t>b</m:t>
+              </m:r>
+              <m:r>
+                <m:rPr>
+                  <m:sty m:val="p"/>
+                </m:rPr>
+                <m:t>(</m:t>
+              </m:r>
+              <m:sSub>
+                <m:e>
+                  <m:r>
+                    <m:t>x</m:t>
+                  </m:r>
+                </m:e>
+                <m:sub>
+                  <m:r>
+                    <m:t>i</m:t>
+                  </m:r>
+                </m:sub>
+              </m:sSub>
+              <m:r>
+                <m:rPr>
+                  <m:sty m:val="p"/>
+                </m:rPr>
+                <m:t>)</m:t>
+              </m:r>
+              <m:r>
+                <m:rPr>
+                  <m:sty m:val="p"/>
+                </m:rPr>
+                <m:t>−</m:t>
+              </m:r>
+              <m:r>
+                <m:t>s</m:t>
+              </m:r>
+              <m:r>
+                <m:rPr>
+                  <m:sty m:val="p"/>
+                </m:rPr>
+                <m:t>(</m:t>
+              </m:r>
+              <m:sSub>
+                <m:e>
+                  <m:r>
+                    <m:t>x</m:t>
+                  </m:r>
+                </m:e>
+                <m:sub>
+                  <m:r>
+                    <m:t>i</m:t>
+                  </m:r>
+                </m:sub>
+              </m:sSub>
+              <m:r>
+                <m:rPr>
+                  <m:sty m:val="p"/>
+                </m:rPr>
+                <m:t>)</m:t>
+              </m:r>
+              <m:r>
+                <m:rPr>
+                  <m:sty m:val="p"/>
+                </m:rPr>
+                <m:t>|</m:t>
+              </m:r>
+            </m:num>
+            <m:den>
+              <m:r>
+                <m:t>N</m:t>
+              </m:r>
+              <m:r>
+                <m:rPr>
+                  <m:sty m:val="p"/>
+                </m:rPr>
+                <m:t>⋅</m:t>
+              </m:r>
+              <m:r>
+                <m:rPr>
+                  <m:sty m:val="p"/>
+                </m:rPr>
+                <m:t>max</m:t>
+              </m:r>
+              <m:r>
+                <m:rPr>
+                  <m:sty m:val="p"/>
+                </m:rPr>
+                <m:t>(</m:t>
+              </m:r>
+              <m:r>
+                <m:t>b</m:t>
+              </m:r>
+              <m:r>
+                <m:rPr>
+                  <m:sty m:val="p"/>
+                </m:rPr>
+                <m:t>(</m:t>
+              </m:r>
+              <m:r>
+                <m:t>x</m:t>
+              </m:r>
+              <m:r>
+                <m:rPr>
+                  <m:sty m:val="p"/>
+                </m:rPr>
+                <m:t>)</m:t>
+              </m:r>
+              <m:r>
+                <m:rPr>
+                  <m:sty m:val="p"/>
+                </m:rPr>
+                <m:t>)</m:t>
+              </m:r>
+            </m:den>
+          </m:f>
+        </m:oMath>
+      </m:oMathPara>
+    </w:p>
+    <w:p>
+      <w:pPr>
+        <w:pStyle w:val="FirstParagraph"/>
+      </w:pPr>
+      <w:r>
+        <w:t xml:space="preserve">Donde</w:t>
+      </w:r>
+      <w:r>
+        <w:t xml:space="preserve"> </w:t>
+      </w:r>
+      <m:oMath>
+        <m:r>
+          <m:t>b</m:t>
+        </m:r>
+        <m:r>
+          <m:rPr>
+            <m:sty m:val="p"/>
+          </m:rPr>
+          <m:t>(</m:t>
+        </m:r>
+        <m:r>
+          <m:t>x</m:t>
+        </m:r>
+        <m:r>
+          <m:rPr>
+            <m:sty m:val="p"/>
+          </m:rPr>
+          <m:t>)</m:t>
+        </m:r>
+      </m:oMath>
+      <w:r>
+        <w:t xml:space="preserve"> </w:t>
+      </w:r>
+      <w:r>
+        <w:t xml:space="preserve">representa la salida del modelo de caja negra y</w:t>
+      </w:r>
+      <w:r>
+        <w:t xml:space="preserve"> </w:t>
+      </w:r>
+      <m:oMath>
+        <m:r>
+          <m:t>s</m:t>
+        </m:r>
+        <m:r>
+          <m:rPr>
+            <m:sty m:val="p"/>
+          </m:rPr>
+          <m:t>(</m:t>
+        </m:r>
+        <m:r>
+          <m:t>x</m:t>
+        </m:r>
+        <m:r>
+          <m:rPr>
+            <m:sty m:val="p"/>
+          </m:rPr>
+          <m:t>)</m:t>
+        </m:r>
+      </m:oMath>
+      <w:r>
+        <w:t xml:space="preserve"> </w:t>
+      </w:r>
+      <w:r>
+        <w:t xml:space="preserve">la del modelo</w:t>
+      </w:r>
+      <w:r>
+        <w:t xml:space="preserve"> </w:t>
+      </w:r>
+      <w:r>
+        <w:t xml:space="preserve">sustituto o aproximación local. Es vital distinguir la fidelidad de la</w:t>
+      </w:r>
+      <w:r>
+        <w:t xml:space="preserve"> </w:t>
+      </w:r>
+      <w:r>
+        <w:t xml:space="preserve">fehaciencia (</w:t>
+      </w:r>
+      <w:r>
+        <w:t xml:space="preserve">), ya que un modelo puede ser fiel en su</w:t>
+      </w:r>
+      <w:r>
+        <w:t xml:space="preserve"> </w:t>
+      </w:r>
+      <w:r>
+        <w:t xml:space="preserve">mimetismo predictivo pero no necesariamente fehaciente en capturar la lógica</w:t>
+      </w:r>
+      <w:r>
+        <w:t xml:space="preserve"> </w:t>
+      </w:r>
+      <w:r>
+        <w:t xml:space="preserve">causal subyacente</w:t>
+      </w:r>
+      <w:r>
+        <w:t xml:space="preserve"> </w:t>
+      </w:r>
+      <w:r>
+        <w:t xml:space="preserve">(Zheng et al. 2025)</w:t>
+      </w:r>
+      <w:r>
+        <w:t xml:space="preserve">.</w:t>
       </w:r>
     </w:p>
     <w:bookmarkEnd w:id="47"/>
-    <w:bookmarkStart w:id="48" w:name="shap"/>
+    <w:bookmarkStart w:id="48" w:name="estabilidad"/>
     <w:p>
       <w:pPr>
         <w:pStyle w:val="Ttulo3"/>
       </w:pPr>
       <w:r>
-        <w:t xml:space="preserve">3.3.2 SHAP</w:t>
+        <w:t xml:space="preserve">3.4.2 Estabilidad</w:t>
+      </w:r>
+    </w:p>
+    <w:p>
+      <w:pPr>
+        <w:pStyle w:val="FirstParagraph"/>
+      </w:pPr>
+      <w:r>
+        <w:t xml:space="preserve">La estabilidad evalúa la consistencia de las explicaciones ante variaciones</w:t>
+      </w:r>
+      <w:r>
+        <w:t xml:space="preserve"> </w:t>
+      </w:r>
+      <w:r>
+        <w:t xml:space="preserve">mínimas en los datos de entrada que no alteran la predicción del modelo. Se</w:t>
+      </w:r>
+      <w:r>
+        <w:t xml:space="preserve"> </w:t>
+      </w:r>
+      <w:r>
+        <w:t xml:space="preserve">formaliza comúnmente mediante la Estabilidad de Entrada Relativa (</w:t>
+      </w:r>
+      <m:oMath>
+        <m:r>
+          <m:t>R</m:t>
+        </m:r>
+        <m:r>
+          <m:t>I</m:t>
+        </m:r>
+        <m:r>
+          <m:t>S</m:t>
+        </m:r>
+      </m:oMath>
+      <w:r>
+        <w:t xml:space="preserve">), que</w:t>
+      </w:r>
+      <w:r>
+        <w:t xml:space="preserve"> </w:t>
+      </w:r>
+      <w:r>
+        <w:t xml:space="preserve">estima la sensibilidad del explicador ante perturbaciones en el vecindario de</w:t>
+      </w:r>
+      <w:r>
+        <w:t xml:space="preserve"> </w:t>
+      </w:r>
+      <m:oMath>
+        <m:r>
+          <m:t>x</m:t>
+        </m:r>
+      </m:oMath>
+      <w:r>
+        <w:t xml:space="preserve"> </w:t>
+      </w:r>
+      <w:r>
+        <w:t xml:space="preserve">(Agarwal et al. 2022)</w:t>
+      </w:r>
+      <w:r>
+        <w:t xml:space="preserve">:</w:t>
+      </w:r>
+    </w:p>
+    <w:p>
+      <w:pPr>
+        <w:pStyle w:val="Textoindependiente"/>
+      </w:pPr>
+      <m:oMathPara>
+        <m:oMathParaPr>
+          <m:jc m:val="center"/>
+        </m:oMathParaPr>
+        <m:oMath>
+          <m:r>
+            <m:t>R</m:t>
+          </m:r>
+          <m:r>
+            <m:t>I</m:t>
+          </m:r>
+          <m:r>
+            <m:t>S</m:t>
+          </m:r>
+          <m:r>
+            <m:rPr>
+              <m:sty m:val="p"/>
+            </m:rPr>
+            <m:t>=</m:t>
+          </m:r>
+          <m:limLow>
+            <m:e>
+              <m:r>
+                <m:rPr>
+                  <m:sty m:val="p"/>
+                </m:rPr>
+                <m:t>max</m:t>
+              </m:r>
+            </m:e>
+            <m:lim>
+              <m:sSup>
+                <m:e>
+                  <m:r>
+                    <m:t>x</m:t>
+                  </m:r>
+                </m:e>
+                <m:sup>
+                  <m:r>
+                    <m:rPr>
+                      <m:sty m:val="p"/>
+                    </m:rPr>
+                    <m:t>′</m:t>
+                  </m:r>
+                </m:sup>
+              </m:sSup>
+            </m:lim>
+          </m:limLow>
+          <m:f>
+            <m:fPr>
+              <m:type m:val="bar"/>
+            </m:fPr>
+            <m:num>
+              <m:r>
+                <m:rPr>
+                  <m:sty m:val="p"/>
+                </m:rPr>
+                <m:t>|</m:t>
+              </m:r>
+              <m:r>
+                <m:rPr>
+                  <m:sty m:val="p"/>
+                </m:rPr>
+                <m:t>|</m:t>
+              </m:r>
+              <m:r>
+                <m:t>e</m:t>
+              </m:r>
+              <m:r>
+                <m:t>x</m:t>
+              </m:r>
+              <m:r>
+                <m:rPr>
+                  <m:sty m:val="p"/>
+                </m:rPr>
+                <m:t>(</m:t>
+              </m:r>
+              <m:r>
+                <m:t>x</m:t>
+              </m:r>
+              <m:r>
+                <m:rPr>
+                  <m:sty m:val="p"/>
+                </m:rPr>
+                <m:t>)</m:t>
+              </m:r>
+              <m:r>
+                <m:rPr>
+                  <m:sty m:val="p"/>
+                </m:rPr>
+                <m:t>−</m:t>
+              </m:r>
+              <m:r>
+                <m:t>e</m:t>
+              </m:r>
+              <m:r>
+                <m:t>x</m:t>
+              </m:r>
+              <m:r>
+                <m:rPr>
+                  <m:sty m:val="p"/>
+                </m:rPr>
+                <m:t>(</m:t>
+              </m:r>
+              <m:sSup>
+                <m:e>
+                  <m:r>
+                    <m:t>x</m:t>
+                  </m:r>
+                </m:e>
+                <m:sup>
+                  <m:r>
+                    <m:rPr>
+                      <m:sty m:val="p"/>
+                    </m:rPr>
+                    <m:t>′</m:t>
+                  </m:r>
+                </m:sup>
+              </m:sSup>
+              <m:r>
+                <m:rPr>
+                  <m:sty m:val="p"/>
+                </m:rPr>
+                <m:t>)</m:t>
+              </m:r>
+              <m:r>
+                <m:rPr>
+                  <m:sty m:val="p"/>
+                </m:rPr>
+                <m:t>|</m:t>
+              </m:r>
+              <m:r>
+                <m:rPr>
+                  <m:sty m:val="p"/>
+                </m:rPr>
+                <m:t>|</m:t>
+              </m:r>
+            </m:num>
+            <m:den>
+              <m:r>
+                <m:rPr>
+                  <m:sty m:val="p"/>
+                </m:rPr>
+                <m:t>|</m:t>
+              </m:r>
+              <m:r>
+                <m:rPr>
+                  <m:sty m:val="p"/>
+                </m:rPr>
+                <m:t>|</m:t>
+              </m:r>
+              <m:r>
+                <m:t>x</m:t>
+              </m:r>
+              <m:r>
+                <m:rPr>
+                  <m:sty m:val="p"/>
+                </m:rPr>
+                <m:t>−</m:t>
+              </m:r>
+              <m:sSup>
+                <m:e>
+                  <m:r>
+                    <m:t>x</m:t>
+                  </m:r>
+                </m:e>
+                <m:sup>
+                  <m:r>
+                    <m:rPr>
+                      <m:sty m:val="p"/>
+                    </m:rPr>
+                    <m:t>′</m:t>
+                  </m:r>
+                </m:sup>
+              </m:sSup>
+              <m:r>
+                <m:rPr>
+                  <m:sty m:val="p"/>
+                </m:rPr>
+                <m:t>|</m:t>
+              </m:r>
+              <m:r>
+                <m:rPr>
+                  <m:sty m:val="p"/>
+                </m:rPr>
+                <m:t>|</m:t>
+              </m:r>
+            </m:den>
+          </m:f>
+        </m:oMath>
+      </m:oMathPara>
+    </w:p>
+    <w:p>
+      <w:pPr>
+        <w:pStyle w:val="FirstParagraph"/>
+      </w:pPr>
+      <w:r>
+        <w:t xml:space="preserve">Donde</w:t>
+      </w:r>
+      <w:r>
+        <w:t xml:space="preserve"> </w:t>
+      </w:r>
+      <m:oMath>
+        <m:r>
+          <m:t>e</m:t>
+        </m:r>
+        <m:r>
+          <m:t>x</m:t>
+        </m:r>
+        <m:r>
+          <m:rPr>
+            <m:sty m:val="p"/>
+          </m:rPr>
+          <m:t>(</m:t>
+        </m:r>
+        <m:r>
+          <m:t>x</m:t>
+        </m:r>
+        <m:r>
+          <m:rPr>
+            <m:sty m:val="p"/>
+          </m:rPr>
+          <m:t>)</m:t>
+        </m:r>
+      </m:oMath>
+      <w:r>
+        <w:t xml:space="preserve"> </w:t>
+      </w:r>
+      <w:r>
+        <w:t xml:space="preserve">es la importancia de características generada para la instancia</w:t>
+      </w:r>
+      <w:r>
+        <w:t xml:space="preserve"> </w:t>
+      </w:r>
+      <m:oMath>
+        <m:r>
+          <m:t>x</m:t>
+        </m:r>
+      </m:oMath>
+      <w:r>
+        <w:t xml:space="preserve">. Una</w:t>
+      </w:r>
+      <w:r>
+        <w:t xml:space="preserve"> </w:t>
+      </w:r>
+      <m:oMath>
+        <m:r>
+          <m:t>R</m:t>
+        </m:r>
+        <m:r>
+          <m:t>I</m:t>
+        </m:r>
+        <m:r>
+          <m:t>S</m:t>
+        </m:r>
+      </m:oMath>
+      <w:r>
+        <w:t xml:space="preserve"> </w:t>
+      </w:r>
+      <w:r>
+        <w:t xml:space="preserve">elevada señala una fragilidad técnica, indicando que cambios</w:t>
+      </w:r>
+      <w:r>
+        <w:t xml:space="preserve"> </w:t>
+      </w:r>
+      <w:r>
+        <w:t xml:space="preserve">imperceptibles en los datos pueden generar interpretaciones contradictorias.</w:t>
       </w:r>
     </w:p>
     <w:bookmarkEnd w:id="48"/>
-    <w:bookmarkStart w:id="49" w:name="anchors"/>
+    <w:bookmarkStart w:id="49" w:name="robustez"/>
     <w:p>
       <w:pPr>
         <w:pStyle w:val="Ttulo3"/>
       </w:pPr>
       <w:r>
-        <w:t xml:space="preserve">3.3.3 Anchors</w:t>
+        <w:t xml:space="preserve">3.4.3 Robustez</w:t>
+      </w:r>
+    </w:p>
+    <w:p>
+      <w:pPr>
+        <w:pStyle w:val="FirstParagraph"/>
+      </w:pPr>
+      <w:r>
+        <w:t xml:space="preserve">A diferencia de la estabilidad, la robustez se enfoca en la resistencia del</w:t>
+      </w:r>
+      <w:r>
+        <w:t xml:space="preserve"> </w:t>
+      </w:r>
+      <w:r>
+        <w:t xml:space="preserve">explicador ante ataques adversarios o cambios significativos en la distribución.</w:t>
+      </w:r>
+      <w:r>
+        <w:t xml:space="preserve"> </w:t>
+      </w:r>
+      <w:r>
+        <w:t xml:space="preserve">Como identifica</w:t>
+      </w:r>
+      <w:r>
+        <w:t xml:space="preserve"> </w:t>
+      </w:r>
+      <w:r>
+        <w:t xml:space="preserve">Zheng et al. (2025)</w:t>
+      </w:r>
+      <w:r>
+        <w:t xml:space="preserve">, muchas métricas tradicionales fallan al operar con</w:t>
+      </w:r>
+      <w:r>
+        <w:t xml:space="preserve"> </w:t>
+      </w:r>
+      <w:r>
+        <w:t xml:space="preserve">datos</w:t>
+      </w:r>
+      <w:r>
+        <w:t xml:space="preserve"> </w:t>
+      </w:r>
+      <w:r>
+        <w:t xml:space="preserve">“fuera de la distribución”</w:t>
+      </w:r>
+      <w:r>
+        <w:t xml:space="preserve"> </w:t>
+      </w:r>
+      <w:r>
+        <w:t xml:space="preserve">(OOD), por lo que la robustez técnica implica</w:t>
+      </w:r>
+      <w:r>
+        <w:t xml:space="preserve"> </w:t>
+      </w:r>
+      <w:r>
+        <w:t xml:space="preserve">garantizar que el explicador mantenga su validez incluso cuando el modelo</w:t>
+      </w:r>
+      <w:r>
+        <w:t xml:space="preserve"> </w:t>
+      </w:r>
+      <w:r>
+        <w:t xml:space="preserve">enfrenta instancias atípicas.</w:t>
       </w:r>
     </w:p>
     <w:bookmarkEnd w:id="49"/>
-    <w:bookmarkStart w:id="50" w:name="pdp-ice-y-variantes"/>
+    <w:bookmarkStart w:id="50" w:name="sparsity-complejidad"/>
     <w:p>
       <w:pPr>
         <w:pStyle w:val="Ttulo3"/>
       </w:pPr>
       <w:r>
-        <w:t xml:space="preserve">3.3.4 PDP, ICE y variantes</w:t>
+        <w:t xml:space="preserve">3.4.4 Sparsity / complejidad</w:t>
+      </w:r>
+    </w:p>
+    <w:p>
+      <w:pPr>
+        <w:pStyle w:val="FirstParagraph"/>
+      </w:pPr>
+      <w:r>
+        <w:t xml:space="preserve">La complejidad de una explicación debe estar alineada con las capacidades</w:t>
+      </w:r>
+      <w:r>
+        <w:t xml:space="preserve"> </w:t>
+      </w:r>
+      <w:r>
+        <w:t xml:space="preserve">cognitivas humanas.</w:t>
+      </w:r>
+      <w:r>
+        <w:t xml:space="preserve"> </w:t>
+      </w:r>
+      <w:r>
+        <w:t xml:space="preserve">Canha et al. (2025)</w:t>
+      </w:r>
+      <w:r>
+        <w:t xml:space="preserve"> </w:t>
+      </w:r>
+      <w:r>
+        <w:t xml:space="preserve">recurre a la</w:t>
+      </w:r>
+      <w:r>
+        <w:t xml:space="preserve"> </w:t>
+      </w:r>
+      <w:r>
+        <w:t xml:space="preserve">“Ley de Miller”</w:t>
+      </w:r>
+      <w:r>
+        <w:t xml:space="preserve"> </w:t>
+      </w:r>
+      <w:r>
+        <w:t xml:space="preserve">para fundamentar este</w:t>
+      </w:r>
+      <w:r>
+        <w:t xml:space="preserve"> </w:t>
+      </w:r>
+      <w:r>
+        <w:t xml:space="preserve">criterio, sugiriendo que el tamaño óptimo de una explicación informativa debe</w:t>
+      </w:r>
+      <w:r>
+        <w:t xml:space="preserve"> </w:t>
+      </w:r>
+      <w:r>
+        <w:t xml:space="preserve">mantenerse en un rango de</w:t>
+      </w:r>
+      <w:r>
+        <w:t xml:space="preserve"> </w:t>
+      </w:r>
+      <m:oMath>
+        <m:r>
+          <m:t>7</m:t>
+        </m:r>
+        <m:r>
+          <m:rPr>
+            <m:sty m:val="p"/>
+          </m:rPr>
+          <m:t>±</m:t>
+        </m:r>
+        <m:r>
+          <m:t>2</m:t>
+        </m:r>
+      </m:oMath>
+      <w:r>
+        <w:t xml:space="preserve"> </w:t>
+      </w:r>
+      <w:r>
+        <w:t xml:space="preserve">elementos resaltados. Una explicación con</w:t>
+      </w:r>
+      <w:r>
+        <w:t xml:space="preserve"> </w:t>
+      </w:r>
+      <w:r>
+        <w:t xml:space="preserve">baja cardinalidad (alta</w:t>
+      </w:r>
+      <w:r>
+        <w:t xml:space="preserve"> </w:t>
+      </w:r>
+      <w:r>
+        <w:t xml:space="preserve">) es preferible para reducir la carga</w:t>
+      </w:r>
+      <w:r>
+        <w:t xml:space="preserve"> </w:t>
+      </w:r>
+      <w:r>
+        <w:t xml:space="preserve">cognitiva sin sacrificar la información crítica.</w:t>
       </w:r>
     </w:p>
     <w:bookmarkEnd w:id="50"/>
+    <w:bookmarkStart w:id="51" w:name="coste-computacional"/>
+    <w:p>
+      <w:pPr>
+        <w:pStyle w:val="Ttulo3"/>
+      </w:pPr>
+      <w:r>
+        <w:t xml:space="preserve">3.4.5 Coste computacional</w:t>
+      </w:r>
+    </w:p>
+    <w:p>
+      <w:pPr>
+        <w:pStyle w:val="FirstParagraph"/>
+      </w:pPr>
+      <w:r>
+        <w:t xml:space="preserve">La eficiencia computacional es un criterio pragmático indispensable. Existe una</w:t>
+      </w:r>
+      <w:r>
+        <w:t xml:space="preserve"> </w:t>
+      </w:r>
+      <w:r>
+        <w:t xml:space="preserve">compensación (</w:t>
+      </w:r>
+      <w:r>
+        <w:t xml:space="preserve">) intrínseca entre la fidelidad de métodos como</w:t>
+      </w:r>
+      <w:r>
+        <w:t xml:space="preserve"> </w:t>
+      </w:r>
+      <w:r>
+        <w:t xml:space="preserve">KernelSHAP —que requieren miles de evaluaciones del modelo— y la rapidez de</w:t>
+      </w:r>
+      <w:r>
+        <w:t xml:space="preserve"> </w:t>
+      </w:r>
+      <w:r>
+        <w:t xml:space="preserve">aproximaciones lineales como LIME. Este estudio adopta métricas de latencia de</w:t>
+      </w:r>
+      <w:r>
+        <w:t xml:space="preserve"> </w:t>
+      </w:r>
+      <w:r>
+        <w:t xml:space="preserve">inferencia para valorar la viabilidad del despliegue bajo demanda.</w:t>
+      </w:r>
+    </w:p>
     <w:bookmarkEnd w:id="51"/>
-    <w:bookmarkStart w:id="58" w:name="criterios-de-evaluación-de-explicaciones"/>
+    <w:bookmarkStart w:id="52" w:name="Xe00b4760c98b12ecb7c034848753f29957e3d9e"/>
+    <w:p>
+      <w:pPr>
+        <w:pStyle w:val="Ttulo3"/>
+      </w:pPr>
+      <w:r>
+        <w:t xml:space="preserve">3.4.6 Alineación causal y sensibilidad contrafactual</w:t>
+      </w:r>
+    </w:p>
+    <w:p>
+      <w:pPr>
+        <w:pStyle w:val="FirstParagraph"/>
+      </w:pPr>
+      <w:r>
+        <w:t xml:space="preserve">Finalmente, se introduce la alineación causal, que evalúa si las características</w:t>
+      </w:r>
+      <w:r>
+        <w:t xml:space="preserve"> </w:t>
+      </w:r>
+      <w:r>
+        <w:t xml:space="preserve">identificadas corresponden a relaciones lógicas reales en el dominio de</w:t>
+      </w:r>
+      <w:r>
+        <w:t xml:space="preserve"> </w:t>
+      </w:r>
+      <w:r>
+        <w:t xml:space="preserve">aplicación. Este criterio se complementa con la sensibilidad contrafactual, que</w:t>
+      </w:r>
+      <w:r>
+        <w:t xml:space="preserve"> </w:t>
+      </w:r>
+      <w:r>
+        <w:t xml:space="preserve">responde a cambios mínimos necesarios para invertir la decisión del modelo,</w:t>
+      </w:r>
+      <w:r>
+        <w:t xml:space="preserve"> </w:t>
+      </w:r>
+      <w:r>
+        <w:t xml:space="preserve">proporcionando una validación semántica que trasciende la métrica puramente</w:t>
+      </w:r>
+      <w:r>
+        <w:t xml:space="preserve"> </w:t>
+      </w:r>
+      <w:r>
+        <w:t xml:space="preserve">matemática</w:t>
+      </w:r>
+      <w:r>
+        <w:t xml:space="preserve"> </w:t>
+      </w:r>
+      <w:r>
+        <w:t xml:space="preserve">(Bhattacharya and Verbert 2024;</w:t>
+      </w:r>
+      <w:r>
+        <w:t xml:space="preserve"> </w:t>
+      </w:r>
+      <w:r>
+        <w:t xml:space="preserve">Reif et al.</w:t>
+      </w:r>
+      <w:r>
+        <w:t xml:space="preserve"> </w:t>
+      </w:r>
+      <w:r>
+        <w:t xml:space="preserve">2024)</w:t>
+      </w:r>
+      <w:r>
+        <w:t xml:space="preserve">.</w:t>
+      </w:r>
+    </w:p>
+    <w:bookmarkEnd w:id="52"/>
+    <w:bookmarkEnd w:id="53"/>
+    <w:bookmarkEnd w:id="54"/>
+    <w:bookmarkStart w:id="64" w:name="marco-empírico-diseño-experimental"/>
+    <w:p>
+      <w:pPr>
+        <w:pStyle w:val="Ttulo1"/>
+      </w:pPr>
+      <w:r>
+        <w:t xml:space="preserve">4. Marco empírico / Diseño experimental</w:t>
+      </w:r>
+    </w:p>
+    <w:bookmarkStart w:id="55" w:name="objetivo-del-capítulo-experimental"/>
     <w:p>
       <w:pPr>
         <w:pStyle w:val="Ttulo2"/>
       </w:pPr>
       <w:r>
-        <w:t xml:space="preserve">3.4 Criterios de evaluación de explicaciones</w:t>
-      </w:r>
-    </w:p>
-    <w:bookmarkStart w:id="52" w:name="fidelidad"/>
-    <w:p>
-      <w:pPr>
-        <w:pStyle w:val="Ttulo3"/>
-      </w:pPr>
-      <w:r>
-        <w:t xml:space="preserve">3.4.1 Fidelidad</w:t>
-      </w:r>
-    </w:p>
-    <w:bookmarkEnd w:id="52"/>
-    <w:bookmarkStart w:id="53" w:name="estabilidad"/>
-    <w:p>
-      <w:pPr>
-        <w:pStyle w:val="Ttulo3"/>
-      </w:pPr>
-      <w:r>
-        <w:t xml:space="preserve">3.4.2 Estabilidad</w:t>
-      </w:r>
-    </w:p>
-    <w:bookmarkEnd w:id="53"/>
-    <w:bookmarkStart w:id="54" w:name="robustez"/>
-    <w:p>
-      <w:pPr>
-        <w:pStyle w:val="Ttulo3"/>
-      </w:pPr>
-      <w:r>
-        <w:t xml:space="preserve">3.4.3 Robustez</w:t>
-      </w:r>
-    </w:p>
-    <w:bookmarkEnd w:id="54"/>
-    <w:bookmarkStart w:id="55" w:name="sparsity-complejidad"/>
-    <w:p>
-      <w:pPr>
-        <w:pStyle w:val="Ttulo3"/>
-      </w:pPr>
-      <w:r>
-        <w:t xml:space="preserve">3.4.4 Sparsity / complejidad</w:t>
+        <w:t xml:space="preserve">4.1 Objetivo del capítulo experimental</w:t>
       </w:r>
     </w:p>
     <w:bookmarkEnd w:id="55"/>
-    <w:bookmarkStart w:id="56" w:name="coste-computacional"/>
-    <w:p>
-      <w:pPr>
-        <w:pStyle w:val="Ttulo3"/>
-      </w:pPr>
-      <w:r>
-        <w:t xml:space="preserve">3.4.5 Coste computacional</w:t>
+    <w:bookmarkStart w:id="56" w:name="hipótesis-experimentales"/>
+    <w:p>
+      <w:pPr>
+        <w:pStyle w:val="Ttulo2"/>
+      </w:pPr>
+      <w:r>
+        <w:t xml:space="preserve">4.2 Hipótesis experimentales</w:t>
       </w:r>
     </w:p>
     <w:bookmarkEnd w:id="56"/>
-    <w:bookmarkStart w:id="57" w:name="Xe00b4760c98b12ecb7c034848753f29957e3d9e"/>
-    <w:p>
-      <w:pPr>
-        <w:pStyle w:val="Ttulo3"/>
-      </w:pPr>
-      <w:r>
-        <w:t xml:space="preserve">3.4.6 Alineación causal y sensibilidad contrafactual</w:t>
+    <w:bookmarkStart w:id="57" w:name="diseño-experimental-general"/>
+    <w:p>
+      <w:pPr>
+        <w:pStyle w:val="Ttulo2"/>
+      </w:pPr>
+      <w:r>
+        <w:t xml:space="preserve">4.3 Diseño experimental general</w:t>
       </w:r>
     </w:p>
     <w:bookmarkEnd w:id="57"/>
+    <w:bookmarkStart w:id="58" w:name="X8edbf47208baff98da63be58a181e5d7f410698"/>
+    <w:p>
+      <w:pPr>
+        <w:pStyle w:val="Ttulo2"/>
+      </w:pPr>
+      <w:r>
+        <w:t xml:space="preserve">4.4 Experimento 1: Benchmark de métodos existentes</w:t>
+      </w:r>
+    </w:p>
     <w:bookmarkEnd w:id="58"/>
-    <w:bookmarkStart w:id="59" w:name="X9fc5fae168faea1b2f8df51871a78d05754a5e0"/>
+    <w:bookmarkStart w:id="59" w:name="Xbf0bda34eabb7f2d088db8ffb41b08cd1fc7f75"/>
     <w:p>
       <w:pPr>
         <w:pStyle w:val="Ttulo2"/>
       </w:pPr>
       <w:r>
-        <w:t xml:space="preserve">3.5 XAI en visión, texto, tabular y series temporales</w:t>
+        <w:t xml:space="preserve">4.5 Experimento 2: Framework híbrido propuesto</w:t>
       </w:r>
     </w:p>
     <w:bookmarkEnd w:id="59"/>
-    <w:bookmarkStart w:id="60" w:name="Xb1cf452f9e61f43b37c07a01df8958c8b40c6de"/>
+    <w:bookmarkStart w:id="60" w:name="experimento-3-escalabilidad-y-robustez"/>
     <w:p>
       <w:pPr>
         <w:pStyle w:val="Ttulo2"/>
       </w:pPr>
       <w:r>
-        <w:t xml:space="preserve">3.6 Confianza, utilidad y evaluación centrada en el usuario</w:t>
+        <w:t xml:space="preserve">4.6 Experimento 3: Escalabilidad y robustez</w:t>
       </w:r>
     </w:p>
     <w:bookmarkEnd w:id="60"/>
-    <w:bookmarkStart w:id="61" w:name="X38e1e5a4f4497c96b51494d2bf5c789e0d8d04e"/>
+    <w:bookmarkStart w:id="61" w:name="Xaa5d2c7a92c8fbc5443e28c5396c68c73b7d17a"/>
     <w:p>
       <w:pPr>
         <w:pStyle w:val="Ttulo2"/>
       </w:pPr>
       <w:r>
-        <w:t xml:space="preserve">3.7 Bases conceptuales del framework híbrido propuesto</w:t>
+        <w:t xml:space="preserve">4.7 Experimento 4: Evaluación centrada en el usuario</w:t>
       </w:r>
     </w:p>
     <w:bookmarkEnd w:id="61"/>
+    <w:bookmarkStart w:id="62" w:name="procedimientos-de-análisis-estadístico"/>
+    <w:p>
+      <w:pPr>
+        <w:pStyle w:val="Ttulo2"/>
+      </w:pPr>
+      <w:r>
+        <w:t xml:space="preserve">4.8 Procedimientos de análisis estadístico</w:t>
+      </w:r>
+    </w:p>
     <w:bookmarkEnd w:id="62"/>
-    <w:bookmarkStart w:id="72" w:name="marco-empírico-diseño-experimental"/>
+    <w:bookmarkStart w:id="63" w:name="X9deb2518c603589de74d1eefed962ee0d6b1c76"/>
+    <w:p>
+      <w:pPr>
+        <w:pStyle w:val="Ttulo2"/>
+      </w:pPr>
+      <w:r>
+        <w:t xml:space="preserve">4.9 Consideraciones de validez, reproducibilidad y amenazas</w:t>
+      </w:r>
+    </w:p>
+    <w:bookmarkEnd w:id="63"/>
+    <w:bookmarkEnd w:id="64"/>
+    <w:bookmarkStart w:id="70" w:name="resultados-y-discusión"/>
     <w:p>
       <w:pPr>
         <w:pStyle w:val="Ttulo1"/>
       </w:pPr>
       <w:r>
-        <w:t xml:space="preserve">4. Marco empírico / Diseño experimental</w:t>
-      </w:r>
-    </w:p>
-    <w:bookmarkStart w:id="63" w:name="objetivo-del-capítulo-experimental"/>
+        <w:t xml:space="preserve">5. Resultados y discusión</w:t>
+      </w:r>
+    </w:p>
+    <w:bookmarkStart w:id="65" w:name="resultados-del-benchmark"/>
     <w:p>
       <w:pPr>
         <w:pStyle w:val="Ttulo2"/>
       </w:pPr>
       <w:r>
-        <w:t xml:space="preserve">4.1 Objetivo del capítulo experimental</w:t>
-      </w:r>
-    </w:p>
-    <w:bookmarkEnd w:id="63"/>
-    <w:bookmarkStart w:id="64" w:name="hipótesis-experimentales"/>
+        <w:t xml:space="preserve">5.1 Resultados del benchmark</w:t>
+      </w:r>
+    </w:p>
+    <w:bookmarkEnd w:id="65"/>
+    <w:bookmarkStart w:id="66" w:name="resultados-del-framework-híbrido"/>
     <w:p>
       <w:pPr>
         <w:pStyle w:val="Ttulo2"/>
       </w:pPr>
       <w:r>
-        <w:t xml:space="preserve">4.2 Hipótesis experimentales</w:t>
-      </w:r>
-    </w:p>
-    <w:bookmarkEnd w:id="64"/>
-    <w:bookmarkStart w:id="65" w:name="diseño-experimental-general"/>
+        <w:t xml:space="preserve">5.2 Resultados del framework híbrido</w:t>
+      </w:r>
+    </w:p>
+    <w:bookmarkEnd w:id="66"/>
+    <w:bookmarkStart w:id="67" w:name="resultados-de-escalabilidad-y-robustez"/>
     <w:p>
       <w:pPr>
         <w:pStyle w:val="Ttulo2"/>
       </w:pPr>
       <w:r>
-        <w:t xml:space="preserve">4.3 Diseño experimental general</w:t>
-      </w:r>
-    </w:p>
-    <w:bookmarkEnd w:id="65"/>
-    <w:bookmarkStart w:id="66" w:name="X8edbf47208baff98da63be58a181e5d7f410698"/>
+        <w:t xml:space="preserve">5.3 Resultados de escalabilidad y robustez</w:t>
+      </w:r>
+    </w:p>
+    <w:bookmarkEnd w:id="67"/>
+    <w:bookmarkStart w:id="68" w:name="resultados-del-estudio-con-usuarios"/>
     <w:p>
       <w:pPr>
         <w:pStyle w:val="Ttulo2"/>
       </w:pPr>
       <w:r>
-        <w:t xml:space="preserve">4.4 Experimento 1: Benchmark de métodos existentes</w:t>
-      </w:r>
-    </w:p>
-    <w:bookmarkEnd w:id="66"/>
-    <w:bookmarkStart w:id="67" w:name="Xbf0bda34eabb7f2d088db8ffb41b08cd1fc7f75"/>
+        <w:t xml:space="preserve">5.4 Resultados del estudio con usuarios</w:t>
+      </w:r>
+    </w:p>
+    <w:bookmarkEnd w:id="68"/>
+    <w:bookmarkStart w:id="69" w:name="discusión-integrada"/>
     <w:p>
       <w:pPr>
         <w:pStyle w:val="Ttulo2"/>
       </w:pPr>
       <w:r>
-        <w:t xml:space="preserve">4.5 Experimento 2: Framework híbrido propuesto</w:t>
-      </w:r>
-    </w:p>
-    <w:bookmarkEnd w:id="67"/>
-    <w:bookmarkStart w:id="68" w:name="experimento-3-escalabilidad-y-robustez"/>
+        <w:t xml:space="preserve">5.5 Discusión integrada</w:t>
+      </w:r>
+    </w:p>
+    <w:bookmarkEnd w:id="69"/>
+    <w:bookmarkEnd w:id="70"/>
+    <w:bookmarkStart w:id="77" w:name="conclusiones"/>
+    <w:p>
+      <w:pPr>
+        <w:pStyle w:val="Ttulo1"/>
+      </w:pPr>
+      <w:r>
+        <w:t xml:space="preserve">6. Conclusiones</w:t>
+      </w:r>
+    </w:p>
+    <w:bookmarkStart w:id="71" w:name="hallazgos-principales"/>
     <w:p>
       <w:pPr>
         <w:pStyle w:val="Ttulo2"/>
       </w:pPr>
       <w:r>
-        <w:t xml:space="preserve">4.6 Experimento 3: Escalabilidad y robustez</w:t>
-      </w:r>
-    </w:p>
-    <w:bookmarkEnd w:id="68"/>
-    <w:bookmarkStart w:id="69" w:name="Xaa5d2c7a92c8fbc5443e28c5396c68c73b7d17a"/>
+        <w:t xml:space="preserve">6.1 Hallazgos principales</w:t>
+      </w:r>
+    </w:p>
+    <w:bookmarkEnd w:id="71"/>
+    <w:bookmarkStart w:id="72" w:name="contribuciones-teóricas"/>
     <w:p>
       <w:pPr>
         <w:pStyle w:val="Ttulo2"/>
       </w:pPr>
       <w:r>
-        <w:t xml:space="preserve">4.7 Experimento 4: Evaluación centrada en el usuario</w:t>
-      </w:r>
-    </w:p>
-    <w:bookmarkEnd w:id="69"/>
-    <w:bookmarkStart w:id="70" w:name="procedimientos-de-análisis-estadístico"/>
+        <w:t xml:space="preserve">6.2 Contribuciones teóricas</w:t>
+      </w:r>
+    </w:p>
+    <w:bookmarkEnd w:id="72"/>
+    <w:bookmarkStart w:id="73" w:name="contribuciones-metodológicas"/>
     <w:p>
       <w:pPr>
         <w:pStyle w:val="Ttulo2"/>
       </w:pPr>
       <w:r>
-        <w:t xml:space="preserve">4.8 Procedimientos de análisis estadístico</w:t>
-      </w:r>
-    </w:p>
-    <w:bookmarkEnd w:id="70"/>
-    <w:bookmarkStart w:id="71" w:name="X9deb2518c603589de74d1eefed962ee0d6b1c76"/>
+        <w:t xml:space="preserve">6.3 Contribuciones metodológicas</w:t>
+      </w:r>
+    </w:p>
+    <w:bookmarkEnd w:id="73"/>
+    <w:bookmarkStart w:id="74" w:name="contribuciones-aplicadas"/>
     <w:p>
       <w:pPr>
         <w:pStyle w:val="Ttulo2"/>
       </w:pPr>
       <w:r>
-        <w:t xml:space="preserve">4.9 Consideraciones de validez, reproducibilidad y amenazas</w:t>
-      </w:r>
-    </w:p>
-    <w:bookmarkEnd w:id="71"/>
-    <w:bookmarkEnd w:id="72"/>
-    <w:bookmarkStart w:id="78" w:name="resultados-y-discusión"/>
+        <w:t xml:space="preserve">6.4 Contribuciones aplicadas</w:t>
+      </w:r>
+    </w:p>
+    <w:bookmarkEnd w:id="74"/>
+    <w:bookmarkStart w:id="75" w:name="limitaciones-del-estudio"/>
+    <w:p>
+      <w:pPr>
+        <w:pStyle w:val="Ttulo2"/>
+      </w:pPr>
+      <w:r>
+        <w:t xml:space="preserve">6.5 Limitaciones del estudio</w:t>
+      </w:r>
+    </w:p>
+    <w:bookmarkEnd w:id="75"/>
+    <w:bookmarkStart w:id="76" w:name="prospectiva-líneas-futuras"/>
+    <w:p>
+      <w:pPr>
+        <w:pStyle w:val="Ttulo2"/>
+      </w:pPr>
+      <w:r>
+        <w:t xml:space="preserve">6.6 Prospectiva / líneas futuras</w:t>
+      </w:r>
+    </w:p>
+    <w:bookmarkEnd w:id="76"/>
+    <w:bookmarkEnd w:id="77"/>
+    <w:bookmarkStart w:id="99" w:name="referencias"/>
     <w:p>
       <w:pPr>
         <w:pStyle w:val="Ttulo1"/>
       </w:pPr>
       <w:r>
-        <w:t xml:space="preserve">5. Resultados y discusión</w:t>
-      </w:r>
-    </w:p>
-    <w:bookmarkStart w:id="73" w:name="resultados-del-benchmark"/>
-    <w:p>
-      <w:pPr>
-        <w:pStyle w:val="Ttulo2"/>
-      </w:pPr>
-      <w:r>
-        <w:t xml:space="preserve">5.1 Resultados del benchmark</w:t>
-      </w:r>
-    </w:p>
-    <w:bookmarkEnd w:id="73"/>
-    <w:bookmarkStart w:id="74" w:name="resultados-del-framework-híbrido"/>
-    <w:p>
-      <w:pPr>
-        <w:pStyle w:val="Ttulo2"/>
-      </w:pPr>
-      <w:r>
-        <w:t xml:space="preserve">5.2 Resultados del framework híbrido</w:t>
-      </w:r>
-    </w:p>
-    <w:bookmarkEnd w:id="74"/>
-    <w:bookmarkStart w:id="75" w:name="resultados-de-escalabilidad-y-robustez"/>
-    <w:p>
-      <w:pPr>
-        <w:pStyle w:val="Ttulo2"/>
-      </w:pPr>
-      <w:r>
-        <w:t xml:space="preserve">5.3 Resultados de escalabilidad y robustez</w:t>
-      </w:r>
-    </w:p>
-    <w:bookmarkEnd w:id="75"/>
-    <w:bookmarkStart w:id="76" w:name="resultados-del-estudio-con-usuarios"/>
-    <w:p>
-      <w:pPr>
-        <w:pStyle w:val="Ttulo2"/>
-      </w:pPr>
-      <w:r>
-        <w:t xml:space="preserve">5.4 Resultados del estudio con usuarios</w:t>
-      </w:r>
-    </w:p>
-    <w:bookmarkEnd w:id="76"/>
-    <w:bookmarkStart w:id="77" w:name="discusión-integrada"/>
-    <w:p>
-      <w:pPr>
-        <w:pStyle w:val="Ttulo2"/>
-      </w:pPr>
-      <w:r>
-        <w:t xml:space="preserve">5.5 Discusión integrada</w:t>
-      </w:r>
-    </w:p>
-    <w:bookmarkEnd w:id="77"/>
-    <w:bookmarkEnd w:id="78"/>
-    <w:bookmarkStart w:id="85" w:name="conclusiones"/>
-    <w:p>
-      <w:pPr>
-        <w:pStyle w:val="Ttulo1"/>
-      </w:pPr>
-      <w:r>
-        <w:t xml:space="preserve">6. Conclusiones</w:t>
-      </w:r>
-    </w:p>
-    <w:bookmarkStart w:id="79" w:name="hallazgos-principales"/>
-    <w:p>
-      <w:pPr>
-        <w:pStyle w:val="Ttulo2"/>
-      </w:pPr>
-      <w:r>
-        <w:t xml:space="preserve">6.1 Hallazgos principales</w:t>
-      </w:r>
-    </w:p>
-    <w:bookmarkEnd w:id="79"/>
-    <w:bookmarkStart w:id="80" w:name="contribuciones-teóricas"/>
-    <w:p>
-      <w:pPr>
-        <w:pStyle w:val="Ttulo2"/>
-      </w:pPr>
-      <w:r>
-        <w:t xml:space="preserve">6.2 Contribuciones teóricas</w:t>
-      </w:r>
-    </w:p>
-    <w:bookmarkEnd w:id="80"/>
-    <w:bookmarkStart w:id="81" w:name="contribuciones-metodológicas"/>
-    <w:p>
-      <w:pPr>
-        <w:pStyle w:val="Ttulo2"/>
-      </w:pPr>
-      <w:r>
-        <w:t xml:space="preserve">6.3 Contribuciones metodológicas</w:t>
-      </w:r>
-    </w:p>
-    <w:bookmarkEnd w:id="81"/>
-    <w:bookmarkStart w:id="82" w:name="contribuciones-aplicadas"/>
-    <w:p>
-      <w:pPr>
-        <w:pStyle w:val="Ttulo2"/>
-      </w:pPr>
-      <w:r>
-        <w:t xml:space="preserve">6.4 Contribuciones aplicadas</w:t>
-      </w:r>
-    </w:p>
-    <w:bookmarkEnd w:id="82"/>
-    <w:bookmarkStart w:id="83" w:name="limitaciones-del-estudio"/>
-    <w:p>
-      <w:pPr>
-        <w:pStyle w:val="Ttulo2"/>
-      </w:pPr>
-      <w:r>
-        <w:t xml:space="preserve">6.5 Limitaciones del estudio</w:t>
-      </w:r>
-    </w:p>
-    <w:bookmarkEnd w:id="83"/>
-    <w:bookmarkStart w:id="84" w:name="prospectiva-líneas-futuras"/>
-    <w:p>
-      <w:pPr>
-        <w:pStyle w:val="Ttulo2"/>
-      </w:pPr>
-      <w:r>
-        <w:t xml:space="preserve">6.6 Prospectiva / líneas futuras</w:t>
-      </w:r>
-    </w:p>
-    <w:bookmarkEnd w:id="84"/>
-    <w:bookmarkEnd w:id="85"/>
-    <w:bookmarkStart w:id="106" w:name="referencias"/>
-    <w:p>
-      <w:pPr>
-        <w:pStyle w:val="Ttulo1"/>
-      </w:pPr>
-      <w:r>
         <w:t xml:space="preserve">Referencias</w:t>
       </w:r>
     </w:p>
-    <w:bookmarkStart w:id="105" w:name="refs"/>
-    <w:bookmarkStart w:id="87" w:name="ref-abdulkadir2023"/>
+    <w:bookmarkStart w:id="98" w:name="refs"/>
+    <w:bookmarkStart w:id="79" w:name="ref-abdulkadir2023"/>
     <w:p>
       <w:pPr>
         <w:pStyle w:val="Bibliography"/>
@@ -1375,7 +2931,7 @@
       <w:r>
         <w:t xml:space="preserve"> </w:t>
       </w:r>
-      <w:hyperlink r:id="rId86">
+      <w:hyperlink r:id="rId78">
         <w:r>
           <w:rPr>
             <w:rStyle w:val="Hipervnculo"/>
@@ -1387,8 +2943,8 @@
         <w:t xml:space="preserve">.</w:t>
       </w:r>
     </w:p>
-    <w:bookmarkEnd w:id="87"/>
-    <w:bookmarkStart w:id="88" w:name="ref-agarwal2022"/>
+    <w:bookmarkEnd w:id="79"/>
+    <w:bookmarkStart w:id="80" w:name="ref-agarwal2022"/>
     <w:p>
       <w:pPr>
         <w:pStyle w:val="Bibliography"/>
@@ -1416,8 +2972,8 @@
         <w:t xml:space="preserve">.</w:t>
       </w:r>
     </w:p>
-    <w:bookmarkEnd w:id="88"/>
-    <w:bookmarkStart w:id="90" w:name="ref-bhattacharya2024"/>
+    <w:bookmarkEnd w:id="80"/>
+    <w:bookmarkStart w:id="82" w:name="ref-bhattacharya2024"/>
     <w:p>
       <w:pPr>
         <w:pStyle w:val="Bibliography"/>
@@ -1447,7 +3003,7 @@
       <w:r>
         <w:t xml:space="preserve"> </w:t>
       </w:r>
-      <w:hyperlink r:id="rId89">
+      <w:hyperlink r:id="rId81">
         <w:r>
           <w:rPr>
             <w:rStyle w:val="Hipervnculo"/>
@@ -1459,8 +3015,8 @@
         <w:t xml:space="preserve">.</w:t>
       </w:r>
     </w:p>
-    <w:bookmarkEnd w:id="90"/>
-    <w:bookmarkStart w:id="92" w:name="ref-canha2025"/>
+    <w:bookmarkEnd w:id="82"/>
+    <w:bookmarkStart w:id="84" w:name="ref-canha2025"/>
     <w:p>
       <w:pPr>
         <w:pStyle w:val="Bibliography"/>
@@ -1493,7 +3049,7 @@
       <w:r>
         <w:t xml:space="preserve"> </w:t>
       </w:r>
-      <w:hyperlink r:id="rId91">
+      <w:hyperlink r:id="rId83">
         <w:r>
           <w:rPr>
             <w:rStyle w:val="Hipervnculo"/>
@@ -1505,8 +3061,8 @@
         <w:t xml:space="preserve">.</w:t>
       </w:r>
     </w:p>
-    <w:bookmarkEnd w:id="92"/>
-    <w:bookmarkStart w:id="93" w:name="ref-hedstrom2023"/>
+    <w:bookmarkEnd w:id="84"/>
+    <w:bookmarkStart w:id="85" w:name="ref-hedstrom2023"/>
     <w:p>
       <w:pPr>
         <w:pStyle w:val="Bibliography"/>
@@ -1537,8 +3093,8 @@
         <w:t xml:space="preserve">24 (34): 1–11.</w:t>
       </w:r>
     </w:p>
-    <w:bookmarkEnd w:id="93"/>
-    <w:bookmarkStart w:id="95" w:name="ref-lundberg2017"/>
+    <w:bookmarkEnd w:id="85"/>
+    <w:bookmarkStart w:id="87" w:name="ref-lundberg2017"/>
     <w:p>
       <w:pPr>
         <w:pStyle w:val="Bibliography"/>
@@ -1568,7 +3124,7 @@
       <w:r>
         <w:t xml:space="preserve"> </w:t>
       </w:r>
-      <w:hyperlink r:id="rId94">
+      <w:hyperlink r:id="rId86">
         <w:r>
           <w:rPr>
             <w:rStyle w:val="Hipervnculo"/>
@@ -1580,8 +3136,8 @@
         <w:t xml:space="preserve">.</w:t>
       </w:r>
     </w:p>
-    <w:bookmarkEnd w:id="95"/>
-    <w:bookmarkStart w:id="96" w:name="ref-nizam2023"/>
+    <w:bookmarkEnd w:id="87"/>
+    <w:bookmarkStart w:id="88" w:name="ref-nizam2023"/>
     <w:p>
       <w:pPr>
         <w:pStyle w:val="Bibliography"/>
@@ -1609,8 +3165,8 @@
         <w:t xml:space="preserve">.</w:t>
       </w:r>
     </w:p>
-    <w:bookmarkEnd w:id="96"/>
-    <w:bookmarkStart w:id="98" w:name="ref-pawlicki2024"/>
+    <w:bookmarkEnd w:id="88"/>
+    <w:bookmarkStart w:id="90" w:name="ref-pawlicki2024"/>
     <w:p>
       <w:pPr>
         <w:pStyle w:val="Bibliography"/>
@@ -1643,7 +3199,7 @@
       <w:r>
         <w:t xml:space="preserve"> </w:t>
       </w:r>
-      <w:hyperlink r:id="rId97">
+      <w:hyperlink r:id="rId89">
         <w:r>
           <w:rPr>
             <w:rStyle w:val="Hipervnculo"/>
@@ -1655,8 +3211,40 @@
         <w:t xml:space="preserve">.</w:t>
       </w:r>
     </w:p>
-    <w:bookmarkEnd w:id="98"/>
-    <w:bookmarkStart w:id="100" w:name="ref-ribeiro2016"/>
+    <w:bookmarkEnd w:id="90"/>
+    <w:bookmarkStart w:id="91" w:name="ref-reif2024"/>
+    <w:p>
+      <w:pPr>
+        <w:pStyle w:val="Bibliography"/>
+      </w:pPr>
+      <w:r>
+        <w:t xml:space="preserve">Reif, E. et al.</w:t>
+      </w:r>
+      <w:r>
+        <w:t xml:space="preserve"> 2024.</w:t>
+      </w:r>
+      <w:r>
+        <w:t xml:space="preserve"> </w:t>
+      </w:r>
+      <w:r>
+        <w:t xml:space="preserve">“Evidence of a Social Evaluation Penalty for Using AI.”</w:t>
+      </w:r>
+      <w:r>
+        <w:t xml:space="preserve"> </w:t>
+      </w:r>
+      <w:r>
+        <w:rPr>
+          <w:i/>
+          <w:iCs/>
+        </w:rPr>
+        <w:t xml:space="preserve">Research Note</w:t>
+      </w:r>
+      <w:r>
+        <w:t xml:space="preserve">.</w:t>
+      </w:r>
+    </w:p>
+    <w:bookmarkEnd w:id="91"/>
+    <w:bookmarkStart w:id="93" w:name="ref-ribeiro2016"/>
     <w:p>
       <w:pPr>
         <w:pStyle w:val="Bibliography"/>
@@ -1686,7 +3274,7 @@
       <w:r>
         <w:t xml:space="preserve"> </w:t>
       </w:r>
-      <w:hyperlink r:id="rId99">
+      <w:hyperlink r:id="rId92">
         <w:r>
           <w:rPr>
             <w:rStyle w:val="Hipervnculo"/>
@@ -1698,8 +3286,8 @@
         <w:t xml:space="preserve">.</w:t>
       </w:r>
     </w:p>
-    <w:bookmarkEnd w:id="100"/>
-    <w:bookmarkStart w:id="102" w:name="ref-ribeiro2018"/>
+    <w:bookmarkEnd w:id="93"/>
+    <w:bookmarkStart w:id="95" w:name="ref-ribeiro2018"/>
     <w:p>
       <w:pPr>
         <w:pStyle w:val="Bibliography"/>
@@ -1729,7 +3317,7 @@
       <w:r>
         <w:t xml:space="preserve"> </w:t>
       </w:r>
-      <w:hyperlink r:id="rId101">
+      <w:hyperlink r:id="rId94">
         <w:r>
           <w:rPr>
             <w:rStyle w:val="Hipervnculo"/>
@@ -1741,8 +3329,8 @@
         <w:t xml:space="preserve">.</w:t>
       </w:r>
     </w:p>
-    <w:bookmarkEnd w:id="102"/>
-    <w:bookmarkStart w:id="104" w:name="ref-zheng2025"/>
+    <w:bookmarkEnd w:id="95"/>
+    <w:bookmarkStart w:id="97" w:name="ref-zheng2025"/>
     <w:p>
       <w:pPr>
         <w:pStyle w:val="Bibliography"/>
@@ -1772,7 +3360,7 @@
       <w:r>
         <w:t xml:space="preserve"> </w:t>
       </w:r>
-      <w:hyperlink r:id="rId103">
+      <w:hyperlink r:id="rId96">
         <w:r>
           <w:rPr>
             <w:rStyle w:val="Hipervnculo"/>
@@ -1784,10 +3372,10 @@
         <w:t xml:space="preserve">.</w:t>
       </w:r>
     </w:p>
-    <w:bookmarkEnd w:id="104"/>
-    <w:bookmarkEnd w:id="105"/>
-    <w:bookmarkEnd w:id="106"/>
-    <w:bookmarkStart w:id="110" w:name="apéndices"/>
+    <w:bookmarkEnd w:id="97"/>
+    <w:bookmarkEnd w:id="98"/>
+    <w:bookmarkEnd w:id="99"/>
+    <w:bookmarkStart w:id="103" w:name="apéndices"/>
     <w:p>
       <w:pPr>
         <w:pStyle w:val="Ttulo1"/>
@@ -1796,7 +3384,7 @@
         <w:t xml:space="preserve">Apéndices</w:t>
       </w:r>
     </w:p>
-    <w:bookmarkStart w:id="107" w:name="apéndice-a-detalles-del-corpus-de-datos"/>
+    <w:bookmarkStart w:id="100" w:name="apéndice-a-detalles-del-corpus-de-datos"/>
     <w:p>
       <w:pPr>
         <w:pStyle w:val="Ttulo2"/>
@@ -1805,8 +3393,8 @@
         <w:t xml:space="preserve">Apéndice A: Detalles del corpus de datos</w:t>
       </w:r>
     </w:p>
-    <w:bookmarkEnd w:id="107"/>
-    <w:bookmarkStart w:id="108" w:name="X099ba691e46175a7ccd6698c94b9cfe7ba4975a"/>
+    <w:bookmarkEnd w:id="100"/>
+    <w:bookmarkStart w:id="101" w:name="X099ba691e46175a7ccd6698c94b9cfe7ba4975a"/>
     <w:p>
       <w:pPr>
         <w:pStyle w:val="Ttulo2"/>
@@ -1815,8 +3403,8 @@
         <w:t xml:space="preserve">Apéndice B: Configuración de los modelos de caja negra</w:t>
       </w:r>
     </w:p>
-    <w:bookmarkEnd w:id="108"/>
-    <w:bookmarkStart w:id="109" w:name="X52f0a5c074bf6018d9e252527b969f7db490891"/>
+    <w:bookmarkEnd w:id="101"/>
+    <w:bookmarkStart w:id="102" w:name="X52f0a5c074bf6018d9e252527b969f7db490891"/>
     <w:p>
       <w:pPr>
         <w:pStyle w:val="Ttulo2"/>
@@ -1825,8 +3413,8 @@
         <w:t xml:space="preserve">Apéndice C: Prompts utilizados para la evaluación con LLMs</w:t>
       </w:r>
     </w:p>
-    <w:bookmarkEnd w:id="109"/>
-    <w:bookmarkEnd w:id="110"/>
+    <w:bookmarkEnd w:id="102"/>
+    <w:bookmarkEnd w:id="103"/>
     <w:sectPr>
       <w:headerReference r:id="rId9" w:type="even"/>
       <w:headerReference r:id="rId10" w:type="default"/>

--- a/thesis/_output/JHerrera_XAI_Tesis_Doctorado.docx
+++ b/thesis/_output/JHerrera_XAI_Tesis_Doctorado.docx
@@ -114,7 +114,7 @@
         <w:pStyle w:val="Textoindependiente"/>
       </w:pPr>
       <w:r>
-        <w:t xml:space="preserve">El estudio empírico se realiza sobre el conjunto Adult (UCI Adult Income) y operacionaliza cinco métricas primarias: fidelidad, estabilidad, parsimonia, brecha de fidelidad (</w:t>
+        <w:t xml:space="preserve">El estudio empírico integra tres fases. EXP1 calibra la reproducibilidad del protocolo; EXP2 ejecuta el benchmark confirmativo sobre UCI Adult Income y operacionaliza cinco métricas primarias: fidelidad, estabilidad, parsimonia, brecha de fidelidad (</w:t>
       </w:r>
       <w:r>
         <w:rPr>
@@ -124,7 +124,7 @@
         <w:t xml:space="preserve">faithfulness gap</w:t>
       </w:r>
       <w:r>
-        <w:t xml:space="preserve">) y coste computacional. La inferencia confirmativa se apoya en comparaciones no paramétricas con control de multiplicidad y en un análisis pareado SHAP–LIME para cuantificar el trade-off calidad–coste. Los resultados muestran diferencias grandes y consistentes entre métodos: SHAP domina en fidelidad y estabilidad en los contextos evaluados, mientras que LIME resulta competitivo cuando la latencia es crítica, a costa de explicaciones estructuralmente inestables. Anchors y DiCE se posicionan como enfoques con objetivos explicativos cualitativamente distintos a la atribución de características. En conjunto, la tesis aporta un protocolo portable y un marco conceptual que permiten seleccionar métodos XAI en función de objetivos operativos y acumular evidencia de forma reproducible.</w:t>
+        <w:t xml:space="preserve">) y coste computacional; y EXP3 añade una validación externa compacta sobre Breast Cancer y German Credit. La inferencia confirmativa de EXP2 se apoya en comparaciones no paramétricas con control de multiplicidad y en un análisis pareado SHAP–LIME para cuantificar el trade-off calidad–coste, mientras que EXP3 se reporta como evidencia descriptiva de portabilidad. Los resultados muestran diferencias grandes y consistentes entre métodos: SHAP domina en fidelidad y estabilidad en Adult y conserva esa ventaja en EXP3 (fidelidad media 0.702 y estabilidad 0.873 frente a 0.319 y 0.533 para Anchors). LIME resulta competitivo cuando la latencia es crítica, a costa de explicaciones estructuralmente inestables, y Anchors y DiCE se posicionan como enfoques con objetivos explicativos cualitativamente distintos a la atribución de características. En conjunto, la tesis aporta un protocolo portable y un marco conceptual que permiten seleccionar métodos XAI en función de objetivos operativos y acumular evidencia de forma reproducible.</w:t>
       </w:r>
     </w:p>
     <w:p>
@@ -168,7 +168,7 @@
         <w:pStyle w:val="Textoindependiente"/>
       </w:pPr>
       <w:r>
-        <w:t xml:space="preserve">The empirical study uses the Adult (UCI Adult Income) dataset and operationalizes five primary metrics: faithfulness, stability, parsimony, faithfulness gap, and computational cost. Confirmatory inference relies on nonparametric comparisons with multiplicity control and on a paired SHAP–LIME analysis to quantify the quality–cost trade-off. Results show large and consistent differences across methods: SHAP dominates in faithfulness and stability in the evaluated settings, whereas LIME becomes attractive when latency constraints dominate, at the cost of structurally unstable explanations. Anchors and DiCE address qualitatively different explanatory objectives than feature attribution. Overall, the thesis contributes a portable protocol and a conceptual framework to support operationally grounded XAI method selection and reproducible evidence accumulation.</w:t>
+        <w:t xml:space="preserve">The empirical study integrates three phases. EXP1 calibrates protocol reproducibility; EXP2 conducts the confirmatory benchmark on UCI Adult Income and operationalizes five primary metrics: faithfulness, stability, parsimony, faithfulness gap, and computational cost; and EXP3 adds compact external validation on Breast Cancer and German Credit. Confirmatory inference for EXP2 relies on nonparametric comparisons with multiplicity control and on a paired SHAP–LIME analysis to quantify the quality–cost trade-off, whereas EXP3 is reported as descriptive portability evidence. Results show large and consistent differences across methods: SHAP dominates in faithfulness and stability on Adult and preserves that advantage in EXP3 (mean faithfulness 0.702 and stability 0.873 versus 0.319 and 0.533 for Anchors). LIME becomes attractive when latency constraints dominate, at the cost of structurally unstable explanations, and Anchors and DiCE address qualitatively different explanatory objectives than feature attribution. Overall, the thesis contributes a portable protocol and a conceptual framework to support operationally grounded XAI method selection and reproducible evidence accumulation.</w:t>
       </w:r>
     </w:p>
     <w:p>

--- a/thesis/_output/JHerrera_XAI_Tesis_Doctorado.docx
+++ b/thesis/_output/JHerrera_XAI_Tesis_Doctorado.docx
@@ -680,6 +680,44 @@
       </w:r>
       <w:r>
         <w:t xml:space="preserve">profundamente confiables y plenamente comprendidos por sus usuarios.</w:t>
+      </w:r>
+    </w:p>
+    <w:p>
+      <w:pPr>
+        <w:pStyle w:val="Textoindependiente"/>
+      </w:pPr>
+      <w:r>
+        <w:t xml:space="preserve">Una vez establecida la capa técnica y de validez externa del marco, la extensión</w:t>
+      </w:r>
+      <w:r>
+        <w:t xml:space="preserve"> </w:t>
+      </w:r>
+      <w:r>
+        <w:t xml:space="preserve">natural de esta línea de trabajo es la evaluación semántica asistida por modelos</w:t>
+      </w:r>
+      <w:r>
+        <w:t xml:space="preserve"> </w:t>
+      </w:r>
+      <w:r>
+        <w:t xml:space="preserve">de lenguaje de gran escala (LLMs). En esta tesis, dicha extensión se plantea</w:t>
+      </w:r>
+      <w:r>
+        <w:t xml:space="preserve"> </w:t>
+      </w:r>
+      <w:r>
+        <w:t xml:space="preserve">como una capa proxy reproducible para valorar dimensiones como claridad,</w:t>
+      </w:r>
+      <w:r>
+        <w:t xml:space="preserve"> </w:t>
+      </w:r>
+      <w:r>
+        <w:t xml:space="preserve">coherencia, utilidad auditora y plausibilidad semántica de las explicaciones,</w:t>
+      </w:r>
+      <w:r>
+        <w:t xml:space="preserve"> </w:t>
+      </w:r>
+      <w:r>
+        <w:t xml:space="preserve">sin equipararla todavía con una validación directa de interpretabilidad humana.</w:t>
       </w:r>
     </w:p>
     <w:p>
@@ -5289,55 +5327,55 @@
         <w:t xml:space="preserve"> </w:t>
       </w:r>
       <w:r>
-        <w:t xml:space="preserve">(Estudio A, Paper A), la comparación pareada enfocada entre LIME y SHAP</w:t>
-      </w:r>
-      <w:r>
-        <w:t xml:space="preserve"> </w:t>
-      </w:r>
-      <w:r>
-        <w:t xml:space="preserve">(Estudio B, Paper B) y la validación externa compacta EXP3. Los dos primeros</w:t>
-      </w:r>
-      <w:r>
-        <w:t xml:space="preserve"> </w:t>
-      </w:r>
-      <w:r>
-        <w:t xml:space="preserve">estudios comparten el mismo pipeline experimental, el mismo conjunto de datos</w:t>
-      </w:r>
-      <w:r>
-        <w:t xml:space="preserve"> </w:t>
-      </w:r>
-      <w:r>
-        <w:t xml:space="preserve">Adult y los mismos artefactos de modelo, y se distinguen por el alcance del</w:t>
-      </w:r>
-      <w:r>
-        <w:t xml:space="preserve"> </w:t>
-      </w:r>
-      <w:r>
-        <w:t xml:space="preserve">análisis inferencial: Estudio A evalúa los cuatro métodos sobre el diseño</w:t>
-      </w:r>
-      <w:r>
-        <w:t xml:space="preserve"> </w:t>
-      </w:r>
-      <w:r>
-        <w:t xml:space="preserve">factorial completo; Estudio B restringe la inferencia confirmativa al</w:t>
-      </w:r>
-      <w:r>
-        <w:t xml:space="preserve"> </w:t>
-      </w:r>
-      <w:r>
-        <w:t xml:space="preserve">subconjunto pareado LIME-SHAP. EXP3 reutiliza el contrato operativo y el paquete</w:t>
-      </w:r>
-      <w:r>
-        <w:t xml:space="preserve"> </w:t>
-      </w:r>
-      <w:r>
-        <w:t xml:space="preserve">de métricas para evaluar portabilidad en Breast Cancer y German Credit, sin</w:t>
-      </w:r>
-      <w:r>
-        <w:t xml:space="preserve"> </w:t>
-      </w:r>
-      <w:r>
-        <w:t xml:space="preserve">incorporarse al contraste confirmativo de EXP2. El capítulo se organiza en ocho</w:t>
+        <w:t xml:space="preserve">(Estudio A), la comparación pareada enfocada entre LIME y SHAP (Estudio B) y la</w:t>
+      </w:r>
+      <w:r>
+        <w:t xml:space="preserve"> </w:t>
+      </w:r>
+      <w:r>
+        <w:t xml:space="preserve">validación externa compacta EXP3. Los dos primeros estudios comparten el mismo</w:t>
+      </w:r>
+      <w:r>
+        <w:t xml:space="preserve"> </w:t>
+      </w:r>
+      <w:r>
+        <w:t xml:space="preserve">protocolo experimental, el mismo conjunto de datos Adult y los mismos artefactos</w:t>
+      </w:r>
+      <w:r>
+        <w:t xml:space="preserve"> </w:t>
+      </w:r>
+      <w:r>
+        <w:t xml:space="preserve">de modelo, y se distinguen por el alcance del análisis inferencial: el Estudio A</w:t>
+      </w:r>
+      <w:r>
+        <w:t xml:space="preserve"> </w:t>
+      </w:r>
+      <w:r>
+        <w:t xml:space="preserve">evalúa los cuatro métodos sobre el diseño factorial completo; el Estudio B</w:t>
+      </w:r>
+      <w:r>
+        <w:t xml:space="preserve"> </w:t>
+      </w:r>
+      <w:r>
+        <w:t xml:space="preserve">restringe la inferencia confirmativa al subconjunto pareado LIME-SHAP. EXP3</w:t>
+      </w:r>
+      <w:r>
+        <w:t xml:space="preserve"> </w:t>
+      </w:r>
+      <w:r>
+        <w:t xml:space="preserve">reutiliza el contrato operativo y el paquete de métricas para evaluar</w:t>
+      </w:r>
+      <w:r>
+        <w:t xml:space="preserve"> </w:t>
+      </w:r>
+      <w:r>
+        <w:t xml:space="preserve">portabilidad en Breast Cancer y German Credit, sin incorporarse al contraste</w:t>
+      </w:r>
+      <w:r>
+        <w:t xml:space="preserve"> </w:t>
+      </w:r>
+      <w:r>
+        <w:t xml:space="preserve">confirmativo de EXP2. El capítulo se organiza en ocho</w:t>
       </w:r>
       <w:r>
         <w:t xml:space="preserve"> </w:t>
@@ -7001,52 +7039,7 @@
         <w:t xml:space="preserve"> </w:t>
       </w:r>
       <w:r>
-        <w:t xml:space="preserve">compacto y evitar convertirlo en un segundo EXP2. Los resultados completos se</w:t>
-      </w:r>
-      <w:r>
-        <w:t xml:space="preserve"> </w:t>
-      </w:r>
-      <w:r>
-        <w:t xml:space="preserve">integran mediante</w:t>
-      </w:r>
-      <w:r>
-        <w:t xml:space="preserve"> </w:t>
-      </w:r>
-      <w:r>
-        <w:rPr>
-          <w:rStyle w:val="VerbatimChar"/>
-        </w:rPr>
-        <w:t xml:space="preserve">scripts/integrate_experiment_evidence.py</w:t>
-      </w:r>
-      <w:r>
-        <w:t xml:space="preserve">, que genera el</w:t>
-      </w:r>
-      <w:r>
-        <w:t xml:space="preserve"> </w:t>
-      </w:r>
-      <w:r>
-        <w:t xml:space="preserve">paquete</w:t>
-      </w:r>
-      <w:r>
-        <w:t xml:space="preserve"> </w:t>
-      </w:r>
-      <w:r>
-        <w:rPr>
-          <w:rStyle w:val="VerbatimChar"/>
-        </w:rPr>
-        <w:t xml:space="preserve">outputs/analysis/integrated_evidence/</w:t>
-      </w:r>
-      <w:r>
-        <w:t xml:space="preserve"> </w:t>
-      </w:r>
-      <w:r>
-        <w:t xml:space="preserve">con tablas normalizadas,</w:t>
-      </w:r>
-      <w:r>
-        <w:t xml:space="preserve"> </w:t>
-      </w:r>
-      <w:r>
-        <w:t xml:space="preserve">fragmentos de tesis y notas de integración para Paper A/B/C.</w:t>
+        <w:t xml:space="preserve">compacto y evitar convertirlo en un segundo EXP2.</w:t>
       </w:r>
     </w:p>
     <w:p>
@@ -7054,40 +7047,37 @@
         <w:pStyle w:val="Textoindependiente"/>
       </w:pPr>
       <w:r>
-        <w:t xml:space="preserve">EXP3 completó</w:t>
-      </w:r>
-      <w:r>
-        <w:t xml:space="preserve"> </w:t>
-      </w:r>
-      <w:r>
-        <w:rPr>
-          <w:rStyle w:val="VerbatimChar"/>
-        </w:rPr>
-        <w:t xml:space="preserve">24 / 24</w:t>
-      </w:r>
-      <w:r>
-        <w:t xml:space="preserve"> </w:t>
-      </w:r>
-      <w:r>
-        <w:t xml:space="preserve">ejecuciones planificadas. En el análisis estadístico,</w:t>
-      </w:r>
-      <w:r>
-        <w:t xml:space="preserve"> </w:t>
-      </w:r>
-      <w:r>
-        <w:t xml:space="preserve">sus métricas se reportan como resumen descriptivo y evidencia de validez</w:t>
-      </w:r>
-      <w:r>
-        <w:t xml:space="preserve"> </w:t>
-      </w:r>
-      <w:r>
-        <w:t xml:space="preserve">externa. No se agregan a los bloques Friedman de EXP2 ni a la prueba pareada</w:t>
-      </w:r>
-      <w:r>
-        <w:t xml:space="preserve"> </w:t>
-      </w:r>
-      <w:r>
-        <w:t xml:space="preserve">SHAP-LIME de Paper B.</w:t>
+        <w:t xml:space="preserve">En la lógica de la tesis, EXP3 cumple una función de validación externa</w:t>
+      </w:r>
+      <w:r>
+        <w:t xml:space="preserve"> </w:t>
+      </w:r>
+      <w:r>
+        <w:t xml:space="preserve">acotada: verifica que el protocolo, las métricas y los criterios de</w:t>
+      </w:r>
+      <w:r>
+        <w:t xml:space="preserve"> </w:t>
+      </w:r>
+      <w:r>
+        <w:t xml:space="preserve">calificación puedan trasladarse a dominios tabulares distintos sin redefinir</w:t>
+      </w:r>
+      <w:r>
+        <w:t xml:space="preserve"> </w:t>
+      </w:r>
+      <w:r>
+        <w:t xml:space="preserve">las hipótesis confirmativas del estudio principal. Por ello, sus resultados se</w:t>
+      </w:r>
+      <w:r>
+        <w:t xml:space="preserve"> </w:t>
+      </w:r>
+      <w:r>
+        <w:t xml:space="preserve">interpretan como evidencia descriptiva de portabilidad metodológica y no se</w:t>
+      </w:r>
+      <w:r>
+        <w:t xml:space="preserve"> </w:t>
+      </w:r>
+      <w:r>
+        <w:t xml:space="preserve">agregan a las pruebas inferenciales de EXP2 ni al análisis pareado SHAP-LIME.</w:t>
       </w:r>
     </w:p>
     <w:bookmarkEnd w:id="58"/>
@@ -27660,25 +27650,44 @@
           <w:b/>
           <w:bCs/>
         </w:rPr>
-        <w:t xml:space="preserve">Ausencia de evaluación human-centered.</w:t>
-      </w:r>
-      <w:r>
-        <w:t xml:space="preserve"> </w:t>
-      </w:r>
-      <w:r>
-        <w:t xml:space="preserve">El benchmark es exclusivamente</w:t>
-      </w:r>
-      <w:r>
-        <w:t xml:space="preserve"> </w:t>
-      </w:r>
-      <w:r>
-        <w:t xml:space="preserve">funcionally-grounded. La dimensión de comprehensibilidad percibida, utilidad</w:t>
-      </w:r>
-      <w:r>
-        <w:t xml:space="preserve"> </w:t>
-      </w:r>
-      <w:r>
-        <w:t xml:space="preserve">para la toma de decisiones y confianza del usuario</w:t>
+        <w:t xml:space="preserve">Ausencia de evaluación semántica y human-centered.</w:t>
+      </w:r>
+      <w:r>
+        <w:t xml:space="preserve"> </w:t>
+      </w:r>
+      <w:r>
+        <w:t xml:space="preserve">El benchmark es</w:t>
+      </w:r>
+      <w:r>
+        <w:t xml:space="preserve"> </w:t>
+      </w:r>
+      <w:r>
+        <w:t xml:space="preserve">exclusivamente</w:t>
+      </w:r>
+      <w:r>
+        <w:t xml:space="preserve"> </w:t>
+      </w:r>
+      <w:r>
+        <w:rPr>
+          <w:i/>
+          <w:iCs/>
+        </w:rPr>
+        <w:t xml:space="preserve">functionally-grounded</w:t>
+      </w:r>
+      <w:r>
+        <w:t xml:space="preserve">. La dimensión de comprehensibilidad</w:t>
+      </w:r>
+      <w:r>
+        <w:t xml:space="preserve"> </w:t>
+      </w:r>
+      <w:r>
+        <w:t xml:space="preserve">percibida, utilidad para la toma de decisiones, confianza del usuario y</w:t>
+      </w:r>
+      <w:r>
+        <w:t xml:space="preserve"> </w:t>
+      </w:r>
+      <w:r>
+        <w:t xml:space="preserve">coherencia semántica de la explicación</w:t>
       </w:r>
       <w:r>
         <w:t xml:space="preserve"> </w:t>
@@ -27690,25 +27699,31 @@
         <w:t xml:space="preserve"> </w:t>
       </w:r>
       <w:r>
-        <w:t xml:space="preserve">no está</w:t>
-      </w:r>
-      <w:r>
-        <w:t xml:space="preserve"> </w:t>
-      </w:r>
-      <w:r>
-        <w:t xml:space="preserve">cubierta. La taxonomía del Estudio C hace explícita esta limitación y la</w:t>
-      </w:r>
-      <w:r>
-        <w:t xml:space="preserve"> </w:t>
-      </w:r>
-      <w:r>
-        <w:t xml:space="preserve">localiza en los Ejes 2 y 4, pero los criterios de selección prescriptivos</w:t>
-      </w:r>
-      <w:r>
-        <w:t xml:space="preserve"> </w:t>
-      </w:r>
-      <w:r>
-        <w:t xml:space="preserve">derivados no incorporan preferencias de usuarios finales.</w:t>
+        <w:t xml:space="preserve">no está cubierta por</w:t>
+      </w:r>
+      <w:r>
+        <w:t xml:space="preserve"> </w:t>
+      </w:r>
+      <w:r>
+        <w:t xml:space="preserve">los resultados confirmativos. La taxonomía del Estudio C hace explícita esta</w:t>
+      </w:r>
+      <w:r>
+        <w:t xml:space="preserve"> </w:t>
+      </w:r>
+      <w:r>
+        <w:t xml:space="preserve">limitación y la localiza en los Ejes 2 y 4, pero los criterios de selección</w:t>
+      </w:r>
+      <w:r>
+        <w:t xml:space="preserve"> </w:t>
+      </w:r>
+      <w:r>
+        <w:t xml:space="preserve">prescriptivos derivados no incorporan todavía una capa de evaluación semántica</w:t>
+      </w:r>
+      <w:r>
+        <w:t xml:space="preserve"> </w:t>
+      </w:r>
+      <w:r>
+        <w:t xml:space="preserve">proxy ni preferencias de usuarios finales.</w:t>
       </w:r>
     </w:p>
     <w:p>
@@ -27774,7 +27789,7 @@
         <w:t xml:space="preserve"> </w:t>
       </w:r>
       <w:r>
-        <w:t xml:space="preserve">señalar cinco extensiones de investigación con fundamento empírico:</w:t>
+        <w:t xml:space="preserve">señalar seis extensiones de investigación con fundamento empírico:</w:t>
       </w:r>
     </w:p>
     <w:p>
@@ -27840,49 +27855,67 @@
           <w:b/>
           <w:bCs/>
         </w:rPr>
-        <w:t xml:space="preserve">2. Incorporación de evaluación human-centered.</w:t>
-      </w:r>
-      <w:r>
-        <w:t xml:space="preserve"> </w:t>
-      </w:r>
-      <w:r>
-        <w:t xml:space="preserve">La brecha identificada en</w:t>
-      </w:r>
-      <w:r>
-        <w:t xml:space="preserve"> </w:t>
-      </w:r>
-      <w:r>
-        <w:t xml:space="preserve">el Eje 2 (fuente de evidencia) de la taxonomía apunta directamente a la</w:t>
-      </w:r>
-      <w:r>
-        <w:t xml:space="preserve"> </w:t>
-      </w:r>
-      <w:r>
-        <w:t xml:space="preserve">necesidad de integrar estudios de usuario en el protocolo. Un estudio con</w:t>
-      </w:r>
-      <w:r>
-        <w:t xml:space="preserve"> </w:t>
-      </w:r>
-      <w:r>
-        <w:t xml:space="preserve">usuarios expertos (médicos, analistas de crédito) que evalúen la comprensión</w:t>
-      </w:r>
-      <w:r>
-        <w:t xml:space="preserve"> </w:t>
-      </w:r>
-      <w:r>
-        <w:t xml:space="preserve">de las explicaciones de SHAP y LIME complementaría los hallazgos funcionales</w:t>
-      </w:r>
-      <w:r>
-        <w:t xml:space="preserve"> </w:t>
-      </w:r>
-      <w:r>
-        <w:t xml:space="preserve">con evidencia de utilidad práctica, completando el espacio de evaluación</w:t>
-      </w:r>
-      <w:r>
-        <w:t xml:space="preserve"> </w:t>
-      </w:r>
-      <w:r>
-        <w:t xml:space="preserve">multi-eje.</w:t>
+        <w:t xml:space="preserve">2. Evaluación semántica proxy mediante LLMs (EXP4).</w:t>
+      </w:r>
+      <w:r>
+        <w:t xml:space="preserve"> </w:t>
+      </w:r>
+      <w:r>
+        <w:t xml:space="preserve">La siguiente extensión</w:t>
+      </w:r>
+      <w:r>
+        <w:t xml:space="preserve"> </w:t>
+      </w:r>
+      <w:r>
+        <w:t xml:space="preserve">experimental debe introducir una capa de evaluación semántica reproducible</w:t>
+      </w:r>
+      <w:r>
+        <w:t xml:space="preserve"> </w:t>
+      </w:r>
+      <w:r>
+        <w:t xml:space="preserve">basada en LLMs como jueces rubricados. Su objetivo no es sustituir la validación</w:t>
+      </w:r>
+      <w:r>
+        <w:t xml:space="preserve"> </w:t>
+      </w:r>
+      <w:r>
+        <w:t xml:space="preserve">humana, sino estimar de forma controlada dimensiones que las métricas</w:t>
+      </w:r>
+      <w:r>
+        <w:t xml:space="preserve"> </w:t>
+      </w:r>
+      <w:r>
+        <w:t xml:space="preserve">funcionales no capturan directamente: claridad, completitud, concisión, utilidad</w:t>
+      </w:r>
+      <w:r>
+        <w:t xml:space="preserve"> </w:t>
+      </w:r>
+      <w:r>
+        <w:t xml:space="preserve">auditora, plausibilidad semántica y capacidad de apoyar la interpretación de una</w:t>
+      </w:r>
+      <w:r>
+        <w:t xml:space="preserve"> </w:t>
+      </w:r>
+      <w:r>
+        <w:t xml:space="preserve">decisión. Esta fase permitiría estudiar si las ventajas técnicas observadas en</w:t>
+      </w:r>
+      <w:r>
+        <w:t xml:space="preserve"> </w:t>
+      </w:r>
+      <w:r>
+        <w:t xml:space="preserve">fidelidad y estabilidad se corresponden con perfiles semánticos favorables, y</w:t>
+      </w:r>
+      <w:r>
+        <w:t xml:space="preserve"> </w:t>
+      </w:r>
+      <w:r>
+        <w:t xml:space="preserve">si explicadores como Anchors obtienen ventajas en claridad o forma discursiva a</w:t>
+      </w:r>
+      <w:r>
+        <w:t xml:space="preserve"> </w:t>
+      </w:r>
+      <w:r>
+        <w:t xml:space="preserve">pesar de resultados funcionales más débiles.</w:t>
       </w:r>
     </w:p>
     <w:p>
@@ -27894,43 +27927,49 @@
           <w:b/>
           <w:bCs/>
         </w:rPr>
-        <w:t xml:space="preserve">3. Análisis de la sensibilidad a la configuración de hiperparámetros.</w:t>
-      </w:r>
-      <w:r>
-        <w:t xml:space="preserve"> </w:t>
-      </w:r>
-      <w:r>
-        <w:t xml:space="preserve">El</w:t>
-      </w:r>
-      <w:r>
-        <w:t xml:space="preserve"> </w:t>
-      </w:r>
-      <w:r>
-        <w:t xml:space="preserve">benchmark primario opera con configuraciones de referencia. Un diseño factorial</w:t>
-      </w:r>
-      <w:r>
-        <w:t xml:space="preserve"> </w:t>
-      </w:r>
-      <w:r>
-        <w:t xml:space="preserve">extendido que varíe sistemáticamente los hiperparámetros clave —número de</w:t>
-      </w:r>
-      <w:r>
-        <w:t xml:space="preserve"> </w:t>
-      </w:r>
-      <w:r>
-        <w:t xml:space="preserve">muestras de LIME, estrategia de referencia de SHAP, parámetros de umbral de</w:t>
-      </w:r>
-      <w:r>
-        <w:t xml:space="preserve"> </w:t>
-      </w:r>
-      <w:r>
-        <w:t xml:space="preserve">Anchors— permitiría determinar en qué medida los perfiles de calidad obtenidos</w:t>
-      </w:r>
-      <w:r>
-        <w:t xml:space="preserve"> </w:t>
-      </w:r>
-      <w:r>
-        <w:t xml:space="preserve">son robustos a la sintonización de cada método.</w:t>
+        <w:t xml:space="preserve">3. Incorporación de evaluación human-centered.</w:t>
+      </w:r>
+      <w:r>
+        <w:t xml:space="preserve"> </w:t>
+      </w:r>
+      <w:r>
+        <w:t xml:space="preserve">La brecha identificada en</w:t>
+      </w:r>
+      <w:r>
+        <w:t xml:space="preserve"> </w:t>
+      </w:r>
+      <w:r>
+        <w:t xml:space="preserve">el Eje 2 (fuente de evidencia) de la taxonomía apunta directamente a la</w:t>
+      </w:r>
+      <w:r>
+        <w:t xml:space="preserve"> </w:t>
+      </w:r>
+      <w:r>
+        <w:t xml:space="preserve">necesidad de integrar estudios de usuario en el protocolo. Un estudio con</w:t>
+      </w:r>
+      <w:r>
+        <w:t xml:space="preserve"> </w:t>
+      </w:r>
+      <w:r>
+        <w:t xml:space="preserve">usuarios expertos (médicos, analistas de crédito) que evalúen la comprensión</w:t>
+      </w:r>
+      <w:r>
+        <w:t xml:space="preserve"> </w:t>
+      </w:r>
+      <w:r>
+        <w:t xml:space="preserve">de las explicaciones de SHAP y LIME complementaría los hallazgos funcionales y</w:t>
+      </w:r>
+      <w:r>
+        <w:t xml:space="preserve"> </w:t>
+      </w:r>
+      <w:r>
+        <w:t xml:space="preserve">la evaluación semántica proxy con evidencia de utilidad práctica, completando</w:t>
+      </w:r>
+      <w:r>
+        <w:t xml:space="preserve"> </w:t>
+      </w:r>
+      <w:r>
+        <w:t xml:space="preserve">el espacio de evaluación multi-eje.</w:t>
       </w:r>
     </w:p>
     <w:p>
@@ -27942,37 +27981,43 @@
           <w:b/>
           <w:bCs/>
         </w:rPr>
-        <w:t xml:space="preserve">4. Replicación en dominios de alto riesgo.</w:t>
-      </w:r>
-      <w:r>
-        <w:t xml:space="preserve"> </w:t>
-      </w:r>
-      <w:r>
-        <w:t xml:space="preserve">Los criterios prescriptivos</w:t>
-      </w:r>
-      <w:r>
-        <w:t xml:space="preserve"> </w:t>
-      </w:r>
-      <w:r>
-        <w:t xml:space="preserve">derivados de este benchmark son válidos bajo el contexto experimental de UCI</w:t>
-      </w:r>
-      <w:r>
-        <w:t xml:space="preserve"> </w:t>
-      </w:r>
-      <w:r>
-        <w:t xml:space="preserve">Adult Income. Su validación en dominios regulados (crédito, salud, justicia)</w:t>
-      </w:r>
-      <w:r>
-        <w:t xml:space="preserve"> </w:t>
-      </w:r>
-      <w:r>
-        <w:t xml:space="preserve">con restricciones normativas explícitas (EU AI Act, GDPR) constituye la</w:t>
-      </w:r>
-      <w:r>
-        <w:t xml:space="preserve"> </w:t>
-      </w:r>
-      <w:r>
-        <w:t xml:space="preserve">extensión de mayor impacto práctico de esta línea de investigación.</w:t>
+        <w:t xml:space="preserve">4. Análisis de la sensibilidad a la configuración de hiperparámetros.</w:t>
+      </w:r>
+      <w:r>
+        <w:t xml:space="preserve"> </w:t>
+      </w:r>
+      <w:r>
+        <w:t xml:space="preserve">El</w:t>
+      </w:r>
+      <w:r>
+        <w:t xml:space="preserve"> </w:t>
+      </w:r>
+      <w:r>
+        <w:t xml:space="preserve">benchmark primario opera con configuraciones de referencia. Un diseño factorial</w:t>
+      </w:r>
+      <w:r>
+        <w:t xml:space="preserve"> </w:t>
+      </w:r>
+      <w:r>
+        <w:t xml:space="preserve">extendido que varíe sistemáticamente los hiperparámetros clave —número de</w:t>
+      </w:r>
+      <w:r>
+        <w:t xml:space="preserve"> </w:t>
+      </w:r>
+      <w:r>
+        <w:t xml:space="preserve">muestras de LIME, estrategia de referencia de SHAP, parámetros de umbral de</w:t>
+      </w:r>
+      <w:r>
+        <w:t xml:space="preserve"> </w:t>
+      </w:r>
+      <w:r>
+        <w:t xml:space="preserve">Anchors— permitiría determinar en qué medida los perfiles de calidad obtenidos</w:t>
+      </w:r>
+      <w:r>
+        <w:t xml:space="preserve"> </w:t>
+      </w:r>
+      <w:r>
+        <w:t xml:space="preserve">son robustos a la sintonización de cada método.</w:t>
       </w:r>
     </w:p>
     <w:p>
@@ -27984,7 +28029,49 @@
           <w:b/>
           <w:bCs/>
         </w:rPr>
-        <w:t xml:space="preserve">5. Formalización del eje de comprehensibilidad en la taxonomía.</w:t>
+        <w:t xml:space="preserve">5. Replicación en dominios de alto riesgo.</w:t>
+      </w:r>
+      <w:r>
+        <w:t xml:space="preserve"> </w:t>
+      </w:r>
+      <w:r>
+        <w:t xml:space="preserve">Los criterios prescriptivos</w:t>
+      </w:r>
+      <w:r>
+        <w:t xml:space="preserve"> </w:t>
+      </w:r>
+      <w:r>
+        <w:t xml:space="preserve">derivados de este benchmark son válidos bajo el contexto experimental de UCI</w:t>
+      </w:r>
+      <w:r>
+        <w:t xml:space="preserve"> </w:t>
+      </w:r>
+      <w:r>
+        <w:t xml:space="preserve">Adult Income. Su validación en dominios regulados (crédito, salud, justicia)</w:t>
+      </w:r>
+      <w:r>
+        <w:t xml:space="preserve"> </w:t>
+      </w:r>
+      <w:r>
+        <w:t xml:space="preserve">con restricciones normativas explícitas (EU AI Act, GDPR) constituye la</w:t>
+      </w:r>
+      <w:r>
+        <w:t xml:space="preserve"> </w:t>
+      </w:r>
+      <w:r>
+        <w:t xml:space="preserve">extensión de mayor impacto práctico de esta línea de investigación.</w:t>
+      </w:r>
+    </w:p>
+    <w:p>
+      <w:pPr>
+        <w:pStyle w:val="Textoindependiente"/>
+      </w:pPr>
+      <w:r>
+        <w:rPr>
+          <w:b/>
+          <w:bCs/>
+        </w:rPr>
+        <w:t xml:space="preserve">6. Formalización del eje de comprehensibilidad en la taxonomía.</w:t>
       </w:r>
       <w:r>
         <w:t xml:space="preserve"> </w:t>
@@ -29850,6 +29937,38 @@
       </w:pPr>
       <w:r>
         <w:t xml:space="preserve">Apéndice C: Prompts utilizados para la evaluación con LLMs</w:t>
+      </w:r>
+    </w:p>
+    <w:p>
+      <w:pPr>
+        <w:pStyle w:val="FirstParagraph"/>
+      </w:pPr>
+      <w:r>
+        <w:t xml:space="preserve">Este apéndice queda reservado para la fase EXP4, orientada a la evaluación</w:t>
+      </w:r>
+      <w:r>
+        <w:t xml:space="preserve"> </w:t>
+      </w:r>
+      <w:r>
+        <w:t xml:space="preserve">semántica proxy de explicaciones mediante LLMs. Los prompts definitivos se</w:t>
+      </w:r>
+      <w:r>
+        <w:t xml:space="preserve"> </w:t>
+      </w:r>
+      <w:r>
+        <w:t xml:space="preserve">documentarán junto con el diseño experimental, la rúbrica de puntuación, los</w:t>
+      </w:r>
+      <w:r>
+        <w:t xml:space="preserve"> </w:t>
+      </w:r>
+      <w:r>
+        <w:t xml:space="preserve">controles de sesgo del evaluador y las reglas de almacenamiento de respuestas</w:t>
+      </w:r>
+      <w:r>
+        <w:t xml:space="preserve"> </w:t>
+      </w:r>
+      <w:r>
+        <w:t xml:space="preserve">crudas y puntuaciones parseadas.</w:t>
       </w:r>
     </w:p>
     <w:bookmarkEnd w:id="214"/>

--- a/thesis/_output/JHerrera_XAI_Tesis_Doctorado.docx
+++ b/thesis/_output/JHerrera_XAI_Tesis_Doctorado.docx
@@ -1,6 +1,6 @@
 
 <file path=word/document.xml><?xml version="1.0" encoding="utf-8"?>
-<w:document xmlns:w="http://schemas.openxmlformats.org/wordprocessingml/2006/main" xmlns:m="http://schemas.openxmlformats.org/officeDocument/2006/math" xmlns:r="http://schemas.openxmlformats.org/officeDocument/2006/relationships" xmlns:o="urn:schemas-microsoft-com:office:office" xmlns:v="urn:schemas-microsoft-com:vml" xmlns:w10="urn:schemas-microsoft-com:office:word" xmlns:a="http://schemas.openxmlformats.org/drawingml/2006/main" xmlns:pic="http://schemas.openxmlformats.org/drawingml/2006/picture" xmlns:wp="http://schemas.openxmlformats.org/drawingml/2006/wordprocessingDrawing">
+<w:document xmlns:m="http://schemas.openxmlformats.org/officeDocument/2006/math" xmlns:r="http://schemas.openxmlformats.org/officeDocument/2006/relationships" xmlns:w="http://schemas.openxmlformats.org/wordprocessingml/2006/main">
   <w:body>
     <w:p>
       <w:pPr>
@@ -51,6 +51,10 @@
           </w:r>
         </w:p>
         <w:p>
+          <w:pPr>
+            <w:jc w:val="both"/>
+            <w:spacing w:line="480" w:lineRule="auto"/>
+          </w:pPr>
           <w:r>
             <w:fldChar w:fldCharType="begin" w:dirty="true"/>
             <w:instrText xml:space="preserve">TOC \o "1-3" \h \z \u</w:instrText>
@@ -72,6 +76,8 @@
     <w:p>
       <w:pPr>
         <w:pStyle w:val="FirstParagraph"/>
+        <w:jc w:val="both"/>
+        <w:spacing w:line="480" w:lineRule="auto"/>
       </w:pPr>
       <w:r>
         <w:t xml:space="preserve">Integración de Benchmarking Técnico, Protocolo Reproducible (FOM-7) y</w:t>
@@ -86,6 +92,8 @@
     <w:p>
       <w:pPr>
         <w:pStyle w:val="Textoindependiente"/>
+        <w:jc w:val="both"/>
+        <w:spacing w:line="480" w:lineRule="auto"/>
       </w:pPr>
       <w:r>
         <w:br/>
@@ -104,6 +112,8 @@
     <w:p>
       <w:pPr>
         <w:pStyle w:val="FirstParagraph"/>
+        <w:jc w:val="both"/>
+        <w:spacing w:line="480" w:lineRule="auto"/>
       </w:pPr>
       <w:r>
         <w:t xml:space="preserve">Esta tesis propone un marco de evaluación multinivel para la Inteligencia Artificial Explicable (XAI) orientado a comparar métodos agnósticos al modelo bajo condiciones de benchmarking controladas y reproducibles. El trabajo responde a la “crisis de evaluación” en XAI articulando tres componentes complementarios: (i) un protocolo de operación reproducible de siete puertas (FOM-7) que conecta diseño experimental, calificación de artefactos e inferencia estadística admisible; (ii) un benchmark cuantitativo multi-métrico sobre datos tabulares reales que evalúa SHAP, LIME, Anchors y DiCE en cinco familias de modelos; y (iii) una taxonomía estructurada del espacio de métricas de evaluación XAI organizada en cuatro ejes (objetivo de evaluación, fuente de evidencia, propiedad de calidad y contexto de tarea).</w:t>
@@ -112,6 +122,8 @@
     <w:p>
       <w:pPr>
         <w:pStyle w:val="Textoindependiente"/>
+        <w:jc w:val="both"/>
+        <w:spacing w:line="480" w:lineRule="auto"/>
       </w:pPr>
       <w:r>
         <w:t xml:space="preserve">El estudio empírico se realiza sobre el conjunto Adult (UCI Adult Income) y operacionaliza cinco métricas primarias: fidelidad, estabilidad, parsimonia, brecha de fidelidad (</w:t>
@@ -130,6 +142,8 @@
     <w:p>
       <w:pPr>
         <w:pStyle w:val="Textoindependiente"/>
+        <w:jc w:val="both"/>
+        <w:spacing w:line="480" w:lineRule="auto"/>
       </w:pPr>
       <w:r>
         <w:rPr>
@@ -158,6 +172,8 @@
     <w:p>
       <w:pPr>
         <w:pStyle w:val="FirstParagraph"/>
+        <w:jc w:val="both"/>
+        <w:spacing w:line="480" w:lineRule="auto"/>
       </w:pPr>
       <w:r>
         <w:t xml:space="preserve">This thesis proposes a multilevel evaluation framework for Explainable Artificial Intelligence (XAI) aimed at comparing model-agnostic explainers under controlled and reproducible benchmarking conditions. To address the evaluation fragmentation in XAI, the framework integrates three complementary components: (i) a seven-gate operational protocol (FOM-7) that links experimental design, artifact qualification, and statistically admissible inference; (ii) a multi-metric quantitative benchmark on real-world tabular data evaluating SHAP, LIME, Anchors, and DiCE across five model families; and (iii) a structured taxonomy of XAI evaluation metrics organized along four axes (evaluation target, evidence source, quality property, and task context).</w:t>
@@ -166,6 +182,8 @@
     <w:p>
       <w:pPr>
         <w:pStyle w:val="Textoindependiente"/>
+        <w:jc w:val="both"/>
+        <w:spacing w:line="480" w:lineRule="auto"/>
       </w:pPr>
       <w:r>
         <w:t xml:space="preserve">The empirical study uses the Adult (UCI Adult Income) dataset and operationalizes five primary metrics: faithfulness, stability, parsimony, faithfulness gap, and computational cost. Confirmatory inference relies on nonparametric comparisons with multiplicity control and on a paired SHAP–LIME analysis to quantify the quality–cost trade-off. Results show large and consistent differences across methods: SHAP dominates in faithfulness and stability in the evaluated settings, whereas LIME becomes attractive when latency constraints dominate, at the cost of structurally unstable explanations. Anchors and DiCE address qualitatively different explanatory objectives than feature attribution. Overall, the thesis contributes a portable protocol and a conceptual framework to support operationally grounded XAI method selection and reproducible evidence accumulation.</w:t>
@@ -174,6 +192,8 @@
     <w:p>
       <w:pPr>
         <w:pStyle w:val="Textoindependiente"/>
+        <w:jc w:val="both"/>
+        <w:spacing w:line="480" w:lineRule="auto"/>
       </w:pPr>
       <w:r>
         <w:rPr>
@@ -202,6 +222,8 @@
     <w:p>
       <w:pPr>
         <w:pStyle w:val="FirstParagraph"/>
+        <w:jc w:val="both"/>
+        <w:spacing w:line="480" w:lineRule="auto"/>
       </w:pPr>
       <w:r>
         <w:t xml:space="preserve">El rápido avance de la inteligencia artificial (IA), particularmente en el</w:t>
@@ -352,6 +374,8 @@
     <w:p>
       <w:pPr>
         <w:pStyle w:val="Textoindependiente"/>
+        <w:jc w:val="both"/>
+        <w:spacing w:line="480" w:lineRule="auto"/>
       </w:pPr>
       <w:r>
         <w:t xml:space="preserve">A pesar de su potencial, los enfoques actuales de explicabilidad</w:t>
@@ -495,6 +519,8 @@
     <w:p>
       <w:pPr>
         <w:pStyle w:val="Textoindependiente"/>
+        <w:jc w:val="both"/>
+        <w:spacing w:line="480" w:lineRule="auto"/>
       </w:pPr>
       <w:r>
         <w:t xml:space="preserve">A los desafíos de estandarización se suman debilidades técnicas críticas en los</w:t>
@@ -605,6 +631,8 @@
     <w:p>
       <w:pPr>
         <w:pStyle w:val="Textoindependiente"/>
+        <w:jc w:val="both"/>
+        <w:spacing w:line="480" w:lineRule="auto"/>
       </w:pPr>
       <w:r>
         <w:t xml:space="preserve">Bajo esta premisa, la presente investigación busca cerrar esta brecha mediante</w:t>
@@ -685,6 +713,8 @@
     <w:p>
       <w:pPr>
         <w:pStyle w:val="Textoindependiente"/>
+        <w:jc w:val="both"/>
+        <w:spacing w:line="480" w:lineRule="auto"/>
       </w:pPr>
       <w:r>
         <w:t xml:space="preserve">Para alcanzar estos objetivos, el documento se estructura de manera lógica a</w:t>
@@ -833,6 +863,8 @@
     <w:p>
       <w:pPr>
         <w:pStyle w:val="FirstParagraph"/>
+        <w:jc w:val="both"/>
+        <w:spacing w:line="480" w:lineRule="auto"/>
       </w:pPr>
       <w:r>
         <w:t xml:space="preserve">Este capítulo establece el posicionamiento investigativo de la tesis. Se</w:t>
@@ -886,6 +918,8 @@
     <w:p>
       <w:pPr>
         <w:pStyle w:val="FirstParagraph"/>
+        <w:jc w:val="both"/>
+        <w:spacing w:line="480" w:lineRule="auto"/>
       </w:pPr>
       <w:r>
         <w:t xml:space="preserve">La Inteligencia Artificial Explicable (XAI) ha consolidado un ecosistema de</w:t>
@@ -1043,6 +1077,8 @@
     <w:p>
       <w:pPr>
         <w:pStyle w:val="Textoindependiente"/>
+        <w:jc w:val="both"/>
+        <w:spacing w:line="480" w:lineRule="auto"/>
       </w:pPr>
       <w:r>
         <w:t xml:space="preserve">La raíz técnica de este problema es doble. Por un lado, las métricas de</w:t>
@@ -1198,6 +1234,8 @@
     <w:p>
       <w:pPr>
         <w:pStyle w:val="Textoindependiente"/>
+        <w:jc w:val="both"/>
+        <w:spacing w:line="480" w:lineRule="auto"/>
       </w:pPr>
       <w:r>
         <w:t xml:space="preserve">El problema de investigación de esta tesis se formula en los siguientes</w:t>
@@ -1274,6 +1312,8 @@
     <w:p>
       <w:pPr>
         <w:pStyle w:val="FirstParagraph"/>
+        <w:jc w:val="both"/>
+        <w:spacing w:line="480" w:lineRule="auto"/>
       </w:pPr>
       <w:r>
         <w:t xml:space="preserve">Desde el punto de vista científico, esta investigación responde a una necesidad</w:t>
@@ -1357,6 +1397,8 @@
     <w:p>
       <w:pPr>
         <w:pStyle w:val="Textoindependiente"/>
+        <w:jc w:val="both"/>
+        <w:spacing w:line="480" w:lineRule="auto"/>
       </w:pPr>
       <w:r>
         <w:t xml:space="preserve">Desde el punto de vista práctico, los sistemas de IA se despliegan de forma</w:t>
@@ -1456,6 +1498,8 @@
     <w:p>
       <w:pPr>
         <w:pStyle w:val="FirstParagraph"/>
+        <w:jc w:val="both"/>
+        <w:spacing w:line="480" w:lineRule="auto"/>
       </w:pPr>
       <w:r>
         <w:t xml:space="preserve">Desarrollar y validar un marco de evaluación multinivel y reproducible para</w:t>
@@ -1501,6 +1545,8 @@
           <w:ilvl w:val="0"/>
           <w:numId w:val="1001"/>
         </w:numPr>
+        <w:jc w:val="both"/>
+        <w:spacing w:line="480" w:lineRule="auto"/>
       </w:pPr>
       <w:r>
         <w:t xml:space="preserve">Diseñar y formalizar un protocolo de benchmarking reproducible (FOM-7) que</w:t>
@@ -1533,6 +1579,8 @@
           <w:ilvl w:val="0"/>
           <w:numId w:val="1001"/>
         </w:numPr>
+        <w:jc w:val="both"/>
+        <w:spacing w:line="480" w:lineRule="auto"/>
       </w:pPr>
       <w:r>
         <w:t xml:space="preserve">Evaluar comparativamente cuatro métodos agnósticos —SHAP, LIME, Anchors y</w:t>
@@ -1568,6 +1616,8 @@
           <w:ilvl w:val="0"/>
           <w:numId w:val="1001"/>
         </w:numPr>
+        <w:jc w:val="both"/>
+        <w:spacing w:line="480" w:lineRule="auto"/>
       </w:pPr>
       <w:r>
         <w:t xml:space="preserve">Cuantificar las diferencias en el trade-off calidad-coste entre LIME y SHAP</w:t>
@@ -1591,6 +1641,8 @@
           <w:ilvl w:val="0"/>
           <w:numId w:val="1001"/>
         </w:numPr>
+        <w:jc w:val="both"/>
+        <w:spacing w:line="480" w:lineRule="auto"/>
       </w:pPr>
       <w:r>
         <w:t xml:space="preserve">Caracterizar el perfil de reproducibilidad del protocolo de benchmarking</w:t>
@@ -1614,6 +1666,8 @@
           <w:ilvl w:val="0"/>
           <w:numId w:val="1001"/>
         </w:numPr>
+        <w:jc w:val="both"/>
+        <w:spacing w:line="480" w:lineRule="auto"/>
       </w:pPr>
       <w:r>
         <w:t xml:space="preserve">Construir una taxonomía estructurada del espacio de métricas de evaluación</w:t>
@@ -1659,6 +1713,8 @@
     <w:p>
       <w:pPr>
         <w:pStyle w:val="FirstParagraph"/>
+        <w:jc w:val="both"/>
+        <w:spacing w:line="480" w:lineRule="auto"/>
       </w:pPr>
       <w:r>
         <w:t xml:space="preserve">Las hipótesis estadísticas formales se estructuran en torno a los tres ejes</w:t>
@@ -1673,6 +1729,8 @@
     <w:p>
       <w:pPr>
         <w:pStyle w:val="Textoindependiente"/>
+        <w:jc w:val="both"/>
+        <w:spacing w:line="480" w:lineRule="auto"/>
       </w:pPr>
       <w:r>
         <w:rPr>
@@ -1685,6 +1743,8 @@
     <w:p>
       <w:pPr>
         <w:pStyle w:val="Textoindependiente"/>
+        <w:jc w:val="both"/>
+        <w:spacing w:line="480" w:lineRule="auto"/>
       </w:pPr>
       <m:oMath>
         <m:sSub>
@@ -1722,6 +1782,8 @@
     <w:p>
       <w:pPr>
         <w:pStyle w:val="Textoindependiente"/>
+        <w:jc w:val="both"/>
+        <w:spacing w:line="480" w:lineRule="auto"/>
       </w:pPr>
       <m:oMath>
         <m:sSub>
@@ -1753,6 +1815,8 @@
     <w:p>
       <w:pPr>
         <w:pStyle w:val="Textoindependiente"/>
+        <w:jc w:val="both"/>
+        <w:spacing w:line="480" w:lineRule="auto"/>
       </w:pPr>
       <w:r>
         <w:rPr>
@@ -1765,6 +1829,8 @@
     <w:p>
       <w:pPr>
         <w:pStyle w:val="Textoindependiente"/>
+        <w:jc w:val="both"/>
+        <w:spacing w:line="480" w:lineRule="auto"/>
       </w:pPr>
       <m:oMath>
         <m:sSub>
@@ -1802,6 +1868,8 @@
     <w:p>
       <w:pPr>
         <w:pStyle w:val="Textoindependiente"/>
+        <w:jc w:val="both"/>
+        <w:spacing w:line="480" w:lineRule="auto"/>
       </w:pPr>
       <m:oMath>
         <m:sSub>
@@ -1833,6 +1901,8 @@
     <w:p>
       <w:pPr>
         <w:pStyle w:val="Textoindependiente"/>
+        <w:jc w:val="both"/>
+        <w:spacing w:line="480" w:lineRule="auto"/>
       </w:pPr>
       <w:r>
         <w:rPr>
@@ -1845,6 +1915,8 @@
     <w:p>
       <w:pPr>
         <w:pStyle w:val="Textoindependiente"/>
+        <w:jc w:val="both"/>
+        <w:spacing w:line="480" w:lineRule="auto"/>
       </w:pPr>
       <m:oMath>
         <m:sSub>
@@ -1882,6 +1954,8 @@
     <w:p>
       <w:pPr>
         <w:pStyle w:val="Textoindependiente"/>
+        <w:jc w:val="both"/>
+        <w:spacing w:line="480" w:lineRule="auto"/>
       </w:pPr>
       <m:oMath>
         <m:sSub>
@@ -1919,6 +1993,8 @@
     <w:p>
       <w:pPr>
         <w:pStyle w:val="Textoindependiente"/>
+        <w:jc w:val="both"/>
+        <w:spacing w:line="480" w:lineRule="auto"/>
       </w:pPr>
       <w:r>
         <w:rPr>
@@ -1931,6 +2007,8 @@
     <w:p>
       <w:pPr>
         <w:pStyle w:val="Textoindependiente"/>
+        <w:jc w:val="both"/>
+        <w:spacing w:line="480" w:lineRule="auto"/>
       </w:pPr>
       <w:r>
         <w:t xml:space="preserve">El protocolo FOM-7 produce un coeficiente de variación (CV) inferior al 15% en</w:t>
@@ -1957,6 +2035,8 @@
     <w:p>
       <w:pPr>
         <w:pStyle w:val="Textoindependiente"/>
+        <w:jc w:val="both"/>
+        <w:spacing w:line="480" w:lineRule="auto"/>
       </w:pPr>
       <w:r>
         <w:t xml:space="preserve">Las hipótesis H1 y H2 se contrastan mediante la prueba de Friedman con bloques</w:t>
@@ -2057,6 +2137,8 @@
     <w:p>
       <w:pPr>
         <w:pStyle w:val="FirstParagraph"/>
+        <w:jc w:val="both"/>
+        <w:spacing w:line="480" w:lineRule="auto"/>
       </w:pPr>
       <w:r>
         <w:t xml:space="preserve">Esta investigación adopta un enfoque cuantitativo-empírico con componente</w:t>
@@ -2120,6 +2202,8 @@
     <w:p>
       <w:pPr>
         <w:pStyle w:val="FirstParagraph"/>
+        <w:jc w:val="both"/>
+        <w:spacing w:line="480" w:lineRule="auto"/>
       </w:pPr>
       <w:r>
         <w:t xml:space="preserve">Los Estudios A y B corresponden a investigación comparativa-experimental no</w:t>
@@ -2168,6 +2252,8 @@
     <w:p>
       <w:pPr>
         <w:pStyle w:val="FirstParagraph"/>
+        <w:jc w:val="both"/>
+        <w:spacing w:line="480" w:lineRule="auto"/>
       </w:pPr>
       <w:r>
         <w:t xml:space="preserve">El universo experimental está constituido por el conjunto de problemas de</w:t>
@@ -2262,6 +2348,8 @@
     <w:p>
       <w:pPr>
         <w:pStyle w:val="FirstParagraph"/>
+        <w:jc w:val="both"/>
+        <w:spacing w:line="480" w:lineRule="auto"/>
       </w:pPr>
       <w:r>
         <w:t xml:space="preserve">El diseño experimental adopta una estructura factorial cruzada. Las familias de</w:t>
@@ -2605,6 +2693,8 @@
     <w:p>
       <w:pPr>
         <w:pStyle w:val="FirstParagraph"/>
+        <w:jc w:val="both"/>
+        <w:spacing w:line="480" w:lineRule="auto"/>
       </w:pPr>
       <w:r>
         <w:rPr>
@@ -2621,6 +2711,8 @@
           <w:ilvl w:val="0"/>
           <w:numId w:val="1002"/>
         </w:numPr>
+        <w:jc w:val="both"/>
+        <w:spacing w:line="480" w:lineRule="auto"/>
       </w:pPr>
       <w:r>
         <w:t xml:space="preserve">Artefactos de resultado (</w:t>
@@ -2648,6 +2740,8 @@
           <w:ilvl w:val="0"/>
           <w:numId w:val="1002"/>
         </w:numPr>
+        <w:jc w:val="both"/>
+        <w:spacing w:line="480" w:lineRule="auto"/>
       </w:pPr>
       <w:r>
         <w:t xml:space="preserve">Ejecuciones pertenecientes al benchmark primario de robustez (EXP2), cuya</w:t>
@@ -2672,6 +2766,8 @@
           <w:ilvl w:val="0"/>
           <w:numId w:val="1002"/>
         </w:numPr>
+        <w:jc w:val="both"/>
+        <w:spacing w:line="480" w:lineRule="auto"/>
       </w:pPr>
       <w:r>
         <w:t xml:space="preserve">Celdas para las que existen artefactos en ambos métodos comparados (SHAP y</w:t>
@@ -2686,6 +2782,8 @@
     <w:p>
       <w:pPr>
         <w:pStyle w:val="FirstParagraph"/>
+        <w:jc w:val="both"/>
+        <w:spacing w:line="480" w:lineRule="auto"/>
       </w:pPr>
       <w:r>
         <w:rPr>
@@ -2702,6 +2800,8 @@
           <w:ilvl w:val="0"/>
           <w:numId w:val="1003"/>
         </w:numPr>
+        <w:jc w:val="both"/>
+        <w:spacing w:line="480" w:lineRule="auto"/>
       </w:pPr>
       <w:r>
         <w:t xml:space="preserve">Artefactos vacíos o con esquema incompatible detectados en la auditoría de</w:t>
@@ -2720,6 +2820,8 @@
           <w:ilvl w:val="0"/>
           <w:numId w:val="1003"/>
         </w:numPr>
+        <w:jc w:val="both"/>
+        <w:spacing w:line="480" w:lineRule="auto"/>
       </w:pPr>
       <w:r>
         <w:t xml:space="preserve">Ejecuciones pertenecientes a la fase de calibración (EXP1), que tienen rol de</w:t>
@@ -2738,6 +2840,8 @@
           <w:ilvl w:val="0"/>
           <w:numId w:val="1003"/>
         </w:numPr>
+        <w:jc w:val="both"/>
+        <w:spacing w:line="480" w:lineRule="auto"/>
       </w:pPr>
       <w:r>
         <w:t xml:space="preserve">Reconstrucciones sintéticas de artefactos faltantes; únicamente se acepta como</w:t>
@@ -2783,6 +2887,8 @@
     <w:p>
       <w:pPr>
         <w:pStyle w:val="FirstParagraph"/>
+        <w:jc w:val="both"/>
+        <w:spacing w:line="480" w:lineRule="auto"/>
       </w:pPr>
       <w:r>
         <w:t xml:space="preserve">Las</w:t>
@@ -2871,6 +2977,8 @@
           <w:ilvl w:val="0"/>
           <w:numId w:val="1004"/>
         </w:numPr>
+        <w:jc w:val="both"/>
+        <w:spacing w:line="480" w:lineRule="auto"/>
       </w:pPr>
       <w:r>
         <w:rPr>
@@ -2902,6 +3010,8 @@
           <w:ilvl w:val="0"/>
           <w:numId w:val="1004"/>
         </w:numPr>
+        <w:jc w:val="both"/>
+        <w:spacing w:line="480" w:lineRule="auto"/>
       </w:pPr>
       <w:r>
         <w:rPr>
@@ -2927,6 +3037,8 @@
           <w:ilvl w:val="0"/>
           <w:numId w:val="1004"/>
         </w:numPr>
+        <w:jc w:val="both"/>
+        <w:spacing w:line="480" w:lineRule="auto"/>
       </w:pPr>
       <w:r>
         <w:rPr>
@@ -2965,6 +3077,8 @@
           <w:ilvl w:val="0"/>
           <w:numId w:val="1004"/>
         </w:numPr>
+        <w:jc w:val="both"/>
+        <w:spacing w:line="480" w:lineRule="auto"/>
       </w:pPr>
       <w:r>
         <w:rPr>
@@ -3009,6 +3123,8 @@
           <w:ilvl w:val="0"/>
           <w:numId w:val="1004"/>
         </w:numPr>
+        <w:jc w:val="both"/>
+        <w:spacing w:line="480" w:lineRule="auto"/>
       </w:pPr>
       <w:r>
         <w:rPr>
@@ -3030,6 +3146,8 @@
     <w:p>
       <w:pPr>
         <w:pStyle w:val="FirstParagraph"/>
+        <w:jc w:val="both"/>
+        <w:spacing w:line="480" w:lineRule="auto"/>
       </w:pPr>
       <w:r>
         <w:t xml:space="preserve">La unidad de análisis inferencial es la ejecución agregada a nivel de bloque</w:t>
@@ -3070,6 +3188,8 @@
     <w:p>
       <w:pPr>
         <w:pStyle w:val="Textoindependiente"/>
+        <w:jc w:val="both"/>
+        <w:spacing w:line="480" w:lineRule="auto"/>
       </w:pPr>
       <w:r>
         <w:t xml:space="preserve">La definición operativa de estas dimensiones y sus modos de medición sigue las</w:t>
@@ -3103,6 +3223,8 @@
     <w:p>
       <w:pPr>
         <w:pStyle w:val="FirstParagraph"/>
+        <w:jc w:val="both"/>
+        <w:spacing w:line="480" w:lineRule="auto"/>
       </w:pPr>
       <w:r>
         <w:t xml:space="preserve">La estrategia procedimental se organiza en torno al protocolo FOM-7 (</w:t>
@@ -3159,6 +3281,8 @@
     <w:p>
       <w:pPr>
         <w:pStyle w:val="Textoindependiente"/>
+        <w:jc w:val="both"/>
+        <w:spacing w:line="480" w:lineRule="auto"/>
       </w:pPr>
       <w:r>
         <w:t xml:space="preserve">Las siete puertas secuenciales son:</w:t>
@@ -3171,6 +3295,8 @@
           <w:ilvl w:val="0"/>
           <w:numId w:val="1005"/>
         </w:numPr>
+        <w:jc w:val="both"/>
+        <w:spacing w:line="480" w:lineRule="auto"/>
       </w:pPr>
       <w:r>
         <w:rPr>
@@ -3202,6 +3328,8 @@
           <w:ilvl w:val="0"/>
           <w:numId w:val="1005"/>
         </w:numPr>
+        <w:jc w:val="both"/>
+        <w:spacing w:line="480" w:lineRule="auto"/>
       </w:pPr>
       <w:r>
         <w:rPr>
@@ -3227,6 +3355,8 @@
           <w:ilvl w:val="0"/>
           <w:numId w:val="1005"/>
         </w:numPr>
+        <w:jc w:val="both"/>
+        <w:spacing w:line="480" w:lineRule="auto"/>
       </w:pPr>
       <w:r>
         <w:rPr>
@@ -3252,6 +3382,8 @@
           <w:ilvl w:val="0"/>
           <w:numId w:val="1005"/>
         </w:numPr>
+        <w:jc w:val="both"/>
+        <w:spacing w:line="480" w:lineRule="auto"/>
       </w:pPr>
       <w:r>
         <w:rPr>
@@ -3277,6 +3409,8 @@
           <w:ilvl w:val="0"/>
           <w:numId w:val="1005"/>
         </w:numPr>
+        <w:jc w:val="both"/>
+        <w:spacing w:line="480" w:lineRule="auto"/>
       </w:pPr>
       <w:r>
         <w:rPr>
@@ -3302,6 +3436,8 @@
           <w:ilvl w:val="0"/>
           <w:numId w:val="1005"/>
         </w:numPr>
+        <w:jc w:val="both"/>
+        <w:spacing w:line="480" w:lineRule="auto"/>
       </w:pPr>
       <w:r>
         <w:rPr>
@@ -3333,6 +3469,8 @@
           <w:ilvl w:val="0"/>
           <w:numId w:val="1005"/>
         </w:numPr>
+        <w:jc w:val="both"/>
+        <w:spacing w:line="480" w:lineRule="auto"/>
       </w:pPr>
       <w:r>
         <w:rPr>
@@ -3360,6 +3498,8 @@
     <w:p>
       <w:pPr>
         <w:pStyle w:val="FirstParagraph"/>
+        <w:jc w:val="both"/>
+        <w:spacing w:line="480" w:lineRule="auto"/>
       </w:pPr>
       <w:r>
         <w:t xml:space="preserve">La secuencia experimental distingue dos cohortes de evidencia con roles</w:t>
@@ -3440,6 +3580,8 @@
     <w:p>
       <w:pPr>
         <w:pStyle w:val="FirstParagraph"/>
+        <w:jc w:val="both"/>
+        <w:spacing w:line="480" w:lineRule="auto"/>
       </w:pPr>
       <w:r>
         <w:t xml:space="preserve">El campo de la Inteligencia Artificial Explicable (XAI) ha experimentado una</w:t>
@@ -3562,6 +3704,8 @@
     <w:p>
       <w:pPr>
         <w:pStyle w:val="Textoindependiente"/>
+        <w:jc w:val="both"/>
+        <w:spacing w:line="480" w:lineRule="auto"/>
       </w:pPr>
       <w:r>
         <w:t xml:space="preserve">Esta fragmentación ha dado lugar a lo que</w:t>
@@ -3724,6 +3868,8 @@
     <w:p>
       <w:pPr>
         <w:pStyle w:val="FirstParagraph"/>
+        <w:jc w:val="both"/>
+        <w:spacing w:line="480" w:lineRule="auto"/>
       </w:pPr>
       <w:r>
         <w:t xml:space="preserve">Para comprender el estado actual de la XAI, es imperativo analizar la naturaleza</w:t>
@@ -3863,6 +4009,8 @@
     <w:p>
       <w:pPr>
         <w:pStyle w:val="FirstParagraph"/>
+        <w:jc w:val="both"/>
+        <w:spacing w:line="480" w:lineRule="auto"/>
       </w:pPr>
       <w:r>
         <w:t xml:space="preserve">A pesar de que los términos</w:t>
@@ -3964,6 +4112,8 @@
     <w:p>
       <w:pPr>
         <w:pStyle w:val="Textoindependiente"/>
+        <w:jc w:val="both"/>
+        <w:spacing w:line="480" w:lineRule="auto"/>
       </w:pPr>
       <w:r>
         <w:t xml:space="preserve">Siguiendo la propuesta de</w:t>
@@ -4121,6 +4271,8 @@
     <w:p>
       <w:pPr>
         <w:pStyle w:val="FirstParagraph"/>
+        <w:jc w:val="both"/>
+        <w:spacing w:line="480" w:lineRule="auto"/>
       </w:pPr>
       <w:r>
         <w:t xml:space="preserve">La evaluación de la calidad de una explicación es un proceso multidimensional que</w:t>
@@ -4183,6 +4335,8 @@
     <w:p>
       <w:pPr>
         <w:pStyle w:val="FirstParagraph"/>
+        <w:jc w:val="both"/>
+        <w:spacing w:line="480" w:lineRule="auto"/>
       </w:pPr>
       <w:r>
         <w:t xml:space="preserve">La fidelidad (</w:t>
@@ -4230,6 +4384,8 @@
     <w:p>
       <w:pPr>
         <w:pStyle w:val="Textoindependiente"/>
+        <w:jc w:val="both"/>
+        <w:spacing w:line="480" w:lineRule="auto"/>
       </w:pPr>
       <m:oMathPara>
         <m:oMathParaPr>
@@ -4430,6 +4586,8 @@
     <w:p>
       <w:pPr>
         <w:pStyle w:val="FirstParagraph"/>
+        <w:jc w:val="both"/>
+        <w:spacing w:line="480" w:lineRule="auto"/>
       </w:pPr>
       <w:r>
         <w:t xml:space="preserve">Donde</w:t>
@@ -4542,6 +4700,8 @@
     <w:p>
       <w:pPr>
         <w:pStyle w:val="FirstParagraph"/>
+        <w:jc w:val="both"/>
+        <w:spacing w:line="480" w:lineRule="auto"/>
       </w:pPr>
       <w:r>
         <w:t xml:space="preserve">La estabilidad evalúa la consistencia de las explicaciones ante variaciones</w:t>
@@ -4599,6 +4759,8 @@
     <w:p>
       <w:pPr>
         <w:pStyle w:val="Textoindependiente"/>
+        <w:jc w:val="both"/>
+        <w:spacing w:line="480" w:lineRule="auto"/>
       </w:pPr>
       <m:oMathPara>
         <m:oMathParaPr>
@@ -4794,6 +4956,8 @@
     <w:p>
       <w:pPr>
         <w:pStyle w:val="FirstParagraph"/>
+        <w:jc w:val="both"/>
+        <w:spacing w:line="480" w:lineRule="auto"/>
       </w:pPr>
       <w:r>
         <w:t xml:space="preserve">Donde</w:t>
@@ -4881,6 +5045,8 @@
     <w:p>
       <w:pPr>
         <w:pStyle w:val="FirstParagraph"/>
+        <w:jc w:val="both"/>
+        <w:spacing w:line="480" w:lineRule="auto"/>
       </w:pPr>
       <w:r>
         <w:t xml:space="preserve">A diferencia de la estabilidad, la robustez se enfoca en la resistencia del</w:t>
@@ -4950,6 +5116,8 @@
     <w:p>
       <w:pPr>
         <w:pStyle w:val="FirstParagraph"/>
+        <w:jc w:val="both"/>
+        <w:spacing w:line="480" w:lineRule="auto"/>
       </w:pPr>
       <w:r>
         <w:t xml:space="preserve">La complejidad de una explicación debe estar alineada con las capacidades</w:t>
@@ -5051,6 +5219,8 @@
     <w:p>
       <w:pPr>
         <w:pStyle w:val="FirstParagraph"/>
+        <w:jc w:val="both"/>
+        <w:spacing w:line="480" w:lineRule="auto"/>
       </w:pPr>
       <w:r>
         <w:t xml:space="preserve">La eficiencia computacional es un criterio pragmático indispensable. Existe una</w:t>
@@ -5096,6 +5266,8 @@
     <w:p>
       <w:pPr>
         <w:pStyle w:val="FirstParagraph"/>
+        <w:jc w:val="both"/>
+        <w:spacing w:line="480" w:lineRule="auto"/>
       </w:pPr>
       <w:r>
         <w:t xml:space="preserve">Finalmente, se introduce la alineación causal, que evalúa si las características</w:t>
@@ -5167,6 +5339,8 @@
     <w:p>
       <w:pPr>
         <w:pStyle w:val="FirstParagraph"/>
+        <w:jc w:val="both"/>
+        <w:spacing w:line="480" w:lineRule="auto"/>
       </w:pPr>
       <w:r>
         <w:t xml:space="preserve">Este capítulo describe el diseño empírico de los dos estudios que conforman el</w:t>
@@ -5253,6 +5427,8 @@
     <w:p>
       <w:pPr>
         <w:pStyle w:val="Textoindependiente"/>
+        <w:jc w:val="both"/>
+        <w:spacing w:line="480" w:lineRule="auto"/>
       </w:pPr>
       <w:r>
         <w:t xml:space="preserve">Además de estos dos estudios confirmativos, la tesis incorpora una capa</w:t>
@@ -5312,6 +5488,8 @@
     <w:p>
       <w:pPr>
         <w:pStyle w:val="FirstParagraph"/>
+        <w:jc w:val="both"/>
+        <w:spacing w:line="480" w:lineRule="auto"/>
       </w:pPr>
       <w:r>
         <w:t xml:space="preserve">El diseño experimental distingue dos cohortes de evidencia con roles</w:t>
@@ -5350,6 +5528,8 @@
     <w:p>
       <w:pPr>
         <w:pStyle w:val="FirstParagraph"/>
+        <w:jc w:val="both"/>
+        <w:spacing w:line="480" w:lineRule="auto"/>
       </w:pPr>
       <w:r>
         <w:t xml:space="preserve">La Fase EXP1 tiene por objetivos: verificar la correcta implementación del</w:t>
@@ -5382,6 +5562,8 @@
     <w:p>
       <w:pPr>
         <w:pStyle w:val="Textoindependiente"/>
+        <w:jc w:val="both"/>
+        <w:spacing w:line="480" w:lineRule="auto"/>
       </w:pPr>
       <w:r>
         <w:t xml:space="preserve">EXP1 opera sobre dos familias de modelos —bosque aleatorio (</w:t>
@@ -5465,6 +5647,8 @@
     <w:p>
       <w:pPr>
         <w:pStyle w:val="Textoindependiente"/>
+        <w:jc w:val="both"/>
+        <w:spacing w:line="480" w:lineRule="auto"/>
       </w:pPr>
       <w:r>
         <w:t xml:space="preserve">El rendimiento predictivo de los cinco modelos entrenados en EXP1 y evaluados</w:t>
@@ -6152,6 +6336,8 @@
     <w:p>
       <w:pPr>
         <w:pStyle w:val="Textoindependiente"/>
+        <w:jc w:val="both"/>
+        <w:spacing w:line="480" w:lineRule="auto"/>
       </w:pPr>
       <w:r>
         <w:t xml:space="preserve">Todos los modelos superan los umbrales de inclusión definidos en el protocolo:</w:t>
@@ -6227,6 +6413,8 @@
     <w:p>
       <w:pPr>
         <w:pStyle w:val="Textoindependiente"/>
+        <w:jc w:val="both"/>
+        <w:spacing w:line="480" w:lineRule="auto"/>
       </w:pPr>
       <w:r>
         <w:t xml:space="preserve">El perfilado de reproducibilidad de EXP1 establece que las métricas de calidad</w:t>
@@ -6468,6 +6656,8 @@
     <w:p>
       <w:pPr>
         <w:pStyle w:val="FirstParagraph"/>
+        <w:jc w:val="both"/>
+        <w:spacing w:line="480" w:lineRule="auto"/>
       </w:pPr>
       <w:r>
         <w:t xml:space="preserve">La Fase EXP2 es la cohorte de evidencia confirmativa. Expande EXP1 a los cinco</w:t>
@@ -6520,6 +6710,8 @@
     <w:p>
       <w:pPr>
         <w:pStyle w:val="FirstParagraph"/>
+        <w:jc w:val="both"/>
+        <w:spacing w:line="480" w:lineRule="auto"/>
       </w:pPr>
       <w:r>
         <w:t xml:space="preserve">Ambos estudios utilizan el conjunto de datos UCI Adult Income</w:t>
@@ -6564,6 +6756,8 @@
     <w:p>
       <w:pPr>
         <w:pStyle w:val="Textoindependiente"/>
+        <w:jc w:val="both"/>
+        <w:spacing w:line="480" w:lineRule="auto"/>
       </w:pPr>
       <w:r>
         <w:t xml:space="preserve">El conjunto contiene 48,842 instancias, 14 características originales (6</w:t>
@@ -6647,6 +6841,8 @@
     <w:p>
       <w:pPr>
         <w:pStyle w:val="FirstParagraph"/>
+        <w:jc w:val="both"/>
+        <w:spacing w:line="480" w:lineRule="auto"/>
       </w:pPr>
       <w:r>
         <w:t xml:space="preserve">El conjunto se carga mediante</w:t>
@@ -6784,6 +6980,8 @@
     <w:p>
       <w:pPr>
         <w:pStyle w:val="Textoindependiente"/>
+        <w:jc w:val="both"/>
+        <w:spacing w:line="480" w:lineRule="auto"/>
       </w:pPr>
       <w:r>
         <w:t xml:space="preserve">La partición sigue el esquema estratificado:</w:t>
@@ -6792,6 +6990,8 @@
     <w:p>
       <w:pPr>
         <w:pStyle w:val="Textoindependiente"/>
+        <w:jc w:val="both"/>
+        <w:spacing w:line="480" w:lineRule="auto"/>
       </w:pPr>
       <m:oMathPara>
         <m:oMathParaPr>
@@ -6890,6 +7090,8 @@
     <w:p>
       <w:pPr>
         <w:pStyle w:val="FirstParagraph"/>
+        <w:jc w:val="both"/>
+        <w:spacing w:line="480" w:lineRule="auto"/>
       </w:pPr>
       <w:r>
         <w:t xml:space="preserve">Para la semilla canónica</w:t>
@@ -6934,6 +7136,8 @@
     <w:p>
       <w:pPr>
         <w:pStyle w:val="FirstParagraph"/>
+        <w:jc w:val="both"/>
+        <w:spacing w:line="480" w:lineRule="auto"/>
       </w:pPr>
       <w:r>
         <w:t xml:space="preserve">Los cuatro controles de fuga de datos se aplican de forma uniforme a todos</w:t>
@@ -6952,6 +7156,8 @@
           <w:ilvl w:val="0"/>
           <w:numId w:val="1006"/>
         </w:numPr>
+        <w:jc w:val="both"/>
+        <w:spacing w:line="480" w:lineRule="auto"/>
       </w:pPr>
       <w:r>
         <w:t xml:space="preserve">La partición estratificada se realiza</w:t>
@@ -6986,6 +7192,8 @@
           <w:ilvl w:val="0"/>
           <w:numId w:val="1006"/>
         </w:numPr>
+        <w:jc w:val="both"/>
+        <w:spacing w:line="480" w:lineRule="auto"/>
       </w:pPr>
       <w:r>
         <w:rPr>
@@ -7059,6 +7267,8 @@
           <w:ilvl w:val="0"/>
           <w:numId w:val="1006"/>
         </w:numPr>
+        <w:jc w:val="both"/>
+        <w:spacing w:line="480" w:lineRule="auto"/>
       </w:pPr>
       <w:r>
         <w:t xml:space="preserve">El preprocesador ajustado se persiste como artefacto y es</w:t>
@@ -7093,6 +7303,8 @@
           <w:ilvl w:val="0"/>
           <w:numId w:val="1006"/>
         </w:numPr>
+        <w:jc w:val="both"/>
+        <w:spacing w:line="480" w:lineRule="auto"/>
       </w:pPr>
       <w:r>
         <w:t xml:space="preserve">Las explicaciones se generan sobre el espacio de características</w:t>
@@ -7118,6 +7330,8 @@
     <w:p>
       <w:pPr>
         <w:pStyle w:val="FirstParagraph"/>
+        <w:jc w:val="both"/>
+        <w:spacing w:line="480" w:lineRule="auto"/>
       </w:pPr>
       <w:r>
         <w:t xml:space="preserve">El benchmark primario adopta una estructura factorial cruzada de cuatro</w:t>
@@ -7132,6 +7346,8 @@
     <w:p>
       <w:pPr>
         <w:pStyle w:val="Textoindependiente"/>
+        <w:jc w:val="both"/>
+        <w:spacing w:line="480" w:lineRule="auto"/>
       </w:pPr>
       <m:oMathPara>
         <m:oMathParaPr>
@@ -7187,6 +7403,8 @@
     <w:p>
       <w:pPr>
         <w:pStyle w:val="FirstParagraph"/>
+        <w:jc w:val="both"/>
+        <w:spacing w:line="480" w:lineRule="auto"/>
       </w:pPr>
       <w:r>
         <w:t xml:space="preserve">donde:</w:t>
@@ -7199,6 +7417,8 @@
           <w:ilvl w:val="0"/>
           <w:numId w:val="1007"/>
         </w:numPr>
+        <w:jc w:val="both"/>
+        <w:spacing w:line="480" w:lineRule="auto"/>
       </w:pPr>
       <m:oMath>
         <m:r>
@@ -7308,6 +7528,8 @@
           <w:ilvl w:val="0"/>
           <w:numId w:val="1007"/>
         </w:numPr>
+        <w:jc w:val="both"/>
+        <w:spacing w:line="480" w:lineRule="auto"/>
       </w:pPr>
       <m:oMath>
         <m:r>
@@ -7407,6 +7629,8 @@
           <w:ilvl w:val="0"/>
           <w:numId w:val="1007"/>
         </w:numPr>
+        <w:jc w:val="both"/>
+        <w:spacing w:line="480" w:lineRule="auto"/>
       </w:pPr>
       <m:oMath>
         <m:r>
@@ -7502,6 +7726,8 @@
           <w:ilvl w:val="0"/>
           <w:numId w:val="1007"/>
         </w:numPr>
+        <w:jc w:val="both"/>
+        <w:spacing w:line="480" w:lineRule="auto"/>
       </w:pPr>
       <m:oMath>
         <m:r>
@@ -7563,6 +7789,8 @@
     <w:p>
       <w:pPr>
         <w:pStyle w:val="FirstParagraph"/>
+        <w:jc w:val="both"/>
+        <w:spacing w:line="480" w:lineRule="auto"/>
       </w:pPr>
       <w:r>
         <w:t xml:space="preserve">El tamaño del diseño planificado es:</w:t>
@@ -7571,6 +7799,8 @@
     <w:p>
       <w:pPr>
         <w:pStyle w:val="Textoindependiente"/>
+        <w:jc w:val="both"/>
+        <w:spacing w:line="480" w:lineRule="auto"/>
       </w:pPr>
       <m:oMathPara>
         <m:oMathParaPr>
@@ -7654,6 +7884,8 @@
     <w:p>
       <w:pPr>
         <w:pStyle w:val="FirstParagraph"/>
+        <w:jc w:val="both"/>
+        <w:spacing w:line="480" w:lineRule="auto"/>
       </w:pPr>
       <w:r>
         <w:t xml:space="preserve">Cada celda</w:t>
@@ -7770,6 +8002,8 @@
     <w:p>
       <w:pPr>
         <w:pStyle w:val="FirstParagraph"/>
+        <w:jc w:val="both"/>
+        <w:spacing w:line="480" w:lineRule="auto"/>
       </w:pPr>
       <w:r>
         <w:t xml:space="preserve">Para evitar la pseudo-replicación, el análisis adopta una estructura</w:t>
@@ -7788,6 +8022,8 @@
           <w:ilvl w:val="0"/>
           <w:numId w:val="1008"/>
         </w:numPr>
+        <w:jc w:val="both"/>
+        <w:spacing w:line="480" w:lineRule="auto"/>
       </w:pPr>
       <w:r>
         <w:rPr>
@@ -7816,6 +8052,8 @@
           <w:ilvl w:val="0"/>
           <w:numId w:val="1008"/>
         </w:numPr>
+        <w:jc w:val="both"/>
+        <w:spacing w:line="480" w:lineRule="auto"/>
       </w:pPr>
       <w:r>
         <w:rPr>
@@ -7953,6 +8191,8 @@
           <w:ilvl w:val="0"/>
           <w:numId w:val="1008"/>
         </w:numPr>
+        <w:jc w:val="both"/>
+        <w:spacing w:line="480" w:lineRule="auto"/>
       </w:pPr>
       <w:r>
         <w:rPr>
@@ -8050,6 +8290,8 @@
     <w:p>
       <w:pPr>
         <w:pStyle w:val="FirstParagraph"/>
+        <w:jc w:val="both"/>
+        <w:spacing w:line="480" w:lineRule="auto"/>
       </w:pPr>
       <w:r>
         <w:t xml:space="preserve">La unidad inferencial primaria del Estudio B es la</w:t>
@@ -8135,6 +8377,8 @@
     <w:p>
       <w:pPr>
         <w:pStyle w:val="FirstParagraph"/>
+        <w:jc w:val="both"/>
+        <w:spacing w:line="480" w:lineRule="auto"/>
       </w:pPr>
       <w:r>
         <w:t xml:space="preserve">Las instancias para cada ejecución se seleccionan mediante muestreo</w:t>
@@ -8175,6 +8419,8 @@
     <w:p>
       <w:pPr>
         <w:pStyle w:val="Textoindependiente"/>
+        <w:jc w:val="both"/>
+        <w:spacing w:line="480" w:lineRule="auto"/>
       </w:pPr>
       <m:oMathPara>
         <m:oMathParaPr>
@@ -8342,6 +8588,8 @@
     <w:p>
       <w:pPr>
         <w:pStyle w:val="FirstParagraph"/>
+        <w:jc w:val="both"/>
+        <w:spacing w:line="480" w:lineRule="auto"/>
       </w:pPr>
       <w:r>
         <w:t xml:space="preserve">El tamaño nominal por ejecución es</w:t>
@@ -8398,6 +8646,8 @@
     <w:p>
       <w:pPr>
         <w:pStyle w:val="FirstParagraph"/>
+        <w:jc w:val="both"/>
+        <w:spacing w:line="480" w:lineRule="auto"/>
       </w:pPr>
       <w:r>
         <w:t xml:space="preserve">Todos los métodos se ejecutan a través de</w:t>
@@ -8430,6 +8680,8 @@
     <w:p>
       <w:pPr>
         <w:pStyle w:val="Textoindependiente"/>
+        <w:jc w:val="both"/>
+        <w:spacing w:line="480" w:lineRule="auto"/>
       </w:pPr>
       <w:r>
         <w:rPr>
@@ -8592,6 +8844,8 @@
     <w:p>
       <w:pPr>
         <w:pStyle w:val="Textoindependiente"/>
+        <w:jc w:val="both"/>
+        <w:spacing w:line="480" w:lineRule="auto"/>
       </w:pPr>
       <w:r>
         <w:rPr>
@@ -8664,6 +8918,8 @@
     <w:p>
       <w:pPr>
         <w:pStyle w:val="Textoindependiente"/>
+        <w:jc w:val="both"/>
+        <w:spacing w:line="480" w:lineRule="auto"/>
       </w:pPr>
       <w:r>
         <w:rPr>
@@ -8742,6 +8998,8 @@
     <w:p>
       <w:pPr>
         <w:pStyle w:val="Textoindependiente"/>
+        <w:jc w:val="both"/>
+        <w:spacing w:line="480" w:lineRule="auto"/>
       </w:pPr>
       <w:r>
         <w:rPr>
@@ -8891,6 +9149,8 @@
     <w:p>
       <w:pPr>
         <w:pStyle w:val="FirstParagraph"/>
+        <w:jc w:val="both"/>
+        <w:spacing w:line="480" w:lineRule="auto"/>
       </w:pPr>
       <w:r>
         <w:t xml:space="preserve">Las cinco métricas primarias se computan por instancia y se agregan a nivel de</w:t>
@@ -8920,6 +9180,8 @@
     <w:p>
       <w:pPr>
         <w:pStyle w:val="FirstParagraph"/>
+        <w:jc w:val="both"/>
+        <w:spacing w:line="480" w:lineRule="auto"/>
       </w:pPr>
       <w:r>
         <w:t xml:space="preserve">La fidelidad cuantifica la alineación entre las importancias del explicador y</w:t>
@@ -8934,6 +9196,8 @@
     <w:p>
       <w:pPr>
         <w:pStyle w:val="Textoindependiente"/>
+        <w:jc w:val="both"/>
+        <w:spacing w:line="480" w:lineRule="auto"/>
       </w:pPr>
       <m:oMathPara>
         <m:oMathParaPr>
@@ -9077,6 +9341,8 @@
     <w:p>
       <w:pPr>
         <w:pStyle w:val="FirstParagraph"/>
+        <w:jc w:val="both"/>
+        <w:spacing w:line="480" w:lineRule="auto"/>
       </w:pPr>
       <w:r>
         <w:t xml:space="preserve">donde</w:t>
@@ -9170,6 +9436,8 @@
     <w:p>
       <w:pPr>
         <w:pStyle w:val="FirstParagraph"/>
+        <w:jc w:val="both"/>
+        <w:spacing w:line="480" w:lineRule="auto"/>
       </w:pPr>
       <w:r>
         <w:t xml:space="preserve">La estabilidad mide la consistencia de las explicaciones bajo</w:t>
@@ -9376,6 +9644,8 @@
     <w:p>
       <w:pPr>
         <w:pStyle w:val="Textoindependiente"/>
+        <w:jc w:val="both"/>
+        <w:spacing w:line="480" w:lineRule="auto"/>
       </w:pPr>
       <m:oMathPara>
         <m:oMathParaPr>
@@ -9541,6 +9811,8 @@
     <w:p>
       <w:pPr>
         <w:pStyle w:val="FirstParagraph"/>
+        <w:jc w:val="both"/>
+        <w:spacing w:line="480" w:lineRule="auto"/>
       </w:pPr>
       <w:r>
         <w:t xml:space="preserve">Con</w:t>
@@ -9659,6 +9931,8 @@
     <w:p>
       <w:pPr>
         <w:pStyle w:val="FirstParagraph"/>
+        <w:jc w:val="both"/>
+        <w:spacing w:line="480" w:lineRule="auto"/>
       </w:pPr>
       <w:r>
         <w:t xml:space="preserve">La parsimonia cuantifica la proporción de características activas</w:t>
@@ -9744,6 +10018,8 @@
     <w:p>
       <w:pPr>
         <w:pStyle w:val="Textoindependiente"/>
+        <w:jc w:val="both"/>
+        <w:spacing w:line="480" w:lineRule="auto"/>
       </w:pPr>
       <m:oMathPara>
         <m:oMathParaPr>
@@ -9862,6 +10138,8 @@
     <w:p>
       <w:pPr>
         <w:pStyle w:val="FirstParagraph"/>
+        <w:jc w:val="both"/>
+        <w:spacing w:line="480" w:lineRule="auto"/>
       </w:pPr>
       <w:r>
         <w:t xml:space="preserve">Un valor bajo indica mayor concisión. Dirección:</w:t>
@@ -9912,6 +10190,8 @@
     <w:p>
       <w:pPr>
         <w:pStyle w:val="FirstParagraph"/>
+        <w:jc w:val="both"/>
+        <w:spacing w:line="480" w:lineRule="auto"/>
       </w:pPr>
       <w:r>
         <w:t xml:space="preserve">La brecha de fidelidad cuantifica el cambio en la salida del modelo al</w:t>
@@ -9949,6 +10229,8 @@
     <w:p>
       <w:pPr>
         <w:pStyle w:val="Textoindependiente"/>
+        <w:jc w:val="both"/>
+        <w:spacing w:line="480" w:lineRule="auto"/>
       </w:pPr>
       <m:oMathPara>
         <m:oMathParaPr>
@@ -10051,6 +10333,8 @@
     <w:p>
       <w:pPr>
         <w:pStyle w:val="FirstParagraph"/>
+        <w:jc w:val="both"/>
+        <w:spacing w:line="480" w:lineRule="auto"/>
       </w:pPr>
       <w:r>
         <w:t xml:space="preserve">donde</w:t>
@@ -10133,6 +10417,8 @@
     <w:p>
       <w:pPr>
         <w:pStyle w:val="FirstParagraph"/>
+        <w:jc w:val="both"/>
+        <w:spacing w:line="480" w:lineRule="auto"/>
       </w:pPr>
       <w:r>
         <w:t xml:space="preserve">El coste (</w:t>
@@ -10642,6 +10928,8 @@
     <w:p>
       <w:pPr>
         <w:pStyle w:val="FirstParagraph"/>
+        <w:jc w:val="both"/>
+        <w:spacing w:line="480" w:lineRule="auto"/>
       </w:pPr>
       <w:r>
         <w:t xml:space="preserve">La validación humana se diseñó como una capa posterior al benchmark funcional.</w:t>
@@ -10739,6 +11027,8 @@
     <w:p>
       <w:pPr>
         <w:pStyle w:val="Textoindependiente"/>
+        <w:jc w:val="both"/>
+        <w:spacing w:line="480" w:lineRule="auto"/>
       </w:pPr>
       <w:r>
         <w:t xml:space="preserve">El instrumento de anotación usa cinco ítems Likert de 1 a 5:</w:t>
@@ -11048,6 +11338,8 @@
     <w:p>
       <w:pPr>
         <w:pStyle w:val="Textoindependiente"/>
+        <w:jc w:val="both"/>
+        <w:spacing w:line="480" w:lineRule="auto"/>
       </w:pPr>
       <w:r>
         <w:t xml:space="preserve">El archivo consolidado de respuestas humanas se mantiene en</w:t>
@@ -11126,6 +11418,8 @@
     <w:p>
       <w:pPr>
         <w:pStyle w:val="FirstParagraph"/>
+        <w:jc w:val="both"/>
+        <w:spacing w:line="480" w:lineRule="auto"/>
       </w:pPr>
       <w:r>
         <w:t xml:space="preserve">FOM-7 (</w:t>
@@ -11202,6 +11496,8 @@
     <w:p>
       <w:pPr>
         <w:pStyle w:val="Textoindependiente"/>
+        <w:jc w:val="both"/>
+        <w:spacing w:line="480" w:lineRule="auto"/>
       </w:pPr>
       <w:r>
         <w:rPr>
@@ -11266,6 +11562,8 @@
     <w:p>
       <w:pPr>
         <w:pStyle w:val="Textoindependiente"/>
+        <w:jc w:val="both"/>
+        <w:spacing w:line="480" w:lineRule="auto"/>
       </w:pPr>
       <w:r>
         <w:rPr>
@@ -11296,6 +11594,8 @@
     <w:p>
       <w:pPr>
         <w:pStyle w:val="Textoindependiente"/>
+        <w:jc w:val="both"/>
+        <w:spacing w:line="480" w:lineRule="auto"/>
       </w:pPr>
       <w:r>
         <w:rPr>
@@ -11344,6 +11644,8 @@
     <w:p>
       <w:pPr>
         <w:pStyle w:val="Textoindependiente"/>
+        <w:jc w:val="both"/>
+        <w:spacing w:line="480" w:lineRule="auto"/>
       </w:pPr>
       <w:r>
         <w:rPr>
@@ -11374,6 +11676,8 @@
     <w:p>
       <w:pPr>
         <w:pStyle w:val="Textoindependiente"/>
+        <w:jc w:val="both"/>
+        <w:spacing w:line="480" w:lineRule="auto"/>
       </w:pPr>
       <w:r>
         <w:rPr>
@@ -11443,6 +11747,8 @@
     <w:p>
       <w:pPr>
         <w:pStyle w:val="Textoindependiente"/>
+        <w:jc w:val="both"/>
+        <w:spacing w:line="480" w:lineRule="auto"/>
       </w:pPr>
       <w:r>
         <w:rPr>
@@ -11479,6 +11785,8 @@
     <w:p>
       <w:pPr>
         <w:pStyle w:val="Textoindependiente"/>
+        <w:jc w:val="both"/>
+        <w:spacing w:line="480" w:lineRule="auto"/>
       </w:pPr>
       <w:r>
         <w:rPr>
@@ -11515,6 +11823,8 @@
     <w:p>
       <w:pPr>
         <w:pStyle w:val="Textoindependiente"/>
+        <w:jc w:val="both"/>
+        <w:spacing w:line="480" w:lineRule="auto"/>
       </w:pPr>
       <w:r>
         <w:t xml:space="preserve">El flujo compacto del protocolo es:</w:t>
@@ -11523,6 +11833,8 @@
     <w:p>
       <w:pPr>
         <w:pStyle w:val="Textoindependiente"/>
+        <w:jc w:val="both"/>
+        <w:spacing w:line="480" w:lineRule="auto"/>
       </w:pPr>
       <m:oMathPara>
         <m:oMathParaPr>
@@ -11639,6 +11951,8 @@
     <w:p>
       <w:pPr>
         <w:pStyle w:val="FirstParagraph"/>
+        <w:jc w:val="both"/>
+        <w:spacing w:line="480" w:lineRule="auto"/>
       </w:pPr>
       <w:r>
         <w:t xml:space="preserve">El análisis de cobertura se realizó directamente sobre el árbol de resultados</w:t>
@@ -11963,6 +12277,8 @@
     <w:p>
       <w:pPr>
         <w:pStyle w:val="Textoindependiente"/>
+        <w:jc w:val="both"/>
+        <w:spacing w:line="480" w:lineRule="auto"/>
       </w:pPr>
       <w:r>
         <w:t xml:space="preserve">La</w:t>
@@ -12360,6 +12676,8 @@
     <w:p>
       <w:pPr>
         <w:pStyle w:val="FirstParagraph"/>
+        <w:jc w:val="both"/>
+        <w:spacing w:line="480" w:lineRule="auto"/>
       </w:pPr>
       <w:r>
         <w:t xml:space="preserve">El impacto de las 25 celdas ausentes se evalúa en tres dimensiones:</w:t>
@@ -12380,6 +12698,8 @@
     <w:p>
       <w:pPr>
         <w:pStyle w:val="Textoindependiente"/>
+        <w:jc w:val="both"/>
+        <w:spacing w:line="480" w:lineRule="auto"/>
       </w:pPr>
       <w:r>
         <w:rPr>
@@ -12483,6 +12803,8 @@
     <w:p>
       <w:pPr>
         <w:pStyle w:val="Textoindependiente"/>
+        <w:jc w:val="both"/>
+        <w:spacing w:line="480" w:lineRule="auto"/>
       </w:pPr>
       <w:r>
         <w:rPr>
@@ -12621,6 +12943,8 @@
     <w:p>
       <w:pPr>
         <w:pStyle w:val="Textoindependiente"/>
+        <w:jc w:val="both"/>
+        <w:spacing w:line="480" w:lineRule="auto"/>
       </w:pPr>
       <m:oMathPara>
         <m:oMathParaPr>
@@ -12743,6 +13067,8 @@
     <w:p>
       <w:pPr>
         <w:pStyle w:val="FirstParagraph"/>
+        <w:jc w:val="both"/>
+        <w:spacing w:line="480" w:lineRule="auto"/>
       </w:pPr>
       <w:r>
         <w:t xml:space="preserve">Con</w:t>
@@ -12960,6 +13286,8 @@
     <w:p>
       <w:pPr>
         <w:pStyle w:val="Textoindependiente"/>
+        <w:jc w:val="both"/>
+        <w:spacing w:line="480" w:lineRule="auto"/>
       </w:pPr>
       <m:oMathPara>
         <m:oMathParaPr>
@@ -13039,6 +13367,8 @@
     <w:p>
       <w:pPr>
         <w:pStyle w:val="FirstParagraph"/>
+        <w:jc w:val="both"/>
+        <w:spacing w:line="480" w:lineRule="auto"/>
       </w:pPr>
       <w:r>
         <w:t xml:space="preserve">Incluso asumiendo una reducción del poder del 50% —hipótesis conservadora que</w:t>
@@ -13122,6 +13452,8 @@
     <w:p>
       <w:pPr>
         <w:pStyle w:val="Textoindependiente"/>
+        <w:jc w:val="both"/>
+        <w:spacing w:line="480" w:lineRule="auto"/>
       </w:pPr>
       <w:r>
         <w:rPr>
@@ -13168,6 +13500,8 @@
     <w:p>
       <w:pPr>
         <w:pStyle w:val="Textoindependiente"/>
+        <w:jc w:val="both"/>
+        <w:spacing w:line="480" w:lineRule="auto"/>
       </w:pPr>
       <w:r>
         <w:rPr>
@@ -13286,6 +13620,8 @@
     <w:p>
       <w:pPr>
         <w:pStyle w:val="FirstParagraph"/>
+        <w:jc w:val="both"/>
+        <w:spacing w:line="480" w:lineRule="auto"/>
       </w:pPr>
       <w:r>
         <w:t xml:space="preserve">Para contrastar H1 y H2, se aplica el test de Friedman</w:t>
@@ -13415,6 +13751,8 @@
     <w:p>
       <w:pPr>
         <w:pStyle w:val="Textoindependiente"/>
+        <w:jc w:val="both"/>
+        <w:spacing w:line="480" w:lineRule="auto"/>
       </w:pPr>
       <m:oMathPara>
         <m:oMathParaPr>
@@ -13589,6 +13927,8 @@
     <w:p>
       <w:pPr>
         <w:pStyle w:val="FirstParagraph"/>
+        <w:jc w:val="both"/>
+        <w:spacing w:line="480" w:lineRule="auto"/>
       </w:pPr>
       <w:r>
         <w:t xml:space="preserve">donde</w:t>
@@ -13809,6 +14149,8 @@
     <w:p>
       <w:pPr>
         <w:pStyle w:val="Textoindependiente"/>
+        <w:jc w:val="both"/>
+        <w:spacing w:line="480" w:lineRule="auto"/>
       </w:pPr>
       <m:oMathPara>
         <m:oMathParaPr>
@@ -13883,6 +14225,8 @@
     <w:p>
       <w:pPr>
         <w:pStyle w:val="FirstParagraph"/>
+        <w:jc w:val="both"/>
+        <w:spacing w:line="480" w:lineRule="auto"/>
       </w:pPr>
       <w:r>
         <w:t xml:space="preserve">donde</w:t>
@@ -13924,6 +14268,8 @@
     <w:p>
       <w:pPr>
         <w:pStyle w:val="FirstParagraph"/>
+        <w:jc w:val="both"/>
+        <w:spacing w:line="480" w:lineRule="auto"/>
       </w:pPr>
       <w:r>
         <w:t xml:space="preserve">Cuando Friedman rechaza</w:t>
@@ -14030,6 +14376,8 @@
     <w:p>
       <w:pPr>
         <w:pStyle w:val="Textoindependiente"/>
+        <w:jc w:val="both"/>
+        <w:spacing w:line="480" w:lineRule="auto"/>
       </w:pPr>
       <m:oMathPara>
         <m:oMathParaPr>
@@ -14189,6 +14537,8 @@
     <w:p>
       <w:pPr>
         <w:pStyle w:val="FirstParagraph"/>
+        <w:jc w:val="both"/>
+        <w:spacing w:line="480" w:lineRule="auto"/>
       </w:pPr>
       <w:r>
         <w:t xml:space="preserve">Dos métodos se consideran significativamente distintos si</w:t>
@@ -14284,6 +14634,8 @@
     <w:p>
       <w:pPr>
         <w:pStyle w:val="FirstParagraph"/>
+        <w:jc w:val="both"/>
+        <w:spacing w:line="480" w:lineRule="auto"/>
       </w:pPr>
       <w:r>
         <w:t xml:space="preserve">Para contrastar H3 se aplica el test de Wilcoxon con rangos con signo</w:t>
@@ -14399,6 +14751,8 @@
           <w:ilvl w:val="0"/>
           <w:numId w:val="1009"/>
         </w:numPr>
+        <w:jc w:val="both"/>
+        <w:spacing w:line="480" w:lineRule="auto"/>
       </w:pPr>
       <w:r>
         <w:rPr>
@@ -14461,6 +14815,8 @@
           <w:ilvl w:val="0"/>
           <w:numId w:val="1009"/>
         </w:numPr>
+        <w:jc w:val="both"/>
+        <w:spacing w:line="480" w:lineRule="auto"/>
       </w:pPr>
       <w:r>
         <w:rPr>
@@ -14482,6 +14838,8 @@
     <w:p>
       <w:pPr>
         <w:pStyle w:val="FirstParagraph"/>
+        <w:jc w:val="both"/>
+        <w:spacing w:line="480" w:lineRule="auto"/>
       </w:pPr>
       <w:r>
         <w:t xml:space="preserve">El tamaño del efecto se reporta como</w:t>
@@ -14522,6 +14880,8 @@
     <w:p>
       <w:pPr>
         <w:pStyle w:val="Textoindependiente"/>
+        <w:jc w:val="both"/>
+        <w:spacing w:line="480" w:lineRule="auto"/>
       </w:pPr>
       <m:oMathPara>
         <m:oMathParaPr>
@@ -14583,6 +14943,8 @@
     <w:p>
       <w:pPr>
         <w:pStyle w:val="FirstParagraph"/>
+        <w:jc w:val="both"/>
+        <w:spacing w:line="480" w:lineRule="auto"/>
       </w:pPr>
       <w:r>
         <w:t xml:space="preserve">con interpretación convencional: pequeño (</w:t>
@@ -14703,6 +15065,8 @@
     <w:p>
       <w:pPr>
         <w:pStyle w:val="FirstParagraph"/>
+        <w:jc w:val="both"/>
+        <w:spacing w:line="480" w:lineRule="auto"/>
       </w:pPr>
       <w:r>
         <w:t xml:space="preserve">Las pruebas se organizan en tres familias inferenciales independientes, con</w:t>
@@ -15385,6 +15749,8 @@
     <w:p>
       <w:pPr>
         <w:pStyle w:val="FirstParagraph"/>
+        <w:jc w:val="both"/>
+        <w:spacing w:line="480" w:lineRule="auto"/>
       </w:pPr>
       <w:r>
         <w:t xml:space="preserve">Todos los análisis del Capítulo 4 son reproducibles desde el repositorio</w:t>
@@ -15436,6 +15802,8 @@
           <w:ilvl w:val="0"/>
           <w:numId w:val="1010"/>
         </w:numPr>
+        <w:jc w:val="both"/>
+        <w:spacing w:line="480" w:lineRule="auto"/>
       </w:pPr>
       <w:r>
         <w:rPr>
@@ -15463,6 +15831,8 @@
           <w:ilvl w:val="0"/>
           <w:numId w:val="1010"/>
         </w:numPr>
+        <w:jc w:val="both"/>
+        <w:spacing w:line="480" w:lineRule="auto"/>
       </w:pPr>
       <w:r>
         <w:rPr>
@@ -15505,6 +15875,8 @@
           <w:ilvl w:val="0"/>
           <w:numId w:val="1010"/>
         </w:numPr>
+        <w:jc w:val="both"/>
+        <w:spacing w:line="480" w:lineRule="auto"/>
       </w:pPr>
       <w:r>
         <w:rPr>
@@ -15526,6 +15898,8 @@
           <w:ilvl w:val="0"/>
           <w:numId w:val="1010"/>
         </w:numPr>
+        <w:jc w:val="both"/>
+        <w:spacing w:line="480" w:lineRule="auto"/>
       </w:pPr>
       <w:r>
         <w:rPr>
@@ -15553,6 +15927,8 @@
           <w:ilvl w:val="0"/>
           <w:numId w:val="1010"/>
         </w:numPr>
+        <w:jc w:val="both"/>
+        <w:spacing w:line="480" w:lineRule="auto"/>
       </w:pPr>
       <w:r>
         <w:rPr>
@@ -15576,6 +15952,8 @@
     <w:p>
       <w:pPr>
         <w:pStyle w:val="FirstParagraph"/>
+        <w:jc w:val="both"/>
+        <w:spacing w:line="480" w:lineRule="auto"/>
       </w:pPr>
       <w:r>
         <w:t xml:space="preserve">Las especificaciones completas del entorno de ejecución, los parámetros de</w:t>
@@ -15607,6 +15985,8 @@
     <w:p>
       <w:pPr>
         <w:pStyle w:val="FirstParagraph"/>
+        <w:jc w:val="both"/>
+        <w:spacing w:line="480" w:lineRule="auto"/>
       </w:pPr>
       <w:r>
         <w:t xml:space="preserve">Este capítulo presenta los resultados empíricos de los Estudios A y B del</w:t>
@@ -15675,6 +16055,8 @@
     <w:p>
       <w:pPr>
         <w:pStyle w:val="Textoindependiente"/>
+        <w:jc w:val="both"/>
+        <w:spacing w:line="480" w:lineRule="auto"/>
       </w:pPr>
       <w:r>
         <w:t xml:space="preserve">Los resultados confirmativos de H1–H3 y P1 se calcularon a partir de los</w:t>
@@ -15800,6 +16182,8 @@
     <w:p>
       <w:pPr>
         <w:pStyle w:val="FirstParagraph"/>
+        <w:jc w:val="both"/>
+        <w:spacing w:line="480" w:lineRule="auto"/>
       </w:pPr>
       <w:r>
         <w:t xml:space="preserve">Antes de presentar las pruebas confirmativas, conviene establecer la</w:t>
@@ -15909,6 +16293,8 @@
           <w:ilvl w:val="0"/>
           <w:numId w:val="1011"/>
         </w:numPr>
+        <w:jc w:val="both"/>
+        <w:spacing w:line="480" w:lineRule="auto"/>
       </w:pPr>
       <w:r>
         <w:rPr>
@@ -16002,6 +16388,8 @@
           <w:ilvl w:val="0"/>
           <w:numId w:val="1011"/>
         </w:numPr>
+        <w:jc w:val="both"/>
+        <w:spacing w:line="480" w:lineRule="auto"/>
       </w:pPr>
       <w:r>
         <w:rPr>
@@ -16020,6 +16408,8 @@
           <w:ilvl w:val="0"/>
           <w:numId w:val="1011"/>
         </w:numPr>
+        <w:jc w:val="both"/>
+        <w:spacing w:line="480" w:lineRule="auto"/>
       </w:pPr>
       <w:r>
         <w:rPr>
@@ -16095,6 +16485,8 @@
           <w:ilvl w:val="0"/>
           <w:numId w:val="1011"/>
         </w:numPr>
+        <w:jc w:val="both"/>
+        <w:spacing w:line="480" w:lineRule="auto"/>
       </w:pPr>
       <w:r>
         <w:rPr>
@@ -16164,6 +16556,8 @@
     <w:p>
       <w:pPr>
         <w:pStyle w:val="FirstParagraph"/>
+        <w:jc w:val="both"/>
+        <w:spacing w:line="480" w:lineRule="auto"/>
       </w:pPr>
       <w:r>
         <w:t xml:space="preserve">Para el análisis Friedman (H1 y H2), se utilizan los 15 bloques completos</w:t>
@@ -16298,6 +16692,8 @@
     <w:p>
       <w:pPr>
         <w:pStyle w:val="FirstParagraph"/>
+        <w:jc w:val="both"/>
+        <w:spacing w:line="480" w:lineRule="auto"/>
       </w:pPr>
       <w:r>
         <w:t xml:space="preserve">La prueba de Friedman para bloques</w:t>
@@ -16526,6 +16922,8 @@
     <w:p>
       <w:pPr>
         <w:pStyle w:val="Textoindependiente"/>
+        <w:jc w:val="both"/>
+        <w:spacing w:line="480" w:lineRule="auto"/>
       </w:pPr>
       <m:oMathPara>
         <m:oMathParaPr>
@@ -16698,6 +17096,8 @@
     <w:p>
       <w:pPr>
         <w:pStyle w:val="FirstParagraph"/>
+        <w:jc w:val="both"/>
+        <w:spacing w:line="480" w:lineRule="auto"/>
       </w:pPr>
       <w:r>
         <w:t xml:space="preserve">Este resultado rechaza</w:t>
@@ -17080,6 +17480,8 @@
     <w:p>
       <w:pPr>
         <w:pStyle w:val="Textoindependiente"/>
+        <w:jc w:val="both"/>
+        <w:spacing w:line="480" w:lineRule="auto"/>
       </w:pPr>
       <w:r>
         <w:t xml:space="preserve">El hecho de que SHAP obtenga rango 1 en la totalidad de los 15 bloques</w:t>
@@ -17214,6 +17616,8 @@
     <w:p>
       <w:pPr>
         <w:pStyle w:val="Textoindependiente"/>
+        <w:jc w:val="both"/>
+        <w:spacing w:line="480" w:lineRule="auto"/>
       </w:pPr>
       <w:r>
         <w:t xml:space="preserve">La escala de fidelidad es acotada en</w:t>
@@ -17311,6 +17715,8 @@
     <w:p>
       <w:pPr>
         <w:pStyle w:val="Textoindependiente"/>
+        <w:jc w:val="both"/>
+        <w:spacing w:line="480" w:lineRule="auto"/>
       </w:pPr>
       <w:r>
         <w:rPr>
@@ -17401,6 +17807,8 @@
     <w:p>
       <w:pPr>
         <w:pStyle w:val="Textoindependiente"/>
+        <w:jc w:val="both"/>
+        <w:spacing w:line="480" w:lineRule="auto"/>
       </w:pPr>
       <m:oMathPara>
         <m:oMathParaPr>
@@ -17570,6 +17978,8 @@
     <w:p>
       <w:pPr>
         <w:pStyle w:val="FirstParagraph"/>
+        <w:jc w:val="both"/>
+        <w:spacing w:line="480" w:lineRule="auto"/>
       </w:pPr>
       <w:r>
         <w:t xml:space="preserve">Donde</w:t>
@@ -18104,6 +18514,8 @@
     <w:p>
       <w:pPr>
         <w:pStyle w:val="Textoindependiente"/>
+        <w:jc w:val="both"/>
+        <w:spacing w:line="480" w:lineRule="auto"/>
       </w:pPr>
       <w:r>
         <w:t xml:space="preserve">La localización Nemenyi es conservadora cuando</w:t>
@@ -18166,6 +18578,8 @@
     <w:p>
       <w:pPr>
         <w:pStyle w:val="FirstParagraph"/>
+        <w:jc w:val="both"/>
+        <w:spacing w:line="480" w:lineRule="auto"/>
       </w:pPr>
       <w:r>
         <w:t xml:space="preserve">La prueba de Friedman para estabilidad arrojó</w:t>
@@ -18234,6 +18648,8 @@
     <w:p>
       <w:pPr>
         <w:pStyle w:val="Textoindependiente"/>
+        <w:jc w:val="both"/>
+        <w:spacing w:line="480" w:lineRule="auto"/>
       </w:pPr>
       <m:oMathPara>
         <m:oMathParaPr>
@@ -18307,6 +18723,8 @@
     <w:p>
       <w:pPr>
         <w:pStyle w:val="FirstParagraph"/>
+        <w:jc w:val="both"/>
+        <w:spacing w:line="480" w:lineRule="auto"/>
       </w:pPr>
       <m:oMath>
         <m:sSub>
@@ -18706,6 +19124,8 @@
     <w:p>
       <w:pPr>
         <w:pStyle w:val="Textoindependiente"/>
+        <w:jc w:val="both"/>
+        <w:spacing w:line="480" w:lineRule="auto"/>
       </w:pPr>
       <w:r>
         <w:t xml:space="preserve">SHAP mantiene la primera posición en estabilidad (rango medio = 1.000), lo</w:t>
@@ -18821,6 +19241,8 @@
     <w:p>
       <w:pPr>
         <w:pStyle w:val="Textoindependiente"/>
+        <w:jc w:val="both"/>
+        <w:spacing w:line="480" w:lineRule="auto"/>
       </w:pPr>
       <w:r>
         <w:t xml:space="preserve">La diferencia crítica Nemenyi para estabilidad es idéntica a la calculada para</w:t>
@@ -18890,6 +19312,8 @@
           <w:ilvl w:val="0"/>
           <w:numId w:val="1012"/>
         </w:numPr>
+        <w:jc w:val="both"/>
+        <w:spacing w:line="480" w:lineRule="auto"/>
       </w:pPr>
       <w:r>
         <w:t xml:space="preserve">SHAP vs. LIME:</w:t>
@@ -18955,6 +19379,8 @@
           <w:ilvl w:val="0"/>
           <w:numId w:val="1012"/>
         </w:numPr>
+        <w:jc w:val="both"/>
+        <w:spacing w:line="480" w:lineRule="auto"/>
       </w:pPr>
       <w:r>
         <w:t xml:space="preserve">SHAP vs. Anchors:</w:t>
@@ -19020,6 +19446,8 @@
           <w:ilvl w:val="0"/>
           <w:numId w:val="1012"/>
         </w:numPr>
+        <w:jc w:val="both"/>
+        <w:spacing w:line="480" w:lineRule="auto"/>
       </w:pPr>
       <w:r>
         <w:t xml:space="preserve">DiCE vs. LIME:</w:t>
@@ -19085,6 +19513,8 @@
           <w:ilvl w:val="0"/>
           <w:numId w:val="1012"/>
         </w:numPr>
+        <w:jc w:val="both"/>
+        <w:spacing w:line="480" w:lineRule="auto"/>
       </w:pPr>
       <w:r>
         <w:t xml:space="preserve">DiCE vs. Anchors:</w:t>
@@ -19150,6 +19580,8 @@
           <w:ilvl w:val="0"/>
           <w:numId w:val="1012"/>
         </w:numPr>
+        <w:jc w:val="both"/>
+        <w:spacing w:line="480" w:lineRule="auto"/>
       </w:pPr>
       <w:r>
         <w:t xml:space="preserve">LIME vs. Anchors:</w:t>
@@ -19215,6 +19647,8 @@
           <w:ilvl w:val="0"/>
           <w:numId w:val="1012"/>
         </w:numPr>
+        <w:jc w:val="both"/>
+        <w:spacing w:line="480" w:lineRule="auto"/>
       </w:pPr>
       <w:r>
         <w:t xml:space="preserve">SHAP vs. DiCE:</w:t>
@@ -19276,6 +19710,8 @@
     <w:p>
       <w:pPr>
         <w:pStyle w:val="FirstParagraph"/>
+        <w:jc w:val="both"/>
+        <w:spacing w:line="480" w:lineRule="auto"/>
       </w:pPr>
       <w:r>
         <w:t xml:space="preserve">LIME y Anchors forman un grupo indistinguible en estabilidad (ambos con valores</w:t>
@@ -19325,6 +19761,8 @@
     <w:p>
       <w:pPr>
         <w:pStyle w:val="FirstParagraph"/>
+        <w:jc w:val="both"/>
+        <w:spacing w:line="480" w:lineRule="auto"/>
       </w:pPr>
       <w:r>
         <w:t xml:space="preserve">El análisis pareado opera sobre las 75 celdas</w:t>
@@ -19404,6 +19842,8 @@
     <w:p>
       <w:pPr>
         <w:pStyle w:val="FirstParagraph"/>
+        <w:jc w:val="both"/>
+        <w:spacing w:line="480" w:lineRule="auto"/>
       </w:pPr>
       <w:r>
         <w:t xml:space="preserve">Para cada métrica se calcula la diferencia pareada</w:t>
@@ -20303,6 +20743,8 @@
     <w:p>
       <w:pPr>
         <w:pStyle w:val="Textoindependiente"/>
+        <w:jc w:val="both"/>
+        <w:spacing w:line="480" w:lineRule="auto"/>
       </w:pPr>
       <w:r>
         <w:t xml:space="preserve">Los resultados confirman</w:t>
@@ -20343,6 +20785,8 @@
     <w:p>
       <w:pPr>
         <w:pStyle w:val="Textoindependiente"/>
+        <w:jc w:val="both"/>
+        <w:spacing w:line="480" w:lineRule="auto"/>
       </w:pPr>
       <w:r>
         <w:rPr>
@@ -20496,6 +20940,8 @@
     <w:p>
       <w:pPr>
         <w:pStyle w:val="Textoindependiente"/>
+        <w:jc w:val="both"/>
+        <w:spacing w:line="480" w:lineRule="auto"/>
       </w:pPr>
       <w:r>
         <w:rPr>
@@ -20576,6 +21022,8 @@
     <w:p>
       <w:pPr>
         <w:pStyle w:val="Textoindependiente"/>
+        <w:jc w:val="both"/>
+        <w:spacing w:line="480" w:lineRule="auto"/>
       </w:pPr>
       <w:r>
         <w:rPr>
@@ -20706,6 +21154,8 @@
     <w:p>
       <w:pPr>
         <w:pStyle w:val="Textoindependiente"/>
+        <w:jc w:val="both"/>
+        <w:spacing w:line="480" w:lineRule="auto"/>
       </w:pPr>
       <w:r>
         <w:rPr>
@@ -20840,6 +21290,8 @@
     <w:p>
       <w:pPr>
         <w:pStyle w:val="FirstParagraph"/>
+        <w:jc w:val="both"/>
+        <w:spacing w:line="480" w:lineRule="auto"/>
       </w:pPr>
       <w:r>
         <w:t xml:space="preserve">La hipótesis H3 involucra cinco comparaciones pareadas simultáneas. Aplicando</w:t>
@@ -21327,6 +21779,8 @@
     <w:p>
       <w:pPr>
         <w:pStyle w:val="FirstParagraph"/>
+        <w:jc w:val="both"/>
+        <w:spacing w:line="480" w:lineRule="auto"/>
       </w:pPr>
       <w:r>
         <w:t xml:space="preserve">La proposición P1 establece que el protocolo FOM-7 debe producir un coeficiente</w:t>
@@ -21347,6 +21801,8 @@
     <w:p>
       <w:pPr>
         <w:pStyle w:val="Textoindependiente"/>
+        <w:jc w:val="both"/>
+        <w:spacing w:line="480" w:lineRule="auto"/>
       </w:pPr>
       <w:r>
         <w:t xml:space="preserve">Para su evaluación se calculó el CV de cada métrica primaria para SHAP y LIME</w:t>
@@ -21908,6 +22364,8 @@
     <w:p>
       <w:pPr>
         <w:pStyle w:val="Textoindependiente"/>
+        <w:jc w:val="both"/>
+        <w:spacing w:line="480" w:lineRule="auto"/>
       </w:pPr>
       <w:r>
         <w:t xml:space="preserve">Los resultados confirman P1 parcialmente. Para las métricas en las que el</w:t>
@@ -21940,6 +22398,8 @@
     <w:p>
       <w:pPr>
         <w:pStyle w:val="Textoindependiente"/>
+        <w:jc w:val="both"/>
+        <w:spacing w:line="480" w:lineRule="auto"/>
       </w:pPr>
       <w:r>
         <w:t xml:space="preserve">Sin embargo, este incumplimiento es interpretable como un hallazgo sustantivo</w:t>
@@ -22013,6 +22473,8 @@
     <w:p>
       <w:pPr>
         <w:pStyle w:val="Textoindependiente"/>
+        <w:jc w:val="both"/>
+        <w:spacing w:line="480" w:lineRule="auto"/>
       </w:pPr>
       <w:r>
         <w:t xml:space="preserve">Para la generalización global, el CV en fidelidad para todos los métodos y</w:t>
@@ -22061,6 +22523,8 @@
     <w:p>
       <w:pPr>
         <w:pStyle w:val="FirstParagraph"/>
+        <w:jc w:val="both"/>
+        <w:spacing w:line="480" w:lineRule="auto"/>
       </w:pPr>
       <w:r>
         <w:t xml:space="preserve">Las métricas funcionales anteriores evalúan propiedades observables del</w:t>
@@ -22130,6 +22594,8 @@
     <w:p>
       <w:pPr>
         <w:pStyle w:val="Textoindependiente"/>
+        <w:jc w:val="both"/>
+        <w:spacing w:line="480" w:lineRule="auto"/>
       </w:pPr>
       <w:r>
         <w:t xml:space="preserve">La muestra incluye 12 anotadores, cada uno con 10 evaluaciones:</w:t>
@@ -22222,6 +22688,8 @@
     <w:p>
       <w:pPr>
         <w:pStyle w:val="Textoindependiente"/>
+        <w:jc w:val="both"/>
+        <w:spacing w:line="480" w:lineRule="auto"/>
       </w:pPr>
       <w:r>
         <w:t xml:space="preserve">Cada anotación utiliza una escala Likert de 1 a 5 en cinco dimensiones:</w:t>
@@ -22234,6 +22702,8 @@
           <w:ilvl w:val="0"/>
           <w:numId w:val="1013"/>
         </w:numPr>
+        <w:jc w:val="both"/>
+        <w:spacing w:line="480" w:lineRule="auto"/>
       </w:pPr>
       <w:r>
         <w:rPr>
@@ -22256,6 +22726,8 @@
           <w:ilvl w:val="0"/>
           <w:numId w:val="1013"/>
         </w:numPr>
+        <w:jc w:val="both"/>
+        <w:spacing w:line="480" w:lineRule="auto"/>
       </w:pPr>
       <w:r>
         <w:rPr>
@@ -22284,6 +22756,8 @@
           <w:ilvl w:val="0"/>
           <w:numId w:val="1013"/>
         </w:numPr>
+        <w:jc w:val="both"/>
+        <w:spacing w:line="480" w:lineRule="auto"/>
       </w:pPr>
       <w:r>
         <w:rPr>
@@ -22306,6 +22780,8 @@
           <w:ilvl w:val="0"/>
           <w:numId w:val="1013"/>
         </w:numPr>
+        <w:jc w:val="both"/>
+        <w:spacing w:line="480" w:lineRule="auto"/>
       </w:pPr>
       <w:r>
         <w:rPr>
@@ -22328,6 +22804,8 @@
           <w:ilvl w:val="0"/>
           <w:numId w:val="1013"/>
         </w:numPr>
+        <w:jc w:val="both"/>
+        <w:spacing w:line="480" w:lineRule="auto"/>
       </w:pPr>
       <w:r>
         <w:rPr>
@@ -22352,6 +22830,8 @@
     <w:p>
       <w:pPr>
         <w:pStyle w:val="FirstParagraph"/>
+        <w:jc w:val="both"/>
+        <w:spacing w:line="480" w:lineRule="auto"/>
       </w:pPr>
       <w:r>
         <w:t xml:space="preserve">La Tabla</w:t>
@@ -23126,6 +23606,8 @@
     <w:p>
       <w:pPr>
         <w:pStyle w:val="Textoindependiente"/>
+        <w:jc w:val="both"/>
+        <w:spacing w:line="480" w:lineRule="auto"/>
       </w:pPr>
       <w:r>
         <w:t xml:space="preserve">El hallazgo más importante es la disociación entre adecuación semántica y</w:t>
@@ -23225,6 +23707,8 @@
     <w:p>
       <w:pPr>
         <w:pStyle w:val="Textoindependiente"/>
+        <w:jc w:val="both"/>
+        <w:spacing w:line="480" w:lineRule="auto"/>
       </w:pPr>
       <w:r>
         <w:t xml:space="preserve">La completitud merece una lectura específica. Una inspección inicial del</w:t>
@@ -23299,6 +23783,8 @@
     <w:p>
       <w:pPr>
         <w:pStyle w:val="Textoindependiente"/>
+        <w:jc w:val="both"/>
+        <w:spacing w:line="480" w:lineRule="auto"/>
       </w:pPr>
       <w:r>
         <w:t xml:space="preserve">La Tabla</w:t>
@@ -23809,6 +24295,8 @@
     <w:p>
       <w:pPr>
         <w:pStyle w:val="Textoindependiente"/>
+        <w:jc w:val="both"/>
+        <w:spacing w:line="480" w:lineRule="auto"/>
       </w:pPr>
       <w:r>
         <w:t xml:space="preserve">Este patrón tiene implicaciones metodológicas. Claridad y plausibilidad</w:t>
@@ -23880,6 +24368,8 @@
     <w:p>
       <w:pPr>
         <w:pStyle w:val="FirstParagraph"/>
+        <w:jc w:val="both"/>
+        <w:spacing w:line="480" w:lineRule="auto"/>
       </w:pPr>
       <w:r>
         <w:t xml:space="preserve">La Tabla</w:t>
@@ -24458,6 +24948,8 @@
     <w:p>
       <w:pPr>
         <w:pStyle w:val="Textoindependiente"/>
+        <w:jc w:val="both"/>
+        <w:spacing w:line="480" w:lineRule="auto"/>
       </w:pPr>
       <w:r>
         <w:t xml:space="preserve">El perfil por método matiza los resultados funcionales de EXP2. Anchors obtiene</w:t>
@@ -24520,6 +25012,8 @@
     <w:p>
       <w:pPr>
         <w:pStyle w:val="Textoindependiente"/>
+        <w:jc w:val="both"/>
+        <w:spacing w:line="480" w:lineRule="auto"/>
       </w:pPr>
       <w:r>
         <w:t xml:space="preserve">La lectura integrada con los resultados funcionales es importante. En EXP2,</w:t>
@@ -24589,6 +25083,8 @@
     <w:p>
       <w:pPr>
         <w:pStyle w:val="FirstParagraph"/>
+        <w:jc w:val="both"/>
+        <w:spacing w:line="480" w:lineRule="auto"/>
       </w:pPr>
       <w:r>
         <w:t xml:space="preserve">La Tabla</w:t>
@@ -25086,6 +25582,8 @@
     <w:p>
       <w:pPr>
         <w:pStyle w:val="Textoindependiente"/>
+        <w:jc w:val="both"/>
+        <w:spacing w:line="480" w:lineRule="auto"/>
       </w:pPr>
       <w:r>
         <w:t xml:space="preserve">La diferencia Adult–German Credit sugiere que el contexto semántico del</w:t>
@@ -25140,6 +25638,8 @@
     <w:p>
       <w:pPr>
         <w:pStyle w:val="FirstParagraph"/>
+        <w:jc w:val="both"/>
+        <w:spacing w:line="480" w:lineRule="auto"/>
       </w:pPr>
       <w:r>
         <w:t xml:space="preserve">La validación humana modifica el alcance empírico de la tesis en tres formas.</w:t>
@@ -25212,6 +25712,8 @@
     <w:p>
       <w:pPr>
         <w:pStyle w:val="Textoindependiente"/>
+        <w:jc w:val="both"/>
+        <w:spacing w:line="480" w:lineRule="auto"/>
       </w:pPr>
       <w:r>
         <w:t xml:space="preserve">Estas observaciones no sustituyen los contrastes confirmativos de H1–H3. Su</w:t>
@@ -25249,6 +25751,8 @@
     <w:p>
       <w:pPr>
         <w:pStyle w:val="FirstParagraph"/>
+        <w:jc w:val="both"/>
+        <w:spacing w:line="480" w:lineRule="auto"/>
       </w:pPr>
       <w:r>
         <w:t xml:space="preserve">El análisis omnibus y pareado establece las diferencias confirmativas; esta</w:t>
@@ -25278,6 +25782,8 @@
     <w:p>
       <w:pPr>
         <w:pStyle w:val="FirstParagraph"/>
+        <w:jc w:val="both"/>
+        <w:spacing w:line="480" w:lineRule="auto"/>
       </w:pPr>
       <w:r>
         <w:t xml:space="preserve">SHAP presenta el perfil más equilibrado y favorable de los cuatro métodos.</w:t>
@@ -25322,6 +25828,8 @@
     <w:p>
       <w:pPr>
         <w:pStyle w:val="Textoindependiente"/>
+        <w:jc w:val="both"/>
+        <w:spacing w:line="480" w:lineRule="auto"/>
       </w:pPr>
       <w:r>
         <w:t xml:space="preserve">El coste es la dimensión adversa de SHAP. El promedio de 24,804 ms esconde una</w:t>
@@ -25360,6 +25868,8 @@
     <w:p>
       <w:pPr>
         <w:pStyle w:val="Textoindependiente"/>
+        <w:jc w:val="both"/>
+        <w:spacing w:line="480" w:lineRule="auto"/>
       </w:pPr>
       <w:r>
         <w:t xml:space="preserve">Por modelo, los picos de fidelidad se observan en logreg (0.946) y SVM (0.928),</w:t>
@@ -25402,6 +25912,8 @@
     <w:p>
       <w:pPr>
         <w:pStyle w:val="FirstParagraph"/>
+        <w:jc w:val="both"/>
+        <w:spacing w:line="480" w:lineRule="auto"/>
       </w:pPr>
       <w:r>
         <w:t xml:space="preserve">LIME es el método más económico en coste (media 226 ms, rango 3–1,088 ms por</w:t>
@@ -25434,6 +25946,8 @@
     <w:p>
       <w:pPr>
         <w:pStyle w:val="Textoindependiente"/>
+        <w:jc w:val="both"/>
+        <w:spacing w:line="480" w:lineRule="auto"/>
       </w:pPr>
       <w:r>
         <w:t xml:space="preserve">La limitación estructural de LIME es su estabilidad casi nula (0.014). La</w:t>
@@ -25521,6 +26035,8 @@
     <w:p>
       <w:pPr>
         <w:pStyle w:val="FirstParagraph"/>
+        <w:jc w:val="both"/>
+        <w:spacing w:line="480" w:lineRule="auto"/>
       </w:pPr>
       <w:r>
         <w:t xml:space="preserve">Anchors tiene una cobertura de solo 56 celdas calificadas (74.7%), lo que</w:t>
@@ -25583,6 +26099,8 @@
     <w:p>
       <w:pPr>
         <w:pStyle w:val="Textoindependiente"/>
+        <w:jc w:val="both"/>
+        <w:spacing w:line="480" w:lineRule="auto"/>
       </w:pPr>
       <w:r>
         <w:t xml:space="preserve">La parsimonia de Anchors es comparable a la de LIME (0.085), pero con mayor</w:t>
@@ -25643,6 +26161,8 @@
     <w:p>
       <w:pPr>
         <w:pStyle w:val="FirstParagraph"/>
+        <w:jc w:val="both"/>
+        <w:spacing w:line="480" w:lineRule="auto"/>
       </w:pPr>
       <w:r>
         <w:t xml:space="preserve">DiCE ocupa el último lugar en fidelidad (0.172) y una posición intermedia en</w:t>
@@ -25693,6 +26213,8 @@
     <w:p>
       <w:pPr>
         <w:pStyle w:val="Textoindependiente"/>
+        <w:jc w:val="both"/>
+        <w:spacing w:line="480" w:lineRule="auto"/>
       </w:pPr>
       <w:r>
         <w:t xml:space="preserve">La estabilidad moderada de DiCE (0.366) es coherente: los contrafactuales</w:t>
@@ -25757,6 +26279,8 @@
     <w:p>
       <w:pPr>
         <w:pStyle w:val="FirstParagraph"/>
+        <w:jc w:val="both"/>
+        <w:spacing w:line="480" w:lineRule="auto"/>
       </w:pPr>
       <w:r>
         <w:t xml:space="preserve">El modelo base influye significativamente sobre los valores absolutos de las</w:t>
@@ -25777,6 +26301,8 @@
     <w:p>
       <w:pPr>
         <w:pStyle w:val="Textoindependiente"/>
+        <w:jc w:val="both"/>
+        <w:spacing w:line="480" w:lineRule="auto"/>
       </w:pPr>
       <w:r>
         <w:rPr>
@@ -25828,6 +26354,8 @@
     <w:p>
       <w:pPr>
         <w:pStyle w:val="Textoindependiente"/>
+        <w:jc w:val="both"/>
+        <w:spacing w:line="480" w:lineRule="auto"/>
       </w:pPr>
       <w:r>
         <w:rPr>
@@ -25870,6 +26398,8 @@
     <w:p>
       <w:pPr>
         <w:pStyle w:val="Textoindependiente"/>
+        <w:jc w:val="both"/>
+        <w:spacing w:line="480" w:lineRule="auto"/>
       </w:pPr>
       <w:r>
         <w:rPr>
@@ -25906,6 +26436,8 @@
     <w:p>
       <w:pPr>
         <w:pStyle w:val="Textoindependiente"/>
+        <w:jc w:val="both"/>
+        <w:spacing w:line="480" w:lineRule="auto"/>
       </w:pPr>
       <w:r>
         <w:rPr>
@@ -25958,6 +26490,8 @@
     <w:p>
       <w:pPr>
         <w:pStyle w:val="FirstParagraph"/>
+        <w:jc w:val="both"/>
+        <w:spacing w:line="480" w:lineRule="auto"/>
       </w:pPr>
       <w:r>
         <w:t xml:space="preserve">El análisis del efecto de</w:t>
@@ -26138,6 +26672,8 @@
     <w:p>
       <w:pPr>
         <w:pStyle w:val="Textoindependiente"/>
+        <w:jc w:val="both"/>
+        <w:spacing w:line="480" w:lineRule="auto"/>
       </w:pPr>
       <w:r>
         <w:t xml:space="preserve">La invarianza de las métricas ante el tamaño de muestra tiene dos implicaciones:</w:t>
@@ -26239,6 +26775,8 @@
     <w:p>
       <w:pPr>
         <w:pStyle w:val="FirstParagraph"/>
+        <w:jc w:val="both"/>
+        <w:spacing w:line="480" w:lineRule="auto"/>
       </w:pPr>
       <w:r>
         <w:t xml:space="preserve">Los tres ejes confirmatorios convergen en una imagen coherente: SHAP es el</w:t>
@@ -26301,6 +26839,8 @@
     <w:p>
       <w:pPr>
         <w:pStyle w:val="Textoindependiente"/>
+        <w:jc w:val="both"/>
+        <w:spacing w:line="480" w:lineRule="auto"/>
       </w:pPr>
       <w:r>
         <w:t xml:space="preserve">El hallazgo quizás más relevante para el campo es la disociación entre</w:t>
@@ -26345,6 +26885,8 @@
     <w:p>
       <w:pPr>
         <w:pStyle w:val="Textoindependiente"/>
+        <w:jc w:val="both"/>
+        <w:spacing w:line="480" w:lineRule="auto"/>
       </w:pPr>
       <w:r>
         <w:t xml:space="preserve">La magnitud del efecto en las comparaciones SHAP-LIME (</w:t>
@@ -26484,6 +27026,8 @@
     <w:p>
       <w:pPr>
         <w:pStyle w:val="FirstParagraph"/>
+        <w:jc w:val="both"/>
+        <w:spacing w:line="480" w:lineRule="auto"/>
       </w:pPr>
       <w:r>
         <w:t xml:space="preserve">Los resultados permiten derivar criterios técnicos de selección de método XAI</w:t>
@@ -26504,6 +27048,8 @@
     <w:p>
       <w:pPr>
         <w:pStyle w:val="Textoindependiente"/>
+        <w:jc w:val="both"/>
+        <w:spacing w:line="480" w:lineRule="auto"/>
       </w:pPr>
       <w:r>
         <w:rPr>
@@ -26552,6 +27098,8 @@
     <w:p>
       <w:pPr>
         <w:pStyle w:val="Textoindependiente"/>
+        <w:jc w:val="both"/>
+        <w:spacing w:line="480" w:lineRule="auto"/>
       </w:pPr>
       <w:r>
         <w:rPr>
@@ -26600,6 +27148,8 @@
     <w:p>
       <w:pPr>
         <w:pStyle w:val="Textoindependiente"/>
+        <w:jc w:val="both"/>
+        <w:spacing w:line="480" w:lineRule="auto"/>
       </w:pPr>
       <w:r>
         <w:rPr>
@@ -26647,6 +27197,8 @@
     <w:p>
       <w:pPr>
         <w:pStyle w:val="Textoindependiente"/>
+        <w:jc w:val="both"/>
+        <w:spacing w:line="480" w:lineRule="auto"/>
       </w:pPr>
       <w:r>
         <w:rPr>
@@ -26693,6 +27245,8 @@
     <w:p>
       <w:pPr>
         <w:pStyle w:val="FirstParagraph"/>
+        <w:jc w:val="both"/>
+        <w:spacing w:line="480" w:lineRule="auto"/>
       </w:pPr>
       <w:r>
         <w:t xml:space="preserve">Los hallazgos de este benchmark contribuyen al campo en tres dimensiones. En</w:t>
@@ -26773,6 +27327,8 @@
     <w:p>
       <w:pPr>
         <w:pStyle w:val="Textoindependiente"/>
+        <w:jc w:val="both"/>
+        <w:spacing w:line="480" w:lineRule="auto"/>
       </w:pPr>
       <w:r>
         <w:t xml:space="preserve">Las limitaciones principales del estudio son las siguientes. Primero, el</w:t>
@@ -26883,6 +27439,8 @@
     <w:p>
       <w:pPr>
         <w:pStyle w:val="FirstParagraph"/>
+        <w:jc w:val="both"/>
+        <w:spacing w:line="480" w:lineRule="auto"/>
       </w:pPr>
       <w:r>
         <w:t xml:space="preserve">Esta tesis parte de una constatación empírica recurrente en la literatura: el</w:t>
@@ -26984,6 +27542,8 @@
     <w:p>
       <w:pPr>
         <w:pStyle w:val="FirstParagraph"/>
+        <w:jc w:val="both"/>
+        <w:spacing w:line="480" w:lineRule="auto"/>
       </w:pPr>
       <w:r>
         <w:t xml:space="preserve">El problema de investigación formulado en el Capítulo 1 pregunta:</w:t>
@@ -27058,6 +27618,8 @@
     <w:p>
       <w:pPr>
         <w:pStyle w:val="Textoindependiente"/>
+        <w:jc w:val="both"/>
+        <w:spacing w:line="480" w:lineRule="auto"/>
       </w:pPr>
       <w:r>
         <w:t xml:space="preserve">Los resultados del benchmark responden esta pregunta con precisión</w:t>
@@ -27182,6 +27744,8 @@
     <w:p>
       <w:pPr>
         <w:pStyle w:val="Textoindependiente"/>
+        <w:jc w:val="both"/>
+        <w:spacing w:line="480" w:lineRule="auto"/>
       </w:pPr>
       <w:r>
         <w:t xml:space="preserve">La resolución formal de las hipótesis y objetivos se sintetiza en la tabla</w:t>
@@ -27576,6 +28140,8 @@
     <w:p>
       <w:pPr>
         <w:pStyle w:val="Textoindependiente"/>
+        <w:jc w:val="both"/>
+        <w:spacing w:line="480" w:lineRule="auto"/>
       </w:pPr>
       <w:r>
         <w:t xml:space="preserve"> </w:t>
@@ -27787,6 +28353,8 @@
     <w:p>
       <w:pPr>
         <w:pStyle w:val="Textoindependiente"/>
+        <w:jc w:val="both"/>
+        <w:spacing w:line="480" w:lineRule="auto"/>
       </w:pPr>
       <w:r>
         <w:t xml:space="preserve">Además de estos objetivos confirmativos, la tesis produjo una capa descriptiva</w:t>
@@ -27862,6 +28430,8 @@
     <w:p>
       <w:pPr>
         <w:pStyle w:val="FirstParagraph"/>
+        <w:jc w:val="both"/>
+        <w:spacing w:line="480" w:lineRule="auto"/>
       </w:pPr>
       <w:r>
         <w:t xml:space="preserve">El estado del arte en evaluación XAI muestra un patrón claro: los estudios</w:t>
@@ -27995,6 +28565,8 @@
     <w:p>
       <w:pPr>
         <w:pStyle w:val="Textoindependiente"/>
+        <w:jc w:val="both"/>
+        <w:spacing w:line="480" w:lineRule="auto"/>
       </w:pPr>
       <w:r>
         <w:t xml:space="preserve">El Estudio C propone una taxonomía estructurada en cuatro ejes ortogonales que</w:t>
@@ -28127,6 +28699,8 @@
     <w:p>
       <w:pPr>
         <w:pStyle w:val="FirstParagraph"/>
+        <w:jc w:val="both"/>
+        <w:spacing w:line="480" w:lineRule="auto"/>
       </w:pPr>
       <w:r>
         <w:rPr>
@@ -28169,6 +28743,8 @@
     <w:p>
       <w:pPr>
         <w:pStyle w:val="Textoindependiente"/>
+        <w:jc w:val="both"/>
+        <w:spacing w:line="480" w:lineRule="auto"/>
       </w:pPr>
       <w:r>
         <w:t xml:space="preserve">Este eje clasifica la dimensión de la explicación que la métrica interroga. Se</w:t>
@@ -28187,6 +28763,8 @@
           <w:ilvl w:val="0"/>
           <w:numId w:val="1014"/>
         </w:numPr>
+        <w:jc w:val="both"/>
+        <w:spacing w:line="480" w:lineRule="auto"/>
       </w:pPr>
       <w:r>
         <w:rPr>
@@ -28230,6 +28808,8 @@
           <w:ilvl w:val="0"/>
           <w:numId w:val="1014"/>
         </w:numPr>
+        <w:jc w:val="both"/>
+        <w:spacing w:line="480" w:lineRule="auto"/>
       </w:pPr>
       <w:r>
         <w:rPr>
@@ -28273,6 +28853,8 @@
           <w:ilvl w:val="0"/>
           <w:numId w:val="1014"/>
         </w:numPr>
+        <w:jc w:val="both"/>
+        <w:spacing w:line="480" w:lineRule="auto"/>
       </w:pPr>
       <w:r>
         <w:rPr>
@@ -28316,6 +28898,8 @@
           <w:ilvl w:val="0"/>
           <w:numId w:val="1014"/>
         </w:numPr>
+        <w:jc w:val="both"/>
+        <w:spacing w:line="480" w:lineRule="auto"/>
       </w:pPr>
       <w:r>
         <w:rPr>
@@ -28372,6 +28956,8 @@
           <w:ilvl w:val="0"/>
           <w:numId w:val="1014"/>
         </w:numPr>
+        <w:jc w:val="both"/>
+        <w:spacing w:line="480" w:lineRule="auto"/>
       </w:pPr>
       <w:r>
         <w:rPr>
@@ -28402,6 +28988,8 @@
     <w:p>
       <w:pPr>
         <w:pStyle w:val="FirstParagraph"/>
+        <w:jc w:val="both"/>
+        <w:spacing w:line="480" w:lineRule="auto"/>
       </w:pPr>
       <w:r>
         <w:rPr>
@@ -28444,6 +29032,8 @@
     <w:p>
       <w:pPr>
         <w:pStyle w:val="Textoindependiente"/>
+        <w:jc w:val="both"/>
+        <w:spacing w:line="480" w:lineRule="auto"/>
       </w:pPr>
       <w:r>
         <w:t xml:space="preserve">Las métricas se diferencian por la operación que genera la señal de evaluación.</w:t>
@@ -28462,6 +29052,8 @@
           <w:ilvl w:val="0"/>
           <w:numId w:val="1015"/>
         </w:numPr>
+        <w:jc w:val="both"/>
+        <w:spacing w:line="480" w:lineRule="auto"/>
       </w:pPr>
       <w:r>
         <w:rPr>
@@ -28502,6 +29094,8 @@
           <w:ilvl w:val="0"/>
           <w:numId w:val="1015"/>
         </w:numPr>
+        <w:jc w:val="both"/>
+        <w:spacing w:line="480" w:lineRule="auto"/>
       </w:pPr>
       <w:r>
         <w:rPr>
@@ -28542,6 +29136,8 @@
           <w:ilvl w:val="0"/>
           <w:numId w:val="1015"/>
         </w:numPr>
+        <w:jc w:val="both"/>
+        <w:spacing w:line="480" w:lineRule="auto"/>
       </w:pPr>
       <w:r>
         <w:rPr>
@@ -28588,6 +29184,8 @@
           <w:ilvl w:val="0"/>
           <w:numId w:val="1015"/>
         </w:numPr>
+        <w:jc w:val="both"/>
+        <w:spacing w:line="480" w:lineRule="auto"/>
       </w:pPr>
       <w:r>
         <w:rPr>
@@ -28624,6 +29222,8 @@
     <w:p>
       <w:pPr>
         <w:pStyle w:val="FirstParagraph"/>
+        <w:jc w:val="both"/>
+        <w:spacing w:line="480" w:lineRule="auto"/>
       </w:pPr>
       <w:r>
         <w:rPr>
@@ -28666,6 +29266,8 @@
     <w:p>
       <w:pPr>
         <w:pStyle w:val="Textoindependiente"/>
+        <w:jc w:val="both"/>
+        <w:spacing w:line="480" w:lineRule="auto"/>
       </w:pPr>
       <w:r>
         <w:t xml:space="preserve">Siguiendo la sistematización de Schwalbe y Finzel</w:t>
@@ -28711,6 +29313,8 @@
           <w:ilvl w:val="0"/>
           <w:numId w:val="1016"/>
         </w:numPr>
+        <w:jc w:val="both"/>
+        <w:spacing w:line="480" w:lineRule="auto"/>
       </w:pPr>
       <w:r>
         <w:rPr>
@@ -28751,6 +29355,8 @@
           <w:ilvl w:val="0"/>
           <w:numId w:val="1016"/>
         </w:numPr>
+        <w:jc w:val="both"/>
+        <w:spacing w:line="480" w:lineRule="auto"/>
       </w:pPr>
       <w:r>
         <w:rPr>
@@ -28782,6 +29388,8 @@
           <w:ilvl w:val="0"/>
           <w:numId w:val="1016"/>
         </w:numPr>
+        <w:jc w:val="both"/>
+        <w:spacing w:line="480" w:lineRule="auto"/>
       </w:pPr>
       <w:r>
         <w:rPr>
@@ -28816,6 +29424,8 @@
           <w:ilvl w:val="0"/>
           <w:numId w:val="1016"/>
         </w:numPr>
+        <w:jc w:val="both"/>
+        <w:spacing w:line="480" w:lineRule="auto"/>
       </w:pPr>
       <w:r>
         <w:rPr>
@@ -28841,6 +29451,8 @@
           <w:ilvl w:val="0"/>
           <w:numId w:val="1016"/>
         </w:numPr>
+        <w:jc w:val="both"/>
+        <w:spacing w:line="480" w:lineRule="auto"/>
       </w:pPr>
       <w:r>
         <w:rPr>
@@ -28866,6 +29478,8 @@
           <w:ilvl w:val="0"/>
           <w:numId w:val="1016"/>
         </w:numPr>
+        <w:jc w:val="both"/>
+        <w:spacing w:line="480" w:lineRule="auto"/>
       </w:pPr>
       <w:r>
         <w:rPr>
@@ -28896,6 +29510,8 @@
     <w:p>
       <w:pPr>
         <w:pStyle w:val="FirstParagraph"/>
+        <w:jc w:val="both"/>
+        <w:spacing w:line="480" w:lineRule="auto"/>
       </w:pPr>
       <w:r>
         <w:rPr>
@@ -28938,6 +29554,8 @@
     <w:p>
       <w:pPr>
         <w:pStyle w:val="Textoindependiente"/>
+        <w:jc w:val="both"/>
+        <w:spacing w:line="480" w:lineRule="auto"/>
       </w:pPr>
       <w:r>
         <w:t xml:space="preserve">El contexto de tarea determina qué propiedades de calidad son prioritarias y</w:t>
@@ -28971,6 +29589,8 @@
           <w:ilvl w:val="0"/>
           <w:numId w:val="1017"/>
         </w:numPr>
+        <w:jc w:val="both"/>
+        <w:spacing w:line="480" w:lineRule="auto"/>
       </w:pPr>
       <w:r>
         <w:rPr>
@@ -28996,6 +29616,8 @@
           <w:ilvl w:val="0"/>
           <w:numId w:val="1017"/>
         </w:numPr>
+        <w:jc w:val="both"/>
+        <w:spacing w:line="480" w:lineRule="auto"/>
       </w:pPr>
       <w:r>
         <w:rPr>
@@ -29021,6 +29643,8 @@
           <w:ilvl w:val="0"/>
           <w:numId w:val="1017"/>
         </w:numPr>
+        <w:jc w:val="both"/>
+        <w:spacing w:line="480" w:lineRule="auto"/>
       </w:pPr>
       <w:r>
         <w:rPr>
@@ -29046,6 +29670,8 @@
           <w:ilvl w:val="0"/>
           <w:numId w:val="1017"/>
         </w:numPr>
+        <w:jc w:val="both"/>
+        <w:spacing w:line="480" w:lineRule="auto"/>
       </w:pPr>
       <w:r>
         <w:rPr>
@@ -29077,6 +29703,8 @@
     <w:p>
       <w:pPr>
         <w:pStyle w:val="FirstParagraph"/>
+        <w:jc w:val="both"/>
+        <w:spacing w:line="480" w:lineRule="auto"/>
       </w:pPr>
       <w:r>
         <w:t xml:space="preserve">Las cinco métricas operacionalizadas en los Estudios A y B se localizan en la</w:t>
@@ -29523,6 +30151,8 @@
     <w:p>
       <w:pPr>
         <w:pStyle w:val="FirstParagraph"/>
+        <w:jc w:val="both"/>
+        <w:spacing w:line="480" w:lineRule="auto"/>
       </w:pPr>
       <w:r>
         <w:t xml:space="preserve">El valor de la taxonomía no es meramente descriptivo. Permite derivar dos</w:t>
@@ -29537,6 +30167,8 @@
     <w:p>
       <w:pPr>
         <w:pStyle w:val="Textoindependiente"/>
+        <w:jc w:val="both"/>
+        <w:spacing w:line="480" w:lineRule="auto"/>
       </w:pPr>
       <w:r>
         <w:rPr>
@@ -29618,6 +30250,8 @@
     <w:p>
       <w:pPr>
         <w:pStyle w:val="Textoindependiente"/>
+        <w:jc w:val="both"/>
+        <w:spacing w:line="480" w:lineRule="auto"/>
       </w:pPr>
       <w:r>
         <w:rPr>
@@ -29723,6 +30357,8 @@
     <w:p>
       <w:pPr>
         <w:pStyle w:val="FirstParagraph"/>
+        <w:jc w:val="both"/>
+        <w:spacing w:line="480" w:lineRule="auto"/>
       </w:pPr>
       <w:r>
         <w:t xml:space="preserve">El protocolo FOM-7 (</w:t>
@@ -29789,6 +30425,8 @@
     <w:p>
       <w:pPr>
         <w:pStyle w:val="Textoindependiente"/>
+        <w:jc w:val="both"/>
+        <w:spacing w:line="480" w:lineRule="auto"/>
       </w:pPr>
       <w:r>
         <w:t xml:space="preserve">La contribución metodológica no es la lista de siete pasos —cada uno de ellos</w:t>
@@ -29881,6 +30519,8 @@
     <w:p>
       <w:pPr>
         <w:pStyle w:val="Textoindependiente"/>
+        <w:jc w:val="both"/>
+        <w:spacing w:line="480" w:lineRule="auto"/>
       </w:pPr>
       <w:r>
         <w:t xml:space="preserve">El protocolo FOM-7 está disponible como código fuente reproducible con</w:t>
@@ -29936,6 +30576,8 @@
     <w:p>
       <w:pPr>
         <w:pStyle w:val="FirstParagraph"/>
+        <w:jc w:val="both"/>
+        <w:spacing w:line="480" w:lineRule="auto"/>
       </w:pPr>
       <w:r>
         <w:t xml:space="preserve">La disociación empírica entre fidelidad y estabilidad, documentada con</w:t>
@@ -30039,6 +30681,8 @@
     <w:p>
       <w:pPr>
         <w:pStyle w:val="Textoindependiente"/>
+        <w:jc w:val="both"/>
+        <w:spacing w:line="480" w:lineRule="auto"/>
       </w:pPr>
       <w:r>
         <w:t xml:space="preserve">La taxonomía del Estudio C complementa este hallazgo empírico con un marco</w:t>
@@ -30150,6 +30794,8 @@
     <w:p>
       <w:pPr>
         <w:pStyle w:val="FirstParagraph"/>
+        <w:jc w:val="both"/>
+        <w:spacing w:line="480" w:lineRule="auto"/>
       </w:pPr>
       <w:r>
         <w:t xml:space="preserve">Los resultados del benchmark son suficientemente consistentes para formular</w:t>
@@ -30179,6 +30825,8 @@
     <w:p>
       <w:pPr>
         <w:pStyle w:val="Textoindependiente"/>
+        <w:jc w:val="both"/>
+        <w:spacing w:line="480" w:lineRule="auto"/>
       </w:pPr>
       <w:r>
         <w:rPr>
@@ -30269,6 +30917,8 @@
     <w:p>
       <w:pPr>
         <w:pStyle w:val="Textoindependiente"/>
+        <w:jc w:val="both"/>
+        <w:spacing w:line="480" w:lineRule="auto"/>
       </w:pPr>
       <w:r>
         <w:rPr>
@@ -30311,6 +30961,8 @@
     <w:p>
       <w:pPr>
         <w:pStyle w:val="Textoindependiente"/>
+        <w:jc w:val="both"/>
+        <w:spacing w:line="480" w:lineRule="auto"/>
       </w:pPr>
       <w:r>
         <w:rPr>
@@ -30353,6 +31005,8 @@
     <w:p>
       <w:pPr>
         <w:pStyle w:val="Textoindependiente"/>
+        <w:jc w:val="both"/>
+        <w:spacing w:line="480" w:lineRule="auto"/>
       </w:pPr>
       <w:r>
         <w:rPr>
@@ -30410,6 +31064,8 @@
     <w:p>
       <w:pPr>
         <w:pStyle w:val="FirstParagraph"/>
+        <w:jc w:val="both"/>
+        <w:spacing w:line="480" w:lineRule="auto"/>
       </w:pPr>
       <w:r>
         <w:t xml:space="preserve">Cuatro limitaciones deben tenerse en cuenta al interpretar los resultados y</w:t>
@@ -30424,6 +31080,8 @@
     <w:p>
       <w:pPr>
         <w:pStyle w:val="Textoindependiente"/>
+        <w:jc w:val="both"/>
+        <w:spacing w:line="480" w:lineRule="auto"/>
       </w:pPr>
       <w:r>
         <w:rPr>
@@ -30472,6 +31130,8 @@
     <w:p>
       <w:pPr>
         <w:pStyle w:val="Textoindependiente"/>
+        <w:jc w:val="both"/>
+        <w:spacing w:line="480" w:lineRule="auto"/>
       </w:pPr>
       <w:r>
         <w:rPr>
@@ -30541,6 +31201,8 @@
     <w:p>
       <w:pPr>
         <w:pStyle w:val="Textoindependiente"/>
+        <w:jc w:val="both"/>
+        <w:spacing w:line="480" w:lineRule="auto"/>
       </w:pPr>
       <w:r>
         <w:rPr>
@@ -30601,6 +31263,8 @@
     <w:p>
       <w:pPr>
         <w:pStyle w:val="Textoindependiente"/>
+        <w:jc w:val="both"/>
+        <w:spacing w:line="480" w:lineRule="auto"/>
       </w:pPr>
       <w:r>
         <w:rPr>
@@ -30653,6 +31317,8 @@
     <w:p>
       <w:pPr>
         <w:pStyle w:val="FirstParagraph"/>
+        <w:jc w:val="both"/>
+        <w:spacing w:line="480" w:lineRule="auto"/>
       </w:pPr>
       <w:r>
         <w:t xml:space="preserve">Los resultados, las limitaciones y la taxonomía del Estudio C convergen en</w:t>
@@ -30667,6 +31333,8 @@
     <w:p>
       <w:pPr>
         <w:pStyle w:val="Textoindependiente"/>
+        <w:jc w:val="both"/>
+        <w:spacing w:line="480" w:lineRule="auto"/>
       </w:pPr>
       <w:r>
         <w:rPr>
@@ -30721,6 +31389,8 @@
     <w:p>
       <w:pPr>
         <w:pStyle w:val="Textoindependiente"/>
+        <w:jc w:val="both"/>
+        <w:spacing w:line="480" w:lineRule="auto"/>
       </w:pPr>
       <w:r>
         <w:rPr>
@@ -30769,6 +31439,8 @@
     <w:p>
       <w:pPr>
         <w:pStyle w:val="Textoindependiente"/>
+        <w:jc w:val="both"/>
+        <w:spacing w:line="480" w:lineRule="auto"/>
       </w:pPr>
       <w:r>
         <w:rPr>
@@ -30817,6 +31489,8 @@
     <w:p>
       <w:pPr>
         <w:pStyle w:val="Textoindependiente"/>
+        <w:jc w:val="both"/>
+        <w:spacing w:line="480" w:lineRule="auto"/>
       </w:pPr>
       <w:r>
         <w:rPr>
@@ -30859,6 +31533,8 @@
     <w:p>
       <w:pPr>
         <w:pStyle w:val="Textoindependiente"/>
+        <w:jc w:val="both"/>
+        <w:spacing w:line="480" w:lineRule="auto"/>
       </w:pPr>
       <w:r>
         <w:rPr>
@@ -30951,6 +31627,8 @@
     <w:p>
       <w:pPr>
         <w:pStyle w:val="FirstParagraph"/>
+        <w:jc w:val="both"/>
+        <w:spacing w:line="480" w:lineRule="auto"/>
       </w:pPr>
       <w:r>
         <w:t xml:space="preserve">Esta tesis demuestra empíricamente que los métodos de explicabilidad</w:t>
@@ -31013,6 +31691,8 @@
     <w:p>
       <w:pPr>
         <w:pStyle w:val="Textoindependiente"/>
+        <w:jc w:val="both"/>
+        <w:spacing w:line="480" w:lineRule="auto"/>
       </w:pPr>
       <w:r>
         <w:t xml:space="preserve">El aporte adicional de esta investigación no es solo el resultado del</w:t>
@@ -31097,6 +31777,8 @@
     <w:p>
       <w:pPr>
         <w:pStyle w:val="Bibliography"/>
+        <w:jc w:val="both"/>
+        <w:spacing w:line="480" w:lineRule="auto"/>
       </w:pPr>
       <w:r>
         <w:t xml:space="preserve">n.d.</w:t>
@@ -31107,6 +31789,8 @@
     <w:p>
       <w:pPr>
         <w:pStyle w:val="Bibliography"/>
+        <w:jc w:val="both"/>
+        <w:spacing w:line="480" w:lineRule="auto"/>
       </w:pPr>
       <w:r>
         <w:t xml:space="preserve">Abdul Kadir, M., A. Mosavi, and D. Sonntag. 2023.</w:t>
@@ -31150,6 +31834,8 @@
     <w:p>
       <w:pPr>
         <w:pStyle w:val="Bibliography"/>
+        <w:jc w:val="both"/>
+        <w:spacing w:line="480" w:lineRule="auto"/>
       </w:pPr>
       <w:r>
         <w:t xml:space="preserve">Adadi, &amp; Berrada, A. 2018.</w:t>
@@ -31193,6 +31879,8 @@
     <w:p>
       <w:pPr>
         <w:pStyle w:val="Bibliography"/>
+        <w:jc w:val="both"/>
+        <w:spacing w:line="480" w:lineRule="auto"/>
       </w:pPr>
       <w:r>
         <w:t xml:space="preserve">Agarwal, C., D. Ley, S. Krishna, et al. 2022.</w:t>
@@ -31222,6 +31910,8 @@
     <w:p>
       <w:pPr>
         <w:pStyle w:val="Bibliography"/>
+        <w:jc w:val="both"/>
+        <w:spacing w:line="480" w:lineRule="auto"/>
       </w:pPr>
       <w:r>
         <w:t xml:space="preserve">Ali, Abuhmed, S. 2023.</w:t>
@@ -31265,6 +31955,8 @@
     <w:p>
       <w:pPr>
         <w:pStyle w:val="Bibliography"/>
+        <w:jc w:val="both"/>
+        <w:spacing w:line="480" w:lineRule="auto"/>
       </w:pPr>
       <w:r>
         <w:t xml:space="preserve">Allen, Gan, G. I. 2024.</w:t>
@@ -31308,6 +32000,8 @@
     <w:p>
       <w:pPr>
         <w:pStyle w:val="Bibliography"/>
+        <w:jc w:val="both"/>
+        <w:spacing w:line="480" w:lineRule="auto"/>
       </w:pPr>
       <w:r>
         <w:t xml:space="preserve">Altukhi, Pradhan, Z. M. 2025.</w:t>
@@ -31351,6 +32045,8 @@
     <w:p>
       <w:pPr>
         <w:pStyle w:val="Bibliography"/>
+        <w:jc w:val="both"/>
+        <w:spacing w:line="480" w:lineRule="auto"/>
       </w:pPr>
       <w:r>
         <w:t xml:space="preserve">Angelov, Soares, P. P. 2021.</w:t>
@@ -31394,6 +32090,8 @@
     <w:p>
       <w:pPr>
         <w:pStyle w:val="Bibliography"/>
+        <w:jc w:val="both"/>
+        <w:spacing w:line="480" w:lineRule="auto"/>
       </w:pPr>
       <w:r>
         <w:t xml:space="preserve">Arrieta, Díaz-Rodríguez, A. B. 2019a.</w:t>
@@ -31437,6 +32135,8 @@
     <w:p>
       <w:pPr>
         <w:pStyle w:val="Bibliography"/>
+        <w:jc w:val="both"/>
+        <w:spacing w:line="480" w:lineRule="auto"/>
       </w:pPr>
       <w:r>
         <w:t xml:space="preserve">Belle, &amp; Papantonis, V. 2021.</w:t>
@@ -31480,6 +32180,8 @@
     <w:p>
       <w:pPr>
         <w:pStyle w:val="Bibliography"/>
+        <w:jc w:val="both"/>
+        <w:spacing w:line="480" w:lineRule="auto"/>
       </w:pPr>
       <w:r>
         <w:t xml:space="preserve">Bhattacharya, A., and K. Verbert. 2024.</w:t>
@@ -31523,6 +32225,8 @@
     <w:p>
       <w:pPr>
         <w:pStyle w:val="Bibliography"/>
+        <w:jc w:val="both"/>
+        <w:spacing w:line="480" w:lineRule="auto"/>
       </w:pPr>
       <w:r>
         <w:t xml:space="preserve">Breiman, L. 2001.</w:t>
@@ -31566,6 +32270,8 @@
     <w:p>
       <w:pPr>
         <w:pStyle w:val="Bibliography"/>
+        <w:jc w:val="both"/>
+        <w:spacing w:line="480" w:lineRule="auto"/>
       </w:pPr>
       <w:r>
         <w:t xml:space="preserve">Canha, D., S. Kubler, K. Främling, and G. Fagherazzi. 2025.</w:t>
@@ -31612,6 +32318,8 @@
     <w:p>
       <w:pPr>
         <w:pStyle w:val="Bibliography"/>
+        <w:jc w:val="both"/>
+        <w:spacing w:line="480" w:lineRule="auto"/>
       </w:pPr>
       <w:r>
         <w:t xml:space="preserve">Demšar, Janez. 2006.</w:t>
@@ -31658,6 +32366,8 @@
     <w:p>
       <w:pPr>
         <w:pStyle w:val="Bibliography"/>
+        <w:jc w:val="both"/>
+        <w:spacing w:line="480" w:lineRule="auto"/>
       </w:pPr>
       <w:r>
         <w:t xml:space="preserve">Doshi-Velez, &amp; Kim, F. 2017.</w:t>
@@ -31701,6 +32411,8 @@
     <w:p>
       <w:pPr>
         <w:pStyle w:val="Bibliography"/>
+        <w:jc w:val="both"/>
+        <w:spacing w:line="480" w:lineRule="auto"/>
       </w:pPr>
       <w:r>
         <w:t xml:space="preserve">Floridi, Cowls, L. 2018.</w:t>
@@ -31744,6 +32456,8 @@
     <w:p>
       <w:pPr>
         <w:pStyle w:val="Bibliography"/>
+        <w:jc w:val="both"/>
+        <w:spacing w:line="480" w:lineRule="auto"/>
       </w:pPr>
       <w:r>
         <w:t xml:space="preserve">Friedman, Milton. 1937.</w:t>
@@ -31790,6 +32504,8 @@
     <w:p>
       <w:pPr>
         <w:pStyle w:val="Bibliography"/>
+        <w:jc w:val="both"/>
+        <w:spacing w:line="480" w:lineRule="auto"/>
       </w:pPr>
       <w:r>
         <w:t xml:space="preserve">Gilpin, Bau, L. H. 2018.</w:t>
@@ -31833,6 +32549,8 @@
     <w:p>
       <w:pPr>
         <w:pStyle w:val="Bibliography"/>
+        <w:jc w:val="both"/>
+        <w:spacing w:line="480" w:lineRule="auto"/>
       </w:pPr>
       <w:r>
         <w:t xml:space="preserve">Hassija, Chamola, V. 2023.</w:t>
@@ -31876,6 +32594,8 @@
     <w:p>
       <w:pPr>
         <w:pStyle w:val="Bibliography"/>
+        <w:jc w:val="both"/>
+        <w:spacing w:line="480" w:lineRule="auto"/>
       </w:pPr>
       <w:r>
         <w:t xml:space="preserve">Hedström, A., L. Weber, D. Bareeva, et al. 2023.</w:t>
@@ -31908,6 +32628,8 @@
     <w:p>
       <w:pPr>
         <w:pStyle w:val="Bibliography"/>
+        <w:jc w:val="both"/>
+        <w:spacing w:line="480" w:lineRule="auto"/>
       </w:pPr>
       <w:r>
         <w:t xml:space="preserve">Kohavi, Ron. 1996.</w:t>
@@ -31951,6 +32673,8 @@
     <w:p>
       <w:pPr>
         <w:pStyle w:val="Bibliography"/>
+        <w:jc w:val="both"/>
+        <w:spacing w:line="480" w:lineRule="auto"/>
       </w:pPr>
       <w:r>
         <w:t xml:space="preserve">Lakens, Daniël. 2013.</w:t>
@@ -31997,6 +32721,8 @@
     <w:p>
       <w:pPr>
         <w:pStyle w:val="Bibliography"/>
+        <w:jc w:val="both"/>
+        <w:spacing w:line="480" w:lineRule="auto"/>
       </w:pPr>
       <w:r>
         <w:t xml:space="preserve">Linardatos, Pantelis, Vasilis Papastefanopoulos, and Sotiris Kotsiantis. 2021.</w:t>
@@ -32043,6 +32769,8 @@
     <w:p>
       <w:pPr>
         <w:pStyle w:val="Bibliography"/>
+        <w:jc w:val="both"/>
+        <w:spacing w:line="480" w:lineRule="auto"/>
       </w:pPr>
       <w:r>
         <w:t xml:space="preserve">Linardatos, Papastefanopoulos, P. 2020.</w:t>
@@ -32086,6 +32814,8 @@
     <w:p>
       <w:pPr>
         <w:pStyle w:val="Bibliography"/>
+        <w:jc w:val="both"/>
+        <w:spacing w:line="480" w:lineRule="auto"/>
       </w:pPr>
       <w:r>
         <w:t xml:space="preserve">Lipton, Z. C. 2018.</w:t>
@@ -32129,6 +32859,8 @@
     <w:p>
       <w:pPr>
         <w:pStyle w:val="Bibliography"/>
+        <w:jc w:val="both"/>
+        <w:spacing w:line="480" w:lineRule="auto"/>
       </w:pPr>
       <w:r>
         <w:t xml:space="preserve">Lundberg, &amp; Lee, S. M. 2017.</w:t>
@@ -32172,6 +32904,8 @@
     <w:p>
       <w:pPr>
         <w:pStyle w:val="Bibliography"/>
+        <w:jc w:val="both"/>
+        <w:spacing w:line="480" w:lineRule="auto"/>
       </w:pPr>
       <w:r>
         <w:t xml:space="preserve">Malwade, &amp; Budhavale, S. S. 2023.</w:t>
@@ -32215,6 +32949,8 @@
     <w:p>
       <w:pPr>
         <w:pStyle w:val="Bibliography"/>
+        <w:jc w:val="both"/>
+        <w:spacing w:line="480" w:lineRule="auto"/>
       </w:pPr>
       <w:r>
         <w:t xml:space="preserve">Marcinkevičs, &amp; Vogt, R. 2023.</w:t>
@@ -32258,6 +32994,8 @@
     <w:p>
       <w:pPr>
         <w:pStyle w:val="Bibliography"/>
+        <w:jc w:val="both"/>
+        <w:spacing w:line="480" w:lineRule="auto"/>
       </w:pPr>
       <w:r>
         <w:t xml:space="preserve">Mittelstadt, Russell, B. 2019.</w:t>
@@ -32301,6 +33039,8 @@
     <w:p>
       <w:pPr>
         <w:pStyle w:val="Bibliography"/>
+        <w:jc w:val="both"/>
+        <w:spacing w:line="480" w:lineRule="auto"/>
       </w:pPr>
       <w:r>
         <w:t xml:space="preserve">Mothilal, Sharma, R. K. 2020.</w:t>
@@ -32344,6 +33084,8 @@
     <w:p>
       <w:pPr>
         <w:pStyle w:val="Bibliography"/>
+        <w:jc w:val="both"/>
+        <w:spacing w:line="480" w:lineRule="auto"/>
       </w:pPr>
       <w:r>
         <w:t xml:space="preserve">Murdoch, Singh, W. J. 2019.</w:t>
@@ -32387,6 +33129,8 @@
     <w:p>
       <w:pPr>
         <w:pStyle w:val="Bibliography"/>
+        <w:jc w:val="both"/>
+        <w:spacing w:line="480" w:lineRule="auto"/>
       </w:pPr>
       <w:r>
         <w:t xml:space="preserve">Nemenyi, Peter Bjorn. 1963.</w:t>
@@ -32416,6 +33160,8 @@
     <w:p>
       <w:pPr>
         <w:pStyle w:val="Bibliography"/>
+        <w:jc w:val="both"/>
+        <w:spacing w:line="480" w:lineRule="auto"/>
       </w:pPr>
       <w:r>
         <w:t xml:space="preserve">Nizam, T., and S. Zafar. 2023.</w:t>
@@ -32445,6 +33191,8 @@
     <w:p>
       <w:pPr>
         <w:pStyle w:val="Bibliography"/>
+        <w:jc w:val="both"/>
+        <w:spacing w:line="480" w:lineRule="auto"/>
       </w:pPr>
       <w:r>
         <w:t xml:space="preserve">Nussberger, Luo, A. 2022.</w:t>
@@ -32488,6 +33236,8 @@
     <w:p>
       <w:pPr>
         <w:pStyle w:val="Bibliography"/>
+        <w:jc w:val="both"/>
+        <w:spacing w:line="480" w:lineRule="auto"/>
       </w:pPr>
       <w:r>
         <w:t xml:space="preserve">Pawlicki, M., A. Pawlicka, F. Uccello, et al. 2024.</w:t>
@@ -32534,6 +33284,8 @@
     <w:p>
       <w:pPr>
         <w:pStyle w:val="Bibliography"/>
+        <w:jc w:val="both"/>
+        <w:spacing w:line="480" w:lineRule="auto"/>
       </w:pPr>
       <w:r>
         <w:t xml:space="preserve">Reif, E. et al.</w:t>
@@ -32566,6 +33318,8 @@
     <w:p>
       <w:pPr>
         <w:pStyle w:val="Bibliography"/>
+        <w:jc w:val="both"/>
+        <w:spacing w:line="480" w:lineRule="auto"/>
       </w:pPr>
       <w:r>
         <w:t xml:space="preserve">Ribeiro, Singh, M. T. 2016.</w:t>
@@ -32609,6 +33363,8 @@
     <w:p>
       <w:pPr>
         <w:pStyle w:val="Bibliography"/>
+        <w:jc w:val="both"/>
+        <w:spacing w:line="480" w:lineRule="auto"/>
       </w:pPr>
       <w:r>
         <w:t xml:space="preserve">Ribeiro, Singh, M. T. 2018.</w:t>
@@ -32652,6 +33408,8 @@
     <w:p>
       <w:pPr>
         <w:pStyle w:val="Bibliography"/>
+        <w:jc w:val="both"/>
+        <w:spacing w:line="480" w:lineRule="auto"/>
       </w:pPr>
       <w:r>
         <w:t xml:space="preserve">Rudin, Chen, C. 2022.</w:t>
@@ -32695,6 +33453,8 @@
     <w:p>
       <w:pPr>
         <w:pStyle w:val="Bibliography"/>
+        <w:jc w:val="both"/>
+        <w:spacing w:line="480" w:lineRule="auto"/>
       </w:pPr>
       <w:r>
         <w:t xml:space="preserve">Saarela, &amp; Podgorelec, M. 2024.</w:t>
@@ -32738,6 +33498,8 @@
     <w:p>
       <w:pPr>
         <w:pStyle w:val="Bibliography"/>
+        <w:jc w:val="both"/>
+        <w:spacing w:line="480" w:lineRule="auto"/>
       </w:pPr>
       <w:r>
         <w:t xml:space="preserve">Samek, Montavon, W. 2019.</w:t>
@@ -32781,6 +33543,8 @@
     <w:p>
       <w:pPr>
         <w:pStyle w:val="Bibliography"/>
+        <w:jc w:val="both"/>
+        <w:spacing w:line="480" w:lineRule="auto"/>
       </w:pPr>
       <w:r>
         <w:t xml:space="preserve">Schwalbe, &amp; Finzel, G. 2023.</w:t>
@@ -32824,6 +33588,8 @@
     <w:p>
       <w:pPr>
         <w:pStyle w:val="Bibliography"/>
+        <w:jc w:val="both"/>
+        <w:spacing w:line="480" w:lineRule="auto"/>
       </w:pPr>
       <w:r>
         <w:t xml:space="preserve">Tripathy, &amp; Seetha, B. K. 2024.</w:t>
@@ -32867,6 +33633,8 @@
     <w:p>
       <w:pPr>
         <w:pStyle w:val="Bibliography"/>
+        <w:jc w:val="both"/>
+        <w:spacing w:line="480" w:lineRule="auto"/>
       </w:pPr>
       <w:r>
         <w:t xml:space="preserve">Wachter, Mittelstadt, S. 2017.</w:t>
@@ -32910,6 +33678,8 @@
     <w:p>
       <w:pPr>
         <w:pStyle w:val="Bibliography"/>
+        <w:jc w:val="both"/>
+        <w:spacing w:line="480" w:lineRule="auto"/>
       </w:pPr>
       <w:r>
         <w:t xml:space="preserve">Wilcoxon, Frank. 1945.</w:t>
@@ -32956,6 +33726,8 @@
     <w:p>
       <w:pPr>
         <w:pStyle w:val="Bibliography"/>
+        <w:jc w:val="both"/>
+        <w:spacing w:line="480" w:lineRule="auto"/>
       </w:pPr>
       <w:r>
         <w:t xml:space="preserve">Zheng, X., F. Shirani, Z. Chen, et al. 2025.</w:t>
@@ -38378,7 +39150,7 @@
 </file>
 
 <file path=word/styles.xml><?xml version="1.0" encoding="utf-8"?>
-<w:styles xmlns:r="http://schemas.openxmlformats.org/officeDocument/2006/relationships" xmlns:w="http://schemas.openxmlformats.org/wordprocessingml/2006/main">
+<w:styles xmlns:w="http://schemas.openxmlformats.org/wordprocessingml/2006/main">
   <w:docDefaults>
     <w:rPrDefault>
       <w:rPr>
@@ -38540,6 +39312,10 @@
     <w:rPr>
       <w:lang w:val="es-MX"/>
     </w:rPr>
+    <w:pPr>
+      <w:jc w:val="both"/>
+      <w:spacing w:line="480" w:lineRule="auto"/>
+    </w:pPr>
   </w:style>
   <w:style w:styleId="Ttulo1" w:type="paragraph">
     <w:name w:val="heading 1"/>
@@ -38689,7 +39465,8 @@
     <w:unhideWhenUsed/>
     <w:rsid w:val="00781846"/>
     <w:pPr>
-      <w:spacing w:after="120"/>
+      <w:spacing w:after="120" w:line="480" w:lineRule="auto"/>
+      <w:jc w:val="both"/>
     </w:pPr>
   </w:style>
   <w:style w:customStyle="1" w:styleId="TextoindependienteCar" w:type="character">
@@ -38794,6 +39571,8 @@
     <w:pPr>
       <w:ind w:left="720"/>
       <w:contextualSpacing/>
+      <w:jc w:val="both"/>
+      <w:spacing w:line="480" w:lineRule="auto"/>
     </w:pPr>
   </w:style>
   <w:style w:styleId="Hipervnculovisitado" w:type="character">
@@ -39169,7 +39948,8 @@
       <w:autoSpaceDE w:val="0"/>
       <w:autoSpaceDN w:val="0"/>
       <w:adjustRightInd w:val="0"/>
-      <w:spacing w:after="0" w:line="240" w:lineRule="auto"/>
+      <w:spacing w:after="0" w:line="480" w:lineRule="auto"/>
+      <w:jc w:val="both"/>
     </w:pPr>
     <w:rPr>
       <w:rFonts w:cs="Times New Roman"/>

--- a/thesis/_output/JHerrera_XAI_Tesis_Doctorado.docx
+++ b/thesis/_output/JHerrera_XAI_Tesis_Doctorado.docx
@@ -11871,7 +11871,7 @@
     </w:p>
     <w:bookmarkEnd w:id="58"/>
     <w:bookmarkEnd w:id="59"/>
-    <w:bookmarkStart w:id="99" w:name="marco-empírico-y-diseño-experimental"/>
+    <w:bookmarkStart w:id="102" w:name="marco-empírico-y-diseño-experimental"/>
     <w:p>
       <w:pPr>
         <w:pStyle w:val="Ttulo1"/>
@@ -23679,81 +23679,16 @@
         <w:t xml:space="preserve">figuran en el Apéndice E.</w:t>
       </w:r>
     </w:p>
-    <w:p>
-      <w:pPr>
-        <w:pStyle w:val="Textoindependiente"/>
-        <w:spacing w:line="360" w:lineRule="auto"/>
-        <w:jc w:val="both"/>
-      </w:pPr>
-      <w:r>
-        <w:t xml:space="preserve">Este capítulo ha operacionalizado el protocolo FOM-7 y ha establecido las</w:t>
-      </w:r>
-      <w:r>
-        <w:t xml:space="preserve"> </w:t>
-      </w:r>
-      <w:r>
-        <w:t xml:space="preserve">condiciones bajo las cuales los resultados del Capítulo 4 son estadísticamente</w:t>
-      </w:r>
-      <w:r>
-        <w:t xml:space="preserve"> </w:t>
-      </w:r>
-      <w:r>
-        <w:t xml:space="preserve">admisibles: 275 artefactos calificados de 300 planificados, con separación</w:t>
-      </w:r>
-      <w:r>
-        <w:t xml:space="preserve"> </w:t>
-      </w:r>
-      <w:r>
-        <w:t xml:space="preserve">EXP1/EXP2, semillas declarativas, auditoría de integridad y plan inferencial</w:t>
-      </w:r>
-      <w:r>
-        <w:t xml:space="preserve"> </w:t>
-      </w:r>
-      <w:r>
-        <w:t xml:space="preserve">fijado antes de la ejecución confirmativa. La consecuencia es que cada prueba</w:t>
-      </w:r>
-      <w:r>
-        <w:t xml:space="preserve"> </w:t>
-      </w:r>
-      <w:r>
-        <w:t xml:space="preserve">estadística del capítulo siguiente opera sobre datos cuya calidad ha sido</w:t>
-      </w:r>
-      <w:r>
-        <w:t xml:space="preserve"> </w:t>
-      </w:r>
-      <w:r>
-        <w:t xml:space="preserve">verificada por las puertas 1 a 4 de FOM-7. El Capítulo 4 presenta esos</w:t>
-      </w:r>
-      <w:r>
-        <w:t xml:space="preserve"> </w:t>
-      </w:r>
-      <w:r>
-        <w:t xml:space="preserve">resultados, organiza la evidencia por hipótesis y proposición, y deriva los</w:t>
-      </w:r>
-      <w:r>
-        <w:t xml:space="preserve"> </w:t>
-      </w:r>
-      <w:r>
-        <w:t xml:space="preserve">criterios prescriptivos de selección de métodos XAI que son el núcleo de la</w:t>
-      </w:r>
-      <w:r>
-        <w:t xml:space="preserve"> </w:t>
-      </w:r>
-      <w:r>
-        <w:t xml:space="preserve">contribución empírica de esta tesis.</w:t>
-      </w:r>
-    </w:p>
     <w:bookmarkEnd w:id="98"/>
-    <w:bookmarkEnd w:id="99"/>
-    <w:bookmarkStart w:id="157" w:name="resultados-y-discusión"/>
-    <w:p>
-      <w:pPr>
-        <w:pStyle w:val="Ttulo1"/>
-        <w:spacing w:line="360" w:lineRule="auto"/>
-        <w:jc w:val="both"/>
-      </w:pPr>
-      <w:r>
-        <w:t xml:space="preserve">Resultados y discusión</w:t>
+    <w:bookmarkStart w:id="101" w:name="sec-estudios-complementarios"/>
+    <w:p>
+      <w:pPr>
+        <w:pStyle w:val="Ttulo2"/>
+        <w:spacing w:line="360" w:lineRule="auto"/>
+        <w:jc w:val="both"/>
+      </w:pPr>
+      <w:r>
+        <w:t xml:space="preserve">Estudios complementarios: EXP3 y EXP4</w:t>
       </w:r>
     </w:p>
     <w:p>
@@ -23763,78 +23698,246 @@
         <w:jc w:val="both"/>
       </w:pPr>
       <w:r>
-        <w:t xml:space="preserve">Este capítulo presenta los resultados empíricos de los Estudios A y B del</w:t>
-      </w:r>
-      <w:r>
-        <w:t xml:space="preserve"> </w:t>
-      </w:r>
-      <w:r>
-        <w:t xml:space="preserve">benchmark XAI, organizados conforme a las hipótesis y proposición de trabajo</w:t>
-      </w:r>
-      <w:r>
-        <w:t xml:space="preserve"> </w:t>
-      </w:r>
-      <w:r>
-        <w:t xml:space="preserve">establecidas en el Capítulo 1. La exposición sigue la secuencia lógica del</w:t>
-      </w:r>
-      <w:r>
-        <w:t xml:space="preserve"> </w:t>
-      </w:r>
-      <w:r>
-        <w:t xml:space="preserve">protocolo FOM-7: primero se documentan los resultados del análisis omnibus</w:t>
-      </w:r>
-      <w:r>
-        <w:t xml:space="preserve"> </w:t>
-      </w:r>
-      <w:r>
-        <w:t xml:space="preserve">(Estudio A), luego el análisis pareado SHAP-LIME (Estudio B), y finalmente</w:t>
-      </w:r>
-      <w:r>
-        <w:t xml:space="preserve"> </w:t>
-      </w:r>
-      <w:r>
-        <w:t xml:space="preserve">la verificación de la proposición de reproducibilidad (P1). La discusión</w:t>
-      </w:r>
-      <w:r>
-        <w:t xml:space="preserve"> </w:t>
-      </w:r>
-      <w:r>
-        <w:t xml:space="preserve">integradora al final del capítulo articula los hallazgos con la literatura y</w:t>
-      </w:r>
-      <w:r>
-        <w:t xml:space="preserve"> </w:t>
-      </w:r>
-      <w:r>
-        <w:t xml:space="preserve">deriva criterios operativos de selección de métodos.</w:t>
-      </w:r>
-    </w:p>
-    <w:p>
-      <w:pPr>
-        <w:pStyle w:val="Textoindependiente"/>
-        <w:spacing w:line="360" w:lineRule="auto"/>
-        <w:jc w:val="both"/>
-      </w:pPr>
-      <w:r>
-        <w:t xml:space="preserve">Todos los valores reportados en este capítulo se calcularon a partir de los</w:t>
-      </w:r>
-      <w:r>
-        <w:t xml:space="preserve"> </w:t>
-      </w:r>
-      <w:r>
-        <w:t xml:space="preserve">artefactos de la etapa de benchmark primario de robustez (EXP2), compuesta</w:t>
-      </w:r>
-      <w:r>
-        <w:t xml:space="preserve"> </w:t>
-      </w:r>
-      <w:r>
-        <w:t xml:space="preserve">por 275 celdas calificadas del diseño factorial</w:t>
+        <w:t xml:space="preserve">El diseño experimental principal comprende las fases EXP1 y EXP2 descritas en</w:t>
+      </w:r>
+      <w:r>
+        <w:t xml:space="preserve"> </w:t>
+      </w:r>
+      <w:r>
+        <w:t xml:space="preserve">las secciones anteriores. Dos estudios complementarios amplían el alcance de la</w:t>
+      </w:r>
+      <w:r>
+        <w:t xml:space="preserve"> </w:t>
+      </w:r>
+      <w:r>
+        <w:t xml:space="preserve">evidencia sin alterar el protocolo confirmativo: EXP3 extiende la validación</w:t>
+      </w:r>
+      <w:r>
+        <w:t xml:space="preserve"> </w:t>
+      </w:r>
+      <w:r>
+        <w:t xml:space="preserve">de fidelidad a datasets adicionales y EXP4 cuantifica la fiabilidad de los</w:t>
+      </w:r>
+      <w:r>
+        <w:t xml:space="preserve"> </w:t>
+      </w:r>
+      <w:r>
+        <w:t xml:space="preserve">evaluadores semánticos LLM como instrumento de medición.</w:t>
+      </w:r>
+    </w:p>
+    <w:bookmarkStart w:id="99" w:name="sec-exp3-diseno"/>
+    <w:p>
+      <w:pPr>
+        <w:pStyle w:val="Ttulo3"/>
+        <w:spacing w:line="360" w:lineRule="auto"/>
+        <w:jc w:val="both"/>
+      </w:pPr>
+      <w:r>
+        <w:t xml:space="preserve">EXP3: Validación cruzada de fidelidad en datasets adicionales</w:t>
+      </w:r>
+    </w:p>
+    <w:p>
+      <w:pPr>
+        <w:pStyle w:val="FirstParagraph"/>
+        <w:spacing w:line="360" w:lineRule="auto"/>
+        <w:jc w:val="both"/>
+      </w:pPr>
+      <w:r>
+        <w:t xml:space="preserve">EXP3 replica el ordenamiento de fidelidad SHAP frente a Anchors en dos datasets</w:t>
+      </w:r>
+      <w:r>
+        <w:t xml:space="preserve"> </w:t>
+      </w:r>
+      <w:r>
+        <w:t xml:space="preserve">tabulares de clasificación binaria distintos al dataset primario:</w:t>
+      </w:r>
+    </w:p>
+    <w:p>
+      <w:pPr>
+        <w:pStyle w:val="Compact"/>
+        <w:numPr>
+          <w:ilvl w:val="0"/>
+          <w:numId w:val="1011"/>
+        </w:numPr>
+        <w:spacing w:line="360" w:lineRule="auto"/>
+        <w:jc w:val="both"/>
+      </w:pPr>
+      <w:r>
+        <w:rPr>
+          <w:b/>
+          <w:bCs/>
+        </w:rPr>
+        <w:t xml:space="preserve">Breast Cancer Wisconsin</w:t>
+      </w:r>
+      <w:r>
+        <w:t xml:space="preserve"> </w:t>
+      </w:r>
+      <w:r>
+        <w:t xml:space="preserve">(Dua and Graff 2019)</w:t>
+      </w:r>
+      <w:r>
+        <w:t xml:space="preserve">:</w:t>
       </w:r>
       <w:r>
         <w:t xml:space="preserve"> </w:t>
       </w:r>
       <ns1:oMath>
         <ns1:r>
-          <ns1:t>5</ns1:t>
+          <ns1:t>n</ns1:t>
+        </ns1:r>
+        <ns1:r>
+          <ns1:rPr>
+            <ns1:sty ns1:val="p"/>
+          </ns1:rPr>
+          <ns1:t>=</ns1:t>
+        </ns1:r>
+        <ns1:r>
+          <ns1:t>569</ns1:t>
+        </ns1:r>
+      </ns1:oMath>
+      <w:r>
+        <w:t xml:space="preserve"> </w:t>
+      </w:r>
+      <w:r>
+        <w:t xml:space="preserve">instancias, 30</w:t>
+      </w:r>
+      <w:r>
+        <w:t xml:space="preserve"> </w:t>
+      </w:r>
+      <w:r>
+        <w:t xml:space="preserve">características numéricas continuas (sin categóricas), clasificación binaria</w:t>
+      </w:r>
+      <w:r>
+        <w:t xml:space="preserve"> </w:t>
+      </w:r>
+      <w:r>
+        <w:t xml:space="preserve">maligno/benigno.</w:t>
+      </w:r>
+    </w:p>
+    <w:p>
+      <w:pPr>
+        <w:pStyle w:val="Compact"/>
+        <w:numPr>
+          <w:ilvl w:val="0"/>
+          <w:numId w:val="1011"/>
+        </w:numPr>
+        <w:spacing w:line="360" w:lineRule="auto"/>
+        <w:jc w:val="both"/>
+      </w:pPr>
+      <w:r>
+        <w:rPr>
+          <w:b/>
+          <w:bCs/>
+        </w:rPr>
+        <w:t xml:space="preserve">German Credit</w:t>
+      </w:r>
+      <w:r>
+        <w:t xml:space="preserve"> </w:t>
+      </w:r>
+      <w:r>
+        <w:t xml:space="preserve">(Dua and Graff 2019)</w:t>
+      </w:r>
+      <w:r>
+        <w:t xml:space="preserve">:</w:t>
+      </w:r>
+      <w:r>
+        <w:t xml:space="preserve"> </w:t>
+      </w:r>
+      <ns1:oMath>
+        <ns1:r>
+          <ns1:t>n</ns1:t>
+        </ns1:r>
+        <ns1:r>
+          <ns1:rPr>
+            <ns1:sty ns1:val="p"/>
+          </ns1:rPr>
+          <ns1:t>=</ns1:t>
+        </ns1:r>
+        <ns1:r>
+          <ns1:t>1</ns1:t>
+        </ns1:r>
+        <ns1:r>
+          <ns1:rPr>
+            <ns1:sty ns1:val="p"/>
+          </ns1:rPr>
+          <ns1:t>,</ns1:t>
+        </ns1:r>
+        <ns1:r>
+          <ns1:t>000</ns1:t>
+        </ns1:r>
+      </ns1:oMath>
+      <w:r>
+        <w:t xml:space="preserve"> </w:t>
+      </w:r>
+      <w:r>
+        <w:t xml:space="preserve">instancias, 20 características</w:t>
+      </w:r>
+      <w:r>
+        <w:t xml:space="preserve"> </w:t>
+      </w:r>
+      <w:r>
+        <w:t xml:space="preserve">(mixtas numéricas y codificadas), clasificación binaria crédito-bueno/malo.</w:t>
+      </w:r>
+    </w:p>
+    <w:p>
+      <w:pPr>
+        <w:pStyle w:val="FirstParagraph"/>
+        <w:spacing w:line="360" w:lineRule="auto"/>
+        <w:jc w:val="both"/>
+      </w:pPr>
+      <w:r>
+        <w:t xml:space="preserve">El diseño de EXP3 cruza dos modelos (Random Forest y XGBoost), tres semillas</w:t>
+      </w:r>
+      <w:r>
+        <w:t xml:space="preserve"> </w:t>
+      </w:r>
+      <w:r>
+        <w:t xml:space="preserve">(</w:t>
+      </w:r>
+      <ns1:oMath>
+        <ns1:r>
+          <ns1:rPr>
+            <ns1:sty ns1:val="p"/>
+          </ns1:rPr>
+          <ns1:t>{</ns1:t>
+        </ns1:r>
+        <ns1:r>
+          <ns1:t>42</ns1:t>
+        </ns1:r>
+        <ns1:r>
+          <ns1:rPr>
+            <ns1:sty ns1:val="p"/>
+          </ns1:rPr>
+          <ns1:t>,</ns1:t>
+        </ns1:r>
+        <ns1:r>
+          <ns1:t>123</ns1:t>
+        </ns1:r>
+        <ns1:r>
+          <ns1:rPr>
+            <ns1:sty ns1:val="p"/>
+          </ns1:rPr>
+          <ns1:t>,</ns1:t>
+        </ns1:r>
+        <ns1:r>
+          <ns1:t>456</ns1:t>
+        </ns1:r>
+        <ns1:r>
+          <ns1:rPr>
+            <ns1:sty ns1:val="p"/>
+          </ns1:rPr>
+          <ns1:t>}</ns1:t>
+        </ns1:r>
+      </ns1:oMath>
+      <w:r>
+        <w:t xml:space="preserve">) y los dos datasets, produciendo</w:t>
+      </w:r>
+      <w:r>
+        <w:t xml:space="preserve"> </w:t>
+      </w:r>
+      <ns1:oMath>
+        <ns1:r>
+          <ns1:t>2</ns1:t>
         </ns1:r>
         <ns1:r>
           <ns1:rPr>
@@ -23843,7 +23946,7 @@
           <ns1:t>×</ns1:t>
         </ns1:r>
         <ns1:r>
-          <ns1:t>4</ns1:t>
+          <ns1:t>2</ns1:t>
         </ns1:r>
         <ns1:r>
           <ns1:rPr>
@@ -23852,6 +23955,533 @@
           <ns1:t>×</ns1:t>
         </ns1:r>
         <ns1:r>
+          <ns1:t>3</ns1:t>
+        </ns1:r>
+        <ns1:r>
+          <ns1:rPr>
+            <ns1:sty ns1:val="p"/>
+          </ns1:rPr>
+          <ns1:t>=</ns1:t>
+        </ns1:r>
+        <ns1:r>
+          <ns1:t>12</ns1:t>
+        </ns1:r>
+      </ns1:oMath>
+      <w:r>
+        <w:t xml:space="preserve"> </w:t>
+      </w:r>
+      <w:r>
+        <w:t xml:space="preserve">comparaciones pareadas SHAP–Anchors. La métrica evaluada es fidelidad con la</w:t>
+      </w:r>
+      <w:r>
+        <w:t xml:space="preserve"> </w:t>
+      </w:r>
+      <w:r>
+        <w:t xml:space="preserve">misma operacionalización que EXP2 (correlación importancias–enmascaramiento).</w:t>
+      </w:r>
+      <w:r>
+        <w:t xml:space="preserve"> </w:t>
+      </w:r>
+      <w:r>
+        <w:t xml:space="preserve">La métrica de estabilidad no fue instrumentada en EXP3 por razones de</w:t>
+      </w:r>
+      <w:r>
+        <w:t xml:space="preserve"> </w:t>
+      </w:r>
+      <w:r>
+        <w:t xml:space="preserve">factibilidad computacional; LIME tampoco fue incluido. EXP3 proporciona</w:t>
+      </w:r>
+      <w:r>
+        <w:t xml:space="preserve"> </w:t>
+      </w:r>
+      <w:r>
+        <w:t xml:space="preserve">validación cross-dataset del ordenamiento SHAP</w:t>
+      </w:r>
+      <w:r>
+        <w:t xml:space="preserve"> </w:t>
+      </w:r>
+      <ns1:oMath>
+        <ns1:r>
+          <ns1:rPr>
+            <ns1:sty ns1:val="p"/>
+          </ns1:rPr>
+          <ns1:t>&gt;</ns1:t>
+        </ns1:r>
+      </ns1:oMath>
+      <w:r>
+        <w:t xml:space="preserve"> </w:t>
+      </w:r>
+      <w:r>
+        <w:t xml:space="preserve">Anchors en fidelidad; el</w:t>
+      </w:r>
+      <w:r>
+        <w:t xml:space="preserve"> </w:t>
+      </w:r>
+      <w:r>
+        <w:t xml:space="preserve">contraste SHAP-LIME y la estabilidad permanecen acotados a UCI Adult Income.</w:t>
+      </w:r>
+    </w:p>
+    <w:bookmarkEnd w:id="99"/>
+    <w:bookmarkStart w:id="100" w:name="sec-exp4-diseno"/>
+    <w:p>
+      <w:pPr>
+        <w:pStyle w:val="Ttulo3"/>
+        <w:spacing w:line="360" w:lineRule="auto"/>
+        <w:jc w:val="both"/>
+      </w:pPr>
+      <w:r>
+        <w:t xml:space="preserve">EXP4: Estudio de fiabilidad de jueces LLM para evaluación semántica</w:t>
+      </w:r>
+    </w:p>
+    <w:p>
+      <w:pPr>
+        <w:pStyle w:val="FirstParagraph"/>
+        <w:spacing w:line="360" w:lineRule="auto"/>
+        <w:jc w:val="both"/>
+      </w:pPr>
+      <w:r>
+        <w:t xml:space="preserve">EXP4 es un estudio de calibración empírica cuyo propósito es cuantificar la</w:t>
+      </w:r>
+      <w:r>
+        <w:t xml:space="preserve"> </w:t>
+      </w:r>
+      <w:r>
+        <w:t xml:space="preserve">convergencia inter-juez de evaluadores LLM sobre explicaciones del corpus</w:t>
+      </w:r>
+      <w:r>
+        <w:t xml:space="preserve"> </w:t>
+      </w:r>
+      <w:r>
+        <w:t xml:space="preserve">experimental de EXP2. Su función en la tesis es proporcionar evidencia</w:t>
+      </w:r>
+      <w:r>
+        <w:t xml:space="preserve"> </w:t>
+      </w:r>
+      <w:r>
+        <w:t xml:space="preserve">cuantitativa de la brecha de evaluación semántica identificada en la taxonomía</w:t>
+      </w:r>
+      <w:r>
+        <w:t xml:space="preserve"> </w:t>
+      </w:r>
+      <w:r>
+        <w:t xml:space="preserve">del Capítulo 5 (Brecha 3: la evaluación semántica crece más rápido que su base</w:t>
+      </w:r>
+      <w:r>
+        <w:t xml:space="preserve"> </w:t>
+      </w:r>
+      <w:r>
+        <w:t xml:space="preserve">de validación empírica).</w:t>
+      </w:r>
+    </w:p>
+    <w:p>
+      <w:pPr>
+        <w:pStyle w:val="Textoindependiente"/>
+        <w:spacing w:line="360" w:lineRule="auto"/>
+        <w:jc w:val="both"/>
+      </w:pPr>
+      <w:r>
+        <w:rPr>
+          <w:b/>
+          <w:bCs/>
+        </w:rPr>
+        <w:t xml:space="preserve">Muestra.</w:t>
+      </w:r>
+      <w:r>
+        <w:t xml:space="preserve"> </w:t>
+      </w:r>
+      <w:r>
+        <w:t xml:space="preserve">Se seleccionaron</w:t>
+      </w:r>
+      <w:r>
+        <w:t xml:space="preserve"> </w:t>
+      </w:r>
+      <ns1:oMath>
+        <ns1:r>
+          <ns1:t>n</ns1:t>
+        </ns1:r>
+        <ns1:r>
+          <ns1:rPr>
+            <ns1:sty ns1:val="p"/>
+          </ns1:rPr>
+          <ns1:t>=</ns1:t>
+        </ns1:r>
+        <ns1:r>
+          <ns1:t>147</ns1:t>
+        </ns1:r>
+      </ns1:oMath>
+      <w:r>
+        <w:t xml:space="preserve"> </w:t>
+      </w:r>
+      <w:r>
+        <w:t xml:space="preserve">pares de salidas de explicación del</w:t>
+      </w:r>
+      <w:r>
+        <w:t xml:space="preserve"> </w:t>
+      </w:r>
+      <w:r>
+        <w:t xml:space="preserve">corpus EXP2, estratificados para representar los cinco modelos y los cuatro</w:t>
+      </w:r>
+      <w:r>
+        <w:t xml:space="preserve"> </w:t>
+      </w:r>
+      <w:r>
+        <w:t xml:space="preserve">métodos explicadores. Cada par contiene la salida de texto de dos explicaciones</w:t>
+      </w:r>
+      <w:r>
+        <w:t xml:space="preserve"> </w:t>
+      </w:r>
+      <w:r>
+        <w:t xml:space="preserve">sobre la misma instancia o configuración comparable.</w:t>
+      </w:r>
+    </w:p>
+    <w:p>
+      <w:pPr>
+        <w:pStyle w:val="Textoindependiente"/>
+        <w:spacing w:line="360" w:lineRule="auto"/>
+        <w:jc w:val="both"/>
+      </w:pPr>
+      <w:r>
+        <w:rPr>
+          <w:b/>
+          <w:bCs/>
+        </w:rPr>
+        <w:t xml:space="preserve">Jueces.</w:t>
+      </w:r>
+      <w:r>
+        <w:t xml:space="preserve"> </w:t>
+      </w:r>
+      <w:r>
+        <w:t xml:space="preserve">Tres jueces LLM independientes puntuaron cada par de forma</w:t>
+      </w:r>
+      <w:r>
+        <w:t xml:space="preserve"> </w:t>
+      </w:r>
+      <w:r>
+        <w:t xml:space="preserve">ciega (sin conocer la puntuación de los otros jueces) sobre siete dimensiones</w:t>
+      </w:r>
+      <w:r>
+        <w:t xml:space="preserve"> </w:t>
+      </w:r>
+      <w:r>
+        <w:t xml:space="preserve">semánticas estructuradas mediante una rúbrica de escala 1–5 por dimensión</w:t>
+      </w:r>
+      <w:r>
+        <w:t xml:space="preserve"> </w:t>
+      </w:r>
+      <w:r>
+        <w:t xml:space="preserve">(Tabla</w:t>
+      </w:r>
+      <w:r>
+        <w:t xml:space="preserve"> </w:t>
+      </w:r>
+      <w:r>
+        <w:rPr>
+          <w:b/>
+          <w:bCs/>
+        </w:rPr>
+        <w:t xml:space="preserve">?@tbl-exp4-dimensiones</w:t>
+      </w:r>
+      <w:r>
+        <w:t xml:space="preserve"> </w:t>
+      </w:r>
+      <w:r>
+        <w:t xml:space="preserve">del Capítulo 5).</w:t>
+      </w:r>
+    </w:p>
+    <w:p>
+      <w:pPr>
+        <w:pStyle w:val="Textoindependiente"/>
+        <w:spacing w:line="360" w:lineRule="auto"/>
+        <w:jc w:val="both"/>
+      </w:pPr>
+      <w:r>
+        <w:rPr>
+          <w:b/>
+          <w:bCs/>
+        </w:rPr>
+        <w:t xml:space="preserve">Análisis.</w:t>
+      </w:r>
+      <w:r>
+        <w:t xml:space="preserve"> </w:t>
+      </w:r>
+      <w:r>
+        <w:t xml:space="preserve">La fiabilidad inter-juez se cuantifica mediante la correlación</w:t>
+      </w:r>
+      <w:r>
+        <w:t xml:space="preserve"> </w:t>
+      </w:r>
+      <w:r>
+        <w:t xml:space="preserve">intraclase ICC(2,1) —modelo de efectos aleatorios bidireccionales, concordancia</w:t>
+      </w:r>
+      <w:r>
+        <w:t xml:space="preserve"> </w:t>
+      </w:r>
+      <w:r>
+        <w:t xml:space="preserve">absoluta— y el</w:t>
+      </w:r>
+      <w:r>
+        <w:t xml:space="preserve"> </w:t>
+      </w:r>
+      <ns1:oMath>
+        <ns1:r>
+          <ns1:t>α</ns1:t>
+        </ns1:r>
+      </ns1:oMath>
+      <w:r>
+        <w:t xml:space="preserve"> </w:t>
+      </w:r>
+      <w:r>
+        <w:t xml:space="preserve">de Krippendorff. El umbral de fiabilidad aceptable es</w:t>
+      </w:r>
+      <w:r>
+        <w:t xml:space="preserve"> </w:t>
+      </w:r>
+      <ns1:oMath>
+        <ns1:r>
+          <ns1:rPr>
+            <ns1:sty ns1:val="p"/>
+          </ns1:rPr>
+          <ns1:t>≥</ns1:t>
+        </ns1:r>
+        <ns1:r>
+          <ns1:t>0.75</ns1:t>
+        </ns1:r>
+      </ns1:oMath>
+      <w:r>
+        <w:t xml:space="preserve"> </w:t>
+      </w:r>
+      <w:r>
+        <w:t xml:space="preserve">(Koo and Li 2016)</w:t>
+      </w:r>
+      <w:r>
+        <w:t xml:space="preserve">, que corresponde a la categoría</w:t>
+      </w:r>
+      <w:r>
+        <w:t xml:space="preserve"> </w:t>
+      </w:r>
+      <w:r>
+        <w:rPr>
+          <w:i/>
+          <w:iCs/>
+        </w:rPr>
+        <w:t xml:space="preserve">good</w:t>
+      </w:r>
+      <w:r>
+        <w:t xml:space="preserve"> </w:t>
+      </w:r>
+      <w:r>
+        <w:t xml:space="preserve">o superior según</w:t>
+      </w:r>
+      <w:r>
+        <w:t xml:space="preserve"> </w:t>
+      </w:r>
+      <w:r>
+        <w:t xml:space="preserve">los criterios de</w:t>
+      </w:r>
+      <w:r>
+        <w:t xml:space="preserve"> </w:t>
+      </w:r>
+      <w:r>
+        <w:t xml:space="preserve">Koo and Li (2016)</w:t>
+      </w:r>
+      <w:r>
+        <w:t xml:space="preserve">.</w:t>
+      </w:r>
+    </w:p>
+    <w:p>
+      <w:pPr>
+        <w:pStyle w:val="Textoindependiente"/>
+        <w:spacing w:line="360" w:lineRule="auto"/>
+        <w:jc w:val="both"/>
+      </w:pPr>
+      <w:r>
+        <w:rPr>
+          <w:b/>
+          <w:bCs/>
+        </w:rPr>
+        <w:t xml:space="preserve">Alcance.</w:t>
+      </w:r>
+      <w:r>
+        <w:t xml:space="preserve"> </w:t>
+      </w:r>
+      <w:r>
+        <w:t xml:space="preserve">EXP4 evalúa la fiabilidad del instrumento de medición semántico,</w:t>
+      </w:r>
+      <w:r>
+        <w:t xml:space="preserve"> </w:t>
+      </w:r>
+      <w:r>
+        <w:t xml:space="preserve">no la calidad de los métodos explicadores. Sus resultados no modifican las</w:t>
+      </w:r>
+      <w:r>
+        <w:t xml:space="preserve"> </w:t>
+      </w:r>
+      <w:r>
+        <w:t xml:space="preserve">conclusiones confirmativas de H1–H3; aportan evidencia sobre el diseño de</w:t>
+      </w:r>
+      <w:r>
+        <w:t xml:space="preserve"> </w:t>
+      </w:r>
+      <w:r>
+        <w:t xml:space="preserve">rúbricas para evaluación semántica futura. EXP4 tiene carácter exploratorio y</w:t>
+      </w:r>
+      <w:r>
+        <w:t xml:space="preserve"> </w:t>
+      </w:r>
+      <w:r>
+        <w:t xml:space="preserve">no genera hipótesis confirmativas propias; su resultado se clasifica como</w:t>
+      </w:r>
+      <w:r>
+        <w:t xml:space="preserve"> </w:t>
+      </w:r>
+      <w:r>
+        <w:t xml:space="preserve">proposición de calibración P2 (Capítulo 6).</w:t>
+      </w:r>
+    </w:p>
+    <w:p>
+      <w:pPr>
+        <w:pStyle w:val="Textoindependiente"/>
+        <w:spacing w:line="360" w:lineRule="auto"/>
+        <w:jc w:val="both"/>
+      </w:pPr>
+      <w:r>
+        <w:t xml:space="preserve">Este capítulo ha operacionalizado el protocolo FOM-7 y ha establecido las</w:t>
+      </w:r>
+      <w:r>
+        <w:t xml:space="preserve"> </w:t>
+      </w:r>
+      <w:r>
+        <w:t xml:space="preserve">condiciones bajo las cuales los resultados del Capítulo 4 son estadísticamente</w:t>
+      </w:r>
+      <w:r>
+        <w:t xml:space="preserve"> </w:t>
+      </w:r>
+      <w:r>
+        <w:t xml:space="preserve">admisibles: 275 artefactos calificados de 300 planificados, con separación</w:t>
+      </w:r>
+      <w:r>
+        <w:t xml:space="preserve"> </w:t>
+      </w:r>
+      <w:r>
+        <w:t xml:space="preserve">EXP1/EXP2, semillas declarativas, auditoría de integridad y plan inferencial</w:t>
+      </w:r>
+      <w:r>
+        <w:t xml:space="preserve"> </w:t>
+      </w:r>
+      <w:r>
+        <w:t xml:space="preserve">fijado antes de la ejecución confirmativa. Los estudios complementarios EXP3 y</w:t>
+      </w:r>
+      <w:r>
+        <w:t xml:space="preserve"> </w:t>
+      </w:r>
+      <w:r>
+        <w:t xml:space="preserve">EXP4 amplían la evidencia disponible sin alterar el protocolo confirmativo</w:t>
+      </w:r>
+      <w:r>
+        <w:t xml:space="preserve"> </w:t>
+      </w:r>
+      <w:r>
+        <w:t xml:space="preserve">central. El Capítulo 4 presenta los resultados de H1, H2, H3 y P1; el Capítulo 5</w:t>
+      </w:r>
+      <w:r>
+        <w:t xml:space="preserve"> </w:t>
+      </w:r>
+      <w:r>
+        <w:t xml:space="preserve">incorpora los resultados de EXP4 como componente empírico de la taxonomía.</w:t>
+      </w:r>
+    </w:p>
+    <w:bookmarkEnd w:id="100"/>
+    <w:bookmarkEnd w:id="101"/>
+    <w:bookmarkEnd w:id="102"/>
+    <w:bookmarkStart w:id="160" w:name="resultados-y-discusión"/>
+    <w:p>
+      <w:pPr>
+        <w:pStyle w:val="Ttulo1"/>
+        <w:spacing w:line="360" w:lineRule="auto"/>
+        <w:jc w:val="both"/>
+      </w:pPr>
+      <w:r>
+        <w:t xml:space="preserve">Resultados y discusión</w:t>
+      </w:r>
+    </w:p>
+    <w:p>
+      <w:pPr>
+        <w:pStyle w:val="FirstParagraph"/>
+        <w:spacing w:line="360" w:lineRule="auto"/>
+        <w:jc w:val="both"/>
+      </w:pPr>
+      <w:r>
+        <w:t xml:space="preserve">Este capítulo presenta los resultados empíricos de los Estudios A y B del</w:t>
+      </w:r>
+      <w:r>
+        <w:t xml:space="preserve"> </w:t>
+      </w:r>
+      <w:r>
+        <w:t xml:space="preserve">benchmark XAI, organizados conforme a las hipótesis y proposición de trabajo</w:t>
+      </w:r>
+      <w:r>
+        <w:t xml:space="preserve"> </w:t>
+      </w:r>
+      <w:r>
+        <w:t xml:space="preserve">establecidas en el Capítulo 1. La exposición sigue la secuencia lógica del</w:t>
+      </w:r>
+      <w:r>
+        <w:t xml:space="preserve"> </w:t>
+      </w:r>
+      <w:r>
+        <w:t xml:space="preserve">protocolo FOM-7: primero se documentan los resultados del análisis omnibus</w:t>
+      </w:r>
+      <w:r>
+        <w:t xml:space="preserve"> </w:t>
+      </w:r>
+      <w:r>
+        <w:t xml:space="preserve">(Estudio A), luego el análisis pareado SHAP-LIME (Estudio B), y finalmente</w:t>
+      </w:r>
+      <w:r>
+        <w:t xml:space="preserve"> </w:t>
+      </w:r>
+      <w:r>
+        <w:t xml:space="preserve">la verificación de la proposición de reproducibilidad (P1). La discusión</w:t>
+      </w:r>
+      <w:r>
+        <w:t xml:space="preserve"> </w:t>
+      </w:r>
+      <w:r>
+        <w:t xml:space="preserve">integradora al final del capítulo articula los hallazgos con la literatura y</w:t>
+      </w:r>
+      <w:r>
+        <w:t xml:space="preserve"> </w:t>
+      </w:r>
+      <w:r>
+        <w:t xml:space="preserve">deriva criterios operativos de selección de métodos.</w:t>
+      </w:r>
+    </w:p>
+    <w:p>
+      <w:pPr>
+        <w:pStyle w:val="Textoindependiente"/>
+        <w:spacing w:line="360" w:lineRule="auto"/>
+        <w:jc w:val="both"/>
+      </w:pPr>
+      <w:r>
+        <w:t xml:space="preserve">Todos los valores reportados en este capítulo se calcularon a partir de los</w:t>
+      </w:r>
+      <w:r>
+        <w:t xml:space="preserve"> </w:t>
+      </w:r>
+      <w:r>
+        <w:t xml:space="preserve">artefactos de la etapa de benchmark primario de robustez (EXP2), compuesta</w:t>
+      </w:r>
+      <w:r>
+        <w:t xml:space="preserve"> </w:t>
+      </w:r>
+      <w:r>
+        <w:t xml:space="preserve">por 275 celdas calificadas del diseño factorial</w:t>
+      </w:r>
+      <w:r>
+        <w:t xml:space="preserve"> </w:t>
+      </w:r>
+      <ns1:oMath>
+        <ns1:r>
           <ns1:t>5</ns1:t>
         </ns1:r>
         <ns1:r>
@@ -23861,6 +24491,24 @@
           <ns1:t>×</ns1:t>
         </ns1:r>
         <ns1:r>
+          <ns1:t>4</ns1:t>
+        </ns1:r>
+        <ns1:r>
+          <ns1:rPr>
+            <ns1:sty ns1:val="p"/>
+          </ns1:rPr>
+          <ns1:t>×</ns1:t>
+        </ns1:r>
+        <ns1:r>
+          <ns1:t>5</ns1:t>
+        </ns1:r>
+        <ns1:r>
+          <ns1:rPr>
+            <ns1:sty ns1:val="p"/>
+          </ns1:rPr>
+          <ns1:t>×</ns1:t>
+        </ns1:r>
+        <ns1:r>
           <ns1:t>3</ns1:t>
         </ns1:r>
       </ns1:oMath>
@@ -23886,7 +24534,7 @@
         <w:t xml:space="preserve">Capítulo 3, sección de cobertura y calificación).</w:t>
       </w:r>
     </w:p>
-    <w:bookmarkStart w:id="101" w:name="X265f56e886428ba30debc49e85dcc5a7469d3ae"/>
+    <w:bookmarkStart w:id="104" w:name="X265f56e886428ba30debc49e85dcc5a7469d3ae"/>
     <w:p>
       <w:pPr>
         <w:pStyle w:val="Ttulo2"/>
@@ -24009,7 +24657,7 @@
       <w:pPr>
         <w:numPr>
           <w:ilvl w:val="0"/>
-          <w:numId w:val="1011"/>
+          <w:numId w:val="1012"/>
         </w:numPr>
         <w:spacing w:line="360" w:lineRule="auto"/>
         <w:jc w:val="both"/>
@@ -24104,7 +24752,7 @@
       <w:pPr>
         <w:numPr>
           <w:ilvl w:val="0"/>
-          <w:numId w:val="1011"/>
+          <w:numId w:val="1012"/>
         </w:numPr>
         <w:spacing w:line="360" w:lineRule="auto"/>
         <w:jc w:val="both"/>
@@ -24124,7 +24772,7 @@
       <w:pPr>
         <w:numPr>
           <w:ilvl w:val="0"/>
-          <w:numId w:val="1011"/>
+          <w:numId w:val="1012"/>
         </w:numPr>
         <w:spacing w:line="360" w:lineRule="auto"/>
         <w:jc w:val="both"/>
@@ -24201,7 +24849,7 @@
       <w:pPr>
         <w:numPr>
           <w:ilvl w:val="0"/>
-          <w:numId w:val="1011"/>
+          <w:numId w:val="1012"/>
         </w:numPr>
         <w:spacing w:line="360" w:lineRule="auto"/>
         <w:jc w:val="both"/>
@@ -24446,7 +25094,7 @@
       <w:tr>
         <w:tc>
           <w:tcPr/>
-          <w:bookmarkStart w:id="100" w:name="tbl-results-overview"/>
+          <w:bookmarkStart w:id="103" w:name="tbl-results-overview"/>
           <w:p>
             <w:pPr>
               <w:jc w:val="both"/>
@@ -25480,7 +26128,7 @@
               </w:tc>
             </w:tr>
           </w:tbl>
-          <w:bookmarkEnd w:id="100"/>
+          <w:bookmarkEnd w:id="103"/>
           <w:p>
             <w:pPr>
               <w:spacing w:line="360" w:lineRule="auto"/>
@@ -25490,8 +26138,8 @@
         </w:tc>
       </w:tr>
     </w:tbl>
-    <w:bookmarkEnd w:id="101"/>
-    <w:bookmarkStart w:id="107" w:name="sec-estudio-a"/>
+    <w:bookmarkEnd w:id="104"/>
+    <w:bookmarkStart w:id="110" w:name="sec-estudio-a"/>
     <w:p>
       <w:pPr>
         <w:pStyle w:val="Ttulo2"/>
@@ -25502,7 +26150,7 @@
         <w:t xml:space="preserve">Estudio A: Análisis omnibus multimétrico (H1 y H2)</w:t>
       </w:r>
     </w:p>
-    <w:bookmarkStart w:id="104" w:name="X41be5df394949178755daa825e68dc45d5470c0"/>
+    <w:bookmarkStart w:id="107" w:name="X41be5df394949178755daa825e68dc45d5470c0"/>
     <w:p>
       <w:pPr>
         <w:pStyle w:val="Ttulo3"/>
@@ -26002,7 +26650,7 @@
       <w:tr>
         <w:tc>
           <w:tcPr/>
-          <w:bookmarkStart w:id="102" w:name="tbl-friedman-fidelity"/>
+          <w:bookmarkStart w:id="105" w:name="tbl-friedman-fidelity"/>
           <w:p>
             <w:pPr>
               <w:jc w:val="both"/>
@@ -26323,7 +26971,7 @@
               </w:tc>
             </w:tr>
           </w:tbl>
-          <w:bookmarkEnd w:id="102"/>
+          <w:bookmarkEnd w:id="105"/>
           <w:p>
             <w:pPr>
               <w:spacing w:line="360" w:lineRule="auto"/>
@@ -26941,7 +27589,7 @@
       <w:tr>
         <w:tc>
           <w:tcPr/>
-          <w:bookmarkStart w:id="103" w:name="tbl-nemenyi-fidelity"/>
+          <w:bookmarkStart w:id="106" w:name="tbl-nemenyi-fidelity"/>
           <w:p>
             <w:pPr>
               <w:jc w:val="both"/>
@@ -27391,7 +28039,7 @@
               </w:tc>
             </w:tr>
           </w:tbl>
-          <w:bookmarkEnd w:id="103"/>
+          <w:bookmarkEnd w:id="106"/>
           <w:p>
             <w:pPr>
               <w:spacing w:line="360" w:lineRule="auto"/>
@@ -27455,8 +28103,8 @@
         <w:t xml:space="preserve">SHAP–LIME del Estudio B.</w:t>
       </w:r>
     </w:p>
-    <w:bookmarkEnd w:id="104"/>
-    <w:bookmarkStart w:id="106" w:name="X117d71016dd8839ee57c9e60cc09d0400ac5f3d"/>
+    <w:bookmarkEnd w:id="107"/>
+    <w:bookmarkStart w:id="109" w:name="X117d71016dd8839ee57c9e60cc09d0400ac5f3d"/>
     <w:p>
       <w:pPr>
         <w:pStyle w:val="Ttulo3"/>
@@ -27708,7 +28356,7 @@
       <w:tr>
         <w:tc>
           <w:tcPr/>
-          <w:bookmarkStart w:id="105" w:name="tbl-friedman-stability"/>
+          <w:bookmarkStart w:id="108" w:name="tbl-friedman-stability"/>
           <w:p>
             <w:pPr>
               <w:jc w:val="both"/>
@@ -28029,7 +28677,7 @@
               </w:tc>
             </w:tr>
           </w:tbl>
-          <w:bookmarkEnd w:id="105"/>
+          <w:bookmarkEnd w:id="108"/>
           <w:p>
             <w:pPr>
               <w:spacing w:line="360" w:lineRule="auto"/>
@@ -28228,7 +28876,7 @@
         <w:pStyle w:val="Compact"/>
         <w:numPr>
           <w:ilvl w:val="0"/>
-          <w:numId w:val="1012"/>
+          <w:numId w:val="1013"/>
         </w:numPr>
         <w:spacing w:line="360" w:lineRule="auto"/>
         <w:jc w:val="both"/>
@@ -28295,7 +28943,7 @@
         <w:pStyle w:val="Compact"/>
         <w:numPr>
           <w:ilvl w:val="0"/>
-          <w:numId w:val="1012"/>
+          <w:numId w:val="1013"/>
         </w:numPr>
         <w:spacing w:line="360" w:lineRule="auto"/>
         <w:jc w:val="both"/>
@@ -28362,7 +29010,7 @@
         <w:pStyle w:val="Compact"/>
         <w:numPr>
           <w:ilvl w:val="0"/>
-          <w:numId w:val="1012"/>
+          <w:numId w:val="1013"/>
         </w:numPr>
         <w:spacing w:line="360" w:lineRule="auto"/>
         <w:jc w:val="both"/>
@@ -28429,7 +29077,7 @@
         <w:pStyle w:val="Compact"/>
         <w:numPr>
           <w:ilvl w:val="0"/>
-          <w:numId w:val="1012"/>
+          <w:numId w:val="1013"/>
         </w:numPr>
         <w:spacing w:line="360" w:lineRule="auto"/>
         <w:jc w:val="both"/>
@@ -28496,7 +29144,7 @@
         <w:pStyle w:val="Compact"/>
         <w:numPr>
           <w:ilvl w:val="0"/>
-          <w:numId w:val="1012"/>
+          <w:numId w:val="1013"/>
         </w:numPr>
         <w:spacing w:line="360" w:lineRule="auto"/>
         <w:jc w:val="both"/>
@@ -28563,7 +29211,7 @@
         <w:pStyle w:val="Compact"/>
         <w:numPr>
           <w:ilvl w:val="0"/>
-          <w:numId w:val="1012"/>
+          <w:numId w:val="1013"/>
         </w:numPr>
         <w:spacing w:line="360" w:lineRule="auto"/>
         <w:jc w:val="both"/>
@@ -28671,9 +29319,9 @@
         <w:t xml:space="preserve">criterio de selección.</w:t>
       </w:r>
     </w:p>
-    <w:bookmarkEnd w:id="106"/>
-    <w:bookmarkEnd w:id="107"/>
-    <w:bookmarkStart w:id="111" w:name="sec-estudio-b"/>
+    <w:bookmarkEnd w:id="109"/>
+    <w:bookmarkEnd w:id="110"/>
+    <w:bookmarkStart w:id="114" w:name="sec-estudio-b"/>
     <w:p>
       <w:pPr>
         <w:pStyle w:val="Ttulo2"/>
@@ -28756,7 +29404,7 @@
         <w:t xml:space="preserve">conjunto pareado (75/75).</w:t>
       </w:r>
     </w:p>
-    <w:bookmarkStart w:id="109" w:name="diferencias-en-métricas-de-calidad"/>
+    <w:bookmarkStart w:id="112" w:name="diferencias-en-métricas-de-calidad"/>
     <w:p>
       <w:pPr>
         <w:pStyle w:val="Ttulo3"/>
@@ -28969,7 +29617,7 @@
       <w:tr>
         <w:tc>
           <w:tcPr/>
-          <w:bookmarkStart w:id="108" w:name="tbl-paired-shap-lime"/>
+          <w:bookmarkStart w:id="111" w:name="tbl-paired-shap-lime"/>
           <w:p>
             <w:pPr>
               <w:jc w:val="both"/>
@@ -29706,7 +30354,7 @@
               </w:tc>
             </w:tr>
           </w:tbl>
-          <w:bookmarkEnd w:id="108"/>
+          <w:bookmarkEnd w:id="111"/>
           <w:p>
             <w:pPr>
               <w:spacing w:line="360" w:lineRule="auto"/>
@@ -30253,8 +30901,8 @@
         <w:t xml:space="preserve">de coste en la mayoría de los contextos, pero no en todos.</w:t>
       </w:r>
     </w:p>
-    <w:bookmarkEnd w:id="109"/>
-    <w:bookmarkStart w:id="110" w:name="X2c15e0a178907c68bf437d0d85cae845d1c590b"/>
+    <w:bookmarkEnd w:id="112"/>
+    <w:bookmarkStart w:id="113" w:name="X2c15e0a178907c68bf437d0d85cae845d1c590b"/>
     <w:p>
       <w:pPr>
         <w:pStyle w:val="Ttulo3"/>
@@ -30743,9 +31391,9 @@
         <w:t xml:space="preserve">de multiplicidad.</w:t>
       </w:r>
     </w:p>
-    <w:bookmarkEnd w:id="110"/>
-    <w:bookmarkEnd w:id="111"/>
-    <w:bookmarkStart w:id="113" w:name="sec-p1"/>
+    <w:bookmarkEnd w:id="113"/>
+    <w:bookmarkEnd w:id="114"/>
+    <w:bookmarkStart w:id="116" w:name="sec-p1"/>
     <w:p>
       <w:pPr>
         <w:pStyle w:val="Ttulo2"/>
@@ -30898,7 +31546,7 @@
       <w:tr>
         <w:tc>
           <w:tcPr/>
-          <w:bookmarkStart w:id="112" w:name="tbl-cv-p1"/>
+          <w:bookmarkStart w:id="115" w:name="tbl-cv-p1"/>
           <w:p>
             <w:pPr>
               <w:jc w:val="both"/>
@@ -31367,7 +32015,7 @@
               </w:tc>
             </w:tr>
           </w:tbl>
-          <w:bookmarkEnd w:id="112"/>
+          <w:bookmarkEnd w:id="115"/>
           <w:p>
             <w:pPr>
               <w:spacing w:line="360" w:lineRule="auto"/>
@@ -31384,6 +32032,46 @@
         <w:jc w:val="both"/>
       </w:pPr>
       <w:r>
+        <w:rPr>
+          <w:i/>
+          <w:iCs/>
+        </w:rPr>
+        <w:t xml:space="preserve">Nota de alcance:</w:t>
+      </w:r>
+      <w:r>
+        <w:t xml:space="preserve"> </w:t>
+      </w:r>
+      <w:r>
+        <w:t xml:space="preserve">El valor de estabilidad de SHAP (0.948) corresponde exclusivamente al subgrupo RF/</w:t>
+      </w:r>
+      <ns1:oMath>
+        <ns1:r>
+          <ns1:t>N</ns1:t>
+        </ns1:r>
+        <ns1:r>
+          <ns1:rPr>
+            <ns1:sty ns1:val="p"/>
+          </ns1:rPr>
+          <ns1:t>=</ns1:t>
+        </ns1:r>
+        <ns1:r>
+          <ns1:t>100</ns1:t>
+        </ns1:r>
+      </ns1:oMath>
+      <w:r>
+        <w:t xml:space="preserve"> </w:t>
+      </w:r>
+      <w:r>
+        <w:t xml:space="preserve">del perfilado P1. La media EXP2 de estabilidad SHAP sobre los cinco modelos y los tres tamaños de muestra es 0.732; la diferencia refleja que KernelSHAP aplicado a SVM y MLP produce estabilidades marcadamente menores que TreeSHAP aplicado a RF, lo que reduce la media global respecto al valor observado aquí.</w:t>
+      </w:r>
+    </w:p>
+    <w:p>
+      <w:pPr>
+        <w:pStyle w:val="Textoindependiente"/>
+        <w:spacing w:line="360" w:lineRule="auto"/>
+        <w:jc w:val="both"/>
+      </w:pPr>
+      <w:r>
         <w:t xml:space="preserve">Los resultados confirman P1 parcialmente. Para las métricas en las que el</w:t>
       </w:r>
       <w:r>
@@ -31526,8 +32214,8 @@
         <w:t xml:space="preserve">rangos superiores y no forman parte del criterio primario de P1.</w:t>
       </w:r>
     </w:p>
-    <w:bookmarkEnd w:id="113"/>
-    <w:bookmarkStart w:id="118" w:name="sec-perfiles"/>
+    <w:bookmarkEnd w:id="116"/>
+    <w:bookmarkStart w:id="121" w:name="sec-perfiles"/>
     <w:p>
       <w:pPr>
         <w:pStyle w:val="Ttulo2"/>
@@ -31560,7 +32248,7 @@
         <w:t xml:space="preserve">las cinco métricas y el comportamiento específico por modelo.</w:t>
       </w:r>
     </w:p>
-    <w:bookmarkStart w:id="114" w:name="shap"/>
+    <w:bookmarkStart w:id="117" w:name="shap"/>
     <w:p>
       <w:pPr>
         <w:pStyle w:val="Ttulo3"/>
@@ -31691,8 +32379,8 @@
         <w:t xml:space="preserve">presenta el balance óptimo calidad-coste: fidelidad 0.759, coste 1.2 ms.</w:t>
       </w:r>
     </w:p>
-    <w:bookmarkEnd w:id="114"/>
-    <w:bookmarkStart w:id="115" w:name="lime"/>
+    <w:bookmarkEnd w:id="117"/>
+    <w:bookmarkStart w:id="118" w:name="lime"/>
     <w:p>
       <w:pPr>
         <w:pStyle w:val="Ttulo3"/>
@@ -31816,8 +32504,8 @@
         <w:t xml:space="preserve">comparación entre instancias.</w:t>
       </w:r>
     </w:p>
-    <w:bookmarkEnd w:id="115"/>
-    <w:bookmarkStart w:id="116" w:name="anchors"/>
+    <w:bookmarkEnd w:id="118"/>
+    <w:bookmarkStart w:id="119" w:name="anchors"/>
     <w:p>
       <w:pPr>
         <w:pStyle w:val="Ttulo3"/>
@@ -31944,8 +32632,8 @@
         <w:t xml:space="preserve">interpretarse con cautela.</w:t>
       </w:r>
     </w:p>
-    <w:bookmarkEnd w:id="116"/>
-    <w:bookmarkStart w:id="117" w:name="dice"/>
+    <w:bookmarkEnd w:id="119"/>
+    <w:bookmarkStart w:id="120" w:name="dice"/>
     <w:p>
       <w:pPr>
         <w:pStyle w:val="Ttulo3"/>
@@ -32054,9 +32742,9 @@
         <w:t xml:space="preserve">modelos.</w:t>
       </w:r>
     </w:p>
-    <w:bookmarkEnd w:id="117"/>
-    <w:bookmarkEnd w:id="118"/>
-    <w:bookmarkStart w:id="121" w:name="sec-transversal"/>
+    <w:bookmarkEnd w:id="120"/>
+    <w:bookmarkEnd w:id="121"/>
+    <w:bookmarkStart w:id="124" w:name="sec-transversal"/>
     <w:p>
       <w:pPr>
         <w:pStyle w:val="Ttulo2"/>
@@ -32067,7 +32755,7 @@
         <w:t xml:space="preserve">Análisis transversal: efecto del modelo base y del tamaño de muestra</w:t>
       </w:r>
     </w:p>
-    <w:bookmarkStart w:id="119" w:name="Xd0dc4cebb30e80d859f681a41b6366a7a2cd5a6"/>
+    <w:bookmarkStart w:id="122" w:name="Xd0dc4cebb30e80d859f681a41b6366a7a2cd5a6"/>
     <w:p>
       <w:pPr>
         <w:pStyle w:val="Ttulo3"/>
@@ -32279,8 +32967,8 @@
         <w:t xml:space="preserve">baja fidelidad restringe su uso como evidencia primaria en auditoría.</w:t>
       </w:r>
     </w:p>
-    <w:bookmarkEnd w:id="119"/>
-    <w:bookmarkStart w:id="120" w:name="X4b1cce5291d3b83ee4e2fe33ac88be27315f5a8"/>
+    <w:bookmarkEnd w:id="122"/>
+    <w:bookmarkStart w:id="123" w:name="X4b1cce5291d3b83ee4e2fe33ac88be27315f5a8"/>
     <w:p>
       <w:pPr>
         <w:pStyle w:val="Ttulo3"/>
@@ -32556,9 +33244,9 @@
         <w:t xml:space="preserve">pero no en SHAP para modelos de árbol (TreeSHAP escala logarítmicamente).</w:t>
       </w:r>
     </w:p>
-    <w:bookmarkEnd w:id="120"/>
-    <w:bookmarkEnd w:id="121"/>
-    <w:bookmarkStart w:id="123" w:name="sec-trazabilidad-resultados"/>
+    <w:bookmarkEnd w:id="123"/>
+    <w:bookmarkEnd w:id="124"/>
+    <w:bookmarkStart w:id="126" w:name="sec-trazabilidad-resultados"/>
     <w:p>
       <w:pPr>
         <w:pStyle w:val="Ttulo2"/>
@@ -32621,7 +33309,7 @@
       <w:tr>
         <w:tc>
           <w:tcPr/>
-          <w:bookmarkStart w:id="122" w:name="tbl-claim-traceability"/>
+          <w:bookmarkStart w:id="125" w:name="tbl-claim-traceability"/>
           <w:p>
             <w:pPr>
               <w:jc w:val="both"/>
@@ -33266,7 +33954,7 @@
               </w:tc>
             </w:tr>
           </w:tbl>
-          <w:bookmarkEnd w:id="122"/>
+          <w:bookmarkEnd w:id="125"/>
           <w:p>
             <w:pPr>
               <w:spacing w:line="360" w:lineRule="auto"/>
@@ -33276,8 +33964,8 @@
         </w:tc>
       </w:tr>
     </w:tbl>
-    <w:bookmarkEnd w:id="123"/>
-    <w:bookmarkStart w:id="152" w:name="sec-visualizaciones-resultados"/>
+    <w:bookmarkEnd w:id="126"/>
+    <w:bookmarkStart w:id="155" w:name="sec-visualizaciones-resultados"/>
     <w:p>
       <w:pPr>
         <w:pStyle w:val="Ttulo2"/>
@@ -33335,7 +34023,7 @@
       <w:tr>
         <w:tc>
           <w:tcPr/>
-          <w:bookmarkStart w:id="127" w:name="fig-estabilidad-coste"/>
+          <w:bookmarkStart w:id="130" w:name="fig-estabilidad-coste"/>
           <w:p>
             <w:pPr>
               <w:pStyle w:val="Compact"/>
@@ -33347,18 +34035,18 @@
                 <ns2:inline>
                   <ns2:extent cx="5052060" cy="3154709"/>
                   <ns2:effectExtent b="0" l="0" r="0" t="0"/>
-                  <ns2:docPr descr="" title="" id="125" name="Picture"/>
+                  <ns2:docPr descr="" title="" id="128" name="Picture"/>
                   <ns3:graphic>
                     <ns3:graphicData uri="http://schemas.openxmlformats.org/drawingml/2006/picture">
                       <ns4:pic>
                         <ns4:nvPicPr>
-                          <ns4:cNvPr descr="assets/figures/fig_estabilidad_coste_es.png" id="126" name="Picture"/>
+                          <ns4:cNvPr descr="assets/figures/fig_estabilidad_coste_es.png" id="129" name="Picture"/>
                           <ns4:cNvPicPr>
                             <ns3:picLocks noChangeArrowheads="1" noChangeAspect="1"/>
                           </ns4:cNvPicPr>
                         </ns4:nvPicPr>
                         <ns4:blipFill>
-                          <ns3:blip ns5:embed="rId124"/>
+                          <ns3:blip ns5:embed="rId127"/>
                           <ns3:stretch>
                             <ns3:fillRect/>
                           </ns3:stretch>
@@ -33411,7 +34099,7 @@
               <w:t xml:space="preserve">banco de pruebas.</w:t>
             </w:r>
           </w:p>
-          <w:bookmarkEnd w:id="127"/>
+          <w:bookmarkEnd w:id="130"/>
         </w:tc>
       </w:tr>
     </w:tbl>
@@ -33438,7 +34126,7 @@
       <w:tr>
         <w:tc>
           <w:tcPr/>
-          <w:bookmarkStart w:id="131" w:name="fig-correlacion-metricas"/>
+          <w:bookmarkStart w:id="134" w:name="fig-correlacion-metricas"/>
           <w:p>
             <w:pPr>
               <w:pStyle w:val="Compact"/>
@@ -33450,18 +34138,18 @@
                 <ns2:inline>
                   <ns2:extent cx="5052060" cy="3860951"/>
                   <ns2:effectExtent b="0" l="0" r="0" t="0"/>
-                  <ns2:docPr descr="" title="" id="129" name="Picture"/>
+                  <ns2:docPr descr="" title="" id="132" name="Picture"/>
                   <ns3:graphic>
                     <ns3:graphicData uri="http://schemas.openxmlformats.org/drawingml/2006/picture">
                       <ns4:pic>
                         <ns4:nvPicPr>
-                          <ns4:cNvPr descr="assets/figures/fig_correlacion_metricas_es.png" id="130" name="Picture"/>
+                          <ns4:cNvPr descr="assets/figures/fig_correlacion_metricas_es.png" id="133" name="Picture"/>
                           <ns4:cNvPicPr>
                             <ns3:picLocks noChangeArrowheads="1" noChangeAspect="1"/>
                           </ns4:cNvPicPr>
                         </ns4:nvPicPr>
                         <ns4:blipFill>
-                          <ns3:blip ns5:embed="rId128"/>
+                          <ns3:blip ns5:embed="rId131"/>
                           <ns3:stretch>
                             <ns3:fillRect/>
                           </ns3:stretch>
@@ -33520,7 +34208,7 @@
               <w:t xml:space="preserve">explicativa.</w:t>
             </w:r>
           </w:p>
-          <w:bookmarkEnd w:id="131"/>
+          <w:bookmarkEnd w:id="134"/>
         </w:tc>
       </w:tr>
     </w:tbl>
@@ -33547,7 +34235,7 @@
       <w:tr>
         <w:tc>
           <w:tcPr/>
-          <w:bookmarkStart w:id="135" w:name="fig-cobertura-exp2"/>
+          <w:bookmarkStart w:id="138" w:name="fig-cobertura-exp2"/>
           <w:p>
             <w:pPr>
               <w:pStyle w:val="Compact"/>
@@ -33559,18 +34247,18 @@
                 <ns2:inline>
                   <ns2:extent cx="5052060" cy="3412866"/>
                   <ns2:effectExtent b="0" l="0" r="0" t="0"/>
-                  <ns2:docPr descr="" title="" id="133" name="Picture"/>
+                  <ns2:docPr descr="" title="" id="136" name="Picture"/>
                   <ns3:graphic>
                     <ns3:graphicData uri="http://schemas.openxmlformats.org/drawingml/2006/picture">
                       <ns4:pic>
                         <ns4:nvPicPr>
-                          <ns4:cNvPr descr="assets/figures/fig_cobertura_exp2_es.png" id="134" name="Picture"/>
+                          <ns4:cNvPr descr="assets/figures/fig_cobertura_exp2_es.png" id="137" name="Picture"/>
                           <ns4:cNvPicPr>
                             <ns3:picLocks noChangeArrowheads="1" noChangeAspect="1"/>
                           </ns4:cNvPicPr>
                         </ns4:nvPicPr>
                         <ns4:blipFill>
-                          <ns3:blip ns5:embed="rId132"/>
+                          <ns3:blip ns5:embed="rId135"/>
                           <ns3:stretch>
                             <ns3:fillRect/>
                           </ns3:stretch>
@@ -33623,7 +34311,7 @@
               <w:t xml:space="preserve">FOM-7.</w:t>
             </w:r>
           </w:p>
-          <w:bookmarkEnd w:id="135"/>
+          <w:bookmarkEnd w:id="138"/>
         </w:tc>
       </w:tr>
     </w:tbl>
@@ -33650,7 +34338,7 @@
       <w:tr>
         <w:tc>
           <w:tcPr/>
-          <w:bookmarkStart w:id="139" w:name="fig-cd-diagram"/>
+          <w:bookmarkStart w:id="142" w:name="fig-cd-diagram"/>
           <w:p>
             <w:pPr>
               <w:pStyle w:val="Compact"/>
@@ -33662,18 +34350,18 @@
                 <ns2:inline>
                   <ns2:extent cx="5646420" cy="1801452"/>
                   <ns2:effectExtent b="0" l="0" r="0" t="0"/>
-                  <ns2:docPr descr="" title="" id="137" name="Picture"/>
+                  <ns2:docPr descr="" title="" id="140" name="Picture"/>
                   <ns3:graphic>
                     <ns3:graphicData uri="http://schemas.openxmlformats.org/drawingml/2006/picture">
                       <ns4:pic>
                         <ns4:nvPicPr>
-                          <ns4:cNvPr descr="assets/figures/fig_cd_diagram_es.png" id="138" name="Picture"/>
+                          <ns4:cNvPr descr="assets/figures/fig_cd_diagram_es.png" id="141" name="Picture"/>
                           <ns4:cNvPicPr>
                             <ns3:picLocks noChangeArrowheads="1" noChangeAspect="1"/>
                           </ns4:cNvPicPr>
                         </ns4:nvPicPr>
                         <ns4:blipFill>
-                          <ns3:blip ns5:embed="rId136"/>
+                          <ns3:blip ns5:embed="rId139"/>
                           <ns3:stretch>
                             <ns3:fillRect/>
                           </ns3:stretch>
@@ -33756,7 +34444,7 @@
               <w:t xml:space="preserve">pero claramente inferiores.</w:t>
             </w:r>
           </w:p>
-          <w:bookmarkEnd w:id="139"/>
+          <w:bookmarkEnd w:id="142"/>
         </w:tc>
       </w:tr>
     </w:tbl>
@@ -33783,7 +34471,7 @@
       <w:tr>
         <w:tc>
           <w:tcPr/>
-          <w:bookmarkStart w:id="143" w:name="fig-boxplots-metricas"/>
+          <w:bookmarkStart w:id="146" w:name="fig-boxplots-metricas"/>
           <w:p>
             <w:pPr>
               <w:pStyle w:val="Compact"/>
@@ -33795,18 +34483,18 @@
                 <ns2:inline>
                   <ns2:extent cx="5646420" cy="2662237"/>
                   <ns2:effectExtent b="0" l="0" r="0" t="0"/>
-                  <ns2:docPr descr="" title="" id="141" name="Picture"/>
+                  <ns2:docPr descr="" title="" id="144" name="Picture"/>
                   <ns3:graphic>
                     <ns3:graphicData uri="http://schemas.openxmlformats.org/drawingml/2006/picture">
                       <ns4:pic>
                         <ns4:nvPicPr>
-                          <ns4:cNvPr descr="assets/figures/fig_boxplots_metricas_es.png" id="142" name="Picture"/>
+                          <ns4:cNvPr descr="assets/figures/fig_boxplots_metricas_es.png" id="145" name="Picture"/>
                           <ns4:cNvPicPr>
                             <ns3:picLocks noChangeArrowheads="1" noChangeAspect="1"/>
                           </ns4:cNvPicPr>
                         </ns4:nvPicPr>
                         <ns4:blipFill>
-                          <ns3:blip ns5:embed="rId140"/>
+                          <ns3:blip ns5:embed="rId143"/>
                           <ns3:stretch>
                             <ns3:fillRect/>
                           </ns3:stretch>
@@ -33918,7 +34606,7 @@
               <w:t xml:space="preserve">benchmark.</w:t>
             </w:r>
           </w:p>
-          <w:bookmarkEnd w:id="143"/>
+          <w:bookmarkEnd w:id="146"/>
         </w:tc>
       </w:tr>
     </w:tbl>
@@ -33945,7 +34633,7 @@
       <w:tr>
         <w:tc>
           <w:tcPr/>
-          <w:bookmarkStart w:id="147" w:name="fig-diferencias-pareadas"/>
+          <w:bookmarkStart w:id="150" w:name="fig-diferencias-pareadas"/>
           <w:p>
             <w:pPr>
               <w:pStyle w:val="Compact"/>
@@ -33957,18 +34645,18 @@
                 <ns2:inline>
                   <ns2:extent cx="5646420" cy="2357586"/>
                   <ns2:effectExtent b="0" l="0" r="0" t="0"/>
-                  <ns2:docPr descr="" title="" id="145" name="Picture"/>
+                  <ns2:docPr descr="" title="" id="148" name="Picture"/>
                   <ns3:graphic>
                     <ns3:graphicData uri="http://schemas.openxmlformats.org/drawingml/2006/picture">
                       <ns4:pic>
                         <ns4:nvPicPr>
-                          <ns4:cNvPr descr="assets/figures/fig_diferencias_pareadas_es.png" id="146" name="Picture"/>
+                          <ns4:cNvPr descr="assets/figures/fig_diferencias_pareadas_es.png" id="149" name="Picture"/>
                           <ns4:cNvPicPr>
                             <ns3:picLocks noChangeArrowheads="1" noChangeAspect="1"/>
                           </ns4:cNvPicPr>
                         </ns4:nvPicPr>
                         <ns4:blipFill>
-                          <ns3:blip ns5:embed="rId144"/>
+                          <ns3:blip ns5:embed="rId147"/>
                           <ns3:stretch>
                             <ns3:fillRect/>
                           </ns3:stretch>
@@ -34196,7 +34884,7 @@
               <w:t xml:space="preserve">atípicos.</w:t>
             </w:r>
           </w:p>
-          <w:bookmarkEnd w:id="147"/>
+          <w:bookmarkEnd w:id="150"/>
         </w:tc>
       </w:tr>
     </w:tbl>
@@ -34223,7 +34911,7 @@
       <w:tr>
         <w:tc>
           <w:tcPr/>
-          <w:bookmarkStart w:id="151" w:name="fig-radar-metodos"/>
+          <w:bookmarkStart w:id="154" w:name="fig-radar-metodos"/>
           <w:p>
             <w:pPr>
               <w:pStyle w:val="Compact"/>
@@ -34235,18 +34923,18 @@
                 <ns2:inline>
                   <ns2:extent cx="4160520" cy="3582746"/>
                   <ns2:effectExtent b="0" l="0" r="0" t="0"/>
-                  <ns2:docPr descr="" title="" id="149" name="Picture"/>
+                  <ns2:docPr descr="" title="" id="152" name="Picture"/>
                   <ns3:graphic>
                     <ns3:graphicData uri="http://schemas.openxmlformats.org/drawingml/2006/picture">
                       <ns4:pic>
                         <ns4:nvPicPr>
-                          <ns4:cNvPr descr="assets/figures/fig_radar_metodos_es.png" id="150" name="Picture"/>
+                          <ns4:cNvPr descr="assets/figures/fig_radar_metodos_es.png" id="153" name="Picture"/>
                           <ns4:cNvPicPr>
                             <ns3:picLocks noChangeArrowheads="1" noChangeAspect="1"/>
                           </ns4:cNvPicPr>
                         </ns4:nvPicPr>
                         <ns4:blipFill>
-                          <ns3:blip ns5:embed="rId148"/>
+                          <ns3:blip ns5:embed="rId151"/>
                           <ns3:stretch>
                             <ns3:fillRect/>
                           </ns3:stretch>
@@ -34329,12 +35017,12 @@
               <w:t xml:space="preserve">multi-métrico de FOM-7.</w:t>
             </w:r>
           </w:p>
-          <w:bookmarkEnd w:id="151"/>
+          <w:bookmarkEnd w:id="154"/>
         </w:tc>
       </w:tr>
     </w:tbl>
-    <w:bookmarkEnd w:id="152"/>
-    <w:bookmarkStart w:id="156" w:name="sec-discusion"/>
+    <w:bookmarkEnd w:id="155"/>
+    <w:bookmarkStart w:id="159" w:name="sec-discusion"/>
     <w:p>
       <w:pPr>
         <w:pStyle w:val="Ttulo2"/>
@@ -34345,7 +35033,7 @@
         <w:t xml:space="preserve">Discusión</w:t>
       </w:r>
     </w:p>
-    <w:bookmarkStart w:id="153" w:name="interpretación-conjunta-de-h1-h2-y-h3"/>
+    <w:bookmarkStart w:id="156" w:name="interpretación-conjunta-de-h1-h2-y-h3"/>
     <w:p>
       <w:pPr>
         <w:pStyle w:val="Ttulo3"/>
@@ -34591,8 +35279,8 @@
         <w:t xml:space="preserve">fluctuación estadística marginal.</w:t>
       </w:r>
     </w:p>
-    <w:bookmarkEnd w:id="153"/>
-    <w:bookmarkStart w:id="154" w:name="Xbd024e4a7bd7bf8de011157bde8f5cf667c76a0"/>
+    <w:bookmarkEnd w:id="156"/>
+    <w:bookmarkStart w:id="157" w:name="Xbd024e4a7bd7bf8de011157bde8f5cf667c76a0"/>
     <w:p>
       <w:pPr>
         <w:pStyle w:val="Ttulo3"/>
@@ -34812,8 +35500,8 @@
         <w:t xml:space="preserve">métricas de atribución es irrelevante para este caso de uso.</w:t>
       </w:r>
     </w:p>
-    <w:bookmarkEnd w:id="154"/>
-    <w:bookmarkStart w:id="155" w:name="X99626a17a471bd5fb48825a2c4d4fcdcb69bcee"/>
+    <w:bookmarkEnd w:id="157"/>
+    <w:bookmarkStart w:id="158" w:name="X99626a17a471bd5fb48825a2c4d4fcdcb69bcee"/>
     <w:p>
       <w:pPr>
         <w:pStyle w:val="Ttulo3"/>
@@ -35037,37 +35725,43 @@
         <w:t xml:space="preserve"> </w:t>
       </w:r>
       <w:r>
-        <w:t xml:space="preserve">todas las dimensiones simultáneamente. El Capítulo 5 convierte esta observación</w:t>
-      </w:r>
-      <w:r>
-        <w:t xml:space="preserve"> </w:t>
-      </w:r>
-      <w:r>
-        <w:t xml:space="preserve">en una contribución teórica propia: desarrolla la taxonomía de cuatro ejes que</w:t>
-      </w:r>
-      <w:r>
-        <w:t xml:space="preserve"> </w:t>
-      </w:r>
-      <w:r>
-        <w:t xml:space="preserve">organiza el espacio de métricas de evaluación XAI y hace explícitos los</w:t>
-      </w:r>
-      <w:r>
-        <w:t xml:space="preserve"> </w:t>
-      </w:r>
-      <w:r>
-        <w:t xml:space="preserve">cuadrantes que el benchmark cubre y los que quedan como agenda de investigación</w:t>
-      </w:r>
-      <w:r>
-        <w:t xml:space="preserve"> </w:t>
-      </w:r>
-      <w:r>
-        <w:t xml:space="preserve">futura.</w:t>
-      </w:r>
-    </w:p>
-    <w:bookmarkEnd w:id="155"/>
-    <w:bookmarkEnd w:id="156"/>
-    <w:bookmarkEnd w:id="157"/>
-    <w:bookmarkStart w:id="166" w:name="Xa967782ce714a135dc69dc69099ccfe835ec70b"/>
+        <w:t xml:space="preserve">todas las dimensiones simultáneamente. El Capítulo 5 construye sobre esta base</w:t>
+      </w:r>
+      <w:r>
+        <w:t xml:space="preserve"> </w:t>
+      </w:r>
+      <w:r>
+        <w:t xml:space="preserve">en dos planos: desarrolla la taxonomía de cuatro ejes que organiza el espacio de</w:t>
+      </w:r>
+      <w:r>
+        <w:t xml:space="preserve"> </w:t>
+      </w:r>
+      <w:r>
+        <w:t xml:space="preserve">métricas de evaluación XAI y hace explícitos los cuadrantes cubiertos y los</w:t>
+      </w:r>
+      <w:r>
+        <w:t xml:space="preserve"> </w:t>
+      </w:r>
+      <w:r>
+        <w:t xml:space="preserve">que quedan como agenda; e incorpora los resultados del Estudio EXP4 como</w:t>
+      </w:r>
+      <w:r>
+        <w:t xml:space="preserve"> </w:t>
+      </w:r>
+      <w:r>
+        <w:t xml:space="preserve">fundamento empírico de la brecha de evaluación semántica que la taxonomía</w:t>
+      </w:r>
+      <w:r>
+        <w:t xml:space="preserve"> </w:t>
+      </w:r>
+      <w:r>
+        <w:t xml:space="preserve">identifica como la más urgente de resolver.</w:t>
+      </w:r>
+    </w:p>
+    <w:bookmarkEnd w:id="158"/>
+    <w:bookmarkEnd w:id="159"/>
+    <w:bookmarkEnd w:id="160"/>
+    <w:bookmarkStart w:id="171" w:name="Xa967782ce714a135dc69dc69099ccfe835ec70b"/>
     <w:p>
       <w:pPr>
         <w:pStyle w:val="Ttulo1"/>
@@ -35510,7 +36204,7 @@
         <w:t xml:space="preserve">calidad, contexto de tarea y claim admisible dentro del protocolo FOM-7.</w:t>
       </w:r>
     </w:p>
-    <w:bookmarkStart w:id="158" w:name="sec-taxonomia-metodo"/>
+    <w:bookmarkStart w:id="161" w:name="sec-taxonomia-metodo"/>
     <w:p>
       <w:pPr>
         <w:pStyle w:val="Ttulo2"/>
@@ -36002,8 +36696,8 @@
         <w:t xml:space="preserve">un catálogo exhaustivo.</w:t>
       </w:r>
     </w:p>
-    <w:bookmarkEnd w:id="158"/>
-    <w:bookmarkStart w:id="159" w:name="sec-taxonomia-motivacion"/>
+    <w:bookmarkEnd w:id="161"/>
+    <w:bookmarkStart w:id="162" w:name="sec-taxonomia-motivacion"/>
     <w:p>
       <w:pPr>
         <w:pStyle w:val="Ttulo2"/>
@@ -36191,8 +36885,8 @@
         <w:t xml:space="preserve">técnica, pero insuficiente para soporte a usuario final.</w:t>
       </w:r>
     </w:p>
-    <w:bookmarkEnd w:id="159"/>
-    <w:bookmarkStart w:id="160" w:name="sec-taxonomia-ejes"/>
+    <w:bookmarkEnd w:id="162"/>
+    <w:bookmarkStart w:id="163" w:name="sec-taxonomia-ejes"/>
     <w:p>
       <w:pPr>
         <w:pStyle w:val="Ttulo2"/>
@@ -36234,7 +36928,7 @@
         <w:pStyle w:val="Compact"/>
         <w:numPr>
           <w:ilvl w:val="0"/>
-          <w:numId w:val="1013"/>
+          <w:numId w:val="1014"/>
         </w:numPr>
         <w:spacing w:line="360" w:lineRule="auto"/>
         <w:jc w:val="both"/>
@@ -36276,7 +36970,7 @@
         <w:pStyle w:val="Compact"/>
         <w:numPr>
           <w:ilvl w:val="0"/>
-          <w:numId w:val="1013"/>
+          <w:numId w:val="1014"/>
         </w:numPr>
         <w:spacing w:line="360" w:lineRule="auto"/>
         <w:jc w:val="both"/>
@@ -36318,7 +37012,7 @@
         <w:pStyle w:val="Compact"/>
         <w:numPr>
           <w:ilvl w:val="0"/>
-          <w:numId w:val="1013"/>
+          <w:numId w:val="1014"/>
         </w:numPr>
         <w:spacing w:line="360" w:lineRule="auto"/>
         <w:jc w:val="both"/>
@@ -36360,7 +37054,7 @@
         <w:pStyle w:val="Compact"/>
         <w:numPr>
           <w:ilvl w:val="0"/>
-          <w:numId w:val="1013"/>
+          <w:numId w:val="1014"/>
         </w:numPr>
         <w:spacing w:line="360" w:lineRule="auto"/>
         <w:jc w:val="both"/>
@@ -36402,7 +37096,7 @@
         <w:pStyle w:val="Compact"/>
         <w:numPr>
           <w:ilvl w:val="0"/>
-          <w:numId w:val="1013"/>
+          <w:numId w:val="1014"/>
         </w:numPr>
         <w:spacing w:line="360" w:lineRule="auto"/>
         <w:jc w:val="both"/>
@@ -36464,7 +37158,7 @@
         <w:pStyle w:val="Compact"/>
         <w:numPr>
           <w:ilvl w:val="0"/>
-          <w:numId w:val="1014"/>
+          <w:numId w:val="1015"/>
         </w:numPr>
         <w:spacing w:line="360" w:lineRule="auto"/>
         <w:jc w:val="both"/>
@@ -36506,7 +37200,7 @@
         <w:pStyle w:val="Compact"/>
         <w:numPr>
           <w:ilvl w:val="0"/>
-          <w:numId w:val="1014"/>
+          <w:numId w:val="1015"/>
         </w:numPr>
         <w:spacing w:line="360" w:lineRule="auto"/>
         <w:jc w:val="both"/>
@@ -36548,7 +37242,7 @@
         <w:pStyle w:val="Compact"/>
         <w:numPr>
           <w:ilvl w:val="0"/>
-          <w:numId w:val="1014"/>
+          <w:numId w:val="1015"/>
         </w:numPr>
         <w:spacing w:line="360" w:lineRule="auto"/>
         <w:jc w:val="both"/>
@@ -36590,7 +37284,7 @@
         <w:pStyle w:val="Compact"/>
         <w:numPr>
           <w:ilvl w:val="0"/>
-          <w:numId w:val="1014"/>
+          <w:numId w:val="1015"/>
         </w:numPr>
         <w:spacing w:line="360" w:lineRule="auto"/>
         <w:jc w:val="both"/>
@@ -36652,7 +37346,7 @@
         <w:pStyle w:val="Compact"/>
         <w:numPr>
           <w:ilvl w:val="0"/>
-          <w:numId w:val="1015"/>
+          <w:numId w:val="1016"/>
         </w:numPr>
         <w:spacing w:line="360" w:lineRule="auto"/>
         <w:jc w:val="both"/>
@@ -36688,7 +37382,7 @@
         <w:pStyle w:val="Compact"/>
         <w:numPr>
           <w:ilvl w:val="0"/>
-          <w:numId w:val="1015"/>
+          <w:numId w:val="1016"/>
         </w:numPr>
         <w:spacing w:line="360" w:lineRule="auto"/>
         <w:jc w:val="both"/>
@@ -36715,7 +37409,7 @@
         <w:pStyle w:val="Compact"/>
         <w:numPr>
           <w:ilvl w:val="0"/>
-          <w:numId w:val="1015"/>
+          <w:numId w:val="1016"/>
         </w:numPr>
         <w:spacing w:line="360" w:lineRule="auto"/>
         <w:jc w:val="both"/>
@@ -36751,7 +37445,7 @@
         <w:pStyle w:val="Compact"/>
         <w:numPr>
           <w:ilvl w:val="0"/>
-          <w:numId w:val="1015"/>
+          <w:numId w:val="1016"/>
         </w:numPr>
         <w:spacing w:line="360" w:lineRule="auto"/>
         <w:jc w:val="both"/>
@@ -36778,7 +37472,7 @@
         <w:pStyle w:val="Compact"/>
         <w:numPr>
           <w:ilvl w:val="0"/>
-          <w:numId w:val="1015"/>
+          <w:numId w:val="1016"/>
         </w:numPr>
         <w:spacing w:line="360" w:lineRule="auto"/>
         <w:jc w:val="both"/>
@@ -36799,7 +37493,7 @@
         <w:pStyle w:val="Compact"/>
         <w:numPr>
           <w:ilvl w:val="0"/>
-          <w:numId w:val="1015"/>
+          <w:numId w:val="1016"/>
         </w:numPr>
         <w:spacing w:line="360" w:lineRule="auto"/>
         <w:jc w:val="both"/>
@@ -36870,7 +37564,7 @@
         <w:pStyle w:val="Compact"/>
         <w:numPr>
           <w:ilvl w:val="0"/>
-          <w:numId w:val="1016"/>
+          <w:numId w:val="1017"/>
         </w:numPr>
         <w:spacing w:line="360" w:lineRule="auto"/>
         <w:jc w:val="both"/>
@@ -36897,7 +37591,7 @@
         <w:pStyle w:val="Compact"/>
         <w:numPr>
           <w:ilvl w:val="0"/>
-          <w:numId w:val="1016"/>
+          <w:numId w:val="1017"/>
         </w:numPr>
         <w:spacing w:line="360" w:lineRule="auto"/>
         <w:jc w:val="both"/>
@@ -36924,7 +37618,7 @@
         <w:pStyle w:val="Compact"/>
         <w:numPr>
           <w:ilvl w:val="0"/>
-          <w:numId w:val="1016"/>
+          <w:numId w:val="1017"/>
         </w:numPr>
         <w:spacing w:line="360" w:lineRule="auto"/>
         <w:jc w:val="both"/>
@@ -36951,7 +37645,7 @@
         <w:pStyle w:val="Compact"/>
         <w:numPr>
           <w:ilvl w:val="0"/>
-          <w:numId w:val="1016"/>
+          <w:numId w:val="1017"/>
         </w:numPr>
         <w:spacing w:line="360" w:lineRule="auto"/>
         <w:jc w:val="both"/>
@@ -36973,8 +37667,8 @@
         <w:t xml:space="preserve">sensibilidad a errores del modelo; la eficiencia es secundaria.</w:t>
       </w:r>
     </w:p>
-    <w:bookmarkEnd w:id="160"/>
-    <w:bookmarkStart w:id="162" w:name="sec-taxonomia-matriz"/>
+    <w:bookmarkEnd w:id="163"/>
+    <w:bookmarkStart w:id="165" w:name="sec-taxonomia-matriz"/>
     <w:p>
       <w:pPr>
         <w:pStyle w:val="Ttulo2"/>
@@ -37037,7 +37731,7 @@
       <w:tr>
         <w:tc>
           <w:tcPr/>
-          <w:bookmarkStart w:id="161" w:name="tbl-taxonomia-ampliada"/>
+          <w:bookmarkStart w:id="164" w:name="tbl-taxonomia-ampliada"/>
           <w:p>
             <w:pPr>
               <w:jc w:val="both"/>
@@ -38447,7 +39141,7 @@
               </w:tc>
             </w:tr>
           </w:tbl>
-          <w:bookmarkEnd w:id="161"/>
+          <w:bookmarkEnd w:id="164"/>
           <w:p>
             <w:pPr>
               <w:spacing w:line="360" w:lineRule="auto"/>
@@ -38457,8 +39151,8 @@
         </w:tc>
       </w:tr>
     </w:tbl>
-    <w:bookmarkEnd w:id="162"/>
-    <w:bookmarkStart w:id="164" w:name="sec-taxonomia-benchmark"/>
+    <w:bookmarkEnd w:id="165"/>
+    <w:bookmarkStart w:id="167" w:name="sec-taxonomia-benchmark"/>
     <w:p>
       <w:pPr>
         <w:pStyle w:val="Ttulo2"/>
@@ -38498,7 +39192,7 @@
       <w:tr>
         <w:tc>
           <w:tcPr/>
-          <w:bookmarkStart w:id="163" w:name="tbl-taxonomia-benchmark"/>
+          <w:bookmarkStart w:id="166" w:name="tbl-taxonomia-benchmark"/>
           <w:p>
             <w:pPr>
               <w:jc w:val="both"/>
@@ -39015,7 +39709,7 @@
               </w:tc>
             </w:tr>
           </w:tbl>
-          <w:bookmarkEnd w:id="163"/>
+          <w:bookmarkEnd w:id="166"/>
           <w:p>
             <w:pPr>
               <w:spacing w:line="360" w:lineRule="auto"/>
@@ -39065,8 +39759,8 @@
         <w:t xml:space="preserve">claimar propiedades no medidas.</w:t>
       </w:r>
     </w:p>
-    <w:bookmarkEnd w:id="164"/>
-    <w:bookmarkStart w:id="165" w:name="sec-taxonomia-contribucion"/>
+    <w:bookmarkEnd w:id="167"/>
+    <w:bookmarkStart w:id="168" w:name="sec-taxonomia-contribucion"/>
     <w:p>
       <w:pPr>
         <w:pStyle w:val="Ttulo2"/>
@@ -39210,372 +39904,153 @@
         <w:t xml:space="preserve">un alcance inferencial y una relación explícita con los resultados empíricos.</w:t>
       </w:r>
     </w:p>
+    <w:bookmarkEnd w:id="168"/>
+    <w:bookmarkStart w:id="170" w:name="sec-exp4-fiabilidad"/>
+    <w:p>
+      <w:pPr>
+        <w:pStyle w:val="Ttulo2"/>
+        <w:spacing w:line="360" w:lineRule="auto"/>
+        <w:jc w:val="both"/>
+      </w:pPr>
+      <w:r>
+        <w:t xml:space="preserve">Estudio de fiabilidad de evaluadores semánticos (EXP4)</w:t>
+      </w:r>
+    </w:p>
+    <w:p>
+      <w:pPr>
+        <w:pStyle w:val="FirstParagraph"/>
+        <w:spacing w:line="360" w:lineRule="auto"/>
+        <w:jc w:val="both"/>
+      </w:pPr>
+      <w:r>
+        <w:t xml:space="preserve">La Brecha 3 identifica que la evaluación semántica crece más rápido que su base</w:t>
+      </w:r>
+      <w:r>
+        <w:t xml:space="preserve"> </w:t>
+      </w:r>
+      <w:r>
+        <w:t xml:space="preserve">de validación empírica. EXP4 (diseñado en §sec-exp4-diseno, Capítulo 3)</w:t>
+      </w:r>
+      <w:r>
+        <w:t xml:space="preserve"> </w:t>
+      </w:r>
+      <w:r>
+        <w:t xml:space="preserve">cuantifica directamente esa brecha: mide si los jueces LLM actuales alcanzan la</w:t>
+      </w:r>
+      <w:r>
+        <w:t xml:space="preserve"> </w:t>
+      </w:r>
+      <w:r>
+        <w:t xml:space="preserve">convergencia inter-juez necesaria para operar como evidencia confirmativa.</w:t>
+      </w:r>
+    </w:p>
     <w:p>
       <w:pPr>
         <w:pStyle w:val="Textoindependiente"/>
         <w:spacing w:line="360" w:lineRule="auto"/>
         <w:jc w:val="both"/>
       </w:pPr>
-      <w:r>
-        <w:t xml:space="preserve">Este capítulo ha establecido la tercera contribución doctoral: una taxonomía de</w:t>
-      </w:r>
-      <w:r>
-        <w:t xml:space="preserve"> </w:t>
-      </w:r>
-      <w:r>
-        <w:t xml:space="preserve">cuatro ejes que organiza el espacio de métricas XAI, localiza las cinco métricas</w:t>
-      </w:r>
-      <w:r>
-        <w:t xml:space="preserve"> </w:t>
-      </w:r>
-      <w:r>
-        <w:t xml:space="preserve">del benchmark en su cuadrante correspondiente y hace explícito el alcance</w:t>
-      </w:r>
-      <w:r>
-        <w:t xml:space="preserve"> </w:t>
-      </w:r>
-      <w:r>
-        <w:t xml:space="preserve">inferencial de cada una. La consecuencia teórica de esta revisión es que la</w:t>
-      </w:r>
-      <w:r>
-        <w:t xml:space="preserve"> </w:t>
-      </w:r>
-      <w:r>
-        <w:t xml:space="preserve">evaluación XAI no puede reducirse a un único criterio ni generalizarse a</w:t>
-      </w:r>
-      <w:r>
-        <w:t xml:space="preserve"> </w:t>
-      </w:r>
-      <w:r>
-        <w:t xml:space="preserve">dominios de usuario sin evidencia adicional: cada métrica responde a una</w:t>
-      </w:r>
-      <w:r>
-        <w:t xml:space="preserve"> </w:t>
-      </w:r>
-      <w:r>
-        <w:t xml:space="preserve">pregunta específica sobre un tipo de objeto explicativo en un contexto de uso</w:t>
-      </w:r>
-      <w:r>
-        <w:t xml:space="preserve"> </w:t>
-      </w:r>
-      <w:r>
-        <w:t xml:space="preserve">determinado. El Capítulo 6 cierra la tesis sintetizando las tres contribuciones,</w:t>
-      </w:r>
-      <w:r>
-        <w:t xml:space="preserve"> </w:t>
-      </w:r>
-      <w:r>
-        <w:t xml:space="preserve">posicionándolas respecto a la literatura más cercana, reconociendo las</w:t>
-      </w:r>
-      <w:r>
-        <w:t xml:space="preserve"> </w:t>
-      </w:r>
-      <w:r>
-        <w:t xml:space="preserve">limitaciones con precisión y trazando las líneas de investigación futura que</w:t>
-      </w:r>
-      <w:r>
-        <w:t xml:space="preserve"> </w:t>
-      </w:r>
-      <w:r>
-        <w:t xml:space="preserve">emergen directamente de los hallazgos y las fronteras de la taxonomía.</w:t>
-      </w:r>
-    </w:p>
-    <w:bookmarkEnd w:id="165"/>
-    <w:bookmarkEnd w:id="166"/>
-    <w:bookmarkStart w:id="181" w:name="conclusiones"/>
-    <w:p>
-      <w:pPr>
-        <w:pStyle w:val="Ttulo1"/>
-        <w:spacing w:line="360" w:lineRule="auto"/>
-        <w:jc w:val="both"/>
-      </w:pPr>
-      <w:r>
-        <w:t xml:space="preserve">Conclusiones</w:t>
-      </w:r>
-    </w:p>
-    <w:p>
-      <w:pPr>
-        <w:pStyle w:val="FirstParagraph"/>
-        <w:spacing w:line="360" w:lineRule="auto"/>
-        <w:jc w:val="both"/>
-      </w:pPr>
-      <w:r>
-        <w:t xml:space="preserve">Esta tesis parte de una constatación empírica recurrente en la literatura: el</w:t>
-      </w:r>
-      <w:r>
-        <w:t xml:space="preserve"> </w:t>
-      </w:r>
-      <w:r>
-        <w:t xml:space="preserve">campo de la evaluación de métodos XAI carece de marcos operativos que conecten</w:t>
-      </w:r>
-      <w:r>
-        <w:t xml:space="preserve"> </w:t>
-      </w:r>
-      <w:r>
-        <w:t xml:space="preserve">la ejecución experimental con la inferencia estadística admisible</w:t>
-      </w:r>
-      <w:r>
-        <w:t xml:space="preserve"> </w:t>
-      </w:r>
-      <w:r>
-        <w:t xml:space="preserve">(Pawlicki et al. 2024; Abdul Kadir et al. 2023; Canha et al. 2025)</w:t>
-      </w:r>
-      <w:r>
-        <w:t xml:space="preserve">. El problema no es la ausencia de</w:t>
-      </w:r>
-      <w:r>
-        <w:t xml:space="preserve"> </w:t>
-      </w:r>
-      <w:r>
-        <w:t xml:space="preserve">métricas —se han identificado más de noventa constructos distintos</w:t>
-      </w:r>
-      <w:r>
-        <w:t xml:space="preserve"> </w:t>
-      </w:r>
-      <w:r>
-        <w:t xml:space="preserve">(Pawlicki et al. 2024)</w:t>
-      </w:r>
-      <w:r>
-        <w:t xml:space="preserve">— sino la fragmentación conceptual y la falta de vinculación</w:t>
-      </w:r>
-      <w:r>
-        <w:t xml:space="preserve"> </w:t>
-      </w:r>
-      <w:r>
-        <w:t xml:space="preserve">auditable entre diseño experimental, artefactos de resultado y afirmaciones</w:t>
-      </w:r>
-      <w:r>
-        <w:t xml:space="preserve"> </w:t>
-      </w:r>
-      <w:r>
-        <w:t xml:space="preserve">inferenciales. Esta tesis responde a ese problema con tres contribuciones</w:t>
-      </w:r>
-      <w:r>
-        <w:t xml:space="preserve"> </w:t>
-      </w:r>
-      <w:r>
-        <w:t xml:space="preserve">articuladas: la secuencia operativa FOM-7, un benchmark multi-métrico sobre</w:t>
-      </w:r>
-      <w:r>
-        <w:t xml:space="preserve"> </w:t>
-      </w:r>
-      <w:r>
-        <w:t xml:space="preserve">datos tabulares reales y una taxonomía del espacio de métricas de evaluación XAI.</w:t>
-      </w:r>
-    </w:p>
-    <w:bookmarkStart w:id="169" w:name="sec-respuesta"/>
-    <w:p>
-      <w:pPr>
-        <w:pStyle w:val="Ttulo2"/>
-        <w:spacing w:line="360" w:lineRule="auto"/>
-        <w:jc w:val="both"/>
-      </w:pPr>
-      <w:r>
-        <w:t xml:space="preserve">Respuesta al problema de investigación e hipótesis</w:t>
-      </w:r>
-    </w:p>
-    <w:p>
-      <w:pPr>
-        <w:pStyle w:val="FirstParagraph"/>
-        <w:spacing w:line="360" w:lineRule="auto"/>
-        <w:jc w:val="both"/>
-      </w:pPr>
-      <w:r>
-        <w:t xml:space="preserve">El problema de investigación formulado en el Capítulo 1 pregunta:</w:t>
-      </w:r>
-      <w:r>
-        <w:t xml:space="preserve"> </w:t>
-      </w:r>
-      <w:r>
-        <w:rPr>
-          <w:i/>
-          <w:iCs/>
-        </w:rPr>
-        <w:t xml:space="preserve">¿En qué</w:t>
-      </w:r>
-      <w:r>
-        <w:rPr>
-          <w:i/>
-          <w:iCs/>
-        </w:rPr>
-        <w:t xml:space="preserve"> </w:t>
-      </w:r>
-      <w:r>
-        <w:rPr>
-          <w:i/>
-          <w:iCs/>
-        </w:rPr>
-        <w:t xml:space="preserve">medida difieren los métodos de explicabilidad agnósticos al modelo en un</w:t>
-      </w:r>
-      <w:r>
-        <w:rPr>
-          <w:i/>
-          <w:iCs/>
-        </w:rPr>
-        <w:t xml:space="preserve"> </w:t>
-      </w:r>
-      <w:r>
-        <w:rPr>
-          <w:i/>
-          <w:iCs/>
-        </w:rPr>
-        <w:t xml:space="preserve">conjunto multidimensional de métricas de calidad bajo condiciones de</w:t>
-      </w:r>
-      <w:r>
-        <w:rPr>
-          <w:i/>
-          <w:iCs/>
-        </w:rPr>
-        <w:t xml:space="preserve"> </w:t>
-      </w:r>
-      <w:r>
-        <w:rPr>
-          <w:i/>
-          <w:iCs/>
-        </w:rPr>
-        <w:t xml:space="preserve">benchmarking controladas y reproducibles, y qué criterios técnicos permiten</w:t>
-      </w:r>
-      <w:r>
-        <w:rPr>
-          <w:i/>
-          <w:iCs/>
-        </w:rPr>
-        <w:t xml:space="preserve"> </w:t>
-      </w:r>
-      <w:r>
-        <w:rPr>
-          <w:i/>
-          <w:iCs/>
-        </w:rPr>
-        <w:t xml:space="preserve">orientar su selección en función de los objetivos operativos?</w:t>
-      </w:r>
-    </w:p>
-    <w:p>
-      <w:pPr>
-        <w:pStyle w:val="Textoindependiente"/>
-        <w:spacing w:line="360" w:lineRule="auto"/>
-        <w:jc w:val="both"/>
-      </w:pPr>
-      <w:r>
-        <w:t xml:space="preserve">Los resultados del benchmark responden esta pregunta con precisión</w:t>
-      </w:r>
-      <w:r>
-        <w:t xml:space="preserve"> </w:t>
-      </w:r>
-      <w:r>
-        <w:t xml:space="preserve">cuantitativa. Las diferencias entre métodos son grandes, consistentes y</w:t>
-      </w:r>
-      <w:r>
-        <w:t xml:space="preserve"> </w:t>
-      </w:r>
-      <w:r>
-        <w:t xml:space="preserve">estadísticamente robustas bajo el protocolo FOM-7. La respuesta directa es:</w:t>
-      </w:r>
-      <w:r>
-        <w:t xml:space="preserve"> </w:t>
-      </w:r>
       <w:r>
         <w:rPr>
           <w:b/>
           <w:bCs/>
         </w:rPr>
-        <w:t xml:space="preserve">SHAP presenta el mejor perfil de fidelidad y estabilidad en los contextos</w:t>
-      </w:r>
-      <w:r>
-        <w:rPr>
-          <w:b/>
-          <w:bCs/>
-        </w:rPr>
-        <w:t xml:space="preserve"> </w:t>
-      </w:r>
-      <w:r>
-        <w:rPr>
-          <w:b/>
-          <w:bCs/>
-        </w:rPr>
-        <w:t xml:space="preserve">modelo-muestra evaluados; LIME es una alternativa cuando el coste computacional</w:t>
-      </w:r>
-      <w:r>
-        <w:rPr>
-          <w:b/>
-          <w:bCs/>
-        </w:rPr>
-        <w:t xml:space="preserve"> </w:t>
-      </w:r>
-      <w:r>
-        <w:rPr>
-          <w:b/>
-          <w:bCs/>
-        </w:rPr>
-        <w:t xml:space="preserve">es crítico, con la condición de aceptar explicaciones inestables; Anchors y</w:t>
-      </w:r>
-      <w:r>
-        <w:rPr>
-          <w:b/>
-          <w:bCs/>
-        </w:rPr>
-        <w:t xml:space="preserve"> </w:t>
-      </w:r>
-      <w:r>
-        <w:rPr>
-          <w:b/>
-          <w:bCs/>
-        </w:rPr>
-        <w:t xml:space="preserve">DiCE atienden objetivos explicativos cualitativamente distintos que las métricas</w:t>
-      </w:r>
-      <w:r>
-        <w:rPr>
-          <w:b/>
-          <w:bCs/>
-        </w:rPr>
-        <w:t xml:space="preserve"> </w:t>
-      </w:r>
-      <w:r>
-        <w:rPr>
-          <w:b/>
-          <w:bCs/>
-        </w:rPr>
-        <w:t xml:space="preserve">de atribución no capturan plenamente.</w:t>
-      </w:r>
-      <w:r>
-        <w:t xml:space="preserve"> </w:t>
-      </w:r>
-      <w:r>
-        <w:t xml:space="preserve">Esta orientación es robusta: emerge de</w:t>
-      </w:r>
-      <w:r>
-        <w:t xml:space="preserve"> </w:t>
-      </w:r>
-      <w:r>
-        <w:t xml:space="preserve">275 artefactos calificados,</w:t>
-      </w:r>
-      <w:r>
-        <w:t xml:space="preserve"> </w:t>
-      </w:r>
-      <w:r>
-        <w:t xml:space="preserve">se replica a través de cinco modelos, cinco semillas y tres tamaños de muestra,</w:t>
-      </w:r>
-      <w:r>
-        <w:t xml:space="preserve"> </w:t>
-      </w:r>
-      <w:r>
-        <w:t xml:space="preserve">y es resistente al 8.3% de datos ausentes del diseño.</w:t>
-      </w:r>
-    </w:p>
-    <w:p>
-      <w:pPr>
-        <w:pStyle w:val="Textoindependiente"/>
-        <w:spacing w:line="360" w:lineRule="auto"/>
-        <w:jc w:val="both"/>
-      </w:pPr>
-      <w:r>
-        <w:t xml:space="preserve">La resolución formal de las hipótesis y objetivos se sintetiza en la tabla</w:t>
-      </w:r>
-      <w:r>
-        <w:t xml:space="preserve"> </w:t>
-      </w:r>
-      <w:r>
-        <w:t xml:space="preserve">siguiente:</w:t>
+        <w:t xml:space="preserve">Resultados.</w:t>
+      </w:r>
+      <w:r>
+        <w:t xml:space="preserve"> </w:t>
+      </w:r>
+      <w:r>
+        <w:t xml:space="preserve">La Tabla</w:t>
+      </w:r>
+      <w:r>
+        <w:t xml:space="preserve"> </w:t>
+      </w:r>
+      <w:hyperlink w:anchor="tbl-exp4-icc">
+        <w:r>
+          <w:rPr>
+            <w:rStyle w:val="Hipervnculo"/>
+          </w:rPr>
+          <w:t xml:space="preserve">Table 6.3</w:t>
+        </w:r>
+      </w:hyperlink>
+      <w:r>
+        <w:t xml:space="preserve"> </w:t>
+      </w:r>
+      <w:r>
+        <w:t xml:space="preserve">reporta ICC(2,1) y</w:t>
+      </w:r>
+      <w:r>
+        <w:t xml:space="preserve"> </w:t>
+      </w:r>
+      <ns1:oMath>
+        <ns1:r>
+          <ns1:t>α</ns1:t>
+        </ns1:r>
+      </ns1:oMath>
+      <w:r>
+        <w:t xml:space="preserve"> </w:t>
+      </w:r>
+      <w:r>
+        <w:t xml:space="preserve">de</w:t>
+      </w:r>
+      <w:r>
+        <w:t xml:space="preserve"> </w:t>
+      </w:r>
+      <w:r>
+        <w:t xml:space="preserve">Krippendorff por dimensión para los tres jueces LLM sobre</w:t>
+      </w:r>
+      <w:r>
+        <w:t xml:space="preserve"> </w:t>
+      </w:r>
+      <ns1:oMath>
+        <ns1:r>
+          <ns1:t>n</ns1:t>
+        </ns1:r>
+        <ns1:r>
+          <ns1:rPr>
+            <ns1:sty ns1:val="p"/>
+          </ns1:rPr>
+          <ns1:t>=</ns1:t>
+        </ns1:r>
+        <ns1:r>
+          <ns1:t>147</ns1:t>
+        </ns1:r>
+      </ns1:oMath>
+      <w:r>
+        <w:t xml:space="preserve"> </w:t>
+      </w:r>
+      <w:r>
+        <w:t xml:space="preserve">pares.</w:t>
+      </w:r>
+      <w:r>
+        <w:t xml:space="preserve"> </w:t>
+      </w:r>
+      <w:r>
+        <w:t xml:space="preserve">Ninguna dimensión alcanza el umbral de fiabilidad aceptable (</w:t>
+      </w:r>
+      <ns1:oMath>
+        <ns1:r>
+          <ns1:rPr>
+            <ns1:sty ns1:val="p"/>
+          </ns1:rPr>
+          <ns1:t>≥</ns1:t>
+        </ns1:r>
+        <ns1:r>
+          <ns1:t>0.75</ns1:t>
+        </ns1:r>
+      </ns1:oMath>
+      <w:r>
+        <w:t xml:space="preserve">)</w:t>
+      </w:r>
+      <w:r>
+        <w:t xml:space="preserve"> </w:t>
+      </w:r>
+      <w:r>
+        <w:t xml:space="preserve">(Koo and Li 2016)</w:t>
+      </w:r>
+      <w:r>
+        <w:t xml:space="preserve">.</w:t>
       </w:r>
     </w:p>
     <w:tbl>
@@ -39591,7 +40066,7 @@
       <w:tr>
         <w:tc>
           <w:tcPr/>
-          <w:bookmarkStart w:id="167" w:name="tbl-hipotesis"/>
+          <w:bookmarkStart w:id="169" w:name="tbl-exp4-icc"/>
           <w:p>
             <w:pPr>
               <w:jc w:val="both"/>
@@ -39603,7 +40078,1144 @@
               <w:pStyle w:val="ImageCaption"/>
             </w:pPr>
             <w:r>
-              <w:t xml:space="preserve">Table 7.1: Síntesis de hipótesis y proposición de trabajo.</w:t>
+              <w:t xml:space="preserve">Table 6.3: Fiabilidad inter-juez LLM en siete dimensiones semánticas (EXP4;</w:t>
+            </w:r>
+            <w:r>
+              <w:t xml:space="preserve"> </w:t>
+            </w:r>
+            <ns1:oMath>
+              <ns1:r>
+                <ns1:t>n</ns1:t>
+              </ns1:r>
+              <ns1:r>
+                <ns1:rPr>
+                  <ns1:sty ns1:val="p"/>
+                </ns1:rPr>
+                <ns1:t>=</ns1:t>
+              </ns1:r>
+              <ns1:r>
+                <ns1:t>147</ns1:t>
+              </ns1:r>
+            </ns1:oMath>
+            <w:r>
+              <w:t xml:space="preserve"> </w:t>
+            </w:r>
+            <w:r>
+              <w:t xml:space="preserve">pares, 3 jueces LLM). ICC(2,1): modelo bidireccional de efectos</w:t>
+            </w:r>
+            <w:r>
+              <w:t xml:space="preserve"> </w:t>
+            </w:r>
+            <w:r>
+              <w:t xml:space="preserve">aleatorios, concordancia absoluta. Ninguna dimensión alcanza el umbral</w:t>
+            </w:r>
+            <w:r>
+              <w:t xml:space="preserve"> </w:t>
+            </w:r>
+            <w:r>
+              <w:t xml:space="preserve">aceptable</w:t>
+            </w:r>
+            <w:r>
+              <w:t xml:space="preserve"> </w:t>
+            </w:r>
+            <ns1:oMath>
+              <ns1:r>
+                <ns1:rPr>
+                  <ns1:sty ns1:val="p"/>
+                </ns1:rPr>
+                <ns1:t>≥</ns1:t>
+              </ns1:r>
+              <ns1:r>
+                <ns1:t>0.75</ns1:t>
+              </ns1:r>
+            </ns1:oMath>
+            <w:r>
+              <w:t xml:space="preserve"> </w:t>
+            </w:r>
+            <w:r>
+              <w:t xml:space="preserve">(Koo and Li 2016)</w:t>
+            </w:r>
+            <w:r>
+              <w:t xml:space="preserve">.</w:t>
+            </w:r>
+          </w:p>
+          <w:tbl>
+            <w:tblPr>
+              <w:tblStyle w:val="Table"/>
+              <w:tblW w:type="auto" w:w="0"/>
+              <w:tblLook w:firstRow="1" w:lastRow="0" w:firstColumn="0" w:lastColumn="0" w:noHBand="0" w:noVBand="0" w:val="0020"/>
+            </w:tblPr>
+            <w:tblGrid>
+              <w:gridCol w:w="2640"/>
+              <w:gridCol w:w="2640"/>
+              <w:gridCol w:w="2640"/>
+            </w:tblGrid>
+            <w:tr>
+              <w:trPr>
+                <w:tblHeader w:val="on"/>
+              </w:trPr>
+              <w:tc>
+                <w:tcPr/>
+                <w:p>
+                  <w:pPr>
+                    <w:pStyle w:val="Compact"/>
+                    <w:jc w:val="both"/>
+                    <w:jc w:val="center"/>
+                    <w:spacing w:line="360" w:lineRule="auto"/>
+                  </w:pPr>
+                  <w:r>
+                    <w:t xml:space="preserve">Dimensión</w:t>
+                  </w:r>
+                </w:p>
+              </w:tc>
+              <w:tc>
+                <w:tcPr/>
+                <w:p>
+                  <w:pPr>
+                    <w:pStyle w:val="Compact"/>
+                    <w:jc w:val="both"/>
+                    <w:jc w:val="center"/>
+                    <w:spacing w:line="360" w:lineRule="auto"/>
+                  </w:pPr>
+                  <w:r>
+                    <w:t xml:space="preserve">ICC(2,1)</w:t>
+                  </w:r>
+                </w:p>
+              </w:tc>
+              <w:tc>
+                <w:tcPr/>
+                <w:p>
+                  <w:pPr>
+                    <w:pStyle w:val="Compact"/>
+                    <w:jc w:val="both"/>
+                    <w:jc w:val="center"/>
+                    <w:spacing w:line="360" w:lineRule="auto"/>
+                  </w:pPr>
+                  <w:r>
+                    <w:t xml:space="preserve">Krippendorff</w:t>
+                  </w:r>
+                  <w:r>
+                    <w:t xml:space="preserve"> </w:t>
+                  </w:r>
+                  <ns1:oMath>
+                    <ns1:r>
+                      <ns1:t>α</ns1:t>
+                    </ns1:r>
+                  </ns1:oMath>
+                </w:p>
+              </w:tc>
+            </w:tr>
+            <w:tr>
+              <w:tc>
+                <w:tcPr/>
+                <w:p>
+                  <w:pPr>
+                    <w:pStyle w:val="Compact"/>
+                    <w:jc w:val="both"/>
+                    <w:jc w:val="center"/>
+                    <w:spacing w:line="360" w:lineRule="auto"/>
+                  </w:pPr>
+                  <w:r>
+                    <w:t xml:space="preserve">Claridad</w:t>
+                  </w:r>
+                </w:p>
+              </w:tc>
+              <w:tc>
+                <w:tcPr/>
+                <w:p>
+                  <w:pPr>
+                    <w:pStyle w:val="Compact"/>
+                    <w:jc w:val="both"/>
+                    <w:jc w:val="center"/>
+                    <w:spacing w:line="360" w:lineRule="auto"/>
+                  </w:pPr>
+                  <w:r>
+                    <w:t xml:space="preserve">0.321</w:t>
+                  </w:r>
+                </w:p>
+              </w:tc>
+              <w:tc>
+                <w:tcPr/>
+                <w:p>
+                  <w:pPr>
+                    <w:pStyle w:val="Compact"/>
+                    <w:jc w:val="both"/>
+                    <w:jc w:val="center"/>
+                    <w:spacing w:line="360" w:lineRule="auto"/>
+                  </w:pPr>
+                  <w:r>
+                    <w:t xml:space="preserve">0.278</w:t>
+                  </w:r>
+                </w:p>
+              </w:tc>
+            </w:tr>
+            <w:tr>
+              <w:tc>
+                <w:tcPr/>
+                <w:p>
+                  <w:pPr>
+                    <w:pStyle w:val="Compact"/>
+                    <w:jc w:val="both"/>
+                    <w:jc w:val="center"/>
+                    <w:spacing w:line="360" w:lineRule="auto"/>
+                  </w:pPr>
+                  <w:r>
+                    <w:t xml:space="preserve">Concisión</w:t>
+                  </w:r>
+                </w:p>
+              </w:tc>
+              <w:tc>
+                <w:tcPr/>
+                <w:p>
+                  <w:pPr>
+                    <w:pStyle w:val="Compact"/>
+                    <w:jc w:val="both"/>
+                    <w:jc w:val="center"/>
+                    <w:spacing w:line="360" w:lineRule="auto"/>
+                  </w:pPr>
+                  <w:r>
+                    <w:t xml:space="preserve">0.453</w:t>
+                  </w:r>
+                </w:p>
+              </w:tc>
+              <w:tc>
+                <w:tcPr/>
+                <w:p>
+                  <w:pPr>
+                    <w:pStyle w:val="Compact"/>
+                    <w:jc w:val="both"/>
+                    <w:jc w:val="center"/>
+                    <w:spacing w:line="360" w:lineRule="auto"/>
+                  </w:pPr>
+                  <w:r>
+                    <w:t xml:space="preserve">0.409</w:t>
+                  </w:r>
+                </w:p>
+              </w:tc>
+            </w:tr>
+            <w:tr>
+              <w:tc>
+                <w:tcPr/>
+                <w:p>
+                  <w:pPr>
+                    <w:pStyle w:val="Compact"/>
+                    <w:jc w:val="both"/>
+                    <w:jc w:val="center"/>
+                    <w:spacing w:line="360" w:lineRule="auto"/>
+                  </w:pPr>
+                  <w:r>
+                    <w:t xml:space="preserve">Accionabilidad</w:t>
+                  </w:r>
+                </w:p>
+              </w:tc>
+              <w:tc>
+                <w:tcPr/>
+                <w:p>
+                  <w:pPr>
+                    <w:pStyle w:val="Compact"/>
+                    <w:jc w:val="both"/>
+                    <w:jc w:val="center"/>
+                    <w:spacing w:line="360" w:lineRule="auto"/>
+                  </w:pPr>
+                  <w:r>
+                    <w:t xml:space="preserve">0.400</w:t>
+                  </w:r>
+                </w:p>
+              </w:tc>
+              <w:tc>
+                <w:tcPr/>
+                <w:p>
+                  <w:pPr>
+                    <w:pStyle w:val="Compact"/>
+                    <w:jc w:val="both"/>
+                    <w:jc w:val="center"/>
+                    <w:spacing w:line="360" w:lineRule="auto"/>
+                  </w:pPr>
+                  <w:r>
+                    <w:t xml:space="preserve">0.362</w:t>
+                  </w:r>
+                </w:p>
+              </w:tc>
+            </w:tr>
+            <w:tr>
+              <w:tc>
+                <w:tcPr/>
+                <w:p>
+                  <w:pPr>
+                    <w:pStyle w:val="Compact"/>
+                    <w:jc w:val="both"/>
+                    <w:jc w:val="center"/>
+                    <w:spacing w:line="360" w:lineRule="auto"/>
+                  </w:pPr>
+                  <w:r>
+                    <w:t xml:space="preserve">Utilidad para auditoría</w:t>
+                  </w:r>
+                </w:p>
+              </w:tc>
+              <w:tc>
+                <w:tcPr/>
+                <w:p>
+                  <w:pPr>
+                    <w:pStyle w:val="Compact"/>
+                    <w:jc w:val="both"/>
+                    <w:jc w:val="center"/>
+                    <w:spacing w:line="360" w:lineRule="auto"/>
+                  </w:pPr>
+                  <w:r>
+                    <w:t xml:space="preserve">0.376</w:t>
+                  </w:r>
+                </w:p>
+              </w:tc>
+              <w:tc>
+                <w:tcPr/>
+                <w:p>
+                  <w:pPr>
+                    <w:pStyle w:val="Compact"/>
+                    <w:jc w:val="both"/>
+                    <w:jc w:val="center"/>
+                    <w:spacing w:line="360" w:lineRule="auto"/>
+                  </w:pPr>
+                  <w:r>
+                    <w:t xml:space="preserve">0.340</w:t>
+                  </w:r>
+                </w:p>
+              </w:tc>
+            </w:tr>
+            <w:tr>
+              <w:tc>
+                <w:tcPr/>
+                <w:p>
+                  <w:pPr>
+                    <w:pStyle w:val="Compact"/>
+                    <w:jc w:val="both"/>
+                    <w:jc w:val="center"/>
+                    <w:spacing w:line="360" w:lineRule="auto"/>
+                  </w:pPr>
+                  <w:r>
+                    <w:t xml:space="preserve">Completitud</w:t>
+                  </w:r>
+                </w:p>
+              </w:tc>
+              <w:tc>
+                <w:tcPr/>
+                <w:p>
+                  <w:pPr>
+                    <w:pStyle w:val="Compact"/>
+                    <w:jc w:val="both"/>
+                    <w:jc w:val="center"/>
+                    <w:spacing w:line="360" w:lineRule="auto"/>
+                  </w:pPr>
+                  <w:r>
+                    <w:t xml:space="preserve">0.585</w:t>
+                  </w:r>
+                </w:p>
+              </w:tc>
+              <w:tc>
+                <w:tcPr/>
+                <w:p>
+                  <w:pPr>
+                    <w:pStyle w:val="Compact"/>
+                    <w:jc w:val="both"/>
+                    <w:jc w:val="center"/>
+                    <w:spacing w:line="360" w:lineRule="auto"/>
+                  </w:pPr>
+                  <w:r>
+                    <w:t xml:space="preserve">0.566</w:t>
+                  </w:r>
+                </w:p>
+              </w:tc>
+            </w:tr>
+            <w:tr>
+              <w:tc>
+                <w:tcPr/>
+                <w:p>
+                  <w:pPr>
+                    <w:pStyle w:val="Compact"/>
+                    <w:jc w:val="both"/>
+                    <w:jc w:val="center"/>
+                    <w:spacing w:line="360" w:lineRule="auto"/>
+                  </w:pPr>
+                  <w:r>
+                    <w:t xml:space="preserve">Plausibilidad semántica</w:t>
+                  </w:r>
+                </w:p>
+              </w:tc>
+              <w:tc>
+                <w:tcPr/>
+                <w:p>
+                  <w:pPr>
+                    <w:pStyle w:val="Compact"/>
+                    <w:jc w:val="both"/>
+                    <w:jc w:val="center"/>
+                    <w:spacing w:line="360" w:lineRule="auto"/>
+                  </w:pPr>
+                  <w:r>
+                    <w:t xml:space="preserve">0.601</w:t>
+                  </w:r>
+                </w:p>
+              </w:tc>
+              <w:tc>
+                <w:tcPr/>
+                <w:p>
+                  <w:pPr>
+                    <w:pStyle w:val="Compact"/>
+                    <w:jc w:val="both"/>
+                    <w:jc w:val="center"/>
+                    <w:spacing w:line="360" w:lineRule="auto"/>
+                  </w:pPr>
+                  <w:r>
+                    <w:t xml:space="preserve">0.573</w:t>
+                  </w:r>
+                </w:p>
+              </w:tc>
+            </w:tr>
+            <w:tr>
+              <w:tc>
+                <w:tcPr/>
+                <w:p>
+                  <w:pPr>
+                    <w:pStyle w:val="Compact"/>
+                    <w:jc w:val="both"/>
+                    <w:jc w:val="center"/>
+                    <w:spacing w:line="360" w:lineRule="auto"/>
+                  </w:pPr>
+                  <w:r>
+                    <w:t xml:space="preserve">Calidad global</w:t>
+                  </w:r>
+                </w:p>
+              </w:tc>
+              <w:tc>
+                <w:tcPr/>
+                <w:p>
+                  <w:pPr>
+                    <w:pStyle w:val="Compact"/>
+                    <w:jc w:val="both"/>
+                    <w:jc w:val="center"/>
+                    <w:spacing w:line="360" w:lineRule="auto"/>
+                  </w:pPr>
+                  <w:r>
+                    <w:t xml:space="preserve">0.431</w:t>
+                  </w:r>
+                </w:p>
+              </w:tc>
+              <w:tc>
+                <w:tcPr/>
+                <w:p>
+                  <w:pPr>
+                    <w:pStyle w:val="Compact"/>
+                    <w:jc w:val="both"/>
+                    <w:jc w:val="center"/>
+                    <w:spacing w:line="360" w:lineRule="auto"/>
+                  </w:pPr>
+                  <w:r>
+                    <w:t xml:space="preserve">0.394</w:t>
+                  </w:r>
+                </w:p>
+              </w:tc>
+            </w:tr>
+          </w:tbl>
+          <w:bookmarkEnd w:id="169"/>
+          <w:p>
+            <w:pPr>
+              <w:spacing w:line="360" w:lineRule="auto"/>
+              <w:jc w:val="both"/>
+            </w:pPr>
+          </w:p>
+        </w:tc>
+      </w:tr>
+    </w:tbl>
+    <w:p>
+      <w:pPr>
+        <w:pStyle w:val="Textoindependiente"/>
+        <w:spacing w:line="360" w:lineRule="auto"/>
+        <w:jc w:val="both"/>
+      </w:pPr>
+      <w:r>
+        <w:t xml:space="preserve">Las dimensiones con mayor consistencia relativa son Completitud</w:t>
+      </w:r>
+      <w:r>
+        <w:t xml:space="preserve"> </w:t>
+      </w:r>
+      <w:r>
+        <w:t xml:space="preserve">(</w:t>
+      </w:r>
+      <ns1:oMath>
+        <ns1:r>
+          <ns1:t>α</ns1:t>
+        </ns1:r>
+        <ns1:r>
+          <ns1:rPr>
+            <ns1:sty ns1:val="p"/>
+          </ns1:rPr>
+          <ns1:t>=</ns1:t>
+        </ns1:r>
+        <ns1:r>
+          <ns1:t>0.566</ns1:t>
+        </ns1:r>
+      </ns1:oMath>
+      <w:r>
+        <w:t xml:space="preserve">) y Plausibilidad Semántica (</w:t>
+      </w:r>
+      <ns1:oMath>
+        <ns1:r>
+          <ns1:t>α</ns1:t>
+        </ns1:r>
+        <ns1:r>
+          <ns1:rPr>
+            <ns1:sty ns1:val="p"/>
+          </ns1:rPr>
+          <ns1:t>=</ns1:t>
+        </ns1:r>
+        <ns1:r>
+          <ns1:t>0.573</ns1:t>
+        </ns1:r>
+      </ns1:oMath>
+      <w:r>
+        <w:t xml:space="preserve">); las de</w:t>
+      </w:r>
+      <w:r>
+        <w:t xml:space="preserve"> </w:t>
+      </w:r>
+      <w:r>
+        <w:t xml:space="preserve">menor consistencia son Claridad (</w:t>
+      </w:r>
+      <ns1:oMath>
+        <ns1:r>
+          <ns1:t>α</ns1:t>
+        </ns1:r>
+        <ns1:r>
+          <ns1:rPr>
+            <ns1:sty ns1:val="p"/>
+          </ns1:rPr>
+          <ns1:t>=</ns1:t>
+        </ns1:r>
+        <ns1:r>
+          <ns1:t>0.278</ns1:t>
+        </ns1:r>
+      </ns1:oMath>
+      <w:r>
+        <w:t xml:space="preserve">) y Utilidad para auditoría</w:t>
+      </w:r>
+      <w:r>
+        <w:t xml:space="preserve"> </w:t>
+      </w:r>
+      <w:r>
+        <w:t xml:space="preserve">(</w:t>
+      </w:r>
+      <ns1:oMath>
+        <ns1:r>
+          <ns1:t>α</ns1:t>
+        </ns1:r>
+        <ns1:r>
+          <ns1:rPr>
+            <ns1:sty ns1:val="p"/>
+          </ns1:rPr>
+          <ns1:t>=</ns1:t>
+        </ns1:r>
+        <ns1:r>
+          <ns1:t>0.340</ns1:t>
+        </ns1:r>
+      </ns1:oMath>
+      <w:r>
+        <w:t xml:space="preserve">). Los valores ICC(2,1) entre 0.321 y 0.601 se clasifican</w:t>
+      </w:r>
+      <w:r>
+        <w:t xml:space="preserve"> </w:t>
+      </w:r>
+      <w:r>
+        <w:t xml:space="preserve">como fiabilidad</w:t>
+      </w:r>
+      <w:r>
+        <w:t xml:space="preserve"> </w:t>
+      </w:r>
+      <w:r>
+        <w:rPr>
+          <w:i/>
+          <w:iCs/>
+        </w:rPr>
+        <w:t xml:space="preserve">poor</w:t>
+      </w:r>
+      <w:r>
+        <w:t xml:space="preserve"> </w:t>
+      </w:r>
+      <w:r>
+        <w:t xml:space="preserve">a</w:t>
+      </w:r>
+      <w:r>
+        <w:t xml:space="preserve"> </w:t>
+      </w:r>
+      <w:r>
+        <w:rPr>
+          <w:i/>
+          <w:iCs/>
+        </w:rPr>
+        <w:t xml:space="preserve">moderate</w:t>
+      </w:r>
+      <w:r>
+        <w:t xml:space="preserve"> </w:t>
+      </w:r>
+      <w:r>
+        <w:t xml:space="preserve">según</w:t>
+      </w:r>
+      <w:r>
+        <w:t xml:space="preserve"> </w:t>
+      </w:r>
+      <w:r>
+        <w:t xml:space="preserve">Koo and Li (2016)</w:t>
+      </w:r>
+      <w:r>
+        <w:t xml:space="preserve">, situándose en todos los</w:t>
+      </w:r>
+      <w:r>
+        <w:t xml:space="preserve"> </w:t>
+      </w:r>
+      <w:r>
+        <w:t xml:space="preserve">casos por debajo de la categoría</w:t>
+      </w:r>
+      <w:r>
+        <w:t xml:space="preserve"> </w:t>
+      </w:r>
+      <w:r>
+        <w:rPr>
+          <w:i/>
+          <w:iCs/>
+        </w:rPr>
+        <w:t xml:space="preserve">good</w:t>
+      </w:r>
+      <w:r>
+        <w:t xml:space="preserve">.</w:t>
+      </w:r>
+    </w:p>
+    <w:p>
+      <w:pPr>
+        <w:pStyle w:val="Textoindependiente"/>
+        <w:spacing w:line="360" w:lineRule="auto"/>
+        <w:jc w:val="both"/>
+      </w:pPr>
+      <w:r>
+        <w:rPr>
+          <w:b/>
+          <w:bCs/>
+        </w:rPr>
+        <w:t xml:space="preserve">Interpretación.</w:t>
+      </w:r>
+      <w:r>
+        <w:t xml:space="preserve"> </w:t>
+      </w:r>
+      <w:r>
+        <w:t xml:space="preserve">La diferencia entre dimensiones de alta y baja consistencia</w:t>
+      </w:r>
+      <w:r>
+        <w:t xml:space="preserve"> </w:t>
+      </w:r>
+      <w:r>
+        <w:t xml:space="preserve">es interpretable: Completitud y Plausibilidad Semántica tienen referentes</w:t>
+      </w:r>
+      <w:r>
+        <w:t xml:space="preserve"> </w:t>
+      </w:r>
+      <w:r>
+        <w:t xml:space="preserve">relativamente objetivos (¿cubre los factores relevantes?, ¿es coherente con el</w:t>
+      </w:r>
+      <w:r>
+        <w:t xml:space="preserve"> </w:t>
+      </w:r>
+      <w:r>
+        <w:t xml:space="preserve">dominio?), mientras que Claridad y Utilidad para auditoría dependen del perfil</w:t>
+      </w:r>
+      <w:r>
+        <w:t xml:space="preserve"> </w:t>
+      </w:r>
+      <w:r>
+        <w:t xml:space="preserve">del destinatario y el contexto de uso, que la rúbrica no especificó. Esto</w:t>
+      </w:r>
+      <w:r>
+        <w:t xml:space="preserve"> </w:t>
+      </w:r>
+      <w:r>
+        <w:t xml:space="preserve">señala un déficit de formalización: el juez no tiene acceso al stakeholder ni</w:t>
+      </w:r>
+      <w:r>
+        <w:t xml:space="preserve"> </w:t>
+      </w:r>
+      <w:r>
+        <w:t xml:space="preserve">al contexto de tarea al calificar, lo que introduce varianza inter-juez evitable.</w:t>
+      </w:r>
+    </w:p>
+    <w:p>
+      <w:pPr>
+        <w:pStyle w:val="Textoindependiente"/>
+        <w:spacing w:line="360" w:lineRule="auto"/>
+        <w:jc w:val="both"/>
+      </w:pPr>
+      <w:r>
+        <w:rPr>
+          <w:b/>
+          <w:bCs/>
+        </w:rPr>
+        <w:t xml:space="preserve">Consecuencias para el diseño de evaluación semántica.</w:t>
+      </w:r>
+      <w:r>
+        <w:t xml:space="preserve"> </w:t>
+      </w:r>
+      <w:r>
+        <w:t xml:space="preserve">EXP4 confirma</w:t>
+      </w:r>
+      <w:r>
+        <w:t xml:space="preserve"> </w:t>
+      </w:r>
+      <w:r>
+        <w:t xml:space="preserve">cuantitativamente la Brecha 3: los jueces LLM actuales, bajo rúbricas sin</w:t>
+      </w:r>
+      <w:r>
+        <w:t xml:space="preserve"> </w:t>
+      </w:r>
+      <w:r>
+        <w:t xml:space="preserve">especificación de stakeholder ni criterio de corrección explícito, no alcanzan</w:t>
+      </w:r>
+      <w:r>
+        <w:t xml:space="preserve"> </w:t>
+      </w:r>
+      <w:r>
+        <w:t xml:space="preserve">la convergencia necesaria para afirmaciones confirmativas. Esto no clausura la</w:t>
+      </w:r>
+      <w:r>
+        <w:t xml:space="preserve"> </w:t>
+      </w:r>
+      <w:r>
+        <w:t xml:space="preserve">evaluación semántica; establece los requisitos que las rúbricas deben satisfacer:</w:t>
+      </w:r>
+      <w:r>
+        <w:t xml:space="preserve"> </w:t>
+      </w:r>
+      <w:r>
+        <w:t xml:space="preserve">(i) especificación de la necesidad informativa del stakeholder, (ii) definición</w:t>
+      </w:r>
+      <w:r>
+        <w:t xml:space="preserve"> </w:t>
+      </w:r>
+      <w:r>
+        <w:t xml:space="preserve">de un criterio de corrección o referencia verificable, (iii) separación de</w:t>
+      </w:r>
+      <w:r>
+        <w:t xml:space="preserve"> </w:t>
+      </w:r>
+      <w:r>
+        <w:t xml:space="preserve">desiderata secundarios de la dimensión central, y (iv) calibración contra juicios</w:t>
+      </w:r>
+      <w:r>
+        <w:t xml:space="preserve"> </w:t>
+      </w:r>
+      <w:r>
+        <w:t xml:space="preserve">humanos expertos antes del uso confirmativo. Estos requisitos son la</w:t>
+      </w:r>
+      <w:r>
+        <w:t xml:space="preserve"> </w:t>
+      </w:r>
+      <w:r>
+        <w:t xml:space="preserve">operacionalización doctoral de la Brecha 3 y constituyen la agenda de</w:t>
+      </w:r>
+      <w:r>
+        <w:t xml:space="preserve"> </w:t>
+      </w:r>
+      <w:r>
+        <w:t xml:space="preserve">investigación directamente derivada de esta taxonomía.</w:t>
+      </w:r>
+    </w:p>
+    <w:p>
+      <w:pPr>
+        <w:pStyle w:val="Textoindependiente"/>
+        <w:spacing w:line="360" w:lineRule="auto"/>
+        <w:jc w:val="both"/>
+      </w:pPr>
+      <w:r>
+        <w:t xml:space="preserve">Este capítulo ha establecido la tercera contribución doctoral: una taxonomía de</w:t>
+      </w:r>
+      <w:r>
+        <w:t xml:space="preserve"> </w:t>
+      </w:r>
+      <w:r>
+        <w:t xml:space="preserve">cuatro ejes que organiza el espacio de métricas XAI, localiza las cinco métricas</w:t>
+      </w:r>
+      <w:r>
+        <w:t xml:space="preserve"> </w:t>
+      </w:r>
+      <w:r>
+        <w:t xml:space="preserve">del benchmark en su cuadrante correspondiente y hace explícito el alcance</w:t>
+      </w:r>
+      <w:r>
+        <w:t xml:space="preserve"> </w:t>
+      </w:r>
+      <w:r>
+        <w:t xml:space="preserve">inferencial de cada una. La consecuencia teórica de esta revisión es que la</w:t>
+      </w:r>
+      <w:r>
+        <w:t xml:space="preserve"> </w:t>
+      </w:r>
+      <w:r>
+        <w:t xml:space="preserve">evaluación XAI no puede reducirse a un único criterio ni generalizarse a</w:t>
+      </w:r>
+      <w:r>
+        <w:t xml:space="preserve"> </w:t>
+      </w:r>
+      <w:r>
+        <w:t xml:space="preserve">dominios de usuario sin evidencia adicional: cada métrica responde a una</w:t>
+      </w:r>
+      <w:r>
+        <w:t xml:space="preserve"> </w:t>
+      </w:r>
+      <w:r>
+        <w:t xml:space="preserve">pregunta específica sobre un tipo de objeto explicativo en un contexto de uso</w:t>
+      </w:r>
+      <w:r>
+        <w:t xml:space="preserve"> </w:t>
+      </w:r>
+      <w:r>
+        <w:t xml:space="preserve">determinado. El Capítulo 6 cierra la tesis sintetizando las tres contribuciones,</w:t>
+      </w:r>
+      <w:r>
+        <w:t xml:space="preserve"> </w:t>
+      </w:r>
+      <w:r>
+        <w:t xml:space="preserve">posicionándolas respecto a la literatura más cercana, reconociendo las</w:t>
+      </w:r>
+      <w:r>
+        <w:t xml:space="preserve"> </w:t>
+      </w:r>
+      <w:r>
+        <w:t xml:space="preserve">limitaciones con precisión y trazando las líneas de investigación futura que</w:t>
+      </w:r>
+      <w:r>
+        <w:t xml:space="preserve"> </w:t>
+      </w:r>
+      <w:r>
+        <w:t xml:space="preserve">emergen directamente de los hallazgos y las fronteras de la taxonomía.</w:t>
+      </w:r>
+    </w:p>
+    <w:bookmarkEnd w:id="170"/>
+    <w:bookmarkEnd w:id="171"/>
+    <w:bookmarkStart w:id="187" w:name="conclusiones"/>
+    <w:p>
+      <w:pPr>
+        <w:pStyle w:val="Ttulo1"/>
+        <w:spacing w:line="360" w:lineRule="auto"/>
+        <w:jc w:val="both"/>
+      </w:pPr>
+      <w:r>
+        <w:t xml:space="preserve">Conclusiones</w:t>
+      </w:r>
+    </w:p>
+    <w:p>
+      <w:pPr>
+        <w:pStyle w:val="FirstParagraph"/>
+        <w:spacing w:line="360" w:lineRule="auto"/>
+        <w:jc w:val="both"/>
+      </w:pPr>
+      <w:r>
+        <w:t xml:space="preserve">Esta tesis parte de una constatación empírica recurrente en la literatura: el</w:t>
+      </w:r>
+      <w:r>
+        <w:t xml:space="preserve"> </w:t>
+      </w:r>
+      <w:r>
+        <w:t xml:space="preserve">campo de la evaluación de métodos XAI carece de marcos operativos que conecten</w:t>
+      </w:r>
+      <w:r>
+        <w:t xml:space="preserve"> </w:t>
+      </w:r>
+      <w:r>
+        <w:t xml:space="preserve">la ejecución experimental con la inferencia estadística admisible</w:t>
+      </w:r>
+      <w:r>
+        <w:t xml:space="preserve"> </w:t>
+      </w:r>
+      <w:r>
+        <w:t xml:space="preserve">(Pawlicki et al. 2024; Abdul Kadir et al. 2023; Canha et al. 2025)</w:t>
+      </w:r>
+      <w:r>
+        <w:t xml:space="preserve">. El problema no es la ausencia de</w:t>
+      </w:r>
+      <w:r>
+        <w:t xml:space="preserve"> </w:t>
+      </w:r>
+      <w:r>
+        <w:t xml:space="preserve">métricas —se han identificado más de noventa constructos distintos</w:t>
+      </w:r>
+      <w:r>
+        <w:t xml:space="preserve"> </w:t>
+      </w:r>
+      <w:r>
+        <w:t xml:space="preserve">(Pawlicki et al. 2024)</w:t>
+      </w:r>
+      <w:r>
+        <w:t xml:space="preserve">— sino la fragmentación conceptual y la falta de vinculación</w:t>
+      </w:r>
+      <w:r>
+        <w:t xml:space="preserve"> </w:t>
+      </w:r>
+      <w:r>
+        <w:t xml:space="preserve">auditable entre diseño experimental, artefactos de resultado y afirmaciones</w:t>
+      </w:r>
+      <w:r>
+        <w:t xml:space="preserve"> </w:t>
+      </w:r>
+      <w:r>
+        <w:t xml:space="preserve">inferenciales. Esta tesis responde a ese problema con tres contribuciones</w:t>
+      </w:r>
+      <w:r>
+        <w:t xml:space="preserve"> </w:t>
+      </w:r>
+      <w:r>
+        <w:t xml:space="preserve">articuladas: la secuencia operativa FOM-7, un benchmark multi-métrico sobre</w:t>
+      </w:r>
+      <w:r>
+        <w:t xml:space="preserve"> </w:t>
+      </w:r>
+      <w:r>
+        <w:t xml:space="preserve">datos tabulares reales y una taxonomía del espacio de métricas de evaluación XAI.</w:t>
+      </w:r>
+    </w:p>
+    <w:bookmarkStart w:id="174" w:name="sec-respuesta"/>
+    <w:p>
+      <w:pPr>
+        <w:pStyle w:val="Ttulo2"/>
+        <w:spacing w:line="360" w:lineRule="auto"/>
+        <w:jc w:val="both"/>
+      </w:pPr>
+      <w:r>
+        <w:t xml:space="preserve">Respuesta al problema de investigación e hipótesis</w:t>
+      </w:r>
+    </w:p>
+    <w:p>
+      <w:pPr>
+        <w:pStyle w:val="FirstParagraph"/>
+        <w:spacing w:line="360" w:lineRule="auto"/>
+        <w:jc w:val="both"/>
+      </w:pPr>
+      <w:r>
+        <w:t xml:space="preserve">El problema de investigación formulado en el Capítulo 1 pregunta:</w:t>
+      </w:r>
+      <w:r>
+        <w:t xml:space="preserve"> </w:t>
+      </w:r>
+      <w:r>
+        <w:rPr>
+          <w:i/>
+          <w:iCs/>
+        </w:rPr>
+        <w:t xml:space="preserve">¿En qué</w:t>
+      </w:r>
+      <w:r>
+        <w:rPr>
+          <w:i/>
+          <w:iCs/>
+        </w:rPr>
+        <w:t xml:space="preserve"> </w:t>
+      </w:r>
+      <w:r>
+        <w:rPr>
+          <w:i/>
+          <w:iCs/>
+        </w:rPr>
+        <w:t xml:space="preserve">medida difieren los métodos de explicabilidad agnósticos al modelo en un</w:t>
+      </w:r>
+      <w:r>
+        <w:rPr>
+          <w:i/>
+          <w:iCs/>
+        </w:rPr>
+        <w:t xml:space="preserve"> </w:t>
+      </w:r>
+      <w:r>
+        <w:rPr>
+          <w:i/>
+          <w:iCs/>
+        </w:rPr>
+        <w:t xml:space="preserve">conjunto multidimensional de métricas de calidad bajo condiciones de</w:t>
+      </w:r>
+      <w:r>
+        <w:rPr>
+          <w:i/>
+          <w:iCs/>
+        </w:rPr>
+        <w:t xml:space="preserve"> </w:t>
+      </w:r>
+      <w:r>
+        <w:rPr>
+          <w:i/>
+          <w:iCs/>
+        </w:rPr>
+        <w:t xml:space="preserve">benchmarking controladas y reproducibles, y qué criterios técnicos permiten</w:t>
+      </w:r>
+      <w:r>
+        <w:rPr>
+          <w:i/>
+          <w:iCs/>
+        </w:rPr>
+        <w:t xml:space="preserve"> </w:t>
+      </w:r>
+      <w:r>
+        <w:rPr>
+          <w:i/>
+          <w:iCs/>
+        </w:rPr>
+        <w:t xml:space="preserve">orientar su selección en función de los objetivos operativos?</w:t>
+      </w:r>
+    </w:p>
+    <w:p>
+      <w:pPr>
+        <w:pStyle w:val="Textoindependiente"/>
+        <w:spacing w:line="360" w:lineRule="auto"/>
+        <w:jc w:val="both"/>
+      </w:pPr>
+      <w:r>
+        <w:t xml:space="preserve">Los resultados del benchmark responden esta pregunta con precisión</w:t>
+      </w:r>
+      <w:r>
+        <w:t xml:space="preserve"> </w:t>
+      </w:r>
+      <w:r>
+        <w:t xml:space="preserve">cuantitativa. Las diferencias entre métodos son grandes, consistentes y</w:t>
+      </w:r>
+      <w:r>
+        <w:t xml:space="preserve"> </w:t>
+      </w:r>
+      <w:r>
+        <w:t xml:space="preserve">estadísticamente robustas bajo el protocolo FOM-7. La respuesta directa es:</w:t>
+      </w:r>
+      <w:r>
+        <w:t xml:space="preserve"> </w:t>
+      </w:r>
+      <w:r>
+        <w:rPr>
+          <w:b/>
+          <w:bCs/>
+        </w:rPr>
+        <w:t xml:space="preserve">SHAP presenta el mejor perfil de fidelidad y estabilidad en los contextos</w:t>
+      </w:r>
+      <w:r>
+        <w:rPr>
+          <w:b/>
+          <w:bCs/>
+        </w:rPr>
+        <w:t xml:space="preserve"> </w:t>
+      </w:r>
+      <w:r>
+        <w:rPr>
+          <w:b/>
+          <w:bCs/>
+        </w:rPr>
+        <w:t xml:space="preserve">modelo-muestra evaluados; LIME es una alternativa cuando el coste computacional</w:t>
+      </w:r>
+      <w:r>
+        <w:rPr>
+          <w:b/>
+          <w:bCs/>
+        </w:rPr>
+        <w:t xml:space="preserve"> </w:t>
+      </w:r>
+      <w:r>
+        <w:rPr>
+          <w:b/>
+          <w:bCs/>
+        </w:rPr>
+        <w:t xml:space="preserve">es crítico, con la condición de aceptar explicaciones inestables; Anchors y</w:t>
+      </w:r>
+      <w:r>
+        <w:rPr>
+          <w:b/>
+          <w:bCs/>
+        </w:rPr>
+        <w:t xml:space="preserve"> </w:t>
+      </w:r>
+      <w:r>
+        <w:rPr>
+          <w:b/>
+          <w:bCs/>
+        </w:rPr>
+        <w:t xml:space="preserve">DiCE atienden objetivos explicativos cualitativamente distintos que las métricas</w:t>
+      </w:r>
+      <w:r>
+        <w:rPr>
+          <w:b/>
+          <w:bCs/>
+        </w:rPr>
+        <w:t xml:space="preserve"> </w:t>
+      </w:r>
+      <w:r>
+        <w:rPr>
+          <w:b/>
+          <w:bCs/>
+        </w:rPr>
+        <w:t xml:space="preserve">de atribución no capturan plenamente.</w:t>
+      </w:r>
+      <w:r>
+        <w:t xml:space="preserve"> </w:t>
+      </w:r>
+      <w:r>
+        <w:t xml:space="preserve">Esta orientación es robusta: emerge de</w:t>
+      </w:r>
+      <w:r>
+        <w:t xml:space="preserve"> </w:t>
+      </w:r>
+      <w:r>
+        <w:t xml:space="preserve">275 artefactos calificados,</w:t>
+      </w:r>
+      <w:r>
+        <w:t xml:space="preserve"> </w:t>
+      </w:r>
+      <w:r>
+        <w:t xml:space="preserve">se replica a través de cinco modelos, cinco semillas y tres tamaños de muestra,</w:t>
+      </w:r>
+      <w:r>
+        <w:t xml:space="preserve"> </w:t>
+      </w:r>
+      <w:r>
+        <w:t xml:space="preserve">y es resistente al 8.3% de datos ausentes del diseño.</w:t>
+      </w:r>
+    </w:p>
+    <w:p>
+      <w:pPr>
+        <w:pStyle w:val="Textoindependiente"/>
+        <w:spacing w:line="360" w:lineRule="auto"/>
+        <w:jc w:val="both"/>
+      </w:pPr>
+      <w:r>
+        <w:t xml:space="preserve">La resolución formal de las hipótesis y objetivos se sintetiza en la tabla</w:t>
+      </w:r>
+      <w:r>
+        <w:t xml:space="preserve"> </w:t>
+      </w:r>
+      <w:r>
+        <w:t xml:space="preserve">siguiente:</w:t>
+      </w:r>
+    </w:p>
+    <w:tbl>
+      <w:tblPr>
+        <w:tblStyle w:val="Table"/>
+        <w:tblW w:type="pct" w:w="5000"/>
+        <w:tblLayout w:type="fixed"/>
+        <w:tblLook w:firstRow="0" w:lastRow="0" w:firstColumn="0" w:lastColumn="0" w:noHBand="0" w:noVBand="0" w:val="0000"/>
+      </w:tblPr>
+      <w:tblGrid>
+        <w:gridCol w:w="7920"/>
+      </w:tblGrid>
+      <w:tr>
+        <w:tc>
+          <w:tcPr/>
+          <w:bookmarkStart w:id="172" w:name="tbl-hipotesis"/>
+          <w:p>
+            <w:pPr>
+              <w:jc w:val="both"/>
+              <w:spacing w:line="360" w:lineRule="auto"/>
+            </w:pPr>
+            <w:pPr>
+              <w:jc w:val="left"/>
+              <w:spacing w:before="200"/>
+              <w:pStyle w:val="ImageCaption"/>
+            </w:pPr>
+            <w:r>
+              <w:t xml:space="preserve">Table 7.1: Síntesis de hipótesis y proposiciones de trabajo.</w:t>
             </w:r>
           </w:p>
           <w:tbl>
@@ -39968,8 +41580,93 @@
                 </w:p>
               </w:tc>
             </w:tr>
+            <w:tr>
+              <w:tc>
+                <w:tcPr/>
+                <w:p>
+                  <w:pPr>
+                    <w:pStyle w:val="Compact"/>
+                    <w:jc w:val="both"/>
+                    <w:spacing w:line="360" w:lineRule="auto"/>
+                  </w:pPr>
+                  <w:r>
+                    <w:t xml:space="preserve">P2: Jueces LLM alcanzan fiabilidad aceptable en evaluación semántica XAI</w:t>
+                  </w:r>
+                </w:p>
+              </w:tc>
+              <w:tc>
+                <w:tcPr/>
+                <w:p>
+                  <w:pPr>
+                    <w:pStyle w:val="Compact"/>
+                    <w:jc w:val="both"/>
+                    <w:spacing w:line="360" w:lineRule="auto"/>
+                  </w:pPr>
+                  <w:r>
+                    <w:rPr>
+                      <w:b/>
+                      <w:bCs/>
+                    </w:rPr>
+                    <w:t xml:space="preserve">No confirmada (resultado negativo)</w:t>
+                  </w:r>
+                </w:p>
+              </w:tc>
+              <w:tc>
+                <w:tcPr/>
+                <w:p>
+                  <w:pPr>
+                    <w:pStyle w:val="Compact"/>
+                    <w:jc w:val="both"/>
+                    <w:spacing w:line="360" w:lineRule="auto"/>
+                  </w:pPr>
+                  <w:r>
+                    <w:t xml:space="preserve">ICC(2,1) entre 0.321 y 0.601; ninguna dimensión alcanza umbral</w:t>
+                  </w:r>
+                  <w:r>
+                    <w:t xml:space="preserve"> </w:t>
+                  </w:r>
+                  <ns1:oMath>
+                    <ns1:r>
+                      <ns1:rPr>
+                        <ns1:sty ns1:val="p"/>
+                      </ns1:rPr>
+                      <ns1:t>≥</ns1:t>
+                    </ns1:r>
+                    <ns1:r>
+                      <ns1:t>0.75</ns1:t>
+                    </ns1:r>
+                  </ns1:oMath>
+                  <w:r>
+                    <w:t xml:space="preserve"> </w:t>
+                  </w:r>
+                  <w:r>
+                    <w:t xml:space="preserve">(EXP4,</w:t>
+                  </w:r>
+                  <w:r>
+                    <w:t xml:space="preserve"> </w:t>
+                  </w:r>
+                  <ns1:oMath>
+                    <ns1:r>
+                      <ns1:t>n</ns1:t>
+                    </ns1:r>
+                    <ns1:r>
+                      <ns1:rPr>
+                        <ns1:sty ns1:val="p"/>
+                      </ns1:rPr>
+                      <ns1:t>=</ns1:t>
+                    </ns1:r>
+                    <ns1:r>
+                      <ns1:t>147</ns1:t>
+                    </ns1:r>
+                  </ns1:oMath>
+                  <w:r>
+                    <w:t xml:space="preserve">, 3 jueces)</w:t>
+                  </w:r>
+                </w:p>
+              </w:tc>
+            </w:tr>
           </w:tbl>
-          <w:bookmarkEnd w:id="167"/>
+          <w:bookmarkEnd w:id="172"/>
           <w:p>
             <w:pPr>
               <w:spacing w:line="360" w:lineRule="auto"/>
@@ -40002,7 +41699,7 @@
       <w:tr>
         <w:tc>
           <w:tcPr/>
-          <w:bookmarkStart w:id="168" w:name="tbl-objetivos"/>
+          <w:bookmarkStart w:id="173" w:name="tbl-objetivos"/>
           <w:p>
             <w:pPr>
               <w:jc w:val="both"/>
@@ -40199,8 +41896,53 @@
                 </w:p>
               </w:tc>
             </w:tr>
+            <w:tr>
+              <w:tc>
+                <w:tcPr/>
+                <w:p>
+                  <w:pPr>
+                    <w:pStyle w:val="Compact"/>
+                    <w:jc w:val="both"/>
+                    <w:spacing w:line="360" w:lineRule="auto"/>
+                  </w:pPr>
+                  <w:r>
+                    <w:t xml:space="preserve">OE6 — Cuantificar fiabilidad de evaluadores semánticos LLM</w:t>
+                  </w:r>
+                </w:p>
+              </w:tc>
+              <w:tc>
+                <w:tcPr/>
+                <w:p>
+                  <w:pPr>
+                    <w:pStyle w:val="Compact"/>
+                    <w:jc w:val="both"/>
+                    <w:spacing w:line="360" w:lineRule="auto"/>
+                  </w:pPr>
+                  <w:r>
+                    <w:t xml:space="preserve">Completado (resultado negativo). EXP4: ICC(2,1) entre 0.321 y 0.601 en 7 dimensiones; ninguna alcanza umbral</w:t>
+                  </w:r>
+                  <w:r>
+                    <w:t xml:space="preserve"> </w:t>
+                  </w:r>
+                  <ns1:oMath>
+                    <ns1:r>
+                      <ns1:rPr>
+                        <ns1:sty ns1:val="p"/>
+                      </ns1:rPr>
+                      <ns1:t>≥</ns1:t>
+                    </ns1:r>
+                    <ns1:r>
+                      <ns1:t>0.75</ns1:t>
+                    </ns1:r>
+                  </ns1:oMath>
+                  <w:r>
+                    <w:t xml:space="preserve">. Véase §sec-exp4-fiabilidad.</w:t>
+                  </w:r>
+                </w:p>
+              </w:tc>
+            </w:tr>
           </w:tbl>
-          <w:bookmarkEnd w:id="168"/>
+          <w:bookmarkEnd w:id="173"/>
           <w:p>
             <w:pPr>
               <w:spacing w:line="360" w:lineRule="auto"/>
@@ -40210,8 +41952,8 @@
         </w:tc>
       </w:tr>
     </w:tbl>
-    <w:bookmarkEnd w:id="169"/>
-    <w:bookmarkStart w:id="173" w:name="sec-contribuciones"/>
+    <w:bookmarkEnd w:id="174"/>
+    <w:bookmarkStart w:id="178" w:name="sec-contribuciones"/>
     <w:p>
       <w:pPr>
         <w:pStyle w:val="Ttulo2"/>
@@ -40222,7 +41964,7 @@
         <w:t xml:space="preserve">Contribuciones científicas</w:t>
       </w:r>
     </w:p>
-    <w:bookmarkStart w:id="170" w:name="X2e7af289f3df14f7e31f2445fc83a79cfc8b431"/>
+    <w:bookmarkStart w:id="175" w:name="X2e7af289f3df14f7e31f2445fc83a79cfc8b431"/>
     <w:p>
       <w:pPr>
         <w:pStyle w:val="Ttulo3"/>
@@ -40436,8 +42178,8 @@
         <w:t xml:space="preserve">.</w:t>
       </w:r>
     </w:p>
-    <w:bookmarkEnd w:id="170"/>
-    <w:bookmarkStart w:id="171" w:name="X93d1d918ce055ba24ba9e9f0b305f424c9a5ca8"/>
+    <w:bookmarkEnd w:id="175"/>
+    <w:bookmarkStart w:id="176" w:name="X93d1d918ce055ba24ba9e9f0b305f424c9a5ca8"/>
     <w:p>
       <w:pPr>
         <w:pStyle w:val="Ttulo3"/>
@@ -40632,8 +42374,8 @@
         <w:t xml:space="preserve">el espacio experimental del benchmark.</w:t>
       </w:r>
     </w:p>
-    <w:bookmarkEnd w:id="171"/>
-    <w:bookmarkStart w:id="172" w:name="X6583905c1b1630bf3acfdae91528ca52ef61481"/>
+    <w:bookmarkEnd w:id="176"/>
+    <w:bookmarkStart w:id="177" w:name="X6583905c1b1630bf3acfdae91528ca52ef61481"/>
     <w:p>
       <w:pPr>
         <w:pStyle w:val="Ttulo3"/>
@@ -40903,9 +42645,9 @@
         <w:t xml:space="preserve">son aceptables en la mayoría de los contextos.</w:t>
       </w:r>
     </w:p>
-    <w:bookmarkEnd w:id="172"/>
-    <w:bookmarkEnd w:id="173"/>
-    <w:bookmarkStart w:id="175" w:name="sec-posicionamiento"/>
+    <w:bookmarkEnd w:id="177"/>
+    <w:bookmarkEnd w:id="178"/>
+    <w:bookmarkStart w:id="180" w:name="sec-posicionamiento"/>
     <w:p>
       <w:pPr>
         <w:pStyle w:val="Ttulo2"/>
@@ -40962,7 +42704,7 @@
       <w:tr>
         <w:tc>
           <w:tcPr/>
-          <w:bookmarkStart w:id="174" w:name="tbl-contribucion-separacion"/>
+          <w:bookmarkStart w:id="179" w:name="tbl-contribucion-separacion"/>
           <w:p>
             <w:pPr>
               <w:jc w:val="both"/>
@@ -41351,7 +43093,7 @@
               </w:tc>
             </w:tr>
           </w:tbl>
-          <w:bookmarkEnd w:id="174"/>
+          <w:bookmarkEnd w:id="179"/>
           <w:p>
             <w:pPr>
               <w:spacing w:line="360" w:lineRule="auto"/>
@@ -41525,8 +43267,8 @@
         <w:t xml:space="preserve">puede rastrearse hasta una celda del diseño factorial.</w:t>
       </w:r>
     </w:p>
-    <w:bookmarkEnd w:id="175"/>
-    <w:bookmarkStart w:id="176" w:name="sec-limitaciones"/>
+    <w:bookmarkEnd w:id="180"/>
+    <w:bookmarkStart w:id="181" w:name="sec-limitaciones"/>
     <w:p>
       <w:pPr>
         <w:pStyle w:val="Ttulo2"/>
@@ -41753,41 +43495,207 @@
           <w:b/>
           <w:bCs/>
         </w:rPr>
-        <w:t xml:space="preserve">Configuraciones de referencia.</w:t>
-      </w:r>
-      <w:r>
-        <w:t xml:space="preserve"> </w:t>
-      </w:r>
-      <w:r>
-        <w:t xml:space="preserve">Los resultados son válidos bajo las</w:t>
-      </w:r>
-      <w:r>
-        <w:t xml:space="preserve"> </w:t>
-      </w:r>
-      <w:r>
-        <w:t xml:space="preserve">configuraciones predeterminadas de cada método (número de muestras de LIME,</w:t>
-      </w:r>
-      <w:r>
-        <w:t xml:space="preserve"> </w:t>
-      </w:r>
-      <w:r>
-        <w:t xml:space="preserve">número de vecinos de SHAP, parámetros de búsqueda de Anchors). La sensibilidad</w:t>
-      </w:r>
-      <w:r>
-        <w:t xml:space="preserve"> </w:t>
-      </w:r>
-      <w:r>
-        <w:t xml:space="preserve">de los resultados a variaciones sistemáticas de hiperparámetros no ha sido</w:t>
-      </w:r>
-      <w:r>
-        <w:t xml:space="preserve"> </w:t>
-      </w:r>
-      <w:r>
-        <w:t xml:space="preserve">explorada de forma exhaustiva en este benchmark.</w:t>
-      </w:r>
-    </w:p>
-    <w:bookmarkEnd w:id="176"/>
-    <w:bookmarkStart w:id="178" w:name="sec-fronteras"/>
+        <w:t xml:space="preserve">Configuraciones de referencia y artefactos de diseño.</w:t>
+      </w:r>
+      <w:r>
+        <w:t xml:space="preserve"> </w:t>
+      </w:r>
+      <w:r>
+        <w:t xml:space="preserve">Los resultados son válidos bajo las configuraciones de referencia de cada método. Tres caveats específicos deben tenerse en cuenta al interpretar las métricas de LIME.</w:t>
+      </w:r>
+    </w:p>
+    <w:p>
+      <w:pPr>
+        <w:pStyle w:val="Textoindependiente"/>
+        <w:spacing w:line="360" w:lineRule="auto"/>
+        <w:jc w:val="both"/>
+      </w:pPr>
+      <w:r>
+        <w:rPr>
+          <w:i/>
+          <w:iCs/>
+        </w:rPr>
+        <w:t xml:space="preserve">Artefacto de parsimonia.</w:t>
+      </w:r>
+      <w:r>
+        <w:t xml:space="preserve"> </w:t>
+      </w:r>
+      <w:r>
+        <w:t xml:space="preserve">El parámetro</w:t>
+      </w:r>
+      <w:r>
+        <w:t xml:space="preserve"> </w:t>
+      </w:r>
+      <w:r>
+        <w:rPr>
+          <w:rStyle w:val="VerbatimChar"/>
+        </w:rPr>
+        <w:t xml:space="preserve">num_features = 10</w:t>
+      </w:r>
+      <w:r>
+        <w:t xml:space="preserve"> </w:t>
+      </w:r>
+      <w:r>
+        <w:t xml:space="preserve">de LIME actúa como techo rígido sobre el número de características activas devueltas. La parsimonia de LIME es, por tanto, un artefacto de configuración, no una propiedad emergente del modelo sustituto local. Las comparaciones de parsimonia con métodos sin restricción explícita deben interpretarse en este contexto.</w:t>
+      </w:r>
+    </w:p>
+    <w:p>
+      <w:pPr>
+        <w:pStyle w:val="Textoindependiente"/>
+        <w:spacing w:line="360" w:lineRule="auto"/>
+        <w:jc w:val="both"/>
+      </w:pPr>
+      <w:r>
+        <w:rPr>
+          <w:i/>
+          <w:iCs/>
+        </w:rPr>
+        <w:t xml:space="preserve">Inestabilidad estructural de LIME.</w:t>
+      </w:r>
+      <w:r>
+        <w:t xml:space="preserve"> </w:t>
+      </w:r>
+      <w:r>
+        <w:t xml:space="preserve">La inestabilidad de LIME (CV = 86.2%, similitud coseno media ≈ 0.014) fue examinada sistemáticamente variando</w:t>
+      </w:r>
+      <w:r>
+        <w:t xml:space="preserve"> </w:t>
+      </w:r>
+      <w:r>
+        <w:rPr>
+          <w:rStyle w:val="VerbatimChar"/>
+        </w:rPr>
+        <w:t xml:space="preserve">num_samples</w:t>
+      </w:r>
+      <w:r>
+        <w:t xml:space="preserve"> </w:t>
+      </w:r>
+      <w:r>
+        <w:t xml:space="preserve">∈ {500, 1000, 2000}: la estabilidad permanece cercana a cero en todos los niveles, descartando que el resultado sea un artefacto de convergencia. Un análisis adicional de sensibilidad a</w:t>
+      </w:r>
+      <w:r>
+        <w:t xml:space="preserve"> </w:t>
+      </w:r>
+      <w:r>
+        <w:rPr>
+          <w:rStyle w:val="VerbatimChar"/>
+        </w:rPr>
+        <w:t xml:space="preserve">kernel_width</w:t>
+      </w:r>
+      <w:r>
+        <w:t xml:space="preserve"> </w:t>
+      </w:r>
+      <w:r>
+        <w:t xml:space="preserve">∈ {0.25, 0.75, 3.0, 10.0} muestra que los valores inferiores a 3.0 producen pesos degenerados (cero) en el espacio de características preprocesado de 103 dimensiones, confirmando que la referencia es el mínimo viable y que la inestabilidad es estructural, no dependiente de la configuración del kernel (Apéndice C).</w:t>
+      </w:r>
+    </w:p>
+    <w:p>
+      <w:pPr>
+        <w:pStyle w:val="Textoindependiente"/>
+        <w:spacing w:line="360" w:lineRule="auto"/>
+        <w:jc w:val="both"/>
+      </w:pPr>
+      <w:r>
+        <w:rPr>
+          <w:i/>
+          <w:iCs/>
+        </w:rPr>
+        <w:t xml:space="preserve">Sesgo de enmascaramiento y correlaciones de características.</w:t>
+      </w:r>
+      <w:r>
+        <w:t xml:space="preserve"> </w:t>
+      </w:r>
+      <w:r>
+        <w:t xml:space="preserve">La métrica de fidelidad enmascara características individualmente sustituyéndolas por valores de referencia medios. En el dataset Adult Income, pares como</w:t>
+      </w:r>
+      <w:r>
+        <w:t xml:space="preserve"> </w:t>
+      </w:r>
+      <w:r>
+        <w:rPr>
+          <w:rStyle w:val="VerbatimChar"/>
+        </w:rPr>
+        <w:t xml:space="preserve">education</w:t>
+      </w:r>
+      <w:r>
+        <w:t xml:space="preserve">/</w:t>
+      </w:r>
+      <w:r>
+        <w:rPr>
+          <w:rStyle w:val="VerbatimChar"/>
+        </w:rPr>
+        <w:t xml:space="preserve">education-num</w:t>
+      </w:r>
+      <w:r>
+        <w:t xml:space="preserve"> </w:t>
+      </w:r>
+      <w:r>
+        <w:t xml:space="preserve">(</w:t>
+      </w:r>
+      <ns1:oMath>
+        <ns1:r>
+          <ns1:t>r</ns1:t>
+        </ns1:r>
+        <ns1:r>
+          <ns1:rPr>
+            <ns1:sty ns1:val="p"/>
+          </ns1:rPr>
+          <ns1:t>=</ns1:t>
+        </ns1:r>
+        <ns1:r>
+          <ns1:t>1.0</ns1:t>
+        </ns1:r>
+      </ns1:oMath>
+      <w:r>
+        <w:t xml:space="preserve">) y</w:t>
+      </w:r>
+      <w:r>
+        <w:t xml:space="preserve"> </w:t>
+      </w:r>
+      <w:r>
+        <w:rPr>
+          <w:rStyle w:val="VerbatimChar"/>
+        </w:rPr>
+        <w:t xml:space="preserve">occupation</w:t>
+      </w:r>
+      <w:r>
+        <w:t xml:space="preserve">/</w:t>
+      </w:r>
+      <w:r>
+        <w:rPr>
+          <w:rStyle w:val="VerbatimChar"/>
+        </w:rPr>
+        <w:t xml:space="preserve">education</w:t>
+      </w:r>
+      <w:r>
+        <w:t xml:space="preserve"> </w:t>
+      </w:r>
+      <w:r>
+        <w:t xml:space="preserve">(Cramér’s</w:t>
+      </w:r>
+      <w:r>
+        <w:t xml:space="preserve"> </w:t>
+      </w:r>
+      <ns1:oMath>
+        <ns1:r>
+          <ns1:t>V</ns1:t>
+        </ns1:r>
+        <ns1:r>
+          <ns1:rPr>
+            <ns1:sty ns1:val="p"/>
+          </ns1:rPr>
+          <ns1:t>≈</ns1:t>
+        </ns1:r>
+        <ns1:r>
+          <ns1:t>0.34</ns1:t>
+        </ns1:r>
+      </ns1:oMath>
+      <w:r>
+        <w:t xml:space="preserve">) están moderadamente correlacionados. El enmascaramiento independiente de características correlacionadas genera instancias fuera de la distribución de entrenamiento, lo que puede sesgar la estimación de la importancia de características al hacer que el modelo reciba combinaciones de valores implausibles. No puede descartarse que parte de la brecha de fidelidad SHAP-LIME refleje sensibilidad diferencial a este sesgo en lugar de diferencias puras de calidad de atribución.</w:t>
+      </w:r>
+    </w:p>
+    <w:bookmarkEnd w:id="181"/>
+    <w:bookmarkStart w:id="184" w:name="sec-fronteras"/>
     <w:p>
       <w:pPr>
         <w:pStyle w:val="Ttulo2"/>
@@ -41856,7 +43764,7 @@
       <w:tr>
         <w:tc>
           <w:tcPr/>
-          <w:bookmarkStart w:id="177" w:name="tbl-fronteras-generalizacion"/>
+          <w:bookmarkStart w:id="182" w:name="tbl-fronteras-generalizacion"/>
           <w:p>
             <w:pPr>
               <w:jc w:val="both"/>
@@ -42013,21 +43921,48 @@
                     <w:spacing w:line="360" w:lineRule="auto"/>
                   </w:pPr>
                   <w:r>
-                    <w:t xml:space="preserve">Dominios de imagen, texto, series temporales; otros datasets tabulares; otras operacionalizaciones de fidelidad (ROAR, pixel-flipping)</w:t>
-                  </w:r>
-                </w:p>
-              </w:tc>
-              <w:tc>
-                <w:tcPr/>
-                <w:p>
-                  <w:pPr>
-                    <w:pStyle w:val="Compact"/>
-                    <w:jc w:val="both"/>
-                    <w:jc w:val="center"/>
-                    <w:spacing w:line="360" w:lineRule="auto"/>
-                  </w:pPr>
-                  <w:r>
-                    <w:t xml:space="preserve">EXP3: replicación en al menos dos datasets tabulares adicionales con distribuciones distintas</w:t>
+                    <w:t xml:space="preserve">Dominios de imagen, texto, series temporales; datasets tabulares adicionales para la comparación específica SHAP-LIME; otras operacionalizaciones de fidelidad (ROAR, pixel-flipping)</w:t>
+                  </w:r>
+                </w:p>
+              </w:tc>
+              <w:tc>
+                <w:tcPr/>
+                <w:p>
+                  <w:pPr>
+                    <w:pStyle w:val="Compact"/>
+                    <w:jc w:val="both"/>
+                    <w:jc w:val="center"/>
+                    <w:spacing w:line="360" w:lineRule="auto"/>
+                  </w:pPr>
+                  <w:r>
+                    <w:rPr>
+                      <w:b/>
+                      <w:bCs/>
+                    </w:rPr>
+                    <w:t xml:space="preserve">Validación parcial completada (EXP3):</w:t>
+                  </w:r>
+                  <w:r>
+                    <w:t xml:space="preserve"> </w:t>
+                  </w:r>
+                  <w:r>
+                    <w:t xml:space="preserve">el ordenamiento SHAP</w:t>
+                  </w:r>
+                  <w:r>
+                    <w:t xml:space="preserve"> </w:t>
+                  </w:r>
+                  <ns1:oMath>
+                    <ns1:r>
+                      <ns1:rPr>
+                        <ns1:sty ns1:val="p"/>
+                      </ns1:rPr>
+                      <ns1:t>&gt;</ns1:t>
+                    </ns1:r>
+                  </ns1:oMath>
+                  <w:r>
+                    <w:t xml:space="preserve"> </w:t>
+                  </w:r>
+                  <w:r>
+                    <w:t xml:space="preserve">Anchors en fidelidad fue replicado en Breast Cancer Wisconsin y German Credit (12/12 combinaciones pareadas; véase §sec-exp3-nota). Pendiente: replicación del contraste SHAP-LIME en datasets adicionales.</w:t>
                   </w:r>
                 </w:p>
               </w:tc>
@@ -42371,7 +44306,7 @@
               </w:tc>
             </w:tr>
           </w:tbl>
-          <w:bookmarkEnd w:id="177"/>
+          <w:bookmarkEnd w:id="182"/>
           <w:p>
             <w:pPr>
               <w:spacing w:line="360" w:lineRule="auto"/>
@@ -42415,16 +44350,15 @@
         <w:t xml:space="preserve">investigadores que deseen construir sobre estos resultados.</w:t>
       </w:r>
     </w:p>
-    <w:bookmarkEnd w:id="178"/>
-    <w:bookmarkStart w:id="179" w:name="sec-futuro"/>
-    <w:p>
-      <w:pPr>
-        <w:pStyle w:val="Ttulo2"/>
-        <w:spacing w:line="360" w:lineRule="auto"/>
-        <w:jc w:val="both"/>
-      </w:pPr>
-      <w:r>
-        <w:t xml:space="preserve">Líneas de investigación futura</w:t>
+    <w:bookmarkStart w:id="183" w:name="sec-exp3-nota"/>
+    <w:p>
+      <w:pPr>
+        <w:pStyle w:val="Ttulo3"/>
+        <w:spacing w:line="360" w:lineRule="auto"/>
+        <w:jc w:val="both"/>
+      </w:pPr>
+      <w:r>
+        <w:t xml:space="preserve">Nota sobre la validación externa parcial: EXP3</w:t>
       </w:r>
     </w:p>
     <w:p>
@@ -42434,13 +44368,225 @@
         <w:jc w:val="both"/>
       </w:pPr>
       <w:r>
-        <w:t xml:space="preserve">Los resultados, las limitaciones y la taxonomía del Capítulo 5 convergen en</w:t>
-      </w:r>
-      <w:r>
-        <w:t xml:space="preserve"> </w:t>
-      </w:r>
-      <w:r>
-        <w:t xml:space="preserve">señalar cinco extensiones de investigación con fundamento empírico:</w:t>
+        <w:t xml:space="preserve">Durante el desarrollo de esta línea de investigación se completó una validación</w:t>
+      </w:r>
+      <w:r>
+        <w:t xml:space="preserve"> </w:t>
+      </w:r>
+      <w:r>
+        <w:t xml:space="preserve">externa parcial del ordenamiento de fidelidad (EXP3). El estudio comparó SHAP</w:t>
+      </w:r>
+      <w:r>
+        <w:t xml:space="preserve"> </w:t>
+      </w:r>
+      <w:r>
+        <w:t xml:space="preserve">frente a Anchors en dos datasets tabulares binarios adicionales: Breast Cancer</w:t>
+      </w:r>
+      <w:r>
+        <w:t xml:space="preserve"> </w:t>
+      </w:r>
+      <w:r>
+        <w:t xml:space="preserve">Wisconsin</w:t>
+      </w:r>
+      <w:r>
+        <w:t xml:space="preserve"> </w:t>
+      </w:r>
+      <w:r>
+        <w:t xml:space="preserve">(</w:t>
+      </w:r>
+      <ns1:oMath>
+        <ns1:r>
+          <ns1:t>n</ns1:t>
+        </ns1:r>
+        <ns1:r>
+          <ns1:rPr>
+            <ns1:sty ns1:val="p"/>
+          </ns1:rPr>
+          <ns1:t>=</ns1:t>
+        </ns1:r>
+        <ns1:r>
+          <ns1:t>569</ns1:t>
+        </ns1:r>
+      </ns1:oMath>
+      <w:r>
+        <w:t xml:space="preserve">, 30 características, Dua and Graff 2019)</w:t>
+      </w:r>
+      <w:r>
+        <w:t xml:space="preserve"> </w:t>
+      </w:r>
+      <w:r>
+        <w:t xml:space="preserve">y German Credit</w:t>
+      </w:r>
+      <w:r>
+        <w:t xml:space="preserve"> </w:t>
+      </w:r>
+      <w:r>
+        <w:t xml:space="preserve">(</w:t>
+      </w:r>
+      <ns1:oMath>
+        <ns1:r>
+          <ns1:t>n</ns1:t>
+        </ns1:r>
+        <ns1:r>
+          <ns1:rPr>
+            <ns1:sty ns1:val="p"/>
+          </ns1:rPr>
+          <ns1:t>=</ns1:t>
+        </ns1:r>
+        <ns1:r>
+          <ns1:t>1</ns1:t>
+        </ns1:r>
+        <ns1:r>
+          <ns1:rPr>
+            <ns1:sty ns1:val="p"/>
+          </ns1:rPr>
+          <ns1:t>,</ns1:t>
+        </ns1:r>
+        <ns1:r>
+          <ns1:t>000</ns1:t>
+        </ns1:r>
+      </ns1:oMath>
+      <w:r>
+        <w:t xml:space="preserve">, 20 características, Dua and Graff 2019)</w:t>
+      </w:r>
+      <w:r>
+        <w:t xml:space="preserve">, empleando los modelos Random Forest</w:t>
+      </w:r>
+      <w:r>
+        <w:t xml:space="preserve"> </w:t>
+      </w:r>
+      <w:r>
+        <w:t xml:space="preserve">y XGBoost con tres semillas por combinación (</w:t>
+      </w:r>
+      <ns1:oMath>
+        <ns1:r>
+          <ns1:t>3</ns1:t>
+        </ns1:r>
+        <ns1:r>
+          <ns1:rPr>
+            <ns1:sty ns1:val="p"/>
+          </ns1:rPr>
+          <ns1:t>×</ns1:t>
+        </ns1:r>
+        <ns1:r>
+          <ns1:t>2</ns1:t>
+        </ns1:r>
+        <ns1:r>
+          <ns1:rPr>
+            <ns1:sty ns1:val="p"/>
+          </ns1:rPr>
+          <ns1:t>×</ns1:t>
+        </ns1:r>
+        <ns1:r>
+          <ns1:t>2</ns1:t>
+        </ns1:r>
+        <ns1:r>
+          <ns1:rPr>
+            <ns1:sty ns1:val="p"/>
+          </ns1:rPr>
+          <ns1:t>=</ns1:t>
+        </ns1:r>
+        <ns1:r>
+          <ns1:t>12</ns1:t>
+        </ns1:r>
+      </ns1:oMath>
+      <w:r>
+        <w:t xml:space="preserve"> </w:t>
+      </w:r>
+      <w:r>
+        <w:t xml:space="preserve">comparaciones pareadas por dataset</w:t>
+      </w:r>
+      <w:r>
+        <w:t xml:space="preserve"> </w:t>
+      </w:r>
+      <ns1:oMath>
+        <ns1:r>
+          <ns1:rPr>
+            <ns1:sty ns1:val="p"/>
+          </ns1:rPr>
+          <ns1:t>×</ns1:t>
+        </ns1:r>
+      </ns1:oMath>
+      <w:r>
+        <w:t xml:space="preserve"> </w:t>
+      </w:r>
+      <w:r>
+        <w:t xml:space="preserve">modelo</w:t>
+      </w:r>
+      <w:r>
+        <w:t xml:space="preserve"> </w:t>
+      </w:r>
+      <ns1:oMath>
+        <ns1:r>
+          <ns1:rPr>
+            <ns1:sty ns1:val="p"/>
+          </ns1:rPr>
+          <ns1:t>×</ns1:t>
+        </ns1:r>
+      </ns1:oMath>
+      <w:r>
+        <w:t xml:space="preserve"> </w:t>
+      </w:r>
+      <w:r>
+        <w:t xml:space="preserve">semilla). SHAP</w:t>
+      </w:r>
+      <w:r>
+        <w:t xml:space="preserve"> </w:t>
+      </w:r>
+      <w:r>
+        <w:t xml:space="preserve">superó a Anchors en fidelidad en las 12 combinaciones, con brechas medias de</w:t>
+      </w:r>
+      <w:r>
+        <w:t xml:space="preserve"> </w:t>
+      </w:r>
+      <ns1:oMath>
+        <ns1:r>
+          <ns1:rPr>
+            <ns1:sty ns1:val="p"/>
+          </ns1:rPr>
+          <ns1:t>+</ns1:t>
+        </ns1:r>
+        <ns1:r>
+          <ns1:t>0.26</ns1:t>
+        </ns1:r>
+      </ns1:oMath>
+      <w:r>
+        <w:t xml:space="preserve"> </w:t>
+      </w:r>
+      <w:r>
+        <w:t xml:space="preserve">(German Credit, RF) a</w:t>
+      </w:r>
+      <w:r>
+        <w:t xml:space="preserve"> </w:t>
+      </w:r>
+      <ns1:oMath>
+        <ns1:r>
+          <ns1:rPr>
+            <ns1:sty ns1:val="p"/>
+          </ns1:rPr>
+          <ns1:t>+</ns1:t>
+        </ns1:r>
+        <ns1:r>
+          <ns1:t>0.51</ns1:t>
+        </ns1:r>
+      </ns1:oMath>
+      <w:r>
+        <w:t xml:space="preserve"> </w:t>
+      </w:r>
+      <w:r>
+        <w:t xml:space="preserve">(Breast Cancer, RF). Estos resultados</w:t>
+      </w:r>
+      <w:r>
+        <w:t xml:space="preserve"> </w:t>
+      </w:r>
+      <w:r>
+        <w:t xml:space="preserve">replican el ordenamiento observado en EXP2 en espacios de características con</w:t>
+      </w:r>
+      <w:r>
+        <w:t xml:space="preserve"> </w:t>
+      </w:r>
+      <w:r>
+        <w:t xml:space="preserve">dimensionalidad y distribución distintas al dataset primario.</w:t>
       </w:r>
     </w:p>
     <w:p>
@@ -42450,53 +44596,320 @@
         <w:jc w:val="both"/>
       </w:pPr>
       <w:r>
-        <w:rPr>
-          <w:b/>
-          <w:bCs/>
-        </w:rPr>
-        <w:t xml:space="preserve">1. Extensión del benchmark a dominios de imagen y texto.</w:t>
-      </w:r>
-      <w:r>
-        <w:t xml:space="preserve"> </w:t>
-      </w:r>
-      <w:r>
-        <w:t xml:space="preserve">La arquitectura</w:t>
-      </w:r>
-      <w:r>
-        <w:t xml:space="preserve"> </w:t>
-      </w:r>
-      <w:r>
-        <w:t xml:space="preserve">experimental del FOM-7 es portátil. Su aplicación a dominios no tabulares</w:t>
-      </w:r>
-      <w:r>
-        <w:t xml:space="preserve"> </w:t>
-      </w:r>
-      <w:r>
-        <w:t xml:space="preserve">requiere redefinir las métricas de fidelidad (sustituyendo enmascaramiento</w:t>
-      </w:r>
-      <w:r>
-        <w:t xml:space="preserve"> </w:t>
-      </w:r>
-      <w:r>
-        <w:t xml:space="preserve">de características por pixel-flipping o eliminación de tokens) y estabilidad</w:t>
-      </w:r>
-      <w:r>
-        <w:t xml:space="preserve"> </w:t>
-      </w:r>
-      <w:r>
-        <w:t xml:space="preserve">(sustituyendo perturbación gaussiana por transformaciones específicas del</w:t>
-      </w:r>
-      <w:r>
-        <w:t xml:space="preserve"> </w:t>
-      </w:r>
-      <w:r>
-        <w:t xml:space="preserve">dominio). El protocolo FOM-7 está diseñado para acomodar esta extensión sin</w:t>
-      </w:r>
-      <w:r>
-        <w:t xml:space="preserve"> </w:t>
-      </w:r>
-      <w:r>
-        <w:t xml:space="preserve">cambios en su lógica de puertas.</w:t>
+        <w:t xml:space="preserve">Adicionalmente, se completó una extensión de EXP3 que incluye LIME en los</w:t>
+      </w:r>
+      <w:r>
+        <w:t xml:space="preserve"> </w:t>
+      </w:r>
+      <w:r>
+        <w:t xml:space="preserve">mismos dos datasets, utilizando el protocolo de fidelidad y estabilidad del</w:t>
+      </w:r>
+      <w:r>
+        <w:t xml:space="preserve"> </w:t>
+      </w:r>
+      <w:r>
+        <w:t xml:space="preserve">diseño EXP2 (</w:t>
+      </w:r>
+      <ns1:oMath>
+        <ns1:r>
+          <ns1:t>N</ns1:t>
+        </ns1:r>
+        <ns1:r>
+          <ns1:rPr>
+            <ns1:sty ns1:val="p"/>
+          </ns1:rPr>
+          <ns1:t>=</ns1:t>
+        </ns1:r>
+        <ns1:r>
+          <ns1:t>100</ns1:t>
+        </ns1:r>
+      </ns1:oMath>
+      <w:r>
+        <w:t xml:space="preserve">, 50 por clase; estabilidad:</w:t>
+      </w:r>
+      <w:r>
+        <w:t xml:space="preserve"> </w:t>
+      </w:r>
+      <ns1:oMath>
+        <ns1:r>
+          <ns1:t>T</ns1:t>
+        </ns1:r>
+        <ns1:r>
+          <ns1:rPr>
+            <ns1:sty ns1:val="p"/>
+          </ns1:rPr>
+          <ns1:t>=</ns1:t>
+        </ns1:r>
+        <ns1:r>
+          <ns1:t>15</ns1:t>
+        </ns1:r>
+      </ns1:oMath>
+      <w:r>
+        <w:t xml:space="preserve"> </w:t>
+      </w:r>
+      <w:r>
+        <w:t xml:space="preserve">perturbaciones</w:t>
+      </w:r>
+      <w:r>
+        <w:t xml:space="preserve"> </w:t>
+      </w:r>
+      <w:r>
+        <w:t xml:space="preserve">gaussianas,</w:t>
+      </w:r>
+      <w:r>
+        <w:t xml:space="preserve"> </w:t>
+      </w:r>
+      <ns1:oMath>
+        <ns1:r>
+          <ns1:t>σ</ns1:t>
+        </ns1:r>
+        <ns1:r>
+          <ns1:rPr>
+            <ns1:sty ns1:val="p"/>
+          </ns1:rPr>
+          <ns1:t>=</ns1:t>
+        </ns1:r>
+        <ns1:r>
+          <ns1:t>0.1</ns1:t>
+        </ns1:r>
+      </ns1:oMath>
+      <w:r>
+        <w:t xml:space="preserve">). Los resultados principales son los siguientes.</w:t>
+      </w:r>
+      <w:r>
+        <w:t xml:space="preserve"> </w:t>
+      </w:r>
+      <w:r>
+        <w:t xml:space="preserve">En fidelidad, LIME alcanza valores de</w:t>
+      </w:r>
+      <w:r>
+        <w:t xml:space="preserve"> </w:t>
+      </w:r>
+      <ns1:oMath>
+        <ns1:r>
+          <ns1:t>0.713</ns1:t>
+        </ns1:r>
+      </ns1:oMath>
+      <w:r>
+        <w:t xml:space="preserve"> </w:t>
+      </w:r>
+      <w:r>
+        <w:t xml:space="preserve">(BC, RF) y</w:t>
+      </w:r>
+      <w:r>
+        <w:t xml:space="preserve"> </w:t>
+      </w:r>
+      <ns1:oMath>
+        <ns1:r>
+          <ns1:t>0.543</ns1:t>
+        </ns1:r>
+      </ns1:oMath>
+      <w:r>
+        <w:t xml:space="preserve"> </w:t>
+      </w:r>
+      <w:r>
+        <w:t xml:space="preserve">(BC, XGB),</w:t>
+      </w:r>
+      <w:r>
+        <w:t xml:space="preserve"> </w:t>
+      </w:r>
+      <w:r>
+        <w:t xml:space="preserve">frente a</w:t>
+      </w:r>
+      <w:r>
+        <w:t xml:space="preserve"> </w:t>
+      </w:r>
+      <ns1:oMath>
+        <ns1:r>
+          <ns1:t>0.483</ns1:t>
+        </ns1:r>
+      </ns1:oMath>
+      <w:r>
+        <w:t xml:space="preserve"> </w:t>
+      </w:r>
+      <w:r>
+        <w:t xml:space="preserve">(GC, RF) y</w:t>
+      </w:r>
+      <w:r>
+        <w:t xml:space="preserve"> </w:t>
+      </w:r>
+      <ns1:oMath>
+        <ns1:r>
+          <ns1:t>0.468</ns1:t>
+        </ns1:r>
+      </ns1:oMath>
+      <w:r>
+        <w:t xml:space="preserve"> </w:t>
+      </w:r>
+      <w:r>
+        <w:t xml:space="preserve">(GC, XGB). El ordenamiento SHAP &gt; LIME se</w:t>
+      </w:r>
+      <w:r>
+        <w:t xml:space="preserve"> </w:t>
+      </w:r>
+      <w:r>
+        <w:t xml:space="preserve">sostiene en German Credit pero la brecha se reduce en Breast Cancer (</w:t>
+      </w:r>
+      <ns1:oMath>
+        <ns1:r>
+          <ns1:rPr>
+            <ns1:sty ns1:val="p"/>
+          </ns1:rPr>
+          <ns1:t>+</ns1:t>
+        </ns1:r>
+        <ns1:r>
+          <ns1:t>0.07</ns1:t>
+        </ns1:r>
+      </ns1:oMath>
+      <w:r>
+        <w:t xml:space="preserve"> </w:t>
+      </w:r>
+      <w:r>
+        <w:t xml:space="preserve">en BC frente a</w:t>
+      </w:r>
+      <w:r>
+        <w:t xml:space="preserve"> </w:t>
+      </w:r>
+      <ns1:oMath>
+        <ns1:r>
+          <ns1:rPr>
+            <ns1:sty ns1:val="p"/>
+          </ns1:rPr>
+          <ns1:t>+</ns1:t>
+        </ns1:r>
+        <ns1:r>
+          <ns1:t>0.27</ns1:t>
+        </ns1:r>
+      </ns1:oMath>
+      <w:r>
+        <w:t xml:space="preserve"> </w:t>
+      </w:r>
+      <w:r>
+        <w:t xml:space="preserve">en Adult). El resultado más notable concierne a la</w:t>
+      </w:r>
+      <w:r>
+        <w:t xml:space="preserve"> </w:t>
+      </w:r>
+      <w:r>
+        <w:t xml:space="preserve">estabilidad: LIME obtiene similitud coseno media de</w:t>
+      </w:r>
+      <w:r>
+        <w:t xml:space="preserve"> </w:t>
+      </w:r>
+      <ns1:oMath>
+        <ns1:r>
+          <ns1:t>0.922</ns1:t>
+        </ns1:r>
+      </ns1:oMath>
+      <w:r>
+        <w:t xml:space="preserve">–</w:t>
+      </w:r>
+      <ns1:oMath>
+        <ns1:r>
+          <ns1:t>0.927</ns1:t>
+        </ns1:r>
+      </ns1:oMath>
+      <w:r>
+        <w:t xml:space="preserve"> </w:t>
+      </w:r>
+      <w:r>
+        <w:t xml:space="preserve">en Breast</w:t>
+      </w:r>
+      <w:r>
+        <w:t xml:space="preserve"> </w:t>
+      </w:r>
+      <w:r>
+        <w:t xml:space="preserve">Cancer y</w:t>
+      </w:r>
+      <w:r>
+        <w:t xml:space="preserve"> </w:t>
+      </w:r>
+      <ns1:oMath>
+        <ns1:r>
+          <ns1:t>0.748</ns1:t>
+        </ns1:r>
+      </ns1:oMath>
+      <w:r>
+        <w:t xml:space="preserve">–</w:t>
+      </w:r>
+      <ns1:oMath>
+        <ns1:r>
+          <ns1:t>0.854</ns1:t>
+        </ns1:r>
+      </ns1:oMath>
+      <w:r>
+        <w:t xml:space="preserve"> </w:t>
+      </w:r>
+      <w:r>
+        <w:t xml:space="preserve">en German Credit, en marcado contraste con el valor</w:t>
+      </w:r>
+      <w:r>
+        <w:t xml:space="preserve"> </w:t>
+      </w:r>
+      <w:r>
+        <w:t xml:space="preserve">de</w:t>
+      </w:r>
+      <w:r>
+        <w:t xml:space="preserve"> </w:t>
+      </w:r>
+      <ns1:oMath>
+        <ns1:r>
+          <ns1:t>0.014</ns1:t>
+        </ns1:r>
+      </ns1:oMath>
+      <w:r>
+        <w:t xml:space="preserve"> </w:t>
+      </w:r>
+      <w:r>
+        <w:t xml:space="preserve">registrado en Adult Income. Esta disparidad apunta al espacio de</w:t>
+      </w:r>
+      <w:r>
+        <w:t xml:space="preserve"> </w:t>
+      </w:r>
+      <w:r>
+        <w:t xml:space="preserve">características como factor mediador: Adult Income fue preprocesado mediante</w:t>
+      </w:r>
+      <w:r>
+        <w:t xml:space="preserve"> </w:t>
+      </w:r>
+      <w:r>
+        <w:t xml:space="preserve">codificación one-hot de 13 variables categóricas, produciendo un espacio de</w:t>
+      </w:r>
+      <w:r>
+        <w:t xml:space="preserve"> </w:t>
+      </w:r>
+      <w:r>
+        <w:t xml:space="preserve">103 dimensiones predominantemente binario; Breast Cancer (30 características</w:t>
+      </w:r>
+      <w:r>
+        <w:t xml:space="preserve"> </w:t>
+      </w:r>
+      <w:r>
+        <w:t xml:space="preserve">continuas) y German Credit (61 dimensiones tras preprocesamiento, mezcla de</w:t>
+      </w:r>
+      <w:r>
+        <w:t xml:space="preserve"> </w:t>
+      </w:r>
+      <w:r>
+        <w:t xml:space="preserve">continuas y binarias) presentan estructuras de vecindad más densas y regulares</w:t>
+      </w:r>
+      <w:r>
+        <w:t xml:space="preserve"> </w:t>
+      </w:r>
+      <w:r>
+        <w:t xml:space="preserve">para el kernel de LIME. La inestabilidad estructural de LIME documentada en</w:t>
+      </w:r>
+      <w:r>
+        <w:t xml:space="preserve"> </w:t>
+      </w:r>
+      <w:r>
+        <w:t xml:space="preserve">EXP2 es, por tanto, dependiente del espacio de características, no una</w:t>
+      </w:r>
+      <w:r>
+        <w:t xml:space="preserve"> </w:t>
+      </w:r>
+      <w:r>
+        <w:t xml:space="preserve">propiedad universal del método.</w:t>
       </w:r>
     </w:p>
     <w:p>
@@ -42506,441 +44919,37 @@
         <w:jc w:val="both"/>
       </w:pPr>
       <w:r>
-        <w:rPr>
-          <w:b/>
-          <w:bCs/>
-        </w:rPr>
-        <w:t xml:space="preserve">2. Incorporación de evaluación human-centered.</w:t>
-      </w:r>
-      <w:r>
-        <w:t xml:space="preserve"> </w:t>
-      </w:r>
-      <w:r>
-        <w:t xml:space="preserve">La brecha identificada en</w:t>
-      </w:r>
-      <w:r>
-        <w:t xml:space="preserve"> </w:t>
-      </w:r>
-      <w:r>
-        <w:t xml:space="preserve">el eje de fuente de evidencia de la taxonomía apunta directamente a la</w:t>
-      </w:r>
-      <w:r>
-        <w:t xml:space="preserve"> </w:t>
-      </w:r>
-      <w:r>
-        <w:t xml:space="preserve">necesidad de integrar estudios de usuario en el protocolo. Un estudio con</w:t>
-      </w:r>
-      <w:r>
-        <w:t xml:space="preserve"> </w:t>
-      </w:r>
-      <w:r>
-        <w:t xml:space="preserve">usuarios expertos (médicos, analistas de crédito) que evalúen la comprensión</w:t>
-      </w:r>
-      <w:r>
-        <w:t xml:space="preserve"> </w:t>
-      </w:r>
-      <w:r>
-        <w:t xml:space="preserve">de las explicaciones de SHAP y LIME complementaría los hallazgos funcionales</w:t>
-      </w:r>
-      <w:r>
-        <w:t xml:space="preserve"> </w:t>
-      </w:r>
-      <w:r>
-        <w:t xml:space="preserve">con evidencia de utilidad práctica, completando el espacio de evaluación</w:t>
-      </w:r>
-      <w:r>
-        <w:t xml:space="preserve"> </w:t>
-      </w:r>
-      <w:r>
-        <w:t xml:space="preserve">multi-eje.</w:t>
-      </w:r>
-    </w:p>
-    <w:p>
-      <w:pPr>
-        <w:pStyle w:val="Textoindependiente"/>
-        <w:spacing w:line="360" w:lineRule="auto"/>
-        <w:jc w:val="both"/>
-      </w:pPr>
-      <w:r>
-        <w:rPr>
-          <w:b/>
-          <w:bCs/>
-        </w:rPr>
-        <w:t xml:space="preserve">3. Análisis de la sensibilidad a la configuración de hiperparámetros.</w:t>
-      </w:r>
-      <w:r>
-        <w:t xml:space="preserve"> </w:t>
-      </w:r>
-      <w:r>
-        <w:t xml:space="preserve">El</w:t>
-      </w:r>
-      <w:r>
-        <w:t xml:space="preserve"> </w:t>
-      </w:r>
-      <w:r>
-        <w:t xml:space="preserve">benchmark primario opera con configuraciones de referencia. Un diseño factorial</w:t>
-      </w:r>
-      <w:r>
-        <w:t xml:space="preserve"> </w:t>
-      </w:r>
-      <w:r>
-        <w:t xml:space="preserve">extendido que varíe sistemáticamente los hiperparámetros clave —número de</w:t>
-      </w:r>
-      <w:r>
-        <w:t xml:space="preserve"> </w:t>
-      </w:r>
-      <w:r>
-        <w:t xml:space="preserve">muestras de LIME, estrategia de referencia de SHAP, parámetros de umbral de</w:t>
-      </w:r>
-      <w:r>
-        <w:t xml:space="preserve"> </w:t>
-      </w:r>
-      <w:r>
-        <w:t xml:space="preserve">Anchors— permitiría determinar en qué medida los perfiles de calidad obtenidos</w:t>
-      </w:r>
-      <w:r>
-        <w:t xml:space="preserve"> </w:t>
-      </w:r>
-      <w:r>
-        <w:t xml:space="preserve">son robustos a la sintonización de cada método.</w:t>
-      </w:r>
-    </w:p>
-    <w:p>
-      <w:pPr>
-        <w:pStyle w:val="Textoindependiente"/>
-        <w:spacing w:line="360" w:lineRule="auto"/>
-        <w:jc w:val="both"/>
-      </w:pPr>
-      <w:r>
-        <w:rPr>
-          <w:b/>
-          <w:bCs/>
-        </w:rPr>
-        <w:t xml:space="preserve">4. Replicación en dominios de alto riesgo.</w:t>
-      </w:r>
-      <w:r>
-        <w:t xml:space="preserve"> </w:t>
-      </w:r>
-      <w:r>
-        <w:t xml:space="preserve">Los criterios prescriptivos</w:t>
-      </w:r>
-      <w:r>
-        <w:t xml:space="preserve"> </w:t>
-      </w:r>
-      <w:r>
-        <w:t xml:space="preserve">derivados de este benchmark son válidos bajo el contexto experimental de UCI</w:t>
-      </w:r>
-      <w:r>
-        <w:t xml:space="preserve"> </w:t>
-      </w:r>
-      <w:r>
-        <w:t xml:space="preserve">Adult Income. Su validación en dominios regulados (crédito, salud, justicia)</w:t>
-      </w:r>
-      <w:r>
-        <w:t xml:space="preserve"> </w:t>
-      </w:r>
-      <w:r>
-        <w:t xml:space="preserve">con restricciones normativas explícitas (EU AI Act, GDPR) constituye la</w:t>
-      </w:r>
-      <w:r>
-        <w:t xml:space="preserve"> </w:t>
-      </w:r>
-      <w:r>
-        <w:t xml:space="preserve">extensión de mayor impacto práctico de esta línea de investigación.</w:t>
-      </w:r>
-    </w:p>
-    <w:p>
-      <w:pPr>
-        <w:pStyle w:val="Textoindependiente"/>
-        <w:spacing w:line="360" w:lineRule="auto"/>
-        <w:jc w:val="both"/>
-      </w:pPr>
-      <w:r>
-        <w:rPr>
-          <w:b/>
-          <w:bCs/>
-        </w:rPr>
-        <w:t xml:space="preserve">5. Formalización del eje de comprehensibilidad en la taxonomía.</w:t>
-      </w:r>
-      <w:r>
-        <w:t xml:space="preserve"> </w:t>
-      </w:r>
-      <w:r>
-        <w:t xml:space="preserve">El eje de</w:t>
-      </w:r>
-      <w:r>
-        <w:t xml:space="preserve"> </w:t>
-      </w:r>
-      <w:r>
-        <w:t xml:space="preserve">contexto de tarea de la taxonomía incluye el contexto</w:t>
-      </w:r>
-      <w:r>
-        <w:t xml:space="preserve"> </w:t>
-      </w:r>
-      <w:r>
-        <w:rPr>
-          <w:i/>
-          <w:iCs/>
-        </w:rPr>
-        <w:t xml:space="preserve">usuario final</w:t>
-      </w:r>
-      <w:r>
-        <w:t xml:space="preserve"> </w:t>
-      </w:r>
-      <w:r>
-        <w:t xml:space="preserve">pero no</w:t>
-      </w:r>
-      <w:r>
-        <w:t xml:space="preserve"> </w:t>
-      </w:r>
-      <w:r>
-        <w:t xml:space="preserve">dispone de métricas experimentales en este benchmark. La formalización de</w:t>
-      </w:r>
-      <w:r>
-        <w:t xml:space="preserve"> </w:t>
-      </w:r>
-      <w:r>
-        <w:t xml:space="preserve">métricas de comprehensibilidad normalizadas —siguiendo la propuesta de</w:t>
-      </w:r>
-      <w:r>
-        <w:t xml:space="preserve"> </w:t>
-      </w:r>
-      <w:r>
-        <w:t xml:space="preserve">Bhattacharya y Verbert</w:t>
-      </w:r>
-      <w:r>
-        <w:t xml:space="preserve"> </w:t>
-      </w:r>
-      <w:r>
-        <w:t xml:space="preserve">(2024)</w:t>
-      </w:r>
-      <w:r>
-        <w:t xml:space="preserve"> </w:t>
-      </w:r>
-      <w:r>
-        <w:t xml:space="preserve">de escalas normalizadas entre</w:t>
-      </w:r>
-      <w:r>
-        <w:t xml:space="preserve"> </w:t>
-      </w:r>
-      <w:r>
-        <w:t xml:space="preserve">sistemas— permitiría cerrar el espacio taxonómico con evidencia empírica</w:t>
-      </w:r>
-      <w:r>
-        <w:t xml:space="preserve"> </w:t>
-      </w:r>
-      <w:r>
-        <w:t xml:space="preserve">comparable a la obtenida en los ejes funcionales.</w:t>
-      </w:r>
-    </w:p>
-    <w:bookmarkEnd w:id="179"/>
-    <w:bookmarkStart w:id="180" w:name="sec-sintesis"/>
-    <w:p>
-      <w:pPr>
-        <w:pStyle w:val="Ttulo2"/>
-        <w:spacing w:line="360" w:lineRule="auto"/>
-        <w:jc w:val="both"/>
-      </w:pPr>
-      <w:r>
-        <w:t xml:space="preserve">Síntesis final</w:t>
-      </w:r>
-    </w:p>
-    <w:p>
-      <w:pPr>
-        <w:pStyle w:val="FirstParagraph"/>
-        <w:spacing w:line="360" w:lineRule="auto"/>
-        <w:jc w:val="both"/>
-      </w:pPr>
-      <w:r>
-        <w:t xml:space="preserve">Esta tesis demuestra empíricamente que los métodos de explicabilidad</w:t>
-      </w:r>
-      <w:r>
-        <w:t xml:space="preserve"> </w:t>
-      </w:r>
-      <w:r>
-        <w:t xml:space="preserve">post-hoc agnósticos al modelo difieren de forma sustantiva, consistente y</w:t>
-      </w:r>
-      <w:r>
-        <w:t xml:space="preserve"> </w:t>
-      </w:r>
-      <w:r>
-        <w:t xml:space="preserve">estadísticamente robusta en múltiples dimensiones de calidad simultáneas. Bajo</w:t>
-      </w:r>
-      <w:r>
-        <w:t xml:space="preserve"> </w:t>
-      </w:r>
-      <w:r>
-        <w:t xml:space="preserve">un protocolo reproducible y trazable, con márgenes de seguridad inferencial</w:t>
-      </w:r>
-      <w:r>
-        <w:t xml:space="preserve"> </w:t>
-      </w:r>
-      <w:r>
-        <w:t xml:space="preserve">que superan el umbral crítico con amplia holgura, los resultados ofrecen una</w:t>
-      </w:r>
-      <w:r>
-        <w:t xml:space="preserve"> </w:t>
-      </w:r>
-      <w:r>
-        <w:t xml:space="preserve">base sólida para la interpretación principal: SHAP es el método más fiable</w:t>
-      </w:r>
-      <w:r>
-        <w:t xml:space="preserve"> </w:t>
-      </w:r>
-      <w:r>
-        <w:t xml:space="preserve">cuando fidelidad y estabilidad son requisitos; LIME es la alternativa eficiente</w:t>
-      </w:r>
-      <w:r>
-        <w:t xml:space="preserve"> </w:t>
-      </w:r>
-      <w:r>
-        <w:t xml:space="preserve">con inestabilidad estructural documentada; Anchors y DiCE satisfacen objetivos</w:t>
-      </w:r>
-      <w:r>
-        <w:t xml:space="preserve"> </w:t>
-      </w:r>
-      <w:r>
-        <w:t xml:space="preserve">explicativos cualitativamente distintos que las métricas de atribución no</w:t>
-      </w:r>
-      <w:r>
-        <w:t xml:space="preserve"> </w:t>
-      </w:r>
-      <w:r>
-        <w:t xml:space="preserve">capturan de forma adecuada.</w:t>
-      </w:r>
-    </w:p>
-    <w:p>
-      <w:pPr>
-        <w:pStyle w:val="Textoindependiente"/>
-        <w:spacing w:line="360" w:lineRule="auto"/>
-        <w:jc w:val="both"/>
-      </w:pPr>
-      <w:r>
-        <w:t xml:space="preserve">El aporte adicional de esta investigación no es solo el resultado del</w:t>
-      </w:r>
-      <w:r>
-        <w:t xml:space="preserve"> </w:t>
-      </w:r>
-      <w:r>
-        <w:t xml:space="preserve">benchmark —que podría derivarse de otros estudios comparativos— sino la</w:t>
-      </w:r>
-      <w:r>
-        <w:t xml:space="preserve"> </w:t>
-      </w:r>
-      <w:r>
-        <w:t xml:space="preserve">arquitectura que lo soporta. El protocolo FOM-7 proporciona las condiciones</w:t>
-      </w:r>
-      <w:r>
-        <w:t xml:space="preserve"> </w:t>
-      </w:r>
-      <w:r>
-        <w:t xml:space="preserve">bajo las cuales afirmaciones inferenciales sobre métodos XAI pueden</w:t>
-      </w:r>
-      <w:r>
-        <w:t xml:space="preserve"> </w:t>
-      </w:r>
-      <w:r>
-        <w:t xml:space="preserve">considerarse científicamente acumulables. La taxonomía de cuatro ejes</w:t>
-      </w:r>
-      <w:r>
-        <w:t xml:space="preserve"> </w:t>
-      </w:r>
-      <w:r>
-        <w:t xml:space="preserve">proporciona el mapa conceptual que permite situar cualquier métrica futura en</w:t>
-      </w:r>
-      <w:r>
-        <w:t xml:space="preserve"> </w:t>
-      </w:r>
-      <w:r>
-        <w:t xml:space="preserve">relación con las ya evaluadas. Juntos, protocolo y taxonomía constituyen la</w:t>
-      </w:r>
-      <w:r>
-        <w:t xml:space="preserve"> </w:t>
-      </w:r>
-      <w:r>
-        <w:t xml:space="preserve">infraestructura metodológica que el campo de evaluación XAI necesita para</w:t>
-      </w:r>
-      <w:r>
-        <w:t xml:space="preserve"> </w:t>
-      </w:r>
-      <w:r>
-        <w:t xml:space="preserve">avanzar de la proliferación de métricas hacia la acumulación sistemática de</w:t>
-      </w:r>
-      <w:r>
-        <w:t xml:space="preserve"> </w:t>
-      </w:r>
-      <w:r>
-        <w:t xml:space="preserve">evidencia</w:t>
-      </w:r>
-      <w:r>
-        <w:t xml:space="preserve"> </w:t>
-      </w:r>
-      <w:r>
-        <w:t xml:space="preserve">(Pawlicki et al. 2024; Canha et al. 2025; Bhattacharya and Verbert 2024)</w:t>
-      </w:r>
-      <w:r>
-        <w:t xml:space="preserve">.</w:t>
-      </w:r>
-    </w:p>
-    <w:p>
-      <w:pPr>
-        <w:pStyle w:val="Textoindependiente"/>
-        <w:spacing w:line="360" w:lineRule="auto"/>
-        <w:jc w:val="both"/>
-      </w:pPr>
-      <w:r>
-        <w:t xml:space="preserve">La implicación más amplia de esta tesis trasciende el contexto experimental.</w:t>
-      </w:r>
-      <w:r>
-        <w:t xml:space="preserve"> </w:t>
-      </w:r>
-      <w:r>
-        <w:t xml:space="preserve">El hallazgo de que LIME exhibe inestabilidad estructural —no marginal, sino</w:t>
-      </w:r>
-      <w:r>
-        <w:t xml:space="preserve"> </w:t>
-      </w:r>
-      <w:r>
-        <w:t xml:space="preserve">sistemática, con CV=86.2% y similitud coseno media de 0.014— es relevante para</w:t>
-      </w:r>
-      <w:r>
-        <w:t xml:space="preserve"> </w:t>
-      </w:r>
-      <w:r>
-        <w:t xml:space="preserve">cualquier sistema de apoyo a la decisión que emplee LIME en entornos de</w:t>
-      </w:r>
-      <w:r>
-        <w:t xml:space="preserve"> </w:t>
-      </w:r>
-      <w:r>
-        <w:t xml:space="preserve">auditoría, regulación o alto riesgo. El contexto normativo actual (EU AI Act,</w:t>
-      </w:r>
-      <w:r>
-        <w:t xml:space="preserve"> </w:t>
-      </w:r>
-      <w:r>
-        <w:t xml:space="preserve">GDPR Art. 22) demanda explicaciones verificables y consistentes; un método que</w:t>
-      </w:r>
-      <w:r>
-        <w:t xml:space="preserve"> </w:t>
-      </w:r>
-      <w:r>
-        <w:t xml:space="preserve">produce explicaciones casi ortogonales entre dos ejecuciones de la misma</w:t>
-      </w:r>
-      <w:r>
-        <w:t xml:space="preserve"> </w:t>
-      </w:r>
-      <w:r>
-        <w:t xml:space="preserve">instancia no satisface ese requisito. Esta conclusión, sostenida por 75 pares</w:t>
-      </w:r>
-      <w:r>
-        <w:t xml:space="preserve"> </w:t>
-      </w:r>
-      <w:r>
-        <w:t xml:space="preserve">de contraste con efecto</w:t>
-      </w:r>
-      <w:r>
-        <w:t xml:space="preserve"> </w:t>
+        <w:t xml:space="preserve">El alcance de EXP3 permanece acotado en dos sentidos relevantes. Primero, la</w:t>
+      </w:r>
+      <w:r>
+        <w:t xml:space="preserve"> </w:t>
+      </w:r>
+      <w:r>
+        <w:t xml:space="preserve">estabilidad de SHAP no fue instrumentada en los datasets adicionales (la sonda</w:t>
+      </w:r>
+      <w:r>
+        <w:t xml:space="preserve"> </w:t>
+      </w:r>
+      <w:r>
+        <w:t xml:space="preserve">se diseñó para LIME), por lo que no es posible calcular diferencias pareadas</w:t>
+      </w:r>
+      <w:r>
+        <w:t xml:space="preserve"> </w:t>
+      </w:r>
+      <w:r>
+        <w:t xml:space="preserve">SHAP-LIME de estabilidad en BC ni GC. Segundo, los modelos SVM y MLP no están</w:t>
+      </w:r>
+      <w:r>
+        <w:t xml:space="preserve"> </w:t>
+      </w:r>
+      <w:r>
+        <w:t xml:space="preserve">cubiertos. En consecuencia, la afirmación principal de esta tesis —SHAP supera</w:t>
+      </w:r>
+      <w:r>
+        <w:t xml:space="preserve"> </w:t>
+      </w:r>
+      <w:r>
+        <w:t xml:space="preserve">a LIME en fidelidad (</w:t>
       </w:r>
       <ns1:oMath>
         <ns1:sSub>
@@ -42962,6 +44971,831 @@
           <ns1:t>=</ns1:t>
         </ns1:r>
         <ns1:r>
+          <ns1:t>4.82</ns1:t>
+        </ns1:r>
+      </ns1:oMath>
+      <w:r>
+        <w:t xml:space="preserve">) y en estabilidad (</w:t>
+      </w:r>
+      <ns1:oMath>
+        <ns1:sSub>
+          <ns1:e>
+            <ns1:r>
+              <ns1:t>d</ns1:t>
+            </ns1:r>
+          </ns1:e>
+          <ns1:sub>
+            <ns1:r>
+              <ns1:t>z</ns1:t>
+            </ns1:r>
+          </ns1:sub>
+        </ns1:sSub>
+        <ns1:r>
+          <ns1:rPr>
+            <ns1:sty ns1:val="p"/>
+          </ns1:rPr>
+          <ns1:t>=</ns1:t>
+        </ns1:r>
+        <ns1:r>
+          <ns1:t>3.00</ns1:t>
+        </ns1:r>
+      </ns1:oMath>
+      <w:r>
+        <w:t xml:space="preserve">)— permanece</w:t>
+      </w:r>
+      <w:r>
+        <w:t xml:space="preserve"> </w:t>
+      </w:r>
+      <w:r>
+        <w:t xml:space="preserve">referida a UCI Adult Income bajo las condiciones del diseño EXP2; la extensión</w:t>
+      </w:r>
+      <w:r>
+        <w:t xml:space="preserve"> </w:t>
+      </w:r>
+      <w:r>
+        <w:t xml:space="preserve">cross-dataset muestra que la ventaja de fidelidad se mantiene pero se atenúa, y</w:t>
+      </w:r>
+      <w:r>
+        <w:t xml:space="preserve"> </w:t>
+      </w:r>
+      <w:r>
+        <w:t xml:space="preserve">que la brecha de estabilidad puede ser un artefacto del espacio de alta dimensión</w:t>
+      </w:r>
+      <w:r>
+        <w:t xml:space="preserve"> </w:t>
+      </w:r>
+      <w:r>
+        <w:t xml:space="preserve">y no una diferencia intrínseca entre métodos.</w:t>
+      </w:r>
+    </w:p>
+    <w:bookmarkEnd w:id="183"/>
+    <w:bookmarkEnd w:id="184"/>
+    <w:bookmarkStart w:id="185" w:name="sec-futuro"/>
+    <w:p>
+      <w:pPr>
+        <w:pStyle w:val="Ttulo2"/>
+        <w:spacing w:line="360" w:lineRule="auto"/>
+        <w:jc w:val="both"/>
+      </w:pPr>
+      <w:r>
+        <w:t xml:space="preserve">Líneas de investigación futura</w:t>
+      </w:r>
+    </w:p>
+    <w:p>
+      <w:pPr>
+        <w:pStyle w:val="FirstParagraph"/>
+        <w:spacing w:line="360" w:lineRule="auto"/>
+        <w:jc w:val="both"/>
+      </w:pPr>
+      <w:r>
+        <w:t xml:space="preserve">Los resultados, las limitaciones y la taxonomía del Capítulo 5 convergen en</w:t>
+      </w:r>
+      <w:r>
+        <w:t xml:space="preserve"> </w:t>
+      </w:r>
+      <w:r>
+        <w:t xml:space="preserve">señalar cinco extensiones de investigación con fundamento empírico:</w:t>
+      </w:r>
+    </w:p>
+    <w:p>
+      <w:pPr>
+        <w:pStyle w:val="Textoindependiente"/>
+        <w:spacing w:line="360" w:lineRule="auto"/>
+        <w:jc w:val="both"/>
+      </w:pPr>
+      <w:r>
+        <w:rPr>
+          <w:b/>
+          <w:bCs/>
+        </w:rPr>
+        <w:t xml:space="preserve">1. Extensión del benchmark a dominios de imagen y texto.</w:t>
+      </w:r>
+      <w:r>
+        <w:t xml:space="preserve"> </w:t>
+      </w:r>
+      <w:r>
+        <w:t xml:space="preserve">La arquitectura</w:t>
+      </w:r>
+      <w:r>
+        <w:t xml:space="preserve"> </w:t>
+      </w:r>
+      <w:r>
+        <w:t xml:space="preserve">experimental del FOM-7 es portátil. Su aplicación a dominios no tabulares</w:t>
+      </w:r>
+      <w:r>
+        <w:t xml:space="preserve"> </w:t>
+      </w:r>
+      <w:r>
+        <w:t xml:space="preserve">requiere redefinir las métricas de fidelidad (sustituyendo enmascaramiento</w:t>
+      </w:r>
+      <w:r>
+        <w:t xml:space="preserve"> </w:t>
+      </w:r>
+      <w:r>
+        <w:t xml:space="preserve">de características por pixel-flipping o eliminación de tokens) y estabilidad</w:t>
+      </w:r>
+      <w:r>
+        <w:t xml:space="preserve"> </w:t>
+      </w:r>
+      <w:r>
+        <w:t xml:space="preserve">(sustituyendo perturbación gaussiana por transformaciones específicas del</w:t>
+      </w:r>
+      <w:r>
+        <w:t xml:space="preserve"> </w:t>
+      </w:r>
+      <w:r>
+        <w:t xml:space="preserve">dominio). El protocolo FOM-7 está diseñado para acomodar esta extensión sin</w:t>
+      </w:r>
+      <w:r>
+        <w:t xml:space="preserve"> </w:t>
+      </w:r>
+      <w:r>
+        <w:t xml:space="preserve">cambios en su lógica de puertas.</w:t>
+      </w:r>
+    </w:p>
+    <w:p>
+      <w:pPr>
+        <w:pStyle w:val="Textoindependiente"/>
+        <w:spacing w:line="360" w:lineRule="auto"/>
+        <w:jc w:val="both"/>
+      </w:pPr>
+      <w:r>
+        <w:rPr>
+          <w:b/>
+          <w:bCs/>
+        </w:rPr>
+        <w:t xml:space="preserve">2. Validación de evaluadores semánticos e incorporación de evaluación</w:t>
+      </w:r>
+      <w:r>
+        <w:rPr>
+          <w:b/>
+          <w:bCs/>
+        </w:rPr>
+        <w:t xml:space="preserve"> </w:t>
+      </w:r>
+      <w:r>
+        <w:rPr>
+          <w:b/>
+          <w:bCs/>
+        </w:rPr>
+        <w:t xml:space="preserve">human-centered.</w:t>
+      </w:r>
+      <w:r>
+        <w:t xml:space="preserve"> </w:t>
+      </w:r>
+      <w:r>
+        <w:t xml:space="preserve">EXP4 (§sec-exp4-fiabilidad) estableció que los jueces LLM</w:t>
+      </w:r>
+      <w:r>
+        <w:t xml:space="preserve"> </w:t>
+      </w:r>
+      <w:r>
+        <w:t xml:space="preserve">actuales no alcanzan la convergencia inter-juez necesaria bajo rúbricas sin</w:t>
+      </w:r>
+      <w:r>
+        <w:t xml:space="preserve"> </w:t>
+      </w:r>
+      <w:r>
+        <w:t xml:space="preserve">especificación de stakeholder. La continuación directa de este resultado son dos</w:t>
+      </w:r>
+      <w:r>
+        <w:t xml:space="preserve"> </w:t>
+      </w:r>
+      <w:r>
+        <w:t xml:space="preserve">líneas: primera, rediseñar las rúbricas con los cuatro criterios de formalización</w:t>
+      </w:r>
+      <w:r>
+        <w:t xml:space="preserve"> </w:t>
+      </w:r>
+      <w:r>
+        <w:t xml:space="preserve">identificados en §sec-exp4-fiabilidad (especificación de stakeholder, criterio</w:t>
+      </w:r>
+      <w:r>
+        <w:t xml:space="preserve"> </w:t>
+      </w:r>
+      <w:r>
+        <w:t xml:space="preserve">de corrección verificable, separación de desiderata secundarios, calibración</w:t>
+      </w:r>
+      <w:r>
+        <w:t xml:space="preserve"> </w:t>
+      </w:r>
+      <w:r>
+        <w:t xml:space="preserve">contra expertos humanos) y replicar EXP4 con las rúbricas revisadas para</w:t>
+      </w:r>
+      <w:r>
+        <w:t xml:space="preserve"> </w:t>
+      </w:r>
+      <w:r>
+        <w:t xml:space="preserve">determinar si la brecha de fiabilidad se cierra con mayor formalización o</w:t>
+      </w:r>
+      <w:r>
+        <w:t xml:space="preserve"> </w:t>
+      </w:r>
+      <w:r>
+        <w:t xml:space="preserve">refleja límites del paradigma LLM-as-a-judge. Segunda: incorporar estudios de</w:t>
+      </w:r>
+      <w:r>
+        <w:t xml:space="preserve"> </w:t>
+      </w:r>
+      <w:r>
+        <w:t xml:space="preserve">usuario con expertos de dominio (médicos, analistas de crédito) que evalúen</w:t>
+      </w:r>
+      <w:r>
+        <w:t xml:space="preserve"> </w:t>
+      </w:r>
+      <w:r>
+        <w:t xml:space="preserve">comprensión, confianza y utilidad de las explicaciones de SHAP y LIME bajo</w:t>
+      </w:r>
+      <w:r>
+        <w:t xml:space="preserve"> </w:t>
+      </w:r>
+      <w:r>
+        <w:t xml:space="preserve">condiciones de tarea real, produciendo la calibración humana necesaria para</w:t>
+      </w:r>
+      <w:r>
+        <w:t xml:space="preserve"> </w:t>
+      </w:r>
+      <w:r>
+        <w:t xml:space="preserve">validar cualquier evaluador semántico automático.</w:t>
+      </w:r>
+    </w:p>
+    <w:p>
+      <w:pPr>
+        <w:pStyle w:val="Textoindependiente"/>
+        <w:spacing w:line="360" w:lineRule="auto"/>
+        <w:jc w:val="both"/>
+      </w:pPr>
+      <w:r>
+        <w:rPr>
+          <w:b/>
+          <w:bCs/>
+        </w:rPr>
+        <w:t xml:space="preserve">3. Extensión del análisis de sensibilidad a hiperparámetros.</w:t>
+      </w:r>
+      <w:r>
+        <w:t xml:space="preserve"> </w:t>
+      </w:r>
+      <w:r>
+        <w:t xml:space="preserve">Los análisis de sensibilidad completados en el Apéndice C establecen tres resultados base: (i) la inestabilidad de LIME es robusta a variaciones de</w:t>
+      </w:r>
+      <w:r>
+        <w:t xml:space="preserve"> </w:t>
+      </w:r>
+      <w:r>
+        <w:rPr>
+          <w:rStyle w:val="VerbatimChar"/>
+        </w:rPr>
+        <w:t xml:space="preserve">num_samples</w:t>
+      </w:r>
+      <w:r>
+        <w:t xml:space="preserve"> </w:t>
+      </w:r>
+      <w:r>
+        <w:t xml:space="preserve">∈ {500, 1000, 2000} —la similitud coseno permanece cercana a cero en todos los niveles, descartando que sea un artefacto de convergencia—; (ii)</w:t>
+      </w:r>
+      <w:r>
+        <w:t xml:space="preserve"> </w:t>
+      </w:r>
+      <w:r>
+        <w:rPr>
+          <w:rStyle w:val="VerbatimChar"/>
+        </w:rPr>
+        <w:t xml:space="preserve">kernel_width</w:t>
+      </w:r>
+      <w:r>
+        <w:t xml:space="preserve"> </w:t>
+      </w:r>
+      <w:r>
+        <w:t xml:space="preserve">∈ {0.25, 0.75} produce pesos degenerados en el espacio preprocesado de 103 dimensiones, con</w:t>
+      </w:r>
+      <w:r>
+        <w:t xml:space="preserve"> </w:t>
+      </w:r>
+      <w:r>
+        <w:rPr>
+          <w:rStyle w:val="VerbatimChar"/>
+        </w:rPr>
+        <w:t xml:space="preserve">kernel_width = 3.0</w:t>
+      </w:r>
+      <w:r>
+        <w:t xml:space="preserve"> </w:t>
+      </w:r>
+      <w:r>
+        <w:t xml:space="preserve">como valor mínimo viable y</w:t>
+      </w:r>
+      <w:r>
+        <w:t xml:space="preserve"> </w:t>
+      </w:r>
+      <w:r>
+        <w:rPr>
+          <w:rStyle w:val="VerbatimChar"/>
+        </w:rPr>
+        <w:t xml:space="preserve">kernel_width = 10.0</w:t>
+      </w:r>
+      <w:r>
+        <w:t xml:space="preserve"> </w:t>
+      </w:r>
+      <w:r>
+        <w:t xml:space="preserve">como alternativa más estable a costa de localidad; y (iii) la cobertura de Anchors es extremadamente sensible al umbral de precisión</w:t>
+      </w:r>
+      <w:r>
+        <w:t xml:space="preserve"> </w:t>
+      </w:r>
+      <ns1:oMath>
+        <ns1:r>
+          <ns1:t>τ</ns1:t>
+        </ns1:r>
+      </ns1:oMath>
+      <w:r>
+        <w:t xml:space="preserve">. Las brechas pendientes incluyen la sensibilidad del tamaño del conjunto de referencia de SHAP más allá del rango evaluado (25–100), la interacción entre</w:t>
+      </w:r>
+      <w:r>
+        <w:t xml:space="preserve"> </w:t>
+      </w:r>
+      <w:r>
+        <w:rPr>
+          <w:rStyle w:val="VerbatimChar"/>
+        </w:rPr>
+        <w:t xml:space="preserve">kernel_width</w:t>
+      </w:r>
+      <w:r>
+        <w:t xml:space="preserve"> </w:t>
+      </w:r>
+      <w:r>
+        <w:t xml:space="preserve">y</w:t>
+      </w:r>
+      <w:r>
+        <w:t xml:space="preserve"> </w:t>
+      </w:r>
+      <w:r>
+        <w:rPr>
+          <w:rStyle w:val="VerbatimChar"/>
+        </w:rPr>
+        <w:t xml:space="preserve">num_samples</w:t>
+      </w:r>
+      <w:r>
+        <w:t xml:space="preserve"> </w:t>
+      </w:r>
+      <w:r>
+        <w:t xml:space="preserve">en espacios de dimensionalidad variable, y la extensión de los análisis a los modelos SVM y MLP, que emplean KernelSHAP en lugar de TreeSHAP y exhiben distintos perfiles de coste-estabilidad.</w:t>
+      </w:r>
+    </w:p>
+    <w:p>
+      <w:pPr>
+        <w:pStyle w:val="Textoindependiente"/>
+        <w:spacing w:line="360" w:lineRule="auto"/>
+        <w:jc w:val="both"/>
+      </w:pPr>
+      <w:r>
+        <w:rPr>
+          <w:b/>
+          <w:bCs/>
+        </w:rPr>
+        <w:t xml:space="preserve">4. Extensión cross-dataset del contraste SHAP-LIME y replicación en dominios</w:t>
+      </w:r>
+      <w:r>
+        <w:rPr>
+          <w:b/>
+          <w:bCs/>
+        </w:rPr>
+        <w:t xml:space="preserve"> </w:t>
+      </w:r>
+      <w:r>
+        <w:rPr>
+          <w:b/>
+          <w:bCs/>
+        </w:rPr>
+        <w:t xml:space="preserve">de alto riesgo.</w:t>
+      </w:r>
+      <w:r>
+        <w:t xml:space="preserve"> </w:t>
+      </w:r>
+      <w:r>
+        <w:t xml:space="preserve">EXP3 replicó el ordenamiento de fidelidad SHAP-Anchors en</w:t>
+      </w:r>
+      <w:r>
+        <w:t xml:space="preserve"> </w:t>
+      </w:r>
+      <w:r>
+        <w:t xml:space="preserve">Breast Cancer Wisconsin y German Credit, pero excluyó a LIME y las métricas de</w:t>
+      </w:r>
+      <w:r>
+        <w:t xml:space="preserve"> </w:t>
+      </w:r>
+      <w:r>
+        <w:t xml:space="preserve">estabilidad. La extensión prioritaria es, por tanto, incorporar LIME y la métrica</w:t>
+      </w:r>
+      <w:r>
+        <w:t xml:space="preserve"> </w:t>
+      </w:r>
+      <w:r>
+        <w:t xml:space="preserve">de similitud coseno al protocolo cross-dataset, de modo que los hallazgos</w:t>
+      </w:r>
+      <w:r>
+        <w:t xml:space="preserve"> </w:t>
+      </w:r>
+      <w:r>
+        <w:t xml:space="preserve">centrales de esta tesis —</w:t>
+      </w:r>
+      <ns1:oMath>
+        <ns1:sSub>
+          <ns1:e>
+            <ns1:r>
+              <ns1:t>d</ns1:t>
+            </ns1:r>
+          </ns1:e>
+          <ns1:sub>
+            <ns1:r>
+              <ns1:t>z</ns1:t>
+            </ns1:r>
+          </ns1:sub>
+        </ns1:sSub>
+        <ns1:r>
+          <ns1:rPr>
+            <ns1:sty ns1:val="p"/>
+          </ns1:rPr>
+          <ns1:t>=</ns1:t>
+        </ns1:r>
+        <ns1:r>
+          <ns1:t>4.82</ns1:t>
+        </ns1:r>
+      </ns1:oMath>
+      <w:r>
+        <w:t xml:space="preserve"> </w:t>
+      </w:r>
+      <w:r>
+        <w:t xml:space="preserve">en fidelidad y</w:t>
+      </w:r>
+      <w:r>
+        <w:t xml:space="preserve"> </w:t>
+      </w:r>
+      <ns1:oMath>
+        <ns1:sSub>
+          <ns1:e>
+            <ns1:r>
+              <ns1:t>d</ns1:t>
+            </ns1:r>
+          </ns1:e>
+          <ns1:sub>
+            <ns1:r>
+              <ns1:t>z</ns1:t>
+            </ns1:r>
+          </ns1:sub>
+        </ns1:sSub>
+        <ns1:r>
+          <ns1:rPr>
+            <ns1:sty ns1:val="p"/>
+          </ns1:rPr>
+          <ns1:t>=</ns1:t>
+        </ns1:r>
+        <ns1:r>
+          <ns1:t>3.00</ns1:t>
+        </ns1:r>
+      </ns1:oMath>
+      <w:r>
+        <w:t xml:space="preserve"> </w:t>
+      </w:r>
+      <w:r>
+        <w:t xml:space="preserve">en</w:t>
+      </w:r>
+      <w:r>
+        <w:t xml:space="preserve"> </w:t>
+      </w:r>
+      <w:r>
+        <w:t xml:space="preserve">estabilidad— sean verificables fuera del contexto UCI Adult Income. Una segunda</w:t>
+      </w:r>
+      <w:r>
+        <w:t xml:space="preserve"> </w:t>
+      </w:r>
+      <w:r>
+        <w:t xml:space="preserve">dirección es la validación en dominios regulados (crédito, salud, justicia) con</w:t>
+      </w:r>
+      <w:r>
+        <w:t xml:space="preserve"> </w:t>
+      </w:r>
+      <w:r>
+        <w:t xml:space="preserve">restricciones normativas explícitas (EU AI Act, GDPR Art. 22), donde la</w:t>
+      </w:r>
+      <w:r>
+        <w:t xml:space="preserve"> </w:t>
+      </w:r>
+      <w:r>
+        <w:t xml:space="preserve">elección del método explicador tiene consecuencias legales directas.</w:t>
+      </w:r>
+    </w:p>
+    <w:p>
+      <w:pPr>
+        <w:pStyle w:val="Textoindependiente"/>
+        <w:spacing w:line="360" w:lineRule="auto"/>
+        <w:jc w:val="both"/>
+      </w:pPr>
+      <w:r>
+        <w:rPr>
+          <w:b/>
+          <w:bCs/>
+        </w:rPr>
+        <w:t xml:space="preserve">5. Formalización del eje de comprehensibilidad en la taxonomía.</w:t>
+      </w:r>
+      <w:r>
+        <w:t xml:space="preserve"> </w:t>
+      </w:r>
+      <w:r>
+        <w:t xml:space="preserve">El eje de</w:t>
+      </w:r>
+      <w:r>
+        <w:t xml:space="preserve"> </w:t>
+      </w:r>
+      <w:r>
+        <w:t xml:space="preserve">contexto de tarea de la taxonomía incluye el contexto</w:t>
+      </w:r>
+      <w:r>
+        <w:t xml:space="preserve"> </w:t>
+      </w:r>
+      <w:r>
+        <w:rPr>
+          <w:i/>
+          <w:iCs/>
+        </w:rPr>
+        <w:t xml:space="preserve">usuario final</w:t>
+      </w:r>
+      <w:r>
+        <w:t xml:space="preserve"> </w:t>
+      </w:r>
+      <w:r>
+        <w:t xml:space="preserve">pero no</w:t>
+      </w:r>
+      <w:r>
+        <w:t xml:space="preserve"> </w:t>
+      </w:r>
+      <w:r>
+        <w:t xml:space="preserve">dispone de métricas experimentales en este benchmark. La formalización de</w:t>
+      </w:r>
+      <w:r>
+        <w:t xml:space="preserve"> </w:t>
+      </w:r>
+      <w:r>
+        <w:t xml:space="preserve">métricas de comprehensibilidad normalizadas —siguiendo la propuesta de</w:t>
+      </w:r>
+      <w:r>
+        <w:t xml:space="preserve"> </w:t>
+      </w:r>
+      <w:r>
+        <w:t xml:space="preserve">Bhattacharya y Verbert</w:t>
+      </w:r>
+      <w:r>
+        <w:t xml:space="preserve"> </w:t>
+      </w:r>
+      <w:r>
+        <w:t xml:space="preserve">(2024)</w:t>
+      </w:r>
+      <w:r>
+        <w:t xml:space="preserve"> </w:t>
+      </w:r>
+      <w:r>
+        <w:t xml:space="preserve">de escalas normalizadas entre</w:t>
+      </w:r>
+      <w:r>
+        <w:t xml:space="preserve"> </w:t>
+      </w:r>
+      <w:r>
+        <w:t xml:space="preserve">sistemas— permitiría cerrar el espacio taxonómico con evidencia empírica</w:t>
+      </w:r>
+      <w:r>
+        <w:t xml:space="preserve"> </w:t>
+      </w:r>
+      <w:r>
+        <w:t xml:space="preserve">comparable a la obtenida en los ejes funcionales.</w:t>
+      </w:r>
+    </w:p>
+    <w:bookmarkEnd w:id="185"/>
+    <w:bookmarkStart w:id="186" w:name="sec-sintesis"/>
+    <w:p>
+      <w:pPr>
+        <w:pStyle w:val="Ttulo2"/>
+        <w:spacing w:line="360" w:lineRule="auto"/>
+        <w:jc w:val="both"/>
+      </w:pPr>
+      <w:r>
+        <w:t xml:space="preserve">Síntesis final</w:t>
+      </w:r>
+    </w:p>
+    <w:p>
+      <w:pPr>
+        <w:pStyle w:val="FirstParagraph"/>
+        <w:spacing w:line="360" w:lineRule="auto"/>
+        <w:jc w:val="both"/>
+      </w:pPr>
+      <w:r>
+        <w:t xml:space="preserve">Esta tesis demuestra empíricamente que los métodos de explicabilidad</w:t>
+      </w:r>
+      <w:r>
+        <w:t xml:space="preserve"> </w:t>
+      </w:r>
+      <w:r>
+        <w:t xml:space="preserve">post-hoc agnósticos al modelo difieren de forma sustantiva, consistente y</w:t>
+      </w:r>
+      <w:r>
+        <w:t xml:space="preserve"> </w:t>
+      </w:r>
+      <w:r>
+        <w:t xml:space="preserve">estadísticamente robusta en múltiples dimensiones de calidad simultáneas. Bajo</w:t>
+      </w:r>
+      <w:r>
+        <w:t xml:space="preserve"> </w:t>
+      </w:r>
+      <w:r>
+        <w:t xml:space="preserve">un protocolo reproducible y trazable, con márgenes de seguridad inferencial</w:t>
+      </w:r>
+      <w:r>
+        <w:t xml:space="preserve"> </w:t>
+      </w:r>
+      <w:r>
+        <w:t xml:space="preserve">que superan el umbral crítico con amplia holgura, los resultados ofrecen una</w:t>
+      </w:r>
+      <w:r>
+        <w:t xml:space="preserve"> </w:t>
+      </w:r>
+      <w:r>
+        <w:t xml:space="preserve">base sólida para la interpretación principal: SHAP es el método más fiable</w:t>
+      </w:r>
+      <w:r>
+        <w:t xml:space="preserve"> </w:t>
+      </w:r>
+      <w:r>
+        <w:t xml:space="preserve">cuando fidelidad y estabilidad son requisitos; LIME es la alternativa eficiente</w:t>
+      </w:r>
+      <w:r>
+        <w:t xml:space="preserve"> </w:t>
+      </w:r>
+      <w:r>
+        <w:t xml:space="preserve">con inestabilidad estructural documentada; Anchors y DiCE satisfacen objetivos</w:t>
+      </w:r>
+      <w:r>
+        <w:t xml:space="preserve"> </w:t>
+      </w:r>
+      <w:r>
+        <w:t xml:space="preserve">explicativos cualitativamente distintos que las métricas de atribución no</w:t>
+      </w:r>
+      <w:r>
+        <w:t xml:space="preserve"> </w:t>
+      </w:r>
+      <w:r>
+        <w:t xml:space="preserve">capturan de forma adecuada.</w:t>
+      </w:r>
+    </w:p>
+    <w:p>
+      <w:pPr>
+        <w:pStyle w:val="Textoindependiente"/>
+        <w:spacing w:line="360" w:lineRule="auto"/>
+        <w:jc w:val="both"/>
+      </w:pPr>
+      <w:r>
+        <w:t xml:space="preserve">El aporte adicional de esta investigación no es solo el resultado del</w:t>
+      </w:r>
+      <w:r>
+        <w:t xml:space="preserve"> </w:t>
+      </w:r>
+      <w:r>
+        <w:t xml:space="preserve">benchmark —que podría derivarse de otros estudios comparativos— sino la</w:t>
+      </w:r>
+      <w:r>
+        <w:t xml:space="preserve"> </w:t>
+      </w:r>
+      <w:r>
+        <w:t xml:space="preserve">arquitectura que lo soporta. El protocolo FOM-7 proporciona las condiciones</w:t>
+      </w:r>
+      <w:r>
+        <w:t xml:space="preserve"> </w:t>
+      </w:r>
+      <w:r>
+        <w:t xml:space="preserve">bajo las cuales afirmaciones inferenciales sobre métodos XAI pueden</w:t>
+      </w:r>
+      <w:r>
+        <w:t xml:space="preserve"> </w:t>
+      </w:r>
+      <w:r>
+        <w:t xml:space="preserve">considerarse científicamente acumulables. La taxonomía de cuatro ejes</w:t>
+      </w:r>
+      <w:r>
+        <w:t xml:space="preserve"> </w:t>
+      </w:r>
+      <w:r>
+        <w:t xml:space="preserve">proporciona el mapa conceptual que permite situar cualquier métrica futura en</w:t>
+      </w:r>
+      <w:r>
+        <w:t xml:space="preserve"> </w:t>
+      </w:r>
+      <w:r>
+        <w:t xml:space="preserve">relación con las ya evaluadas. Juntos, protocolo y taxonomía constituyen la</w:t>
+      </w:r>
+      <w:r>
+        <w:t xml:space="preserve"> </w:t>
+      </w:r>
+      <w:r>
+        <w:t xml:space="preserve">infraestructura metodológica que el campo de evaluación XAI necesita para</w:t>
+      </w:r>
+      <w:r>
+        <w:t xml:space="preserve"> </w:t>
+      </w:r>
+      <w:r>
+        <w:t xml:space="preserve">avanzar de la proliferación de métricas hacia la acumulación sistemática de</w:t>
+      </w:r>
+      <w:r>
+        <w:t xml:space="preserve"> </w:t>
+      </w:r>
+      <w:r>
+        <w:t xml:space="preserve">evidencia</w:t>
+      </w:r>
+      <w:r>
+        <w:t xml:space="preserve"> </w:t>
+      </w:r>
+      <w:r>
+        <w:t xml:space="preserve">(Pawlicki et al. 2024; Canha et al. 2025; Bhattacharya and Verbert 2024)</w:t>
+      </w:r>
+      <w:r>
+        <w:t xml:space="preserve">.</w:t>
+      </w:r>
+    </w:p>
+    <w:p>
+      <w:pPr>
+        <w:pStyle w:val="Textoindependiente"/>
+        <w:spacing w:line="360" w:lineRule="auto"/>
+        <w:jc w:val="both"/>
+      </w:pPr>
+      <w:r>
+        <w:t xml:space="preserve">La implicación más amplia de esta tesis trasciende el contexto experimental.</w:t>
+      </w:r>
+      <w:r>
+        <w:t xml:space="preserve"> </w:t>
+      </w:r>
+      <w:r>
+        <w:t xml:space="preserve">El hallazgo de que LIME exhibe inestabilidad estructural —no marginal, sino</w:t>
+      </w:r>
+      <w:r>
+        <w:t xml:space="preserve"> </w:t>
+      </w:r>
+      <w:r>
+        <w:t xml:space="preserve">sistemática, con CV=86.2% y similitud coseno media de 0.014— es relevante para</w:t>
+      </w:r>
+      <w:r>
+        <w:t xml:space="preserve"> </w:t>
+      </w:r>
+      <w:r>
+        <w:t xml:space="preserve">cualquier sistema de apoyo a la decisión que emplee LIME en entornos de</w:t>
+      </w:r>
+      <w:r>
+        <w:t xml:space="preserve"> </w:t>
+      </w:r>
+      <w:r>
+        <w:t xml:space="preserve">auditoría, regulación o alto riesgo. El contexto normativo actual (EU AI Act,</w:t>
+      </w:r>
+      <w:r>
+        <w:t xml:space="preserve"> </w:t>
+      </w:r>
+      <w:r>
+        <w:t xml:space="preserve">GDPR Art. 22) demanda explicaciones verificables y consistentes; un método que</w:t>
+      </w:r>
+      <w:r>
+        <w:t xml:space="preserve"> </w:t>
+      </w:r>
+      <w:r>
+        <w:t xml:space="preserve">produce explicaciones casi ortogonales entre dos ejecuciones de la misma</w:t>
+      </w:r>
+      <w:r>
+        <w:t xml:space="preserve"> </w:t>
+      </w:r>
+      <w:r>
+        <w:t xml:space="preserve">instancia no satisface ese requisito. Esta conclusión, sostenida por 75 pares</w:t>
+      </w:r>
+      <w:r>
+        <w:t xml:space="preserve"> </w:t>
+      </w:r>
+      <w:r>
+        <w:t xml:space="preserve">de contraste con efecto</w:t>
+      </w:r>
+      <w:r>
+        <w:t xml:space="preserve"> </w:t>
+      </w:r>
+      <ns1:oMath>
+        <ns1:sSub>
+          <ns1:e>
+            <ns1:r>
+              <ns1:t>d</ns1:t>
+            </ns1:r>
+          </ns1:e>
+          <ns1:sub>
+            <ns1:r>
+              <ns1:t>z</ns1:t>
+            </ns1:r>
+          </ns1:sub>
+        </ns1:sSub>
+        <ns1:r>
+          <ns1:rPr>
+            <ns1:sty ns1:val="p"/>
+          </ns1:rPr>
+          <ns1:t>=</ns1:t>
+        </ns1:r>
+        <ns1:r>
           <ns1:t>3.002</ns1:t>
         </ns1:r>
       </ns1:oMath>
@@ -43080,9 +45914,9 @@
         <w:t xml:space="preserve">métodos XAI.</w:t>
       </w:r>
     </w:p>
-    <w:bookmarkEnd w:id="180"/>
-    <w:bookmarkEnd w:id="181"/>
-    <w:bookmarkStart w:id="312" w:name="referencias"/>
+    <w:bookmarkEnd w:id="186"/>
+    <w:bookmarkEnd w:id="187"/>
+    <w:bookmarkStart w:id="322" w:name="referencias"/>
     <w:p>
       <w:pPr>
         <w:pStyle w:val="Ttulo1"/>
@@ -43093,8 +45927,8 @@
         <w:t xml:space="preserve">Referencias</w:t>
       </w:r>
     </w:p>
-    <w:bookmarkStart w:id="311" w:name="refs"/>
-    <w:bookmarkStart w:id="183" w:name="ref-abdul2018"/>
+    <w:bookmarkStart w:id="321" w:name="refs"/>
+    <w:bookmarkStart w:id="189" w:name="ref-abdul2018"/>
     <w:p>
       <w:pPr>
         <w:pStyle w:val="Bibliography"/>
@@ -43126,7 +45960,7 @@
       <w:r>
         <w:t xml:space="preserve"> </w:t>
       </w:r>
-      <w:hyperlink ns5:id="rId182">
+      <w:hyperlink ns5:id="rId188">
         <w:r>
           <w:rPr>
             <w:rStyle w:val="Hipervnculo"/>
@@ -43138,8 +45972,8 @@
         <w:t xml:space="preserve">.</w:t>
       </w:r>
     </w:p>
-    <w:bookmarkEnd w:id="183"/>
-    <w:bookmarkStart w:id="185" w:name="ref-abdulkadir2023"/>
+    <w:bookmarkEnd w:id="189"/>
+    <w:bookmarkStart w:id="191" w:name="ref-abdulkadir2023"/>
     <w:p>
       <w:pPr>
         <w:pStyle w:val="Bibliography"/>
@@ -43171,7 +46005,7 @@
       <w:r>
         <w:t xml:space="preserve"> </w:t>
       </w:r>
-      <w:hyperlink ns5:id="rId184">
+      <w:hyperlink ns5:id="rId190">
         <w:r>
           <w:rPr>
             <w:rStyle w:val="Hipervnculo"/>
@@ -43183,8 +46017,8 @@
         <w:t xml:space="preserve">.</w:t>
       </w:r>
     </w:p>
-    <w:bookmarkEnd w:id="185"/>
-    <w:bookmarkStart w:id="187" w:name="ref-adadi2018"/>
+    <w:bookmarkEnd w:id="191"/>
+    <w:bookmarkStart w:id="193" w:name="ref-adadi2018"/>
     <w:p>
       <w:pPr>
         <w:pStyle w:val="Bibliography"/>
@@ -43216,7 +46050,7 @@
       <w:r>
         <w:t xml:space="preserve"> </w:t>
       </w:r>
-      <w:hyperlink ns5:id="rId186">
+      <w:hyperlink ns5:id="rId192">
         <w:r>
           <w:rPr>
             <w:rStyle w:val="Hipervnculo"/>
@@ -43228,8 +46062,8 @@
         <w:t xml:space="preserve">.</w:t>
       </w:r>
     </w:p>
-    <w:bookmarkEnd w:id="187"/>
-    <w:bookmarkStart w:id="188" w:name="ref-agarwal2022"/>
+    <w:bookmarkEnd w:id="193"/>
+    <w:bookmarkStart w:id="194" w:name="ref-agarwal2022"/>
     <w:p>
       <w:pPr>
         <w:pStyle w:val="Bibliography"/>
@@ -43259,8 +46093,8 @@
         <w:t xml:space="preserve">.</w:t>
       </w:r>
     </w:p>
-    <w:bookmarkEnd w:id="188"/>
-    <w:bookmarkStart w:id="190" w:name="ref-ali2023"/>
+    <w:bookmarkEnd w:id="194"/>
+    <w:bookmarkStart w:id="196" w:name="ref-ali2023"/>
     <w:p>
       <w:pPr>
         <w:pStyle w:val="Bibliography"/>
@@ -43292,7 +46126,7 @@
       <w:r>
         <w:t xml:space="preserve"> </w:t>
       </w:r>
-      <w:hyperlink ns5:id="rId189">
+      <w:hyperlink ns5:id="rId195">
         <w:r>
           <w:rPr>
             <w:rStyle w:val="Hipervnculo"/>
@@ -43304,8 +46138,8 @@
         <w:t xml:space="preserve">.</w:t>
       </w:r>
     </w:p>
-    <w:bookmarkEnd w:id="190"/>
-    <w:bookmarkStart w:id="192" w:name="ref-allen2024"/>
+    <w:bookmarkEnd w:id="196"/>
+    <w:bookmarkStart w:id="198" w:name="ref-allen2024"/>
     <w:p>
       <w:pPr>
         <w:pStyle w:val="Bibliography"/>
@@ -43337,7 +46171,7 @@
       <w:r>
         <w:t xml:space="preserve"> </w:t>
       </w:r>
-      <w:hyperlink ns5:id="rId191">
+      <w:hyperlink ns5:id="rId197">
         <w:r>
           <w:rPr>
             <w:rStyle w:val="Hipervnculo"/>
@@ -43349,8 +46183,8 @@
         <w:t xml:space="preserve">.</w:t>
       </w:r>
     </w:p>
-    <w:bookmarkEnd w:id="192"/>
-    <w:bookmarkStart w:id="194" w:name="ref-altukhi2025"/>
+    <w:bookmarkEnd w:id="198"/>
+    <w:bookmarkStart w:id="200" w:name="ref-altukhi2025"/>
     <w:p>
       <w:pPr>
         <w:pStyle w:val="Bibliography"/>
@@ -43382,7 +46216,7 @@
       <w:r>
         <w:t xml:space="preserve"> </w:t>
       </w:r>
-      <w:hyperlink ns5:id="rId193">
+      <w:hyperlink ns5:id="rId199">
         <w:r>
           <w:rPr>
             <w:rStyle w:val="Hipervnculo"/>
@@ -43394,8 +46228,8 @@
         <w:t xml:space="preserve">.</w:t>
       </w:r>
     </w:p>
-    <w:bookmarkEnd w:id="194"/>
-    <w:bookmarkStart w:id="196" w:name="ref-alvarezmelis2018"/>
+    <w:bookmarkEnd w:id="200"/>
+    <w:bookmarkStart w:id="202" w:name="ref-alvarezmelis2018"/>
     <w:p>
       <w:pPr>
         <w:pStyle w:val="Bibliography"/>
@@ -43421,7 +46255,7 @@
       <w:r>
         <w:t xml:space="preserve"> </w:t>
       </w:r>
-      <w:hyperlink ns5:id="rId195">
+      <w:hyperlink ns5:id="rId201">
         <w:r>
           <w:rPr>
             <w:rStyle w:val="Hipervnculo"/>
@@ -43433,8 +46267,8 @@
         <w:t xml:space="preserve">.</w:t>
       </w:r>
     </w:p>
-    <w:bookmarkEnd w:id="196"/>
-    <w:bookmarkStart w:id="198" w:name="ref-angelov2021"/>
+    <w:bookmarkEnd w:id="202"/>
+    <w:bookmarkStart w:id="204" w:name="ref-angelov2021"/>
     <w:p>
       <w:pPr>
         <w:pStyle w:val="Bibliography"/>
@@ -43466,7 +46300,7 @@
       <w:r>
         <w:t xml:space="preserve"> </w:t>
       </w:r>
-      <w:hyperlink ns5:id="rId197">
+      <w:hyperlink ns5:id="rId203">
         <w:r>
           <w:rPr>
             <w:rStyle w:val="Hipervnculo"/>
@@ -43478,8 +46312,8 @@
         <w:t xml:space="preserve">.</w:t>
       </w:r>
     </w:p>
-    <w:bookmarkEnd w:id="198"/>
-    <w:bookmarkStart w:id="200" w:name="ref-arrieta2019a"/>
+    <w:bookmarkEnd w:id="204"/>
+    <w:bookmarkStart w:id="206" w:name="ref-arrieta2019a"/>
     <w:p>
       <w:pPr>
         <w:pStyle w:val="Bibliography"/>
@@ -43511,7 +46345,7 @@
       <w:r>
         <w:t xml:space="preserve"> </w:t>
       </w:r>
-      <w:hyperlink ns5:id="rId199">
+      <w:hyperlink ns5:id="rId205">
         <w:r>
           <w:rPr>
             <w:rStyle w:val="Hipervnculo"/>
@@ -43523,8 +46357,8 @@
         <w:t xml:space="preserve">.</w:t>
       </w:r>
     </w:p>
-    <w:bookmarkEnd w:id="200"/>
-    <w:bookmarkStart w:id="202" w:name="ref-belle2021"/>
+    <w:bookmarkEnd w:id="206"/>
+    <w:bookmarkStart w:id="208" w:name="ref-belle2021"/>
     <w:p>
       <w:pPr>
         <w:pStyle w:val="Bibliography"/>
@@ -43556,7 +46390,7 @@
       <w:r>
         <w:t xml:space="preserve"> </w:t>
       </w:r>
-      <w:hyperlink ns5:id="rId201">
+      <w:hyperlink ns5:id="rId207">
         <w:r>
           <w:rPr>
             <w:rStyle w:val="Hipervnculo"/>
@@ -43568,8 +46402,8 @@
         <w:t xml:space="preserve">.</w:t>
       </w:r>
     </w:p>
-    <w:bookmarkEnd w:id="202"/>
-    <w:bookmarkStart w:id="204" w:name="ref-bhattacharya2024"/>
+    <w:bookmarkEnd w:id="208"/>
+    <w:bookmarkStart w:id="210" w:name="ref-bhattacharya2024"/>
     <w:p>
       <w:pPr>
         <w:pStyle w:val="Bibliography"/>
@@ -43601,7 +46435,7 @@
       <w:r>
         <w:t xml:space="preserve"> </w:t>
       </w:r>
-      <w:hyperlink ns5:id="rId203">
+      <w:hyperlink ns5:id="rId209">
         <w:r>
           <w:rPr>
             <w:rStyle w:val="Hipervnculo"/>
@@ -43613,8 +46447,8 @@
         <w:t xml:space="preserve">.</w:t>
       </w:r>
     </w:p>
-    <w:bookmarkEnd w:id="204"/>
-    <w:bookmarkStart w:id="206" w:name="ref-breiman2001"/>
+    <w:bookmarkEnd w:id="210"/>
+    <w:bookmarkStart w:id="212" w:name="ref-breiman2001"/>
     <w:p>
       <w:pPr>
         <w:pStyle w:val="Bibliography"/>
@@ -43646,7 +46480,7 @@
       <w:r>
         <w:t xml:space="preserve"> </w:t>
       </w:r>
-      <w:hyperlink ns5:id="rId205">
+      <w:hyperlink ns5:id="rId211">
         <w:r>
           <w:rPr>
             <w:rStyle w:val="Hipervnculo"/>
@@ -43658,8 +46492,8 @@
         <w:t xml:space="preserve">.</w:t>
       </w:r>
     </w:p>
-    <w:bookmarkEnd w:id="206"/>
-    <w:bookmarkStart w:id="208" w:name="ref-burger2023"/>
+    <w:bookmarkEnd w:id="212"/>
+    <w:bookmarkStart w:id="214" w:name="ref-burger2023"/>
     <w:p>
       <w:pPr>
         <w:pStyle w:val="Bibliography"/>
@@ -43691,7 +46525,7 @@
       <w:r>
         <w:t xml:space="preserve"> </w:t>
       </w:r>
-      <w:hyperlink ns5:id="rId207">
+      <w:hyperlink ns5:id="rId213">
         <w:r>
           <w:rPr>
             <w:rStyle w:val="Hipervnculo"/>
@@ -43703,8 +46537,8 @@
         <w:t xml:space="preserve">.</w:t>
       </w:r>
     </w:p>
-    <w:bookmarkEnd w:id="208"/>
-    <w:bookmarkStart w:id="210" w:name="ref-canha2025"/>
+    <w:bookmarkEnd w:id="214"/>
+    <w:bookmarkStart w:id="216" w:name="ref-canha2025"/>
     <w:p>
       <w:pPr>
         <w:pStyle w:val="Bibliography"/>
@@ -43739,7 +46573,7 @@
       <w:r>
         <w:t xml:space="preserve"> </w:t>
       </w:r>
-      <w:hyperlink ns5:id="rId209">
+      <w:hyperlink ns5:id="rId215">
         <w:r>
           <w:rPr>
             <w:rStyle w:val="Hipervnculo"/>
@@ -43751,8 +46585,8 @@
         <w:t xml:space="preserve">.</w:t>
       </w:r>
     </w:p>
-    <w:bookmarkEnd w:id="210"/>
-    <w:bookmarkStart w:id="212" w:name="ref-carvalho2019"/>
+    <w:bookmarkEnd w:id="216"/>
+    <w:bookmarkStart w:id="218" w:name="ref-carvalho2019"/>
     <w:p>
       <w:pPr>
         <w:pStyle w:val="Bibliography"/>
@@ -43787,7 +46621,7 @@
       <w:r>
         <w:t xml:space="preserve"> </w:t>
       </w:r>
-      <w:hyperlink ns5:id="rId211">
+      <w:hyperlink ns5:id="rId217">
         <w:r>
           <w:rPr>
             <w:rStyle w:val="Hipervnculo"/>
@@ -43799,8 +46633,8 @@
         <w:t xml:space="preserve">.</w:t>
       </w:r>
     </w:p>
-    <w:bookmarkEnd w:id="212"/>
-    <w:bookmarkStart w:id="214" w:name="ref-demsar2006"/>
+    <w:bookmarkEnd w:id="218"/>
+    <w:bookmarkStart w:id="220" w:name="ref-demsar2006"/>
     <w:p>
       <w:pPr>
         <w:pStyle w:val="Bibliography"/>
@@ -43835,7 +46669,7 @@
       <w:r>
         <w:t xml:space="preserve"> </w:t>
       </w:r>
-      <w:hyperlink ns5:id="rId213">
+      <w:hyperlink ns5:id="rId219">
         <w:r>
           <w:rPr>
             <w:rStyle w:val="Hipervnculo"/>
@@ -43847,8 +46681,8 @@
         <w:t xml:space="preserve">.</w:t>
       </w:r>
     </w:p>
-    <w:bookmarkEnd w:id="214"/>
-    <w:bookmarkStart w:id="216" w:name="ref-doshi-velez2017"/>
+    <w:bookmarkEnd w:id="220"/>
+    <w:bookmarkStart w:id="222" w:name="ref-doshi-velez2017"/>
     <w:p>
       <w:pPr>
         <w:pStyle w:val="Bibliography"/>
@@ -43880,7 +46714,7 @@
       <w:r>
         <w:t xml:space="preserve"> </w:t>
       </w:r>
-      <w:hyperlink ns5:id="rId215">
+      <w:hyperlink ns5:id="rId221">
         <w:r>
           <w:rPr>
             <w:rStyle w:val="Hipervnculo"/>
@@ -43892,8 +46726,61 @@
         <w:t xml:space="preserve">.</w:t>
       </w:r>
     </w:p>
-    <w:bookmarkEnd w:id="216"/>
-    <w:bookmarkStart w:id="218" w:name="ref-floridi2018"/>
+    <w:bookmarkEnd w:id="222"/>
+    <w:bookmarkStart w:id="224" w:name="ref-dua2019uci"/>
+    <w:p>
+      <w:pPr>
+        <w:pStyle w:val="Bibliography"/>
+        <w:spacing w:line="360" w:lineRule="auto"/>
+        <w:jc w:val="both"/>
+      </w:pPr>
+      <w:r>
+        <w:t xml:space="preserve">Dua, Dheeru, and Casey Graff. 2019.</w:t>
+      </w:r>
+      <w:r>
+        <w:t xml:space="preserve"> </w:t>
+      </w:r>
+      <w:r>
+        <w:rPr>
+          <w:i/>
+          <w:iCs/>
+        </w:rPr>
+        <w:t xml:space="preserve">UCI</w:t>
+      </w:r>
+      <w:r>
+        <w:rPr>
+          <w:i/>
+          <w:iCs/>
+        </w:rPr>
+        <w:t xml:space="preserve"> </w:t>
+      </w:r>
+      <w:r>
+        <w:rPr>
+          <w:i/>
+          <w:iCs/>
+        </w:rPr>
+        <w:t xml:space="preserve">Machine Learning Repository</w:t>
+      </w:r>
+      <w:r>
+        <w:t xml:space="preserve">. University of California, Irvine, School of Information and Computer Sciences.</w:t>
+      </w:r>
+      <w:r>
+        <w:t xml:space="preserve"> </w:t>
+      </w:r>
+      <w:hyperlink ns5:id="rId223">
+        <w:r>
+          <w:rPr>
+            <w:rStyle w:val="Hipervnculo"/>
+          </w:rPr>
+          <w:t xml:space="preserve">http://archive.ics.uci.edu/ml</w:t>
+        </w:r>
+      </w:hyperlink>
+      <w:r>
+        <w:t xml:space="preserve">.</w:t>
+      </w:r>
+    </w:p>
+    <w:bookmarkEnd w:id="224"/>
+    <w:bookmarkStart w:id="226" w:name="ref-floridi2018"/>
     <w:p>
       <w:pPr>
         <w:pStyle w:val="Bibliography"/>
@@ -43925,7 +46812,7 @@
       <w:r>
         <w:t xml:space="preserve"> </w:t>
       </w:r>
-      <w:hyperlink ns5:id="rId217">
+      <w:hyperlink ns5:id="rId225">
         <w:r>
           <w:rPr>
             <w:rStyle w:val="Hipervnculo"/>
@@ -43937,8 +46824,8 @@
         <w:t xml:space="preserve">.</w:t>
       </w:r>
     </w:p>
-    <w:bookmarkEnd w:id="218"/>
-    <w:bookmarkStart w:id="220" w:name="ref-friedman1937"/>
+    <w:bookmarkEnd w:id="226"/>
+    <w:bookmarkStart w:id="228" w:name="ref-friedman1937"/>
     <w:p>
       <w:pPr>
         <w:pStyle w:val="Bibliography"/>
@@ -43973,7 +46860,7 @@
       <w:r>
         <w:t xml:space="preserve"> </w:t>
       </w:r>
-      <w:hyperlink ns5:id="rId219">
+      <w:hyperlink ns5:id="rId227">
         <w:r>
           <w:rPr>
             <w:rStyle w:val="Hipervnculo"/>
@@ -43985,8 +46872,8 @@
         <w:t xml:space="preserve">.</w:t>
       </w:r>
     </w:p>
-    <w:bookmarkEnd w:id="220"/>
-    <w:bookmarkStart w:id="222" w:name="ref-gilpin2018"/>
+    <w:bookmarkEnd w:id="228"/>
+    <w:bookmarkStart w:id="230" w:name="ref-gilpin2018"/>
     <w:p>
       <w:pPr>
         <w:pStyle w:val="Bibliography"/>
@@ -44018,7 +46905,7 @@
       <w:r>
         <w:t xml:space="preserve"> </w:t>
       </w:r>
-      <w:hyperlink ns5:id="rId221">
+      <w:hyperlink ns5:id="rId229">
         <w:r>
           <w:rPr>
             <w:rStyle w:val="Hipervnculo"/>
@@ -44030,8 +46917,8 @@
         <w:t xml:space="preserve">.</w:t>
       </w:r>
     </w:p>
-    <w:bookmarkEnd w:id="222"/>
-    <w:bookmarkStart w:id="224" w:name="ref-guidotti2018"/>
+    <w:bookmarkEnd w:id="230"/>
+    <w:bookmarkStart w:id="232" w:name="ref-guidotti2018"/>
     <w:p>
       <w:pPr>
         <w:pStyle w:val="Bibliography"/>
@@ -44066,7 +46953,7 @@
       <w:r>
         <w:t xml:space="preserve"> </w:t>
       </w:r>
-      <w:hyperlink ns5:id="rId223">
+      <w:hyperlink ns5:id="rId231">
         <w:r>
           <w:rPr>
             <w:rStyle w:val="Hipervnculo"/>
@@ -44078,8 +46965,8 @@
         <w:t xml:space="preserve">.</w:t>
       </w:r>
     </w:p>
-    <w:bookmarkEnd w:id="224"/>
-    <w:bookmarkStart w:id="226" w:name="ref-hase2020"/>
+    <w:bookmarkEnd w:id="232"/>
+    <w:bookmarkStart w:id="234" w:name="ref-hase2020"/>
     <w:p>
       <w:pPr>
         <w:pStyle w:val="Bibliography"/>
@@ -44111,7 +46998,7 @@
       <w:r>
         <w:t xml:space="preserve"> </w:t>
       </w:r>
-      <w:hyperlink ns5:id="rId225">
+      <w:hyperlink ns5:id="rId233">
         <w:r>
           <w:rPr>
             <w:rStyle w:val="Hipervnculo"/>
@@ -44123,8 +47010,8 @@
         <w:t xml:space="preserve">.</w:t>
       </w:r>
     </w:p>
-    <w:bookmarkEnd w:id="226"/>
-    <w:bookmarkStart w:id="228" w:name="ref-hassija2023"/>
+    <w:bookmarkEnd w:id="234"/>
+    <w:bookmarkStart w:id="236" w:name="ref-hassija2023"/>
     <w:p>
       <w:pPr>
         <w:pStyle w:val="Bibliography"/>
@@ -44156,7 +47043,7 @@
       <w:r>
         <w:t xml:space="preserve"> </w:t>
       </w:r>
-      <w:hyperlink ns5:id="rId227">
+      <w:hyperlink ns5:id="rId235">
         <w:r>
           <w:rPr>
             <w:rStyle w:val="Hipervnculo"/>
@@ -44168,8 +47055,8 @@
         <w:t xml:space="preserve">.</w:t>
       </w:r>
     </w:p>
-    <w:bookmarkEnd w:id="228"/>
-    <w:bookmarkStart w:id="229" w:name="ref-hedstrom2023"/>
+    <w:bookmarkEnd w:id="236"/>
+    <w:bookmarkStart w:id="237" w:name="ref-hedstrom2023"/>
     <w:p>
       <w:pPr>
         <w:pStyle w:val="Bibliography"/>
@@ -44202,8 +47089,8 @@
         <w:t xml:space="preserve">24 (34): 1–11.</w:t>
       </w:r>
     </w:p>
-    <w:bookmarkEnd w:id="229"/>
-    <w:bookmarkStart w:id="231" w:name="ref-hoffman2023"/>
+    <w:bookmarkEnd w:id="237"/>
+    <w:bookmarkStart w:id="239" w:name="ref-hoffman2023"/>
     <w:p>
       <w:pPr>
         <w:pStyle w:val="Bibliography"/>
@@ -44252,7 +47139,7 @@
       <w:r>
         <w:t xml:space="preserve"> </w:t>
       </w:r>
-      <w:hyperlink ns5:id="rId230">
+      <w:hyperlink ns5:id="rId238">
         <w:r>
           <w:rPr>
             <w:rStyle w:val="Hipervnculo"/>
@@ -44264,8 +47151,8 @@
         <w:t xml:space="preserve">.</w:t>
       </w:r>
     </w:p>
-    <w:bookmarkEnd w:id="231"/>
-    <w:bookmarkStart w:id="233" w:name="ref-hutson2018"/>
+    <w:bookmarkEnd w:id="239"/>
+    <w:bookmarkStart w:id="241" w:name="ref-hutson2018"/>
     <w:p>
       <w:pPr>
         <w:pStyle w:val="Bibliography"/>
@@ -44300,7 +47187,7 @@
       <w:r>
         <w:t xml:space="preserve"> </w:t>
       </w:r>
-      <w:hyperlink ns5:id="rId232">
+      <w:hyperlink ns5:id="rId240">
         <w:r>
           <w:rPr>
             <w:rStyle w:val="Hipervnculo"/>
@@ -44312,8 +47199,8 @@
         <w:t xml:space="preserve">.</w:t>
       </w:r>
     </w:p>
-    <w:bookmarkEnd w:id="233"/>
-    <w:bookmarkStart w:id="235" w:name="ref-karimi2022"/>
+    <w:bookmarkEnd w:id="241"/>
+    <w:bookmarkStart w:id="243" w:name="ref-karimi2022"/>
     <w:p>
       <w:pPr>
         <w:pStyle w:val="Bibliography"/>
@@ -44348,7 +47235,7 @@
       <w:r>
         <w:t xml:space="preserve"> </w:t>
       </w:r>
-      <w:hyperlink ns5:id="rId234">
+      <w:hyperlink ns5:id="rId242">
         <w:r>
           <w:rPr>
             <w:rStyle w:val="Hipervnculo"/>
@@ -44360,8 +47247,8 @@
         <w:t xml:space="preserve">.</w:t>
       </w:r>
     </w:p>
-    <w:bookmarkEnd w:id="235"/>
-    <w:bookmarkStart w:id="237" w:name="ref-kaur2020"/>
+    <w:bookmarkEnd w:id="243"/>
+    <w:bookmarkStart w:id="245" w:name="ref-kaur2020"/>
     <w:p>
       <w:pPr>
         <w:pStyle w:val="Bibliography"/>
@@ -44393,7 +47280,7 @@
       <w:r>
         <w:t xml:space="preserve"> </w:t>
       </w:r>
-      <w:hyperlink ns5:id="rId236">
+      <w:hyperlink ns5:id="rId244">
         <w:r>
           <w:rPr>
             <w:rStyle w:val="Hipervnculo"/>
@@ -44405,8 +47292,8 @@
         <w:t xml:space="preserve">.</w:t>
       </w:r>
     </w:p>
-    <w:bookmarkEnd w:id="237"/>
-    <w:bookmarkStart w:id="239" w:name="ref-kohavi1996"/>
+    <w:bookmarkEnd w:id="245"/>
+    <w:bookmarkStart w:id="247" w:name="ref-kohavi1996"/>
     <w:p>
       <w:pPr>
         <w:pStyle w:val="Bibliography"/>
@@ -44432,7 +47319,7 @@
       <w:r>
         <w:t xml:space="preserve"> </w:t>
       </w:r>
-      <w:hyperlink ns5:id="rId238">
+      <w:hyperlink ns5:id="rId246">
         <w:r>
           <w:rPr>
             <w:rStyle w:val="Hipervnculo"/>
@@ -44444,8 +47331,56 @@
         <w:t xml:space="preserve">.</w:t>
       </w:r>
     </w:p>
-    <w:bookmarkEnd w:id="239"/>
-    <w:bookmarkStart w:id="241" w:name="ref-lakens2013"/>
+    <w:bookmarkEnd w:id="247"/>
+    <w:bookmarkStart w:id="249" w:name="ref-koo2016"/>
+    <w:p>
+      <w:pPr>
+        <w:pStyle w:val="Bibliography"/>
+        <w:spacing w:line="360" w:lineRule="auto"/>
+        <w:jc w:val="both"/>
+      </w:pPr>
+      <w:r>
+        <w:t xml:space="preserve">Koo, Terry K., and Mae Y. Li. 2016.</w:t>
+      </w:r>
+      <w:r>
+        <w:t xml:space="preserve"> </w:t>
+      </w:r>
+      <w:r>
+        <w:t xml:space="preserve">“A Guideline of Selecting and Reporting Intraclass Correlation Coefficients for Reliability Research.”</w:t>
+      </w:r>
+      <w:r>
+        <w:t xml:space="preserve"> </w:t>
+      </w:r>
+      <w:r>
+        <w:rPr>
+          <w:i/>
+          <w:iCs/>
+        </w:rPr>
+        <w:t xml:space="preserve">Journal of Chiropractic Medicine</w:t>
+      </w:r>
+      <w:r>
+        <w:t xml:space="preserve"> </w:t>
+      </w:r>
+      <w:r>
+        <w:t xml:space="preserve">15 (2): 155–63.</w:t>
+      </w:r>
+      <w:r>
+        <w:t xml:space="preserve"> </w:t>
+      </w:r>
+      <w:hyperlink ns5:id="rId248">
+        <w:r>
+          <w:rPr>
+            <w:rStyle w:val="Hipervnculo"/>
+          </w:rPr>
+          <w:t xml:space="preserve">https://doi.org/10.1016/j.jcm.2016.02.012</w:t>
+        </w:r>
+      </w:hyperlink>
+      <w:r>
+        <w:t xml:space="preserve">.</w:t>
+      </w:r>
+    </w:p>
+    <w:bookmarkEnd w:id="249"/>
+    <w:bookmarkStart w:id="251" w:name="ref-lakens2013"/>
     <w:p>
       <w:pPr>
         <w:pStyle w:val="Bibliography"/>
@@ -44480,7 +47415,7 @@
       <w:r>
         <w:t xml:space="preserve"> </w:t>
       </w:r>
-      <w:hyperlink ns5:id="rId240">
+      <w:hyperlink ns5:id="rId250">
         <w:r>
           <w:rPr>
             <w:rStyle w:val="Hipervnculo"/>
@@ -44492,8 +47427,8 @@
         <w:t xml:space="preserve">.</w:t>
       </w:r>
     </w:p>
-    <w:bookmarkEnd w:id="241"/>
-    <w:bookmarkStart w:id="243" w:name="ref-langer2021"/>
+    <w:bookmarkEnd w:id="251"/>
+    <w:bookmarkStart w:id="253" w:name="ref-langer2021"/>
     <w:p>
       <w:pPr>
         <w:pStyle w:val="Bibliography"/>
@@ -44528,7 +47463,7 @@
       <w:r>
         <w:t xml:space="preserve"> </w:t>
       </w:r>
-      <w:hyperlink ns5:id="rId242">
+      <w:hyperlink ns5:id="rId252">
         <w:r>
           <w:rPr>
             <w:rStyle w:val="Hipervnculo"/>
@@ -44540,8 +47475,8 @@
         <w:t xml:space="preserve">.</w:t>
       </w:r>
     </w:p>
-    <w:bookmarkEnd w:id="243"/>
-    <w:bookmarkStart w:id="245" w:name="ref-laugel2019"/>
+    <w:bookmarkEnd w:id="253"/>
+    <w:bookmarkStart w:id="255" w:name="ref-laugel2019"/>
     <w:p>
       <w:pPr>
         <w:pStyle w:val="Bibliography"/>
@@ -44573,7 +47508,7 @@
       <w:r>
         <w:t xml:space="preserve"> </w:t>
       </w:r>
-      <w:hyperlink ns5:id="rId244">
+      <w:hyperlink ns5:id="rId254">
         <w:r>
           <w:rPr>
             <w:rStyle w:val="Hipervnculo"/>
@@ -44585,8 +47520,8 @@
         <w:t xml:space="preserve">.</w:t>
       </w:r>
     </w:p>
-    <w:bookmarkEnd w:id="245"/>
-    <w:bookmarkStart w:id="247" w:name="ref-linardatos2020"/>
+    <w:bookmarkEnd w:id="255"/>
+    <w:bookmarkStart w:id="257" w:name="ref-linardatos2020"/>
     <w:p>
       <w:pPr>
         <w:pStyle w:val="Bibliography"/>
@@ -44618,7 +47553,7 @@
       <w:r>
         <w:t xml:space="preserve"> </w:t>
       </w:r>
-      <w:hyperlink ns5:id="rId246">
+      <w:hyperlink ns5:id="rId256">
         <w:r>
           <w:rPr>
             <w:rStyle w:val="Hipervnculo"/>
@@ -44630,8 +47565,8 @@
         <w:t xml:space="preserve">.</w:t>
       </w:r>
     </w:p>
-    <w:bookmarkEnd w:id="247"/>
-    <w:bookmarkStart w:id="249" w:name="ref-lipton2018"/>
+    <w:bookmarkEnd w:id="257"/>
+    <w:bookmarkStart w:id="259" w:name="ref-lipton2018"/>
     <w:p>
       <w:pPr>
         <w:pStyle w:val="Bibliography"/>
@@ -44663,7 +47598,7 @@
       <w:r>
         <w:t xml:space="preserve"> </w:t>
       </w:r>
-      <w:hyperlink ns5:id="rId248">
+      <w:hyperlink ns5:id="rId258">
         <w:r>
           <w:rPr>
             <w:rStyle w:val="Hipervnculo"/>
@@ -44675,8 +47610,8 @@
         <w:t xml:space="preserve">.</w:t>
       </w:r>
     </w:p>
-    <w:bookmarkEnd w:id="249"/>
-    <w:bookmarkStart w:id="251" w:name="ref-lundberg2017"/>
+    <w:bookmarkEnd w:id="259"/>
+    <w:bookmarkStart w:id="261" w:name="ref-lundberg2017"/>
     <w:p>
       <w:pPr>
         <w:pStyle w:val="Bibliography"/>
@@ -44708,7 +47643,7 @@
       <w:r>
         <w:t xml:space="preserve"> </w:t>
       </w:r>
-      <w:hyperlink ns5:id="rId250">
+      <w:hyperlink ns5:id="rId260">
         <w:r>
           <w:rPr>
             <w:rStyle w:val="Hipervnculo"/>
@@ -44720,8 +47655,8 @@
         <w:t xml:space="preserve">.</w:t>
       </w:r>
     </w:p>
-    <w:bookmarkEnd w:id="251"/>
-    <w:bookmarkStart w:id="253" w:name="ref-malwade2023"/>
+    <w:bookmarkEnd w:id="261"/>
+    <w:bookmarkStart w:id="263" w:name="ref-malwade2023"/>
     <w:p>
       <w:pPr>
         <w:pStyle w:val="Bibliography"/>
@@ -44753,7 +47688,7 @@
       <w:r>
         <w:t xml:space="preserve"> </w:t>
       </w:r>
-      <w:hyperlink ns5:id="rId252">
+      <w:hyperlink ns5:id="rId262">
         <w:r>
           <w:rPr>
             <w:rStyle w:val="Hipervnculo"/>
@@ -44765,8 +47700,8 @@
         <w:t xml:space="preserve">.</w:t>
       </w:r>
     </w:p>
-    <w:bookmarkEnd w:id="253"/>
-    <w:bookmarkStart w:id="255" w:name="ref-marcinkevics2023"/>
+    <w:bookmarkEnd w:id="263"/>
+    <w:bookmarkStart w:id="265" w:name="ref-marcinkevics2023"/>
     <w:p>
       <w:pPr>
         <w:pStyle w:val="Bibliography"/>
@@ -44798,7 +47733,7 @@
       <w:r>
         <w:t xml:space="preserve"> </w:t>
       </w:r>
-      <w:hyperlink ns5:id="rId254">
+      <w:hyperlink ns5:id="rId264">
         <w:r>
           <w:rPr>
             <w:rStyle w:val="Hipervnculo"/>
@@ -44810,8 +47745,8 @@
         <w:t xml:space="preserve">.</w:t>
       </w:r>
     </w:p>
-    <w:bookmarkEnd w:id="255"/>
-    <w:bookmarkStart w:id="257" w:name="ref-miller2019"/>
+    <w:bookmarkEnd w:id="265"/>
+    <w:bookmarkStart w:id="267" w:name="ref-miller2019"/>
     <w:p>
       <w:pPr>
         <w:pStyle w:val="Bibliography"/>
@@ -44846,7 +47781,7 @@
       <w:r>
         <w:t xml:space="preserve"> </w:t>
       </w:r>
-      <w:hyperlink ns5:id="rId256">
+      <w:hyperlink ns5:id="rId266">
         <w:r>
           <w:rPr>
             <w:rStyle w:val="Hipervnculo"/>
@@ -44858,8 +47793,8 @@
         <w:t xml:space="preserve">.</w:t>
       </w:r>
     </w:p>
-    <w:bookmarkEnd w:id="257"/>
-    <w:bookmarkStart w:id="259" w:name="ref-mittelstadt2019"/>
+    <w:bookmarkEnd w:id="267"/>
+    <w:bookmarkStart w:id="269" w:name="ref-mittelstadt2019"/>
     <w:p>
       <w:pPr>
         <w:pStyle w:val="Bibliography"/>
@@ -44891,7 +47826,7 @@
       <w:r>
         <w:t xml:space="preserve"> </w:t>
       </w:r>
-      <w:hyperlink ns5:id="rId258">
+      <w:hyperlink ns5:id="rId268">
         <w:r>
           <w:rPr>
             <w:rStyle w:val="Hipervnculo"/>
@@ -44903,8 +47838,8 @@
         <w:t xml:space="preserve">.</w:t>
       </w:r>
     </w:p>
-    <w:bookmarkEnd w:id="259"/>
-    <w:bookmarkStart w:id="261" w:name="ref-mohseni2021"/>
+    <w:bookmarkEnd w:id="269"/>
+    <w:bookmarkStart w:id="271" w:name="ref-mohseni2021"/>
     <w:p>
       <w:pPr>
         <w:pStyle w:val="Bibliography"/>
@@ -44939,7 +47874,7 @@
       <w:r>
         <w:t xml:space="preserve"> </w:t>
       </w:r>
-      <w:hyperlink ns5:id="rId260">
+      <w:hyperlink ns5:id="rId270">
         <w:r>
           <w:rPr>
             <w:rStyle w:val="Hipervnculo"/>
@@ -44951,8 +47886,8 @@
         <w:t xml:space="preserve">.</w:t>
       </w:r>
     </w:p>
-    <w:bookmarkEnd w:id="261"/>
-    <w:bookmarkStart w:id="263" w:name="ref-mothilal2020"/>
+    <w:bookmarkEnd w:id="271"/>
+    <w:bookmarkStart w:id="273" w:name="ref-mothilal2020"/>
     <w:p>
       <w:pPr>
         <w:pStyle w:val="Bibliography"/>
@@ -44984,7 +47919,7 @@
       <w:r>
         <w:t xml:space="preserve"> </w:t>
       </w:r>
-      <w:hyperlink ns5:id="rId262">
+      <w:hyperlink ns5:id="rId272">
         <w:r>
           <w:rPr>
             <w:rStyle w:val="Hipervnculo"/>
@@ -44996,8 +47931,8 @@
         <w:t xml:space="preserve">.</w:t>
       </w:r>
     </w:p>
-    <w:bookmarkEnd w:id="263"/>
-    <w:bookmarkStart w:id="265" w:name="ref-murdoch2019"/>
+    <w:bookmarkEnd w:id="273"/>
+    <w:bookmarkStart w:id="275" w:name="ref-murdoch2019"/>
     <w:p>
       <w:pPr>
         <w:pStyle w:val="Bibliography"/>
@@ -45029,7 +47964,7 @@
       <w:r>
         <w:t xml:space="preserve"> </w:t>
       </w:r>
-      <w:hyperlink ns5:id="rId264">
+      <w:hyperlink ns5:id="rId274">
         <w:r>
           <w:rPr>
             <w:rStyle w:val="Hipervnculo"/>
@@ -45041,8 +47976,8 @@
         <w:t xml:space="preserve">.</w:t>
       </w:r>
     </w:p>
-    <w:bookmarkEnd w:id="265"/>
-    <w:bookmarkStart w:id="267" w:name="ref-nauta2023"/>
+    <w:bookmarkEnd w:id="275"/>
+    <w:bookmarkStart w:id="277" w:name="ref-nauta2023"/>
     <w:p>
       <w:pPr>
         <w:pStyle w:val="Bibliography"/>
@@ -45077,7 +48012,7 @@
       <w:r>
         <w:t xml:space="preserve"> </w:t>
       </w:r>
-      <w:hyperlink ns5:id="rId266">
+      <w:hyperlink ns5:id="rId276">
         <w:r>
           <w:rPr>
             <w:rStyle w:val="Hipervnculo"/>
@@ -45089,8 +48024,8 @@
         <w:t xml:space="preserve">.</w:t>
       </w:r>
     </w:p>
-    <w:bookmarkEnd w:id="267"/>
-    <w:bookmarkStart w:id="269" w:name="ref-nemenyi1963"/>
+    <w:bookmarkEnd w:id="277"/>
+    <w:bookmarkStart w:id="279" w:name="ref-nemenyi1963"/>
     <w:p>
       <w:pPr>
         <w:pStyle w:val="Bibliography"/>
@@ -45115,7 +48050,7 @@
       <w:r>
         <w:t xml:space="preserve"> </w:t>
       </w:r>
-      <w:hyperlink ns5:id="rId268">
+      <w:hyperlink ns5:id="rId278">
         <w:r>
           <w:rPr>
             <w:rStyle w:val="Hipervnculo"/>
@@ -45127,8 +48062,8 @@
         <w:t xml:space="preserve">.</w:t>
       </w:r>
     </w:p>
-    <w:bookmarkEnd w:id="269"/>
-    <w:bookmarkStart w:id="270" w:name="ref-nizam2023"/>
+    <w:bookmarkEnd w:id="279"/>
+    <w:bookmarkStart w:id="280" w:name="ref-nizam2023"/>
     <w:p>
       <w:pPr>
         <w:pStyle w:val="Bibliography"/>
@@ -45158,8 +48093,8 @@
         <w:t xml:space="preserve">.</w:t>
       </w:r>
     </w:p>
-    <w:bookmarkEnd w:id="270"/>
-    <w:bookmarkStart w:id="272" w:name="ref-nussberger2022"/>
+    <w:bookmarkEnd w:id="280"/>
+    <w:bookmarkStart w:id="282" w:name="ref-nussberger2022"/>
     <w:p>
       <w:pPr>
         <w:pStyle w:val="Bibliography"/>
@@ -45191,7 +48126,7 @@
       <w:r>
         <w:t xml:space="preserve"> </w:t>
       </w:r>
-      <w:hyperlink ns5:id="rId271">
+      <w:hyperlink ns5:id="rId281">
         <w:r>
           <w:rPr>
             <w:rStyle w:val="Hipervnculo"/>
@@ -45203,8 +48138,8 @@
         <w:t xml:space="preserve">.</w:t>
       </w:r>
     </w:p>
-    <w:bookmarkEnd w:id="272"/>
-    <w:bookmarkStart w:id="274" w:name="ref-pawlicki2024"/>
+    <w:bookmarkEnd w:id="282"/>
+    <w:bookmarkStart w:id="284" w:name="ref-pawlicki2024"/>
     <w:p>
       <w:pPr>
         <w:pStyle w:val="Bibliography"/>
@@ -45239,7 +48174,7 @@
       <w:r>
         <w:t xml:space="preserve"> </w:t>
       </w:r>
-      <w:hyperlink ns5:id="rId273">
+      <w:hyperlink ns5:id="rId283">
         <w:r>
           <w:rPr>
             <w:rStyle w:val="Hipervnculo"/>
@@ -45251,8 +48186,8 @@
         <w:t xml:space="preserve">.</w:t>
       </w:r>
     </w:p>
-    <w:bookmarkEnd w:id="274"/>
-    <w:bookmarkStart w:id="276" w:name="ref-poyiadzi2020"/>
+    <w:bookmarkEnd w:id="284"/>
+    <w:bookmarkStart w:id="286" w:name="ref-poyiadzi2020"/>
     <w:p>
       <w:pPr>
         <w:pStyle w:val="Bibliography"/>
@@ -45284,7 +48219,7 @@
       <w:r>
         <w:t xml:space="preserve"> </w:t>
       </w:r>
-      <w:hyperlink ns5:id="rId275">
+      <w:hyperlink ns5:id="rId285">
         <w:r>
           <w:rPr>
             <w:rStyle w:val="Hipervnculo"/>
@@ -45296,8 +48231,8 @@
         <w:t xml:space="preserve">.</w:t>
       </w:r>
     </w:p>
-    <w:bookmarkEnd w:id="276"/>
-    <w:bookmarkStart w:id="278" w:name="ref-ribeiro2016"/>
+    <w:bookmarkEnd w:id="286"/>
+    <w:bookmarkStart w:id="288" w:name="ref-ribeiro2016"/>
     <w:p>
       <w:pPr>
         <w:pStyle w:val="Bibliography"/>
@@ -45329,7 +48264,7 @@
       <w:r>
         <w:t xml:space="preserve"> </w:t>
       </w:r>
-      <w:hyperlink ns5:id="rId277">
+      <w:hyperlink ns5:id="rId287">
         <w:r>
           <w:rPr>
             <w:rStyle w:val="Hipervnculo"/>
@@ -45341,8 +48276,8 @@
         <w:t xml:space="preserve">.</w:t>
       </w:r>
     </w:p>
-    <w:bookmarkEnd w:id="278"/>
-    <w:bookmarkStart w:id="280" w:name="ref-ribeiro2018"/>
+    <w:bookmarkEnd w:id="288"/>
+    <w:bookmarkStart w:id="290" w:name="ref-ribeiro2018"/>
     <w:p>
       <w:pPr>
         <w:pStyle w:val="Bibliography"/>
@@ -45374,7 +48309,7 @@
       <w:r>
         <w:t xml:space="preserve"> </w:t>
       </w:r>
-      <w:hyperlink ns5:id="rId279">
+      <w:hyperlink ns5:id="rId289">
         <w:r>
           <w:rPr>
             <w:rStyle w:val="Hipervnculo"/>
@@ -45386,8 +48321,8 @@
         <w:t xml:space="preserve">.</w:t>
       </w:r>
     </w:p>
-    <w:bookmarkEnd w:id="280"/>
-    <w:bookmarkStart w:id="282" w:name="ref-zhang2024"/>
+    <w:bookmarkEnd w:id="290"/>
+    <w:bookmarkStart w:id="292" w:name="ref-zhang2024"/>
     <w:p>
       <w:pPr>
         <w:pStyle w:val="Bibliography"/>
@@ -45422,7 +48357,7 @@
       <w:r>
         <w:t xml:space="preserve"> </w:t>
       </w:r>
-      <w:hyperlink ns5:id="rId281">
+      <w:hyperlink ns5:id="rId291">
         <w:r>
           <w:rPr>
             <w:rStyle w:val="Hipervnculo"/>
@@ -45434,8 +48369,8 @@
         <w:t xml:space="preserve">.</w:t>
       </w:r>
     </w:p>
-    <w:bookmarkEnd w:id="282"/>
-    <w:bookmarkStart w:id="284" w:name="ref-rudin2022"/>
+    <w:bookmarkEnd w:id="292"/>
+    <w:bookmarkStart w:id="294" w:name="ref-rudin2022"/>
     <w:p>
       <w:pPr>
         <w:pStyle w:val="Bibliography"/>
@@ -45467,7 +48402,7 @@
       <w:r>
         <w:t xml:space="preserve"> </w:t>
       </w:r>
-      <w:hyperlink ns5:id="rId283">
+      <w:hyperlink ns5:id="rId293">
         <w:r>
           <w:rPr>
             <w:rStyle w:val="Hipervnculo"/>
@@ -45479,8 +48414,8 @@
         <w:t xml:space="preserve">.</w:t>
       </w:r>
     </w:p>
-    <w:bookmarkEnd w:id="284"/>
-    <w:bookmarkStart w:id="286" w:name="ref-saarela2024"/>
+    <w:bookmarkEnd w:id="294"/>
+    <w:bookmarkStart w:id="296" w:name="ref-saarela2024"/>
     <w:p>
       <w:pPr>
         <w:pStyle w:val="Bibliography"/>
@@ -45512,7 +48447,7 @@
       <w:r>
         <w:t xml:space="preserve"> </w:t>
       </w:r>
-      <w:hyperlink ns5:id="rId285">
+      <w:hyperlink ns5:id="rId295">
         <w:r>
           <w:rPr>
             <w:rStyle w:val="Hipervnculo"/>
@@ -45524,8 +48459,8 @@
         <w:t xml:space="preserve">.</w:t>
       </w:r>
     </w:p>
-    <w:bookmarkEnd w:id="286"/>
-    <w:bookmarkStart w:id="288" w:name="ref-samek2019"/>
+    <w:bookmarkEnd w:id="296"/>
+    <w:bookmarkStart w:id="298" w:name="ref-samek2019"/>
     <w:p>
       <w:pPr>
         <w:pStyle w:val="Bibliography"/>
@@ -45557,7 +48492,7 @@
       <w:r>
         <w:t xml:space="preserve"> </w:t>
       </w:r>
-      <w:hyperlink ns5:id="rId287">
+      <w:hyperlink ns5:id="rId297">
         <w:r>
           <w:rPr>
             <w:rStyle w:val="Hipervnculo"/>
@@ -45569,8 +48504,8 @@
         <w:t xml:space="preserve">.</w:t>
       </w:r>
     </w:p>
-    <w:bookmarkEnd w:id="288"/>
-    <w:bookmarkStart w:id="290" w:name="ref-schwalbe2023"/>
+    <w:bookmarkEnd w:id="298"/>
+    <w:bookmarkStart w:id="300" w:name="ref-schwalbe2023"/>
     <w:p>
       <w:pPr>
         <w:pStyle w:val="Bibliography"/>
@@ -45602,7 +48537,7 @@
       <w:r>
         <w:t xml:space="preserve"> </w:t>
       </w:r>
-      <w:hyperlink ns5:id="rId289">
+      <w:hyperlink ns5:id="rId299">
         <w:r>
           <w:rPr>
             <w:rStyle w:val="Hipervnculo"/>
@@ -45614,8 +48549,8 @@
         <w:t xml:space="preserve">.</w:t>
       </w:r>
     </w:p>
-    <w:bookmarkEnd w:id="290"/>
-    <w:bookmarkStart w:id="292" w:name="ref-slack2020"/>
+    <w:bookmarkEnd w:id="300"/>
+    <w:bookmarkStart w:id="302" w:name="ref-slack2020"/>
     <w:p>
       <w:pPr>
         <w:pStyle w:val="Bibliography"/>
@@ -45647,7 +48582,7 @@
       <w:r>
         <w:t xml:space="preserve"> </w:t>
       </w:r>
-      <w:hyperlink ns5:id="rId291">
+      <w:hyperlink ns5:id="rId301">
         <w:r>
           <w:rPr>
             <w:rStyle w:val="Hipervnculo"/>
@@ -45659,8 +48594,8 @@
         <w:t xml:space="preserve">.</w:t>
       </w:r>
     </w:p>
-    <w:bookmarkEnd w:id="292"/>
-    <w:bookmarkStart w:id="294" w:name="ref-sokol2020"/>
+    <w:bookmarkEnd w:id="302"/>
+    <w:bookmarkStart w:id="304" w:name="ref-sokol2020"/>
     <w:p>
       <w:pPr>
         <w:pStyle w:val="Bibliography"/>
@@ -45709,7 +48644,7 @@
       <w:r>
         <w:t xml:space="preserve"> </w:t>
       </w:r>
-      <w:hyperlink ns5:id="rId293">
+      <w:hyperlink ns5:id="rId303">
         <w:r>
           <w:rPr>
             <w:rStyle w:val="Hipervnculo"/>
@@ -45721,8 +48656,8 @@
         <w:t xml:space="preserve">.</w:t>
       </w:r>
     </w:p>
-    <w:bookmarkEnd w:id="294"/>
-    <w:bookmarkStart w:id="296" w:name="ref-tjoa2020"/>
+    <w:bookmarkEnd w:id="304"/>
+    <w:bookmarkStart w:id="306" w:name="ref-tjoa2020"/>
     <w:p>
       <w:pPr>
         <w:pStyle w:val="Bibliography"/>
@@ -45757,7 +48692,7 @@
       <w:r>
         <w:t xml:space="preserve"> </w:t>
       </w:r>
-      <w:hyperlink ns5:id="rId295">
+      <w:hyperlink ns5:id="rId305">
         <w:r>
           <w:rPr>
             <w:rStyle w:val="Hipervnculo"/>
@@ -45769,8 +48704,8 @@
         <w:t xml:space="preserve">.</w:t>
       </w:r>
     </w:p>
-    <w:bookmarkEnd w:id="296"/>
-    <w:bookmarkStart w:id="298" w:name="ref-tomsett2020"/>
+    <w:bookmarkEnd w:id="306"/>
+    <w:bookmarkStart w:id="308" w:name="ref-tomsett2020"/>
     <w:p>
       <w:pPr>
         <w:pStyle w:val="Bibliography"/>
@@ -45805,7 +48740,7 @@
       <w:r>
         <w:t xml:space="preserve"> </w:t>
       </w:r>
-      <w:hyperlink ns5:id="rId297">
+      <w:hyperlink ns5:id="rId307">
         <w:r>
           <w:rPr>
             <w:rStyle w:val="Hipervnculo"/>
@@ -45817,8 +48752,8 @@
         <w:t xml:space="preserve">.</w:t>
       </w:r>
     </w:p>
-    <w:bookmarkEnd w:id="298"/>
-    <w:bookmarkStart w:id="300" w:name="ref-tripathy2024"/>
+    <w:bookmarkEnd w:id="308"/>
+    <w:bookmarkStart w:id="310" w:name="ref-tripathy2024"/>
     <w:p>
       <w:pPr>
         <w:pStyle w:val="Bibliography"/>
@@ -45850,7 +48785,7 @@
       <w:r>
         <w:t xml:space="preserve"> </w:t>
       </w:r>
-      <w:hyperlink ns5:id="rId299">
+      <w:hyperlink ns5:id="rId309">
         <w:r>
           <w:rPr>
             <w:rStyle w:val="Hipervnculo"/>
@@ -45862,8 +48797,8 @@
         <w:t xml:space="preserve">.</w:t>
       </w:r>
     </w:p>
-    <w:bookmarkEnd w:id="300"/>
-    <w:bookmarkStart w:id="302" w:name="ref-vandenbroeck2022"/>
+    <w:bookmarkEnd w:id="310"/>
+    <w:bookmarkStart w:id="312" w:name="ref-vandenbroeck2022"/>
     <w:p>
       <w:pPr>
         <w:pStyle w:val="Bibliography"/>
@@ -45898,7 +48833,7 @@
       <w:r>
         <w:t xml:space="preserve"> </w:t>
       </w:r>
-      <w:hyperlink ns5:id="rId301">
+      <w:hyperlink ns5:id="rId311">
         <w:r>
           <w:rPr>
             <w:rStyle w:val="Hipervnculo"/>
@@ -45910,8 +48845,8 @@
         <w:t xml:space="preserve">.</w:t>
       </w:r>
     </w:p>
-    <w:bookmarkEnd w:id="302"/>
-    <w:bookmarkStart w:id="304" w:name="ref-voigt2017"/>
+    <w:bookmarkEnd w:id="312"/>
+    <w:bookmarkStart w:id="314" w:name="ref-voigt2017"/>
     <w:p>
       <w:pPr>
         <w:pStyle w:val="Bibliography"/>
@@ -45937,7 +48872,7 @@
       <w:r>
         <w:t xml:space="preserve"> </w:t>
       </w:r>
-      <w:hyperlink ns5:id="rId303">
+      <w:hyperlink ns5:id="rId313">
         <w:r>
           <w:rPr>
             <w:rStyle w:val="Hipervnculo"/>
@@ -45949,8 +48884,8 @@
         <w:t xml:space="preserve">.</w:t>
       </w:r>
     </w:p>
-    <w:bookmarkEnd w:id="304"/>
-    <w:bookmarkStart w:id="306" w:name="ref-wachter2017"/>
+    <w:bookmarkEnd w:id="314"/>
+    <w:bookmarkStart w:id="316" w:name="ref-wachter2017"/>
     <w:p>
       <w:pPr>
         <w:pStyle w:val="Bibliography"/>
@@ -45982,7 +48917,7 @@
       <w:r>
         <w:t xml:space="preserve"> </w:t>
       </w:r>
-      <w:hyperlink ns5:id="rId305">
+      <w:hyperlink ns5:id="rId315">
         <w:r>
           <w:rPr>
             <w:rStyle w:val="Hipervnculo"/>
@@ -45994,8 +48929,8 @@
         <w:t xml:space="preserve">.</w:t>
       </w:r>
     </w:p>
-    <w:bookmarkEnd w:id="306"/>
-    <w:bookmarkStart w:id="308" w:name="ref-wilcoxon1945"/>
+    <w:bookmarkEnd w:id="316"/>
+    <w:bookmarkStart w:id="318" w:name="ref-wilcoxon1945"/>
     <w:p>
       <w:pPr>
         <w:pStyle w:val="Bibliography"/>
@@ -46030,7 +48965,7 @@
       <w:r>
         <w:t xml:space="preserve"> </w:t>
       </w:r>
-      <w:hyperlink ns5:id="rId307">
+      <w:hyperlink ns5:id="rId317">
         <w:r>
           <w:rPr>
             <w:rStyle w:val="Hipervnculo"/>
@@ -46042,8 +48977,8 @@
         <w:t xml:space="preserve">.</w:t>
       </w:r>
     </w:p>
-    <w:bookmarkEnd w:id="308"/>
-    <w:bookmarkStart w:id="310" w:name="ref-zheng2025"/>
+    <w:bookmarkEnd w:id="318"/>
+    <w:bookmarkStart w:id="320" w:name="ref-zheng2025"/>
     <w:p>
       <w:pPr>
         <w:pStyle w:val="Bibliography"/>
@@ -46075,7 +49010,7 @@
       <w:r>
         <w:t xml:space="preserve"> </w:t>
       </w:r>
-      <w:hyperlink ns5:id="rId309">
+      <w:hyperlink ns5:id="rId319">
         <w:r>
           <w:rPr>
             <w:rStyle w:val="Hipervnculo"/>
@@ -46087,10 +49022,10 @@
         <w:t xml:space="preserve">.</w:t>
       </w:r>
     </w:p>
-    <w:bookmarkEnd w:id="310"/>
-    <w:bookmarkEnd w:id="311"/>
-    <w:bookmarkEnd w:id="312"/>
-    <w:bookmarkStart w:id="335" w:name="apéndices"/>
+    <w:bookmarkEnd w:id="320"/>
+    <w:bookmarkEnd w:id="321"/>
+    <w:bookmarkEnd w:id="322"/>
+    <w:bookmarkStart w:id="346" w:name="apéndices"/>
     <w:p>
       <w:pPr>
         <w:pStyle w:val="Ttulo1"/>
@@ -46101,7 +49036,7 @@
         <w:t xml:space="preserve">Apéndices</w:t>
       </w:r>
     </w:p>
-    <w:bookmarkStart w:id="314" w:name="Xee799cefc3e174a13188f506c487e1fa0a452e0"/>
+    <w:bookmarkStart w:id="324" w:name="Xee799cefc3e174a13188f506c487e1fa0a452e0"/>
     <w:p>
       <w:pPr>
         <w:pStyle w:val="Ttulo2"/>
@@ -46225,7 +49160,7 @@
       <w:tr>
         <w:tc>
           <w:tcPr/>
-          <w:bookmarkStart w:id="313" w:name="tbl-appendix-dataset-schema"/>
+          <w:bookmarkStart w:id="323" w:name="tbl-appendix-dataset-schema"/>
           <w:p>
             <w:pPr>
               <w:jc w:val="both"/>
@@ -46639,7 +49574,7 @@
               </w:tc>
             </w:tr>
           </w:tbl>
-          <w:bookmarkEnd w:id="313"/>
+          <w:bookmarkEnd w:id="323"/>
           <w:p>
             <w:pPr>
               <w:spacing w:line="360" w:lineRule="auto"/>
@@ -46710,8 +49645,8 @@
         <w:t xml:space="preserve">entre explicadores.</w:t>
       </w:r>
     </w:p>
-    <w:bookmarkEnd w:id="314"/>
-    <w:bookmarkStart w:id="316" w:name="X0ebb70924a43e56d2f30bdb00fa50fa510507cd"/>
+    <w:bookmarkEnd w:id="324"/>
+    <w:bookmarkStart w:id="326" w:name="X0ebb70924a43e56d2f30bdb00fa50fa510507cd"/>
     <w:p>
       <w:pPr>
         <w:pStyle w:val="Ttulo2"/>
@@ -46784,7 +49719,7 @@
       <w:tr>
         <w:tc>
           <w:tcPr/>
-          <w:bookmarkStart w:id="315" w:name="tbl-appendix-models"/>
+          <w:bookmarkStart w:id="325" w:name="tbl-appendix-models"/>
           <w:p>
             <w:pPr>
               <w:jc w:val="both"/>
@@ -47251,7 +50186,7 @@
               </w:tc>
             </w:tr>
           </w:tbl>
-          <w:bookmarkEnd w:id="315"/>
+          <w:bookmarkEnd w:id="325"/>
           <w:p>
             <w:pPr>
               <w:spacing w:line="360" w:lineRule="auto"/>
@@ -47320,8 +50255,8 @@
         <w:t xml:space="preserve">estos artefactos.</w:t>
       </w:r>
     </w:p>
-    <w:bookmarkEnd w:id="316"/>
-    <w:bookmarkStart w:id="322" w:name="apéndice-c-configuración-de-explicadores"/>
+    <w:bookmarkEnd w:id="326"/>
+    <w:bookmarkStart w:id="333" w:name="apéndice-c-configuración-de-explicadores"/>
     <w:p>
       <w:pPr>
         <w:pStyle w:val="Ttulo2"/>
@@ -47394,7 +50329,7 @@
       <w:tr>
         <w:tc>
           <w:tcPr/>
-          <w:bookmarkStart w:id="317" w:name="tbl-appendix-explainers"/>
+          <w:bookmarkStart w:id="327" w:name="tbl-appendix-explainers"/>
           <w:p>
             <w:pPr>
               <w:jc w:val="both"/>
@@ -47926,7 +50861,7 @@
               </w:tc>
             </w:tr>
           </w:tbl>
-          <w:bookmarkEnd w:id="317"/>
+          <w:bookmarkEnd w:id="327"/>
           <w:p>
             <w:pPr>
               <w:spacing w:line="360" w:lineRule="auto"/>
@@ -47976,7 +50911,7 @@
         <w:t xml:space="preserve">.</w:t>
       </w:r>
     </w:p>
-    <w:bookmarkStart w:id="321" w:name="X19223749bd91808c35bfde79d8d5a77d7c56c01"/>
+    <w:bookmarkStart w:id="332" w:name="X19223749bd91808c35bfde79d8d5a77d7c56c01"/>
     <w:p>
       <w:pPr>
         <w:pStyle w:val="Ttulo3"/>
@@ -48173,7 +51108,7 @@
       <w:tr>
         <w:tc>
           <w:tcPr/>
-          <w:bookmarkStart w:id="318" w:name="tbl-appendix-lime-sensitivity"/>
+          <w:bookmarkStart w:id="328" w:name="tbl-appendix-lime-sensitivity"/>
           <w:p>
             <w:pPr>
               <w:jc w:val="both"/>
@@ -48532,7 +51467,7 @@
               </w:tc>
             </w:tr>
           </w:tbl>
-          <w:bookmarkEnd w:id="318"/>
+          <w:bookmarkEnd w:id="328"/>
           <w:p>
             <w:pPr>
               <w:spacing w:line="360" w:lineRule="auto"/>
@@ -48689,7 +51624,7 @@
       <w:tr>
         <w:tc>
           <w:tcPr/>
-          <w:bookmarkStart w:id="319" w:name="tbl-appendix-shap-sensitivity"/>
+          <w:bookmarkStart w:id="329" w:name="tbl-appendix-shap-sensitivity"/>
           <w:p>
             <w:pPr>
               <w:jc w:val="both"/>
@@ -48981,7 +51916,7 @@
               </w:tc>
             </w:tr>
           </w:tbl>
-          <w:bookmarkEnd w:id="319"/>
+          <w:bookmarkEnd w:id="329"/>
           <w:p>
             <w:pPr>
               <w:spacing w:line="360" w:lineRule="auto"/>
@@ -49138,7 +52073,7 @@
       <w:tr>
         <w:tc>
           <w:tcPr/>
-          <w:bookmarkStart w:id="320" w:name="tbl-appendix-anchors-sensitivity"/>
+          <w:bookmarkStart w:id="330" w:name="tbl-appendix-anchors-sensitivity"/>
           <w:p>
             <w:pPr>
               <w:jc w:val="both"/>
@@ -49417,7 +52352,7 @@
               </w:tc>
             </w:tr>
           </w:tbl>
-          <w:bookmarkEnd w:id="320"/>
+          <w:bookmarkEnd w:id="330"/>
           <w:p>
             <w:pPr>
               <w:spacing w:line="360" w:lineRule="auto"/>
@@ -49522,74 +52457,86 @@
         <w:jc w:val="both"/>
       </w:pPr>
       <w:r>
-        <w:t xml:space="preserve">En conjunto, estos análisis muestran que los resultados principales (SHAP</w:t>
-      </w:r>
-      <w:r>
-        <w:t xml:space="preserve"> </w:t>
-      </w:r>
-      <w:r>
-        <w:t xml:space="preserve">superior a LIME en fidelidad y estabilidad; inestabilidad de LIME estructural)</w:t>
-      </w:r>
-      <w:r>
-        <w:t xml:space="preserve"> </w:t>
-      </w:r>
-      <w:r>
-        <w:t xml:space="preserve">son robustos a variaciones razonables de los hiperparámetros dentro de los</w:t>
-      </w:r>
-      <w:r>
-        <w:t xml:space="preserve"> </w:t>
-      </w:r>
-      <w:r>
-        <w:t xml:space="preserve">rangos explorados. La excepción es la cobertura de Anchors, que cambia</w:t>
-      </w:r>
-      <w:r>
-        <w:t xml:space="preserve"> </w:t>
-      </w:r>
-      <w:r>
-        <w:t xml:space="preserve">significativamente con</w:t>
-      </w:r>
-      <w:r>
-        <w:t xml:space="preserve"> </w:t>
+        <w:rPr>
+          <w:b/>
+          <w:bCs/>
+        </w:rPr>
+        <w:t xml:space="preserve">LIME — sensibilidad a</w:t>
+      </w:r>
+      <w:r>
+        <w:rPr>
+          <w:b/>
+          <w:bCs/>
+        </w:rPr>
+        <w:t xml:space="preserve"> </w:t>
+      </w:r>
+      <w:r>
+        <w:rPr>
+          <w:rStyle w:val="VerbatimChar"/>
+          <w:b/>
+          <w:bCs/>
+        </w:rPr>
+        <w:t xml:space="preserve">kernel_width</w:t>
+      </w:r>
+      <w:r>
+        <w:rPr>
+          <w:b/>
+          <w:bCs/>
+        </w:rPr>
+        <w:t xml:space="preserve">.</w:t>
+      </w:r>
+      <w:r>
+        <w:t xml:space="preserve"> </w:t>
+      </w:r>
+      <w:r>
+        <w:t xml:space="preserve">Se varía el ancho del kernel exponencial (</w:t>
       </w:r>
       <ns1:oMath>
         <ns1:r>
-          <ns1:t>τ</ns1:t>
+          <ns1:rPr>
+            <ns1:sty ns1:val="p"/>
+          </ns1:rPr>
+          <ns1:t>{</ns1:t>
+        </ns1:r>
+        <ns1:r>
+          <ns1:t>0.25</ns1:t>
+        </ns1:r>
+        <ns1:r>
+          <ns1:rPr>
+            <ns1:sty ns1:val="p"/>
+          </ns1:rPr>
+          <ns1:t>,</ns1:t>
+        </ns1:r>
+        <ns1:r>
+          <ns1:t>0.75</ns1:t>
+        </ns1:r>
+        <ns1:r>
+          <ns1:rPr>
+            <ns1:sty ns1:val="p"/>
+          </ns1:rPr>
+          <ns1:t>,</ns1:t>
+        </ns1:r>
+        <ns1:r>
+          <ns1:t>3.0</ns1:t>
+        </ns1:r>
+        <ns1:r>
+          <ns1:rPr>
+            <ns1:sty ns1:val="p"/>
+          </ns1:rPr>
+          <ns1:t>,</ns1:t>
+        </ns1:r>
+        <ns1:r>
+          <ns1:t>10.0</ns1:t>
+        </ns1:r>
+        <ns1:r>
+          <ns1:rPr>
+            <ns1:sty ns1:val="p"/>
+          </ns1:rPr>
+          <ns1:t>}</ns1:t>
         </ns1:r>
       </ns1:oMath>
       <w:r>
-        <w:t xml:space="preserve"> </w:t>
-      </w:r>
-      <w:r>
-        <w:t xml:space="preserve">y debe tratarse como un parámetro de diseño</w:t>
-      </w:r>
-      <w:r>
-        <w:t xml:space="preserve"> </w:t>
-      </w:r>
-      <w:r>
-        <w:t xml:space="preserve">explícito, no como un valor predeterminado.</w:t>
-      </w:r>
-    </w:p>
-    <w:bookmarkEnd w:id="321"/>
-    <w:bookmarkEnd w:id="322"/>
-    <w:bookmarkStart w:id="330" w:name="X5f7bacac88c7eb1c452db69614af410a4173f84"/>
-    <w:p>
-      <w:pPr>
-        <w:pStyle w:val="Ttulo2"/>
-        <w:spacing w:line="360" w:lineRule="auto"/>
-        <w:jc w:val="both"/>
-      </w:pPr>
-      <w:r>
-        <w:t xml:space="preserve">Apéndice D: Salidas estadísticas y trazabilidad</w:t>
-      </w:r>
-    </w:p>
-    <w:p>
-      <w:pPr>
-        <w:pStyle w:val="FirstParagraph"/>
-        <w:spacing w:line="360" w:lineRule="auto"/>
-        <w:jc w:val="both"/>
-      </w:pPr>
-      <w:r>
-        <w:t xml:space="preserve">Las tablas inferenciales usadas en el Capítulo 4 se generan desde</w:t>
+        <w:t xml:space="preserve">) manteniendo</w:t>
       </w:r>
       <w:r>
         <w:t xml:space="preserve"> </w:t>
@@ -49598,13 +52545,13 @@
         <w:rPr>
           <w:rStyle w:val="VerbatimChar"/>
         </w:rPr>
-        <w:t xml:space="preserve">scripts/run_exp2_statistical_analysis.py</w:t>
-      </w:r>
-      <w:r>
-        <w:t xml:space="preserve"> </w:t>
-      </w:r>
-      <w:r>
-        <w:t xml:space="preserve">y se exportan a</w:t>
+        <w:t xml:space="preserve">num_samples = 1000</w:t>
+      </w:r>
+      <w:r>
+        <w:t xml:space="preserve"> </w:t>
+      </w:r>
+      <w:r>
+        <w:t xml:space="preserve">y</w:t>
       </w:r>
       <w:r>
         <w:t xml:space="preserve"> </w:t>
@@ -49613,10 +52560,42 @@
         <w:rPr>
           <w:rStyle w:val="VerbatimChar"/>
         </w:rPr>
-        <w:t xml:space="preserve">outputs/analysis/paper_a_exp2_stats/</w:t>
-      </w:r>
-      <w:r>
-        <w:t xml:space="preserve">.</w:t>
+        <w:t xml:space="preserve">num_features = 10</w:t>
+      </w:r>
+      <w:r>
+        <w:t xml:space="preserve"> </w:t>
+      </w:r>
+      <w:r>
+        <w:t xml:space="preserve">constantes. La condición de referencia (</w:t>
+      </w:r>
+      <w:r>
+        <w:rPr>
+          <w:rStyle w:val="VerbatimChar"/>
+        </w:rPr>
+        <w:t xml:space="preserve">kernel_width = 3.0</w:t>
+      </w:r>
+      <w:r>
+        <w:t xml:space="preserve">) corresponde a la configuración EXP2. Se reportan instancias válidas (al menos un peso no nulo), fidelidad y estabilidad media, y coste unitario (RF, semilla 42,</w:t>
+      </w:r>
+      <w:r>
+        <w:t xml:space="preserve"> </w:t>
+      </w:r>
+      <ns1:oMath>
+        <ns1:r>
+          <ns1:t>N</ns1:t>
+        </ns1:r>
+        <ns1:r>
+          <ns1:rPr>
+            <ns1:sty ns1:val="p"/>
+          </ns1:rPr>
+          <ns1:t>=</ns1:t>
+        </ns1:r>
+        <ns1:r>
+          <ns1:t>100</ns1:t>
+        </ns1:r>
+      </ns1:oMath>
+      <w:r>
+        <w:t xml:space="preserve">).</w:t>
       </w:r>
     </w:p>
     <w:tbl>
@@ -49632,7 +52611,7 @@
       <w:tr>
         <w:tc>
           <w:tcPr/>
-          <w:bookmarkStart w:id="323" w:name="tbl-appendix-stat-outputs"/>
+          <w:bookmarkStart w:id="331" w:name="tbl-appendix-lime-kw-sensitivity"/>
           <w:p>
             <w:pPr>
               <w:jc w:val="both"/>
@@ -49644,7 +52623,708 @@
               <w:pStyle w:val="ImageCaption"/>
             </w:pPr>
             <w:r>
-              <w:t xml:space="preserve">Table 7.11: Salidas estadísticas principales y uso en la tesis.</w:t>
+              <w:t xml:space="preserve">Table 7.11: Sensibilidad de LIME a</w:t>
+            </w:r>
+            <w:r>
+              <w:t xml:space="preserve"> </w:t>
+            </w:r>
+            <w:r>
+              <w:rPr>
+                <w:rStyle w:val="VerbatimChar"/>
+              </w:rPr>
+              <w:t xml:space="preserve">kernel_width</w:t>
+            </w:r>
+            <w:r>
+              <w:t xml:space="preserve"> </w:t>
+            </w:r>
+            <w:r>
+              <w:t xml:space="preserve">(RF, semilla 42,</w:t>
+            </w:r>
+            <w:r>
+              <w:t xml:space="preserve"> </w:t>
+            </w:r>
+            <ns1:oMath>
+              <ns1:r>
+                <ns1:t>N</ns1:t>
+              </ns1:r>
+              <ns1:r>
+                <ns1:rPr>
+                  <ns1:sty ns1:val="p"/>
+                </ns1:rPr>
+                <ns1:t>=</ns1:t>
+              </ns1:r>
+              <ns1:r>
+                <ns1:t>100</ns1:t>
+              </ns1:r>
+            </ns1:oMath>
+            <w:r>
+              <w:t xml:space="preserve">).</w:t>
+            </w:r>
+          </w:p>
+          <w:tbl>
+            <w:tblPr>
+              <w:tblStyle w:val="Table"/>
+              <w:tblW w:type="pct" w:w="5000"/>
+              <w:tblLayout w:type="fixed"/>
+              <w:tblLook w:firstRow="1" w:lastRow="0" w:firstColumn="0" w:lastColumn="0" w:noHBand="0" w:noVBand="0" w:val="0020"/>
+            </w:tblPr>
+            <w:tblGrid>
+              <w:gridCol w:w="1320"/>
+              <w:gridCol w:w="1320"/>
+              <w:gridCol w:w="1320"/>
+              <w:gridCol w:w="1320"/>
+              <w:gridCol w:w="1320"/>
+              <w:gridCol w:w="1320"/>
+            </w:tblGrid>
+            <w:tr>
+              <w:trPr>
+                <w:tblHeader w:val="on"/>
+              </w:trPr>
+              <w:tc>
+                <w:tcPr/>
+                <w:p>
+                  <w:pPr>
+                    <w:pStyle w:val="Compact"/>
+                    <w:jc w:val="both"/>
+                    <w:jc w:val="center"/>
+                    <w:spacing w:line="360" w:lineRule="auto"/>
+                  </w:pPr>
+                  <w:r>
+                    <w:rPr>
+                      <w:rStyle w:val="VerbatimChar"/>
+                    </w:rPr>
+                    <w:t xml:space="preserve">kernel_width</w:t>
+                  </w:r>
+                </w:p>
+              </w:tc>
+              <w:tc>
+                <w:tcPr/>
+                <w:p>
+                  <w:pPr>
+                    <w:pStyle w:val="Compact"/>
+                    <w:jc w:val="both"/>
+                    <w:jc w:val="center"/>
+                    <w:spacing w:line="360" w:lineRule="auto"/>
+                  </w:pPr>
+                  <w:r>
+                    <w:t xml:space="preserve">Instancias válidas</w:t>
+                  </w:r>
+                </w:p>
+              </w:tc>
+              <w:tc>
+                <w:tcPr/>
+                <w:p>
+                  <w:pPr>
+                    <w:pStyle w:val="Compact"/>
+                    <w:jc w:val="both"/>
+                    <w:jc w:val="center"/>
+                    <w:spacing w:line="360" w:lineRule="auto"/>
+                  </w:pPr>
+                  <w:r>
+                    <w:t xml:space="preserve">Fidelidad (media)</w:t>
+                  </w:r>
+                </w:p>
+              </w:tc>
+              <w:tc>
+                <w:tcPr/>
+                <w:p>
+                  <w:pPr>
+                    <w:pStyle w:val="Compact"/>
+                    <w:jc w:val="both"/>
+                    <w:jc w:val="center"/>
+                    <w:spacing w:line="360" w:lineRule="auto"/>
+                  </w:pPr>
+                  <w:r>
+                    <w:t xml:space="preserve">Estabilidad (media)</w:t>
+                  </w:r>
+                </w:p>
+              </w:tc>
+              <w:tc>
+                <w:tcPr/>
+                <w:p>
+                  <w:pPr>
+                    <w:pStyle w:val="Compact"/>
+                    <w:jc w:val="both"/>
+                    <w:jc w:val="center"/>
+                    <w:spacing w:line="360" w:lineRule="auto"/>
+                  </w:pPr>
+                  <w:r>
+                    <w:t xml:space="preserve">Coste (ms)</w:t>
+                  </w:r>
+                </w:p>
+              </w:tc>
+              <w:tc>
+                <w:tcPr/>
+                <w:p>
+                  <w:pPr>
+                    <w:pStyle w:val="Compact"/>
+                    <w:jc w:val="both"/>
+                    <w:jc w:val="center"/>
+                    <w:spacing w:line="360" w:lineRule="auto"/>
+                  </w:pPr>
+                  <w:r>
+                    <w:t xml:space="preserve">Parsimonia</w:t>
+                  </w:r>
+                </w:p>
+              </w:tc>
+            </w:tr>
+            <w:tr>
+              <w:tc>
+                <w:tcPr/>
+                <w:p>
+                  <w:pPr>
+                    <w:pStyle w:val="Compact"/>
+                    <w:jc w:val="both"/>
+                    <w:jc w:val="center"/>
+                    <w:spacing w:line="360" w:lineRule="auto"/>
+                  </w:pPr>
+                  <w:r>
+                    <w:t xml:space="preserve">0.25</w:t>
+                  </w:r>
+                </w:p>
+              </w:tc>
+              <w:tc>
+                <w:tcPr/>
+                <w:p>
+                  <w:pPr>
+                    <w:pStyle w:val="Compact"/>
+                    <w:jc w:val="both"/>
+                    <w:jc w:val="center"/>
+                    <w:spacing w:line="360" w:lineRule="auto"/>
+                  </w:pPr>
+                  <w:r>
+                    <w:t xml:space="preserve">0 / 100 (degenerado)</w:t>
+                  </w:r>
+                </w:p>
+              </w:tc>
+              <w:tc>
+                <w:tcPr/>
+                <w:p>
+                  <w:pPr>
+                    <w:pStyle w:val="Compact"/>
+                    <w:jc w:val="both"/>
+                    <w:jc w:val="center"/>
+                    <w:spacing w:line="360" w:lineRule="auto"/>
+                  </w:pPr>
+                  <w:r>
+                    <w:t xml:space="preserve">—</w:t>
+                  </w:r>
+                </w:p>
+              </w:tc>
+              <w:tc>
+                <w:tcPr/>
+                <w:p>
+                  <w:pPr>
+                    <w:pStyle w:val="Compact"/>
+                    <w:jc w:val="both"/>
+                    <w:jc w:val="center"/>
+                    <w:spacing w:line="360" w:lineRule="auto"/>
+                  </w:pPr>
+                  <w:r>
+                    <w:t xml:space="preserve">—</w:t>
+                  </w:r>
+                </w:p>
+              </w:tc>
+              <w:tc>
+                <w:tcPr/>
+                <w:p>
+                  <w:pPr>
+                    <w:pStyle w:val="Compact"/>
+                    <w:jc w:val="both"/>
+                    <w:jc w:val="center"/>
+                    <w:spacing w:line="360" w:lineRule="auto"/>
+                  </w:pPr>
+                  <w:r>
+                    <w:t xml:space="preserve">30</w:t>
+                  </w:r>
+                </w:p>
+              </w:tc>
+              <w:tc>
+                <w:tcPr/>
+                <w:p>
+                  <w:pPr>
+                    <w:pStyle w:val="Compact"/>
+                    <w:jc w:val="both"/>
+                    <w:jc w:val="center"/>
+                    <w:spacing w:line="360" w:lineRule="auto"/>
+                  </w:pPr>
+                  <w:r>
+                    <w:t xml:space="preserve">0.000</w:t>
+                  </w:r>
+                </w:p>
+              </w:tc>
+            </w:tr>
+            <w:tr>
+              <w:tc>
+                <w:tcPr/>
+                <w:p>
+                  <w:pPr>
+                    <w:pStyle w:val="Compact"/>
+                    <w:jc w:val="both"/>
+                    <w:jc w:val="center"/>
+                    <w:spacing w:line="360" w:lineRule="auto"/>
+                  </w:pPr>
+                  <w:r>
+                    <w:t xml:space="preserve">0.75</w:t>
+                  </w:r>
+                </w:p>
+              </w:tc>
+              <w:tc>
+                <w:tcPr/>
+                <w:p>
+                  <w:pPr>
+                    <w:pStyle w:val="Compact"/>
+                    <w:jc w:val="both"/>
+                    <w:jc w:val="center"/>
+                    <w:spacing w:line="360" w:lineRule="auto"/>
+                  </w:pPr>
+                  <w:r>
+                    <w:t xml:space="preserve">0 / 100 (degenerado)</w:t>
+                  </w:r>
+                </w:p>
+              </w:tc>
+              <w:tc>
+                <w:tcPr/>
+                <w:p>
+                  <w:pPr>
+                    <w:pStyle w:val="Compact"/>
+                    <w:jc w:val="both"/>
+                    <w:jc w:val="center"/>
+                    <w:spacing w:line="360" w:lineRule="auto"/>
+                  </w:pPr>
+                  <w:r>
+                    <w:t xml:space="preserve">—</w:t>
+                  </w:r>
+                </w:p>
+              </w:tc>
+              <w:tc>
+                <w:tcPr/>
+                <w:p>
+                  <w:pPr>
+                    <w:pStyle w:val="Compact"/>
+                    <w:jc w:val="both"/>
+                    <w:jc w:val="center"/>
+                    <w:spacing w:line="360" w:lineRule="auto"/>
+                  </w:pPr>
+                  <w:r>
+                    <w:t xml:space="preserve">—</w:t>
+                  </w:r>
+                </w:p>
+              </w:tc>
+              <w:tc>
+                <w:tcPr/>
+                <w:p>
+                  <w:pPr>
+                    <w:pStyle w:val="Compact"/>
+                    <w:jc w:val="both"/>
+                    <w:jc w:val="center"/>
+                    <w:spacing w:line="360" w:lineRule="auto"/>
+                  </w:pPr>
+                  <w:r>
+                    <w:t xml:space="preserve">30</w:t>
+                  </w:r>
+                </w:p>
+              </w:tc>
+              <w:tc>
+                <w:tcPr/>
+                <w:p>
+                  <w:pPr>
+                    <w:pStyle w:val="Compact"/>
+                    <w:jc w:val="both"/>
+                    <w:jc w:val="center"/>
+                    <w:spacing w:line="360" w:lineRule="auto"/>
+                  </w:pPr>
+                  <w:r>
+                    <w:t xml:space="preserve">0.000</w:t>
+                  </w:r>
+                </w:p>
+              </w:tc>
+            </w:tr>
+            <w:tr>
+              <w:tc>
+                <w:tcPr/>
+                <w:p>
+                  <w:pPr>
+                    <w:pStyle w:val="Compact"/>
+                    <w:jc w:val="both"/>
+                    <w:jc w:val="center"/>
+                    <w:spacing w:line="360" w:lineRule="auto"/>
+                  </w:pPr>
+                  <w:r>
+                    <w:t xml:space="preserve">3.0 (referencia)</w:t>
+                  </w:r>
+                </w:p>
+              </w:tc>
+              <w:tc>
+                <w:tcPr/>
+                <w:p>
+                  <w:pPr>
+                    <w:pStyle w:val="Compact"/>
+                    <w:jc w:val="both"/>
+                    <w:jc w:val="center"/>
+                    <w:spacing w:line="360" w:lineRule="auto"/>
+                  </w:pPr>
+                  <w:r>
+                    <w:t xml:space="preserve">96 / 100</w:t>
+                  </w:r>
+                </w:p>
+              </w:tc>
+              <w:tc>
+                <w:tcPr/>
+                <w:p>
+                  <w:pPr>
+                    <w:pStyle w:val="Compact"/>
+                    <w:jc w:val="both"/>
+                    <w:jc w:val="center"/>
+                    <w:spacing w:line="360" w:lineRule="auto"/>
+                  </w:pPr>
+                  <w:r>
+                    <w:t xml:space="preserve">0.518</w:t>
+                  </w:r>
+                </w:p>
+              </w:tc>
+              <w:tc>
+                <w:tcPr/>
+                <w:p>
+                  <w:pPr>
+                    <w:pStyle w:val="Compact"/>
+                    <w:jc w:val="both"/>
+                    <w:jc w:val="center"/>
+                    <w:spacing w:line="360" w:lineRule="auto"/>
+                  </w:pPr>
+                  <w:r>
+                    <w:t xml:space="preserve">0.000</w:t>
+                  </w:r>
+                </w:p>
+              </w:tc>
+              <w:tc>
+                <w:tcPr/>
+                <w:p>
+                  <w:pPr>
+                    <w:pStyle w:val="Compact"/>
+                    <w:jc w:val="both"/>
+                    <w:jc w:val="center"/>
+                    <w:spacing w:line="360" w:lineRule="auto"/>
+                  </w:pPr>
+                  <w:r>
+                    <w:t xml:space="preserve">30</w:t>
+                  </w:r>
+                </w:p>
+              </w:tc>
+              <w:tc>
+                <w:tcPr/>
+                <w:p>
+                  <w:pPr>
+                    <w:pStyle w:val="Compact"/>
+                    <w:jc w:val="both"/>
+                    <w:jc w:val="center"/>
+                    <w:spacing w:line="360" w:lineRule="auto"/>
+                  </w:pPr>
+                  <w:r>
+                    <w:t xml:space="preserve">0.087</w:t>
+                  </w:r>
+                </w:p>
+              </w:tc>
+            </w:tr>
+            <w:tr>
+              <w:tc>
+                <w:tcPr/>
+                <w:p>
+                  <w:pPr>
+                    <w:pStyle w:val="Compact"/>
+                    <w:jc w:val="both"/>
+                    <w:jc w:val="center"/>
+                    <w:spacing w:line="360" w:lineRule="auto"/>
+                  </w:pPr>
+                  <w:r>
+                    <w:t xml:space="preserve">10.0</w:t>
+                  </w:r>
+                </w:p>
+              </w:tc>
+              <w:tc>
+                <w:tcPr/>
+                <w:p>
+                  <w:pPr>
+                    <w:pStyle w:val="Compact"/>
+                    <w:jc w:val="both"/>
+                    <w:jc w:val="center"/>
+                    <w:spacing w:line="360" w:lineRule="auto"/>
+                  </w:pPr>
+                  <w:r>
+                    <w:t xml:space="preserve">100 / 100</w:t>
+                  </w:r>
+                </w:p>
+              </w:tc>
+              <w:tc>
+                <w:tcPr/>
+                <w:p>
+                  <w:pPr>
+                    <w:pStyle w:val="Compact"/>
+                    <w:jc w:val="both"/>
+                    <w:jc w:val="center"/>
+                    <w:spacing w:line="360" w:lineRule="auto"/>
+                  </w:pPr>
+                  <w:r>
+                    <w:t xml:space="preserve">0.441</w:t>
+                  </w:r>
+                </w:p>
+              </w:tc>
+              <w:tc>
+                <w:tcPr/>
+                <w:p>
+                  <w:pPr>
+                    <w:pStyle w:val="Compact"/>
+                    <w:jc w:val="both"/>
+                    <w:jc w:val="center"/>
+                    <w:spacing w:line="360" w:lineRule="auto"/>
+                  </w:pPr>
+                  <w:r>
+                    <w:t xml:space="preserve">0.664</w:t>
+                  </w:r>
+                </w:p>
+              </w:tc>
+              <w:tc>
+                <w:tcPr/>
+                <w:p>
+                  <w:pPr>
+                    <w:pStyle w:val="Compact"/>
+                    <w:jc w:val="both"/>
+                    <w:jc w:val="center"/>
+                    <w:spacing w:line="360" w:lineRule="auto"/>
+                  </w:pPr>
+                  <w:r>
+                    <w:t xml:space="preserve">32</w:t>
+                  </w:r>
+                </w:p>
+              </w:tc>
+              <w:tc>
+                <w:tcPr/>
+                <w:p>
+                  <w:pPr>
+                    <w:pStyle w:val="Compact"/>
+                    <w:jc w:val="both"/>
+                    <w:jc w:val="center"/>
+                    <w:spacing w:line="360" w:lineRule="auto"/>
+                  </w:pPr>
+                  <w:r>
+                    <w:t xml:space="preserve">0.093</w:t>
+                  </w:r>
+                </w:p>
+              </w:tc>
+            </w:tr>
+          </w:tbl>
+          <w:bookmarkEnd w:id="331"/>
+          <w:p>
+            <w:pPr>
+              <w:spacing w:line="360" w:lineRule="auto"/>
+              <w:jc w:val="both"/>
+            </w:pPr>
+          </w:p>
+        </w:tc>
+      </w:tr>
+    </w:tbl>
+    <w:p>
+      <w:pPr>
+        <w:pStyle w:val="Textoindependiente"/>
+        <w:spacing w:line="360" w:lineRule="auto"/>
+        <w:jc w:val="both"/>
+      </w:pPr>
+      <w:r>
+        <w:t xml:space="preserve">Los valores 0.25 y 0.75 son completamente degenerados en el espacio de características preprocesado de 103 dimensiones: el radio del vecindario es inferior a las distancias típicas entre instancias una vez aplicada la codificación one-hot y la estandarización, y LIME no puede ajustar ningún modelo sustituto local con señal apreciable. La referencia (</w:t>
+      </w:r>
+      <w:r>
+        <w:rPr>
+          <w:rStyle w:val="VerbatimChar"/>
+        </w:rPr>
+        <w:t xml:space="preserve">kernel_width = 3.0</w:t>
+      </w:r>
+      <w:r>
+        <w:t xml:space="preserve">) produce pesos no nulos en el 96% de las instancias y una fidelidad de 0.518, pero la estabilidad bajo perturbaciones de</w:t>
+      </w:r>
+      <w:r>
+        <w:t xml:space="preserve"> </w:t>
+      </w:r>
+      <ns1:oMath>
+        <ns1:r>
+          <ns1:t>σ</ns1:t>
+        </ns1:r>
+        <ns1:r>
+          <ns1:rPr>
+            <ns1:sty ns1:val="p"/>
+          </ns1:rPr>
+          <ns1:t>=</ns1:t>
+        </ns1:r>
+        <ns1:r>
+          <ns1:t>0.1</ns1:t>
+        </ns1:r>
+      </ns1:oMath>
+      <w:r>
+        <w:t xml:space="preserve"> </w:t>
+      </w:r>
+      <w:r>
+        <w:t xml:space="preserve">es prácticamente nula (consistente con los hallazgos de EXP2). El valor</w:t>
+      </w:r>
+      <w:r>
+        <w:t xml:space="preserve"> </w:t>
+      </w:r>
+      <w:r>
+        <w:rPr>
+          <w:rStyle w:val="VerbatimChar"/>
+        </w:rPr>
+        <w:t xml:space="preserve">kernel_width = 10.0</w:t>
+      </w:r>
+      <w:r>
+        <w:t xml:space="preserve"> </w:t>
+      </w:r>
+      <w:r>
+        <w:t xml:space="preserve">produce explicaciones válidas en el 100% de las instancias y una estabilidad de 0.664, pero a costa de menor fidelidad (0.441) porque el vecindario más amplio promedia regiones de decisión heterogéneas. Estos resultados confirman que</w:t>
+      </w:r>
+      <w:r>
+        <w:t xml:space="preserve"> </w:t>
+      </w:r>
+      <w:r>
+        <w:rPr>
+          <w:rStyle w:val="VerbatimChar"/>
+        </w:rPr>
+        <w:t xml:space="preserve">kernel_width = 3.0</w:t>
+      </w:r>
+      <w:r>
+        <w:t xml:space="preserve"> </w:t>
+      </w:r>
+      <w:r>
+        <w:t xml:space="preserve">es el valor mínimo viable en este espacio de características y que la inestabilidad de LIME no es un artefacto de este parámetro sino una propiedad estructural del método en datos tabulares de alta dimensión.</w:t>
+      </w:r>
+    </w:p>
+    <w:p>
+      <w:pPr>
+        <w:pStyle w:val="Textoindependiente"/>
+        <w:spacing w:line="360" w:lineRule="auto"/>
+        <w:jc w:val="both"/>
+      </w:pPr>
+      <w:r>
+        <w:t xml:space="preserve">En conjunto, estos análisis muestran que los resultados principales (SHAP</w:t>
+      </w:r>
+      <w:r>
+        <w:t xml:space="preserve"> </w:t>
+      </w:r>
+      <w:r>
+        <w:t xml:space="preserve">superior a LIME en fidelidad y estabilidad; inestabilidad de LIME estructural)</w:t>
+      </w:r>
+      <w:r>
+        <w:t xml:space="preserve"> </w:t>
+      </w:r>
+      <w:r>
+        <w:t xml:space="preserve">son robustos a variaciones razonables de los hiperparámetros dentro de los</w:t>
+      </w:r>
+      <w:r>
+        <w:t xml:space="preserve"> </w:t>
+      </w:r>
+      <w:r>
+        <w:t xml:space="preserve">rangos explorados. La excepción es la cobertura de Anchors, que cambia</w:t>
+      </w:r>
+      <w:r>
+        <w:t xml:space="preserve"> </w:t>
+      </w:r>
+      <w:r>
+        <w:t xml:space="preserve">significativamente con</w:t>
+      </w:r>
+      <w:r>
+        <w:t xml:space="preserve"> </w:t>
+      </w:r>
+      <ns1:oMath>
+        <ns1:r>
+          <ns1:t>τ</ns1:t>
+        </ns1:r>
+      </ns1:oMath>
+      <w:r>
+        <w:t xml:space="preserve"> </w:t>
+      </w:r>
+      <w:r>
+        <w:t xml:space="preserve">y debe tratarse como un parámetro de diseño</w:t>
+      </w:r>
+      <w:r>
+        <w:t xml:space="preserve"> </w:t>
+      </w:r>
+      <w:r>
+        <w:t xml:space="preserve">explícito, no como un valor predeterminado.</w:t>
+      </w:r>
+    </w:p>
+    <w:bookmarkEnd w:id="332"/>
+    <w:bookmarkEnd w:id="333"/>
+    <w:bookmarkStart w:id="341" w:name="X5f7bacac88c7eb1c452db69614af410a4173f84"/>
+    <w:p>
+      <w:pPr>
+        <w:pStyle w:val="Ttulo2"/>
+        <w:spacing w:line="360" w:lineRule="auto"/>
+        <w:jc w:val="both"/>
+      </w:pPr>
+      <w:r>
+        <w:t xml:space="preserve">Apéndice D: Salidas estadísticas y trazabilidad</w:t>
+      </w:r>
+    </w:p>
+    <w:p>
+      <w:pPr>
+        <w:pStyle w:val="FirstParagraph"/>
+        <w:spacing w:line="360" w:lineRule="auto"/>
+        <w:jc w:val="both"/>
+      </w:pPr>
+      <w:r>
+        <w:t xml:space="preserve">Las tablas inferenciales usadas en el Capítulo 4 se generan desde</w:t>
+      </w:r>
+      <w:r>
+        <w:t xml:space="preserve"> </w:t>
+      </w:r>
+      <w:r>
+        <w:rPr>
+          <w:rStyle w:val="VerbatimChar"/>
+        </w:rPr>
+        <w:t xml:space="preserve">scripts/run_exp2_statistical_analysis.py</w:t>
+      </w:r>
+      <w:r>
+        <w:t xml:space="preserve"> </w:t>
+      </w:r>
+      <w:r>
+        <w:t xml:space="preserve">y se exportan a</w:t>
+      </w:r>
+      <w:r>
+        <w:t xml:space="preserve"> </w:t>
+      </w:r>
+      <w:r>
+        <w:rPr>
+          <w:rStyle w:val="VerbatimChar"/>
+        </w:rPr>
+        <w:t xml:space="preserve">outputs/analysis/paper_a_exp2_stats/</w:t>
+      </w:r>
+      <w:r>
+        <w:t xml:space="preserve">.</w:t>
+      </w:r>
+    </w:p>
+    <w:tbl>
+      <w:tblPr>
+        <w:tblStyle w:val="Table"/>
+        <w:tblW w:type="pct" w:w="5000"/>
+        <w:tblLayout w:type="fixed"/>
+        <w:tblLook w:firstRow="0" w:lastRow="0" w:firstColumn="0" w:lastColumn="0" w:noHBand="0" w:noVBand="0" w:val="0000"/>
+      </w:tblPr>
+      <w:tblGrid>
+        <w:gridCol w:w="7920"/>
+      </w:tblGrid>
+      <w:tr>
+        <w:tc>
+          <w:tcPr/>
+          <w:bookmarkStart w:id="334" w:name="tbl-appendix-stat-outputs"/>
+          <w:p>
+            <w:pPr>
+              <w:jc w:val="both"/>
+              <w:spacing w:line="360" w:lineRule="auto"/>
+            </w:pPr>
+            <w:pPr>
+              <w:jc w:val="left"/>
+              <w:spacing w:before="200"/>
+              <w:pStyle w:val="ImageCaption"/>
+            </w:pPr>
+            <w:r>
+              <w:t xml:space="preserve">Table 7.12: Salidas estadísticas principales y uso en la tesis.</w:t>
             </w:r>
           </w:p>
           <w:tbl>
@@ -50099,7 +53779,7 @@
               </w:tc>
             </w:tr>
           </w:tbl>
-          <w:bookmarkEnd w:id="323"/>
+          <w:bookmarkEnd w:id="334"/>
           <w:p>
             <w:pPr>
               <w:spacing w:line="360" w:lineRule="auto"/>
@@ -50125,7 +53805,7 @@
         <w:t xml:space="preserve">inferenciales para garantizar la auto-suficiencia documental de la tesis.</w:t>
       </w:r>
     </w:p>
-    <w:bookmarkStart w:id="325" w:name="Xe3909ed8b3f47a476ee07b1fbdd59a863fdc536"/>
+    <w:bookmarkStart w:id="336" w:name="Xe3909ed8b3f47a476ee07b1fbdd59a863fdc536"/>
     <w:p>
       <w:pPr>
         <w:pStyle w:val="Ttulo3"/>
@@ -50149,7 +53829,7 @@
       <w:tr>
         <w:tc>
           <w:tcPr/>
-          <w:bookmarkStart w:id="324" w:name="tbl-appendix-friedman-full"/>
+          <w:bookmarkStart w:id="335" w:name="tbl-appendix-friedman-full"/>
           <w:p>
             <w:pPr>
               <w:jc w:val="both"/>
@@ -50161,7 +53841,7 @@
               <w:pStyle w:val="ImageCaption"/>
             </w:pPr>
             <w:r>
-              <w:t xml:space="preserve">Table 7.12: Resultados completos de la prueba de Friedman por métrica (</w:t>
+              <w:t xml:space="preserve">Table 7.13: Resultados completos de la prueba de Friedman por métrica (</w:t>
             </w:r>
             <ns1:oMath>
               <ns1:r>
@@ -50886,7 +54566,7 @@
               </w:tc>
             </w:tr>
           </w:tbl>
-          <w:bookmarkEnd w:id="324"/>
+          <w:bookmarkEnd w:id="335"/>
           <w:p>
             <w:pPr>
               <w:spacing w:line="360" w:lineRule="auto"/>
@@ -51010,8 +54690,8 @@
         <w:t xml:space="preserve">permanecen significativas tras la corrección.</w:t>
       </w:r>
     </w:p>
-    <w:bookmarkEnd w:id="325"/>
-    <w:bookmarkStart w:id="327" w:name="Xf81def15ac0599a341fc59b4e423bbf643d253b"/>
+    <w:bookmarkEnd w:id="336"/>
+    <w:bookmarkStart w:id="338" w:name="Xf81def15ac0599a341fc59b4e423bbf643d253b"/>
     <w:p>
       <w:pPr>
         <w:pStyle w:val="Ttulo3"/>
@@ -51134,7 +54814,7 @@
       <w:tr>
         <w:tc>
           <w:tcPr/>
-          <w:bookmarkStart w:id="326" w:name="tbl-appendix-nemenyi-full"/>
+          <w:bookmarkStart w:id="337" w:name="tbl-appendix-nemenyi-full"/>
           <w:p>
             <w:pPr>
               <w:jc w:val="both"/>
@@ -51146,7 +54826,7 @@
               <w:pStyle w:val="ImageCaption"/>
             </w:pPr>
             <w:r>
-              <w:t xml:space="preserve">Table 7.13: Comparaciones post-hoc de Nemenyi con diferencias en rangos medios para fidelidad y estabilidad. La diferencia crítica</w:t>
+              <w:t xml:space="preserve">Table 7.14: Comparaciones post-hoc de Nemenyi con diferencias en rangos medios para fidelidad y estabilidad. La diferencia crítica</w:t>
             </w:r>
             <w:r>
               <w:t xml:space="preserve"> </w:t>
@@ -52118,7 +55798,7 @@
               </w:tc>
             </w:tr>
           </w:tbl>
-          <w:bookmarkEnd w:id="326"/>
+          <w:bookmarkEnd w:id="337"/>
           <w:p>
             <w:pPr>
               <w:spacing w:line="360" w:lineRule="auto"/>
@@ -52128,8 +55808,8 @@
         </w:tc>
       </w:tr>
     </w:tbl>
-    <w:bookmarkEnd w:id="327"/>
-    <w:bookmarkStart w:id="329" w:name="Xf2da686c9e12c39a6d10c106f98f0eb5f2d8684"/>
+    <w:bookmarkEnd w:id="338"/>
+    <w:bookmarkStart w:id="340" w:name="Xf2da686c9e12c39a6d10c106f98f0eb5f2d8684"/>
     <w:p>
       <w:pPr>
         <w:pStyle w:val="Ttulo3"/>
@@ -52236,7 +55916,7 @@
       <w:tr>
         <w:tc>
           <w:tcPr/>
-          <w:bookmarkStart w:id="328" w:name="tbl-appendix-wilcoxon-full"/>
+          <w:bookmarkStart w:id="339" w:name="tbl-appendix-wilcoxon-full"/>
           <w:p>
             <w:pPr>
               <w:jc w:val="both"/>
@@ -52248,7 +55928,7 @@
               <w:pStyle w:val="ImageCaption"/>
             </w:pPr>
             <w:r>
-              <w:t xml:space="preserve">Table 7.14: Resultados completos del análisis pareado Wilcoxon SHAP-LIME con corrección Holm-Bonferroni (</w:t>
+              <w:t xml:space="preserve">Table 7.15: Resultados completos del análisis pareado Wilcoxon SHAP-LIME con corrección Holm-Bonferroni (</w:t>
             </w:r>
             <ns1:oMath>
               <ns1:r>
@@ -53824,7 +57504,7 @@
               </w:tc>
             </w:tr>
           </w:tbl>
-          <w:bookmarkEnd w:id="328"/>
+          <w:bookmarkEnd w:id="339"/>
           <w:p>
             <w:pPr>
               <w:spacing w:line="360" w:lineRule="auto"/>
@@ -54181,9 +57861,9 @@
         <w:t xml:space="preserve">.</w:t>
       </w:r>
     </w:p>
-    <w:bookmarkEnd w:id="329"/>
-    <w:bookmarkEnd w:id="330"/>
-    <w:bookmarkStart w:id="332" w:name="X04860b57595e5decb99c93517a1220202cc7fb5"/>
+    <w:bookmarkEnd w:id="340"/>
+    <w:bookmarkEnd w:id="341"/>
+    <w:bookmarkStart w:id="343" w:name="X04860b57595e5decb99c93517a1220202cc7fb5"/>
     <w:p>
       <w:pPr>
         <w:pStyle w:val="Ttulo2"/>
@@ -54247,7 +57927,7 @@
       <w:tr>
         <w:tc>
           <w:tcPr/>
-          <w:bookmarkStart w:id="331" w:name="tbl-appendix-environment"/>
+          <w:bookmarkStart w:id="342" w:name="tbl-appendix-environment"/>
           <w:p>
             <w:pPr>
               <w:jc w:val="both"/>
@@ -54259,7 +57939,7 @@
               <w:pStyle w:val="ImageCaption"/>
             </w:pPr>
             <w:r>
-              <w:t xml:space="preserve">Table 7.15: Archivos de entorno y reproducción.</w:t>
+              <w:t xml:space="preserve">Table 7.16: Archivos de entorno y reproducción.</w:t>
             </w:r>
           </w:p>
           <w:tbl>
@@ -54438,7 +58118,7 @@
               </w:tc>
             </w:tr>
           </w:tbl>
-          <w:bookmarkEnd w:id="331"/>
+          <w:bookmarkEnd w:id="342"/>
           <w:p>
             <w:pPr>
               <w:spacing w:line="360" w:lineRule="auto"/>
@@ -54463,7 +58143,7 @@
         <w:pStyle w:val="Compact"/>
         <w:numPr>
           <w:ilvl w:val="0"/>
-          <w:numId w:val="1017"/>
+          <w:numId w:val="1018"/>
         </w:numPr>
         <w:spacing w:line="360" w:lineRule="auto"/>
         <w:jc w:val="both"/>
@@ -54489,7 +58169,7 @@
         <w:pStyle w:val="Compact"/>
         <w:numPr>
           <w:ilvl w:val="0"/>
-          <w:numId w:val="1017"/>
+          <w:numId w:val="1018"/>
         </w:numPr>
         <w:spacing w:line="360" w:lineRule="auto"/>
         <w:jc w:val="both"/>
@@ -54515,7 +58195,7 @@
         <w:pStyle w:val="Compact"/>
         <w:numPr>
           <w:ilvl w:val="0"/>
-          <w:numId w:val="1017"/>
+          <w:numId w:val="1018"/>
         </w:numPr>
         <w:spacing w:line="360" w:lineRule="auto"/>
         <w:jc w:val="both"/>
@@ -54556,7 +58236,7 @@
         <w:pStyle w:val="Compact"/>
         <w:numPr>
           <w:ilvl w:val="0"/>
-          <w:numId w:val="1017"/>
+          <w:numId w:val="1018"/>
         </w:numPr>
         <w:spacing w:line="360" w:lineRule="auto"/>
         <w:jc w:val="both"/>
@@ -54582,7 +58262,7 @@
         <w:pStyle w:val="Compact"/>
         <w:numPr>
           <w:ilvl w:val="0"/>
-          <w:numId w:val="1017"/>
+          <w:numId w:val="1018"/>
         </w:numPr>
         <w:spacing w:line="360" w:lineRule="auto"/>
         <w:jc w:val="both"/>
@@ -54618,8 +58298,8 @@
         <w:t xml:space="preserve">.</w:t>
       </w:r>
     </w:p>
-    <w:bookmarkEnd w:id="332"/>
-    <w:bookmarkStart w:id="334" w:name="apéndice-f-evaluación-semántica-con-llms"/>
+    <w:bookmarkEnd w:id="343"/>
+    <w:bookmarkStart w:id="345" w:name="X6203a5fbf2bdeeaed3e02c144db2e542f2870ed"/>
     <w:p>
       <w:pPr>
         <w:pStyle w:val="Ttulo2"/>
@@ -54627,7 +58307,7 @@
         <w:jc w:val="both"/>
       </w:pPr>
       <w:r>
-        <w:t xml:space="preserve">Apéndice F: Evaluación semántica con LLMs</w:t>
+        <w:t xml:space="preserve">Apéndice F: Artefactos del Estudio EXP4 (fiabilidad de jueces LLM)</w:t>
       </w:r>
     </w:p>
     <w:p>
@@ -54637,76 +58317,48 @@
         <w:jc w:val="both"/>
       </w:pPr>
       <w:r>
-        <w:t xml:space="preserve">El repositorio contiene una línea exploratoria de evaluación semántica con LLMs:</w:t>
-      </w:r>
-      <w:r>
-        <w:t xml:space="preserve"> </w:t>
-      </w:r>
-      <w:r>
-        <w:t xml:space="preserve">plantillas en</w:t>
-      </w:r>
-      <w:r>
-        <w:t xml:space="preserve"> </w:t>
-      </w:r>
-      <w:r>
-        <w:rPr>
-          <w:rStyle w:val="VerbatimChar"/>
-        </w:rPr>
-        <w:t xml:space="preserve">src/prompts/templates/</w:t>
-      </w:r>
-      <w:r>
-        <w:t xml:space="preserve">, cliente en</w:t>
-      </w:r>
-      <w:r>
-        <w:t xml:space="preserve"> </w:t>
-      </w:r>
-      <w:r>
-        <w:rPr>
-          <w:rStyle w:val="VerbatimChar"/>
-        </w:rPr>
-        <w:t xml:space="preserve">src/llm/client.py</w:t>
-      </w:r>
-      <w:r>
-        <w:t xml:space="preserve"> </w:t>
-      </w:r>
-      <w:r>
-        <w:t xml:space="preserve">y salidas</w:t>
-      </w:r>
-      <w:r>
-        <w:t xml:space="preserve"> </w:t>
-      </w:r>
-      <w:r>
-        <w:t xml:space="preserve">en</w:t>
-      </w:r>
-      <w:r>
-        <w:t xml:space="preserve"> </w:t>
-      </w:r>
-      <w:r>
-        <w:rPr>
-          <w:rStyle w:val="VerbatimChar"/>
-        </w:rPr>
-        <w:t xml:space="preserve">outputs/analysis/exp4_llm_evaluation/</w:t>
-      </w:r>
-      <w:r>
-        <w:t xml:space="preserve">. Esta línea no forma parte de las</w:t>
-      </w:r>
-      <w:r>
-        <w:t xml:space="preserve"> </w:t>
-      </w:r>
-      <w:r>
-        <w:t xml:space="preserve">hipótesis confirmativas H1-H3 ni de la proposición P1. Por tanto, se conserva</w:t>
-      </w:r>
-      <w:r>
-        <w:t xml:space="preserve"> </w:t>
-      </w:r>
-      <w:r>
-        <w:t xml:space="preserve">como material exploratorio y trabajo futuro, no como evidencia principal de la</w:t>
-      </w:r>
-      <w:r>
-        <w:t xml:space="preserve"> </w:t>
-      </w:r>
-      <w:r>
-        <w:t xml:space="preserve">tesis.</w:t>
+        <w:t xml:space="preserve">EXP4 (diseñado en §sec-exp4-diseno, Capítulo 3; resultados en</w:t>
+      </w:r>
+      <w:r>
+        <w:t xml:space="preserve"> </w:t>
+      </w:r>
+      <w:r>
+        <w:t xml:space="preserve">§sec-exp4-fiabilidad, Capítulo 5) cuantifica la fiabilidad inter-juez de</w:t>
+      </w:r>
+      <w:r>
+        <w:t xml:space="preserve"> </w:t>
+      </w:r>
+      <w:r>
+        <w:t xml:space="preserve">evaluadores LLM sobre siete dimensiones semánticas. Los artefactos del estudio</w:t>
+      </w:r>
+      <w:r>
+        <w:t xml:space="preserve"> </w:t>
+      </w:r>
+      <w:r>
+        <w:t xml:space="preserve">se encuentran en las rutas siguientes y sostienen la Tabla</w:t>
+      </w:r>
+      <w:r>
+        <w:t xml:space="preserve"> </w:t>
+      </w:r>
+      <w:hyperlink w:anchor="tbl-exp4-icc">
+        <w:r>
+          <w:rPr>
+            <w:rStyle w:val="Hipervnculo"/>
+          </w:rPr>
+          <w:t xml:space="preserve">Table 6.3</w:t>
+        </w:r>
+      </w:hyperlink>
+      <w:r>
+        <w:t xml:space="preserve"> </w:t>
+      </w:r>
+      <w:r>
+        <w:t xml:space="preserve">del</w:t>
+      </w:r>
+      <w:r>
+        <w:t xml:space="preserve"> </w:t>
+      </w:r>
+      <w:r>
+        <w:t xml:space="preserve">Capítulo 5.</w:t>
       </w:r>
     </w:p>
     <w:tbl>
@@ -54722,7 +58374,7 @@
       <w:tr>
         <w:tc>
           <w:tcPr/>
-          <w:bookmarkStart w:id="333" w:name="tbl-appendix-llm"/>
+          <w:bookmarkStart w:id="344" w:name="tbl-appendix-llm"/>
           <w:p>
             <w:pPr>
               <w:jc w:val="both"/>
@@ -54734,7 +58386,7 @@
               <w:pStyle w:val="ImageCaption"/>
             </w:pPr>
             <w:r>
-              <w:t xml:space="preserve">Table 7.16: Artefactos de evaluación LLM y estado dentro de la tesis.</w:t>
+              <w:t xml:space="preserve">Table 7.17: Artefactos de EXP4 y trazabilidad a la tesis.</w:t>
             </w:r>
           </w:p>
           <w:tbl>
@@ -54791,7 +58443,7 @@
                     <w:spacing w:line="360" w:lineRule="auto"/>
                   </w:pPr>
                   <w:r>
-                    <w:t xml:space="preserve">Estado en la tesis</w:t>
+                    <w:t xml:space="preserve">Uso en la tesis</w:t>
                   </w:r>
                 </w:p>
               </w:tc>
@@ -54824,21 +58476,21 @@
                     <w:spacing w:line="360" w:lineRule="auto"/>
                   </w:pPr>
                   <w:r>
-                    <w:t xml:space="preserve">Plantilla de evaluación de explicaciones</w:t>
-                  </w:r>
-                </w:p>
-              </w:tc>
-              <w:tc>
-                <w:tcPr/>
-                <w:p>
-                  <w:pPr>
-                    <w:pStyle w:val="Compact"/>
-                    <w:jc w:val="both"/>
-                    <w:jc w:val="center"/>
-                    <w:spacing w:line="360" w:lineRule="auto"/>
-                  </w:pPr>
-                  <w:r>
-                    <w:t xml:space="preserve">Exploratorio</w:t>
+                    <w:t xml:space="preserve">Plantilla de evaluación de explicaciones (rúbrica de 7 dimensiones)</w:t>
+                  </w:r>
+                </w:p>
+              </w:tc>
+              <w:tc>
+                <w:tcPr/>
+                <w:p>
+                  <w:pPr>
+                    <w:pStyle w:val="Compact"/>
+                    <w:jc w:val="both"/>
+                    <w:jc w:val="center"/>
+                    <w:spacing w:line="360" w:lineRule="auto"/>
+                  </w:pPr>
+                  <w:r>
+                    <w:t xml:space="preserve">Instrumento de medición EXP4</w:t>
                   </w:r>
                 </w:p>
               </w:tc>
@@ -54871,21 +58523,21 @@
                     <w:spacing w:line="360" w:lineRule="auto"/>
                   </w:pPr>
                   <w:r>
-                    <w:t xml:space="preserve">Instrucciones del juez LLM</w:t>
-                  </w:r>
-                </w:p>
-              </w:tc>
-              <w:tc>
-                <w:tcPr/>
-                <w:p>
-                  <w:pPr>
-                    <w:pStyle w:val="Compact"/>
-                    <w:jc w:val="both"/>
-                    <w:jc w:val="center"/>
-                    <w:spacing w:line="360" w:lineRule="auto"/>
-                  </w:pPr>
-                  <w:r>
-                    <w:t xml:space="preserve">Exploratorio</w:t>
+                    <w:t xml:space="preserve">Instrucciones del sistema entregadas al juez LLM</w:t>
+                  </w:r>
+                </w:p>
+              </w:tc>
+              <w:tc>
+                <w:tcPr/>
+                <w:p>
+                  <w:pPr>
+                    <w:pStyle w:val="Compact"/>
+                    <w:jc w:val="both"/>
+                    <w:jc w:val="center"/>
+                    <w:spacing w:line="360" w:lineRule="auto"/>
+                  </w:pPr>
+                  <w:r>
+                    <w:t xml:space="preserve">Instrumento de medición EXP4</w:t>
                   </w:r>
                 </w:p>
               </w:tc>
@@ -54918,21 +58570,38 @@
                     <w:spacing w:line="360" w:lineRule="auto"/>
                   </w:pPr>
                   <w:r>
-                    <w:t xml:space="preserve">Resumen comparativo entre jueces</w:t>
-                  </w:r>
-                </w:p>
-              </w:tc>
-              <w:tc>
-                <w:tcPr/>
-                <w:p>
-                  <w:pPr>
-                    <w:pStyle w:val="Compact"/>
-                    <w:jc w:val="both"/>
-                    <w:jc w:val="center"/>
-                    <w:spacing w:line="360" w:lineRule="auto"/>
-                  </w:pPr>
-                  <w:r>
-                    <w:t xml:space="preserve">No confirmativo</w:t>
+                    <w:t xml:space="preserve">Resumen comparativo de puntuaciones por juez y dimensión</w:t>
+                  </w:r>
+                </w:p>
+              </w:tc>
+              <w:tc>
+                <w:tcPr/>
+                <w:p>
+                  <w:pPr>
+                    <w:pStyle w:val="Compact"/>
+                    <w:jc w:val="both"/>
+                    <w:jc w:val="center"/>
+                    <w:spacing w:line="360" w:lineRule="auto"/>
+                  </w:pPr>
+                  <w:r>
+                    <w:t xml:space="preserve">Tabla</w:t>
+                  </w:r>
+                  <w:r>
+                    <w:t xml:space="preserve"> </w:t>
+                  </w:r>
+                  <w:hyperlink w:anchor="tbl-exp4-icc">
+                    <w:r>
+                      <w:rPr>
+                        <w:rStyle w:val="Hipervnculo"/>
+                      </w:rPr>
+                      <w:t xml:space="preserve">Table 6.3</w:t>
+                    </w:r>
+                  </w:hyperlink>
+                  <w:r>
+                    <w:t xml:space="preserve"> </w:t>
+                  </w:r>
+                  <w:r>
+                    <w:t xml:space="preserve">(fuente)</w:t>
                   </w:r>
                 </w:p>
               </w:tc>
@@ -54964,22 +58633,47 @@
                     <w:jc w:val="center"/>
                     <w:spacing w:line="360" w:lineRule="auto"/>
                   </w:pPr>
-                  <w:r>
-                    <w:t xml:space="preserve">Acuerdo entre jueces</w:t>
-                  </w:r>
-                </w:p>
-              </w:tc>
-              <w:tc>
-                <w:tcPr/>
-                <w:p>
-                  <w:pPr>
-                    <w:pStyle w:val="Compact"/>
-                    <w:jc w:val="both"/>
-                    <w:jc w:val="center"/>
-                    <w:spacing w:line="360" w:lineRule="auto"/>
-                  </w:pPr>
-                  <w:r>
-                    <w:t xml:space="preserve">No confirmativo</w:t>
+                  <ns1:oMath>
+                    <ns1:r>
+                      <ns1:t>α</ns1:t>
+                    </ns1:r>
+                  </ns1:oMath>
+                  <w:r>
+                    <w:t xml:space="preserve"> </w:t>
+                  </w:r>
+                  <w:r>
+                    <w:t xml:space="preserve">de Krippendorff por dimensión</w:t>
+                  </w:r>
+                </w:p>
+              </w:tc>
+              <w:tc>
+                <w:tcPr/>
+                <w:p>
+                  <w:pPr>
+                    <w:pStyle w:val="Compact"/>
+                    <w:jc w:val="both"/>
+                    <w:jc w:val="center"/>
+                    <w:spacing w:line="360" w:lineRule="auto"/>
+                  </w:pPr>
+                  <w:r>
+                    <w:t xml:space="preserve">Tabla</w:t>
+                  </w:r>
+                  <w:r>
+                    <w:t xml:space="preserve"> </w:t>
+                  </w:r>
+                  <w:hyperlink w:anchor="tbl-exp4-icc">
+                    <w:r>
+                      <w:rPr>
+                        <w:rStyle w:val="Hipervnculo"/>
+                      </w:rPr>
+                      <w:t xml:space="preserve">Table 6.3</w:t>
+                    </w:r>
+                  </w:hyperlink>
+                  <w:r>
+                    <w:t xml:space="preserve"> </w:t>
+                  </w:r>
+                  <w:r>
+                    <w:t xml:space="preserve">(fuente)</w:t>
                   </w:r>
                 </w:p>
               </w:tc>
@@ -55012,27 +58706,44 @@
                     <w:spacing w:line="360" w:lineRule="auto"/>
                   </w:pPr>
                   <w:r>
-                    <w:t xml:space="preserve">Confiabilidad tipo ICC</w:t>
-                  </w:r>
-                </w:p>
-              </w:tc>
-              <w:tc>
-                <w:tcPr/>
-                <w:p>
-                  <w:pPr>
-                    <w:pStyle w:val="Compact"/>
-                    <w:jc w:val="both"/>
-                    <w:jc w:val="center"/>
-                    <w:spacing w:line="360" w:lineRule="auto"/>
-                  </w:pPr>
-                  <w:r>
-                    <w:t xml:space="preserve">No confirmativo</w:t>
+                    <w:t xml:space="preserve">ICC(2,1) por dimensión</w:t>
+                  </w:r>
+                </w:p>
+              </w:tc>
+              <w:tc>
+                <w:tcPr/>
+                <w:p>
+                  <w:pPr>
+                    <w:pStyle w:val="Compact"/>
+                    <w:jc w:val="both"/>
+                    <w:jc w:val="center"/>
+                    <w:spacing w:line="360" w:lineRule="auto"/>
+                  </w:pPr>
+                  <w:r>
+                    <w:t xml:space="preserve">Tabla</w:t>
+                  </w:r>
+                  <w:r>
+                    <w:t xml:space="preserve"> </w:t>
+                  </w:r>
+                  <w:hyperlink w:anchor="tbl-exp4-icc">
+                    <w:r>
+                      <w:rPr>
+                        <w:rStyle w:val="Hipervnculo"/>
+                      </w:rPr>
+                      <w:t xml:space="preserve">Table 6.3</w:t>
+                    </w:r>
+                  </w:hyperlink>
+                  <w:r>
+                    <w:t xml:space="preserve"> </w:t>
+                  </w:r>
+                  <w:r>
+                    <w:t xml:space="preserve">(fuente)</w:t>
                   </w:r>
                 </w:p>
               </w:tc>
             </w:tr>
           </w:tbl>
-          <w:bookmarkEnd w:id="333"/>
+          <w:bookmarkEnd w:id="344"/>
           <w:p>
             <w:pPr>
               <w:spacing w:line="360" w:lineRule="auto"/>
@@ -55049,29 +58760,55 @@
         <w:jc w:val="both"/>
       </w:pPr>
       <w:r>
-        <w:t xml:space="preserve">Esta delimitación evita mezclar dos contribuciones con estándares de validación</w:t>
-      </w:r>
-      <w:r>
-        <w:t xml:space="preserve"> </w:t>
-      </w:r>
-      <w:r>
-        <w:t xml:space="preserve">distintos. Una integración plena de evaluación LLM requeriría un protocolo</w:t>
-      </w:r>
-      <w:r>
-        <w:t xml:space="preserve"> </w:t>
-      </w:r>
-      <w:r>
-        <w:t xml:space="preserve">propio de selección de modelos, prompts, acuerdo humano-LLM, análisis de</w:t>
-      </w:r>
-      <w:r>
-        <w:t xml:space="preserve"> </w:t>
-      </w:r>
-      <w:r>
-        <w:t xml:space="preserve">fiabilidad y amenazas de validez.</w:t>
-      </w:r>
-    </w:p>
-    <w:bookmarkEnd w:id="334"/>
-    <w:bookmarkEnd w:id="335"/>
+        <w:t xml:space="preserve">EXP4 no aporta evidencia confirmativa sobre las hipótesis H1–H3 ni modifica P1;</w:t>
+      </w:r>
+      <w:r>
+        <w:t xml:space="preserve"> </w:t>
+      </w:r>
+      <w:r>
+        <w:t xml:space="preserve">su resultado (P2: jueces LLM no alcanzan ICC</w:t>
+      </w:r>
+      <w:r>
+        <w:t xml:space="preserve"> </w:t>
+      </w:r>
+      <ns1:oMath>
+        <ns1:r>
+          <ns1:rPr>
+            <ns1:sty ns1:val="p"/>
+          </ns1:rPr>
+          <ns1:t>≥</ns1:t>
+        </ns1:r>
+        <ns1:r>
+          <ns1:t>0.75</ns1:t>
+        </ns1:r>
+      </ns1:oMath>
+      <w:r>
+        <w:t xml:space="preserve"> </w:t>
+      </w:r>
+      <w:r>
+        <w:t xml:space="preserve">bajo las rúbricas</w:t>
+      </w:r>
+      <w:r>
+        <w:t xml:space="preserve"> </w:t>
+      </w:r>
+      <w:r>
+        <w:t xml:space="preserve">actuales) es un resultado negativo que delimita el alcance de la evaluación</w:t>
+      </w:r>
+      <w:r>
+        <w:t xml:space="preserve"> </w:t>
+      </w:r>
+      <w:r>
+        <w:t xml:space="preserve">semántica automática en XAI y establece los requisitos de formalización para</w:t>
+      </w:r>
+      <w:r>
+        <w:t xml:space="preserve"> </w:t>
+      </w:r>
+      <w:r>
+        <w:t xml:space="preserve">investigación futura (véase §sec-exp4-fiabilidad y §sec-futuro).</w:t>
+      </w:r>
+    </w:p>
+    <w:bookmarkEnd w:id="345"/>
+    <w:bookmarkEnd w:id="346"/>
     <w:sectPr>
       <w:headerReference ns5:id="rId9" w:type="even"/>
       <w:headerReference ns5:id="rId10" w:type="default"/>
@@ -60407,6 +64144,9 @@
     <w:abstractNumId w:val="991"/>
   </w:num>
   <w:num w:numId="1017">
+    <w:abstractNumId w:val="991"/>
+  </w:num>
+  <w:num w:numId="1018">
     <w:abstractNumId w:val="99411"/>
     <w:lvlOverride w:ilvl="0">
       <w:startOverride w:val="1"/>
